--- a/docs/论文/毕业论文.docx
+++ b/docs/论文/毕业论文.docx
@@ -68,8 +68,19 @@
           <w:bCs/>
           <w:sz w:val="44"/>
           <w:szCs w:val="44"/>
-        </w:rPr>
-        <w:t>（20</w:t>
+          <w:lang w:eastAsia="zh-CN"/>
+        </w:rPr>
+        <w:t>（</w:t>
+      </w:r>
+      <w:r>
+        <w:rPr>
+          <w:rFonts w:hint="eastAsia" w:ascii="宋体" w:hAnsi="宋体"/>
+          <w:b/>
+          <w:bCs/>
+          <w:sz w:val="44"/>
+          <w:szCs w:val="44"/>
+        </w:rPr>
+        <w:t>20</w:t>
       </w:r>
       <w:r>
         <w:rPr>
@@ -95,7 +106,7 @@
     </w:p>
     <w:tbl>
       <w:tblPr>
-        <w:tblStyle w:val="4"/>
+        <w:tblStyle w:val="5"/>
         <w:tblW w:w="0" w:type="auto"/>
         <w:jc w:val="center"/>
         <w:tblLayout w:type="fixed"/>
@@ -887,44 +898,416 @@
     </w:p>
     <w:p>
       <w:pPr>
+        <w:pStyle w:val="4"/>
         <w:keepNext w:val="0"/>
         <w:keepLines w:val="0"/>
-        <w:pageBreakBefore w:val="0"/>
-        <w:widowControl w:val="0"/>
-        <w:kinsoku/>
-        <w:wordWrap/>
-        <w:overflowPunct/>
-        <w:topLinePunct w:val="0"/>
-        <w:autoSpaceDE/>
-        <w:autoSpaceDN/>
-        <w:bidi w:val="0"/>
-        <w:adjustRightInd/>
-        <w:snapToGrid/>
-        <w:spacing w:line="400" w:lineRule="exact"/>
+        <w:widowControl/>
+        <w:suppressLineNumbers w:val="0"/>
+        <w:spacing w:before="0" w:beforeAutospacing="0" w:after="120" w:afterAutospacing="0" w:line="360" w:lineRule="auto"/>
+        <w:ind w:left="0" w:leftChars="0" w:right="0" w:firstLine="480" w:firstLineChars="200"/>
         <w:jc w:val="both"/>
-        <w:textAlignment w:val="auto"/>
-        <w:rPr>
-          <w:rFonts w:hint="default"/>
-          <w:b w:val="0"/>
-          <w:bCs w:val="0"/>
+        <w:rPr>
+          <w:rFonts w:ascii="Segoe UI Emoji" w:hAnsi="Segoe UI Emoji" w:eastAsia="宋体" w:cs="Segoe UI Emoji"/>
+          <w:b w:val="0"/>
+          <w:i w:val="0"/>
+          <w:iCs w:val="0"/>
+          <w:caps w:val="0"/>
+          <w:strike w:val="0"/>
+          <w:color w:val="auto"/>
+          <w:spacing w:val="0"/>
           <w:sz w:val="24"/>
-          <w:szCs w:val="24"/>
-          <w:lang w:val="en-US" w:eastAsia="zh-CN"/>
+          <w:szCs w:val="15"/>
+          <w:u w:val="none"/>
         </w:rPr>
       </w:pPr>
       <w:r>
         <w:rPr>
-          <w:rFonts w:hint="eastAsia"/>
-          <w:b w:val="0"/>
-          <w:bCs w:val="0"/>
+          <w:rFonts w:hint="default" w:ascii="Segoe UI Emoji" w:hAnsi="Segoe UI Emoji" w:eastAsia="宋体" w:cs="Segoe UI Emoji"/>
+          <w:b w:val="0"/>
+          <w:i w:val="0"/>
+          <w:iCs w:val="0"/>
+          <w:caps w:val="0"/>
+          <w:strike w:val="0"/>
+          <w:color w:val="auto"/>
+          <w:spacing w:val="0"/>
           <w:sz w:val="24"/>
-          <w:szCs w:val="24"/>
-          <w:lang w:val="en-US" w:eastAsia="zh-CN"/>
-        </w:rPr>
-        <w:t>本毕业设计</w:t>
+          <w:szCs w:val="15"/>
+          <w:u w:val="none"/>
+        </w:rPr>
+        <w:t>本毕业设计主要设计并实现一个基于SpringBoot和Vue的个人健康管理系统。这个系统帮助用户管理个人健康数据。系统主要包含五个功能模块。</w:t>
+      </w:r>
+    </w:p>
+    <w:p>
+      <w:pPr>
+        <w:keepNext w:val="0"/>
+        <w:keepLines w:val="0"/>
+        <w:widowControl/>
+        <w:suppressLineNumbers w:val="0"/>
+        <w:spacing w:before="0" w:beforeAutospacing="0" w:after="120" w:afterAutospacing="0" w:line="360" w:lineRule="auto"/>
+        <w:ind w:left="0" w:leftChars="0" w:right="0" w:rightChars="0" w:firstLine="480" w:firstLineChars="200"/>
+        <w:jc w:val="both"/>
+        <w:rPr>
+          <w:rFonts w:hint="default" w:ascii="Segoe UI Emoji" w:hAnsi="Segoe UI Emoji" w:eastAsia="Segoe UI Emoji" w:cs="Segoe UI Emoji"/>
+          <w:b w:val="0"/>
+          <w:i w:val="0"/>
+          <w:iCs w:val="0"/>
+          <w:caps w:val="0"/>
+          <w:strike w:val="0"/>
+          <w:color w:val="4C4F69"/>
+          <w:spacing w:val="0"/>
+          <w:kern w:val="0"/>
+          <w:sz w:val="24"/>
+          <w:szCs w:val="15"/>
+          <w:u w:val="none"/>
+          <w:lang w:val="en-US" w:eastAsia="zh-CN" w:bidi="ar"/>
+        </w:rPr>
+      </w:pPr>
+      <w:r>
+        <w:rPr>
+          <w:rFonts w:hint="default" w:ascii="Segoe UI Emoji" w:hAnsi="Segoe UI Emoji" w:eastAsia="Segoe UI Emoji" w:cs="Segoe UI Emoji"/>
+          <w:b w:val="0"/>
+          <w:i w:val="0"/>
+          <w:iCs w:val="0"/>
+          <w:caps w:val="0"/>
+          <w:strike w:val="0"/>
+          <w:color w:val="4C4F69"/>
+          <w:spacing w:val="0"/>
+          <w:kern w:val="0"/>
+          <w:sz w:val="24"/>
+          <w:szCs w:val="15"/>
+          <w:u w:val="none"/>
+          <w:lang w:val="en-US" w:eastAsia="zh-CN" w:bidi="ar"/>
+        </w:rPr>
+        <w:t>用户模块提供注册和登录功能。用户可以修改个人信息。系统使用JWT进行用户认证。</w:t>
+      </w:r>
+    </w:p>
+    <w:p>
+      <w:pPr>
+        <w:keepNext w:val="0"/>
+        <w:keepLines w:val="0"/>
+        <w:widowControl/>
+        <w:suppressLineNumbers w:val="0"/>
+        <w:spacing w:before="0" w:beforeAutospacing="0" w:after="120" w:afterAutospacing="0" w:line="360" w:lineRule="auto"/>
+        <w:ind w:left="0" w:leftChars="0" w:right="0" w:rightChars="0" w:firstLine="480" w:firstLineChars="200"/>
+        <w:jc w:val="both"/>
+        <w:rPr>
+          <w:rFonts w:hint="default" w:ascii="Segoe UI Emoji" w:hAnsi="Segoe UI Emoji" w:eastAsia="Segoe UI Emoji" w:cs="Segoe UI Emoji"/>
+          <w:b w:val="0"/>
+          <w:i w:val="0"/>
+          <w:iCs w:val="0"/>
+          <w:caps w:val="0"/>
+          <w:strike w:val="0"/>
+          <w:color w:val="4C4F69"/>
+          <w:spacing w:val="0"/>
+          <w:kern w:val="0"/>
+          <w:sz w:val="24"/>
+          <w:szCs w:val="15"/>
+          <w:u w:val="none"/>
+          <w:lang w:val="en-US" w:eastAsia="zh-CN" w:bidi="ar"/>
+        </w:rPr>
+      </w:pPr>
+      <w:r>
+        <w:rPr>
+          <w:rFonts w:hint="default" w:ascii="Segoe UI Emoji" w:hAnsi="Segoe UI Emoji" w:eastAsia="Segoe UI Emoji" w:cs="Segoe UI Emoji"/>
+          <w:b w:val="0"/>
+          <w:i w:val="0"/>
+          <w:iCs w:val="0"/>
+          <w:caps w:val="0"/>
+          <w:strike w:val="0"/>
+          <w:color w:val="4C4F69"/>
+          <w:spacing w:val="0"/>
+          <w:kern w:val="0"/>
+          <w:sz w:val="24"/>
+          <w:szCs w:val="15"/>
+          <w:u w:val="none"/>
+          <w:lang w:val="en-US" w:eastAsia="zh-CN" w:bidi="ar"/>
+        </w:rPr>
+        <w:t>健康档案模块帮助用户记录</w:t>
       </w:r>
       <w:bookmarkStart w:id="0" w:name="_GoBack"/>
       <w:bookmarkEnd w:id="0"/>
+      <w:r>
+        <w:rPr>
+          <w:rFonts w:hint="default" w:ascii="Segoe UI Emoji" w:hAnsi="Segoe UI Emoji" w:eastAsia="Segoe UI Emoji" w:cs="Segoe UI Emoji"/>
+          <w:b w:val="0"/>
+          <w:i w:val="0"/>
+          <w:iCs w:val="0"/>
+          <w:caps w:val="0"/>
+          <w:strike w:val="0"/>
+          <w:color w:val="4C4F69"/>
+          <w:spacing w:val="0"/>
+          <w:kern w:val="0"/>
+          <w:sz w:val="24"/>
+          <w:szCs w:val="15"/>
+          <w:u w:val="none"/>
+          <w:lang w:val="en-US" w:eastAsia="zh-CN" w:bidi="ar"/>
+        </w:rPr>
+        <w:t>健康数据。用户可以记录血压、血糖和心率等数据。系统使用ECharts将数据以图表形式展示。用户可以查看健康趋势。</w:t>
+      </w:r>
+    </w:p>
+    <w:p>
+      <w:pPr>
+        <w:keepNext w:val="0"/>
+        <w:keepLines w:val="0"/>
+        <w:widowControl/>
+        <w:suppressLineNumbers w:val="0"/>
+        <w:spacing w:before="0" w:beforeAutospacing="0" w:after="120" w:afterAutospacing="0" w:line="360" w:lineRule="auto"/>
+        <w:ind w:left="0" w:leftChars="0" w:right="0" w:rightChars="0" w:firstLine="480" w:firstLineChars="200"/>
+        <w:jc w:val="both"/>
+        <w:rPr>
+          <w:rFonts w:hint="default" w:ascii="Segoe UI Emoji" w:hAnsi="Segoe UI Emoji" w:eastAsia="Segoe UI Emoji" w:cs="Segoe UI Emoji"/>
+          <w:b w:val="0"/>
+          <w:i w:val="0"/>
+          <w:iCs w:val="0"/>
+          <w:caps w:val="0"/>
+          <w:strike w:val="0"/>
+          <w:color w:val="4C4F69"/>
+          <w:spacing w:val="0"/>
+          <w:kern w:val="0"/>
+          <w:sz w:val="24"/>
+          <w:szCs w:val="15"/>
+          <w:u w:val="none"/>
+          <w:lang w:val="en-US" w:eastAsia="zh-CN" w:bidi="ar"/>
+        </w:rPr>
+      </w:pPr>
+      <w:r>
+        <w:rPr>
+          <w:rFonts w:hint="default" w:ascii="Segoe UI Emoji" w:hAnsi="Segoe UI Emoji" w:eastAsia="Segoe UI Emoji" w:cs="Segoe UI Emoji"/>
+          <w:b w:val="0"/>
+          <w:i w:val="0"/>
+          <w:iCs w:val="0"/>
+          <w:caps w:val="0"/>
+          <w:strike w:val="0"/>
+          <w:color w:val="4C4F69"/>
+          <w:spacing w:val="0"/>
+          <w:kern w:val="0"/>
+          <w:sz w:val="24"/>
+          <w:szCs w:val="15"/>
+          <w:u w:val="none"/>
+          <w:lang w:val="en-US" w:eastAsia="zh-CN" w:bidi="ar"/>
+        </w:rPr>
+        <w:t>饮食管理模块提供饮食记录功能。用户记录每天吃什么。系统使用协同过滤算法推荐食谱。系统根据用户历史记录给出个性化建议。</w:t>
+      </w:r>
+    </w:p>
+    <w:p>
+      <w:pPr>
+        <w:keepNext w:val="0"/>
+        <w:keepLines w:val="0"/>
+        <w:widowControl/>
+        <w:suppressLineNumbers w:val="0"/>
+        <w:spacing w:before="0" w:beforeAutospacing="0" w:after="120" w:afterAutospacing="0" w:line="360" w:lineRule="auto"/>
+        <w:ind w:left="0" w:leftChars="0" w:right="0" w:rightChars="0" w:firstLine="480" w:firstLineChars="200"/>
+        <w:jc w:val="both"/>
+        <w:rPr>
+          <w:rFonts w:hint="default" w:ascii="Segoe UI Emoji" w:hAnsi="Segoe UI Emoji" w:eastAsia="Segoe UI Emoji" w:cs="Segoe UI Emoji"/>
+          <w:b w:val="0"/>
+          <w:i w:val="0"/>
+          <w:iCs w:val="0"/>
+          <w:caps w:val="0"/>
+          <w:strike w:val="0"/>
+          <w:color w:val="4C4F69"/>
+          <w:spacing w:val="0"/>
+          <w:kern w:val="0"/>
+          <w:sz w:val="24"/>
+          <w:szCs w:val="15"/>
+          <w:u w:val="none"/>
+          <w:lang w:val="en-US" w:eastAsia="zh-CN" w:bidi="ar"/>
+        </w:rPr>
+      </w:pPr>
+      <w:r>
+        <w:rPr>
+          <w:rFonts w:hint="default" w:ascii="Segoe UI Emoji" w:hAnsi="Segoe UI Emoji" w:eastAsia="Segoe UI Emoji" w:cs="Segoe UI Emoji"/>
+          <w:b w:val="0"/>
+          <w:i w:val="0"/>
+          <w:iCs w:val="0"/>
+          <w:caps w:val="0"/>
+          <w:strike w:val="0"/>
+          <w:color w:val="4C4F69"/>
+          <w:spacing w:val="0"/>
+          <w:kern w:val="0"/>
+          <w:sz w:val="24"/>
+          <w:szCs w:val="15"/>
+          <w:u w:val="none"/>
+          <w:lang w:val="en-US" w:eastAsia="zh-CN" w:bidi="ar"/>
+        </w:rPr>
+        <w:t>资讯系统模块提供健康资讯。用户可以浏览健康文章。用户可以发表评论。</w:t>
+      </w:r>
+    </w:p>
+    <w:p>
+      <w:pPr>
+        <w:keepNext w:val="0"/>
+        <w:keepLines w:val="0"/>
+        <w:widowControl/>
+        <w:suppressLineNumbers w:val="0"/>
+        <w:spacing w:before="0" w:beforeAutospacing="0" w:after="120" w:afterAutospacing="0" w:line="360" w:lineRule="auto"/>
+        <w:ind w:left="0" w:leftChars="0" w:right="0" w:rightChars="0" w:firstLine="480" w:firstLineChars="200"/>
+        <w:jc w:val="both"/>
+        <w:rPr>
+          <w:rFonts w:hint="default" w:ascii="Segoe UI Emoji" w:hAnsi="Segoe UI Emoji" w:eastAsia="Segoe UI Emoji" w:cs="Segoe UI Emoji"/>
+          <w:b w:val="0"/>
+          <w:i w:val="0"/>
+          <w:iCs w:val="0"/>
+          <w:caps w:val="0"/>
+          <w:strike w:val="0"/>
+          <w:color w:val="4C4F69"/>
+          <w:spacing w:val="0"/>
+          <w:kern w:val="0"/>
+          <w:sz w:val="24"/>
+          <w:szCs w:val="15"/>
+          <w:u w:val="none"/>
+          <w:lang w:val="en-US" w:eastAsia="zh-CN" w:bidi="ar"/>
+        </w:rPr>
+      </w:pPr>
+      <w:r>
+        <w:rPr>
+          <w:rFonts w:hint="default" w:ascii="Segoe UI Emoji" w:hAnsi="Segoe UI Emoji" w:eastAsia="Segoe UI Emoji" w:cs="Segoe UI Emoji"/>
+          <w:b w:val="0"/>
+          <w:i w:val="0"/>
+          <w:iCs w:val="0"/>
+          <w:caps w:val="0"/>
+          <w:strike w:val="0"/>
+          <w:color w:val="4C4F69"/>
+          <w:spacing w:val="0"/>
+          <w:kern w:val="0"/>
+          <w:sz w:val="24"/>
+          <w:szCs w:val="15"/>
+          <w:u w:val="none"/>
+          <w:lang w:val="en-US" w:eastAsia="zh-CN" w:bidi="ar"/>
+        </w:rPr>
+        <w:t>管理后台模块提供管理功能。管理员可以管理用户。管理员可以审核内容。</w:t>
+      </w:r>
+    </w:p>
+    <w:p>
+      <w:pPr>
+        <w:keepNext w:val="0"/>
+        <w:keepLines w:val="0"/>
+        <w:widowControl/>
+        <w:suppressLineNumbers w:val="0"/>
+        <w:spacing w:before="0" w:beforeAutospacing="0" w:after="120" w:afterAutospacing="0" w:line="360" w:lineRule="auto"/>
+        <w:ind w:left="0" w:leftChars="0" w:right="0" w:rightChars="0" w:firstLine="480" w:firstLineChars="200"/>
+        <w:jc w:val="both"/>
+        <w:rPr>
+          <w:rFonts w:hint="default" w:ascii="Segoe UI Emoji" w:hAnsi="Segoe UI Emoji" w:eastAsia="Segoe UI Emoji" w:cs="Segoe UI Emoji"/>
+          <w:b w:val="0"/>
+          <w:i w:val="0"/>
+          <w:iCs w:val="0"/>
+          <w:caps w:val="0"/>
+          <w:strike w:val="0"/>
+          <w:color w:val="4C4F69"/>
+          <w:spacing w:val="0"/>
+          <w:kern w:val="0"/>
+          <w:sz w:val="24"/>
+          <w:szCs w:val="15"/>
+          <w:u w:val="none"/>
+          <w:lang w:val="en-US" w:eastAsia="zh-CN" w:bidi="ar"/>
+        </w:rPr>
+      </w:pPr>
+      <w:r>
+        <w:rPr>
+          <w:rFonts w:hint="default" w:ascii="Segoe UI Emoji" w:hAnsi="Segoe UI Emoji" w:eastAsia="Segoe UI Emoji" w:cs="Segoe UI Emoji"/>
+          <w:b w:val="0"/>
+          <w:i w:val="0"/>
+          <w:iCs w:val="0"/>
+          <w:caps w:val="0"/>
+          <w:strike w:val="0"/>
+          <w:color w:val="4C4F69"/>
+          <w:spacing w:val="0"/>
+          <w:kern w:val="0"/>
+          <w:sz w:val="24"/>
+          <w:szCs w:val="15"/>
+          <w:u w:val="none"/>
+          <w:lang w:val="en-US" w:eastAsia="zh-CN" w:bidi="ar"/>
+        </w:rPr>
+        <w:t>系统采用前后端分离架构。后端使用SpringBoot框架。前端使用Vue.js框架。数据库使用MySQL。</w:t>
+      </w:r>
+    </w:p>
+    <w:p>
+      <w:pPr>
+        <w:keepNext w:val="0"/>
+        <w:keepLines w:val="0"/>
+        <w:widowControl/>
+        <w:suppressLineNumbers w:val="0"/>
+        <w:spacing w:before="0" w:beforeAutospacing="0" w:after="120" w:afterAutospacing="0" w:line="360" w:lineRule="auto"/>
+        <w:ind w:left="0" w:leftChars="0" w:right="0" w:rightChars="0" w:firstLine="480" w:firstLineChars="200"/>
+        <w:jc w:val="both"/>
+        <w:rPr>
+          <w:rFonts w:hint="default" w:ascii="Segoe UI Emoji" w:hAnsi="Segoe UI Emoji" w:eastAsia="Segoe UI Emoji" w:cs="Segoe UI Emoji"/>
+          <w:b w:val="0"/>
+          <w:i w:val="0"/>
+          <w:iCs w:val="0"/>
+          <w:caps w:val="0"/>
+          <w:strike w:val="0"/>
+          <w:color w:val="4C4F69"/>
+          <w:spacing w:val="0"/>
+          <w:kern w:val="0"/>
+          <w:sz w:val="24"/>
+          <w:szCs w:val="15"/>
+          <w:u w:val="none"/>
+          <w:lang w:val="en-US" w:eastAsia="zh-CN" w:bidi="ar"/>
+        </w:rPr>
+      </w:pPr>
+      <w:r>
+        <w:rPr>
+          <w:rFonts w:hint="default" w:ascii="Segoe UI Emoji" w:hAnsi="Segoe UI Emoji" w:eastAsia="Segoe UI Emoji" w:cs="Segoe UI Emoji"/>
+          <w:b w:val="0"/>
+          <w:i w:val="0"/>
+          <w:iCs w:val="0"/>
+          <w:caps w:val="0"/>
+          <w:strike w:val="0"/>
+          <w:color w:val="4C4F69"/>
+          <w:spacing w:val="0"/>
+          <w:kern w:val="0"/>
+          <w:sz w:val="24"/>
+          <w:szCs w:val="15"/>
+          <w:u w:val="none"/>
+          <w:lang w:val="en-US" w:eastAsia="zh-CN" w:bidi="ar"/>
+        </w:rPr>
+        <w:t>系统实现了预期的功能。用户可以方便地管理健康数据。系统提供数据可视化功能。系统提供个性化推荐服务。</w:t>
+      </w:r>
+    </w:p>
+    <w:p>
+      <w:pPr>
+        <w:keepNext w:val="0"/>
+        <w:keepLines w:val="0"/>
+        <w:widowControl/>
+        <w:suppressLineNumbers w:val="0"/>
+        <w:spacing w:before="0" w:beforeAutospacing="0" w:after="120" w:afterAutospacing="0" w:line="360" w:lineRule="auto"/>
+        <w:ind w:left="0" w:leftChars="0" w:right="0" w:rightChars="0" w:firstLine="480" w:firstLineChars="200"/>
+        <w:jc w:val="both"/>
+        <w:rPr>
+          <w:rFonts w:hint="default" w:ascii="Segoe UI Emoji" w:hAnsi="Segoe UI Emoji" w:eastAsia="Segoe UI Emoji" w:cs="Segoe UI Emoji"/>
+          <w:b w:val="0"/>
+          <w:i w:val="0"/>
+          <w:iCs w:val="0"/>
+          <w:caps w:val="0"/>
+          <w:strike w:val="0"/>
+          <w:color w:val="4C4F69"/>
+          <w:spacing w:val="0"/>
+          <w:kern w:val="0"/>
+          <w:sz w:val="24"/>
+          <w:szCs w:val="15"/>
+          <w:u w:val="none"/>
+          <w:lang w:val="en-US" w:eastAsia="zh-CN" w:bidi="ar"/>
+        </w:rPr>
+      </w:pPr>
+      <w:r>
+        <w:rPr>
+          <w:rFonts w:hint="default" w:ascii="Segoe UI Emoji" w:hAnsi="Segoe UI Emoji" w:eastAsia="Segoe UI Emoji" w:cs="Segoe UI Emoji"/>
+          <w:b w:val="0"/>
+          <w:i w:val="0"/>
+          <w:iCs w:val="0"/>
+          <w:caps w:val="0"/>
+          <w:strike w:val="0"/>
+          <w:color w:val="4C4F69"/>
+          <w:spacing w:val="0"/>
+          <w:kern w:val="0"/>
+          <w:sz w:val="24"/>
+          <w:szCs w:val="15"/>
+          <w:u w:val="none"/>
+          <w:lang w:val="en-US" w:eastAsia="zh-CN" w:bidi="ar"/>
+        </w:rPr>
+        <w:t>关键词：个人健康管理系统；SpringBoot；Vue；协同过滤算法；数据可视化</w:t>
+      </w:r>
     </w:p>
     <w:sectPr>
       <w:headerReference r:id="rId3" w:type="default"/>
@@ -971,7 +1354,7 @@
   <w:docDefaults>
     <w:rPrDefault>
       <w:rPr>
-        <w:rFonts w:asciiTheme="minorHAnsi" w:hAnsiTheme="minorHAnsi" w:eastAsiaTheme="minorEastAsia" w:cstheme="minorBidi"/>
+        <w:rFonts w:ascii="Times New Roman" w:hAnsi="Times New Roman" w:eastAsia="宋体" w:cs="Times New Roman"/>
       </w:rPr>
     </w:rPrDefault>
     <w:pPrDefault/>
@@ -1009,7 +1392,7 @@
     <w:lsdException w:unhideWhenUsed="0" w:uiPriority="0" w:semiHidden="0" w:name="footnote text"/>
     <w:lsdException w:unhideWhenUsed="0" w:uiPriority="0" w:semiHidden="0" w:name="annotation text"/>
     <w:lsdException w:unhideWhenUsed="0" w:uiPriority="0" w:semiHidden="0" w:name="header"/>
-    <w:lsdException w:unhideWhenUsed="0" w:uiPriority="0" w:semiHidden="0" w:name="footer"/>
+    <w:lsdException w:qFormat="1" w:unhideWhenUsed="0" w:uiPriority="0" w:semiHidden="0" w:name="footer"/>
     <w:lsdException w:unhideWhenUsed="0" w:uiPriority="0" w:semiHidden="0" w:name="index heading"/>
     <w:lsdException w:qFormat="1" w:uiPriority="0" w:name="caption"/>
     <w:lsdException w:unhideWhenUsed="0" w:uiPriority="0" w:semiHidden="0" w:name="table of figures"/>
@@ -1242,12 +1625,12 @@
       <w:lang w:val="en-US" w:eastAsia="zh-CN" w:bidi="ar-SA"/>
     </w:rPr>
   </w:style>
-  <w:style w:type="character" w:default="1" w:styleId="5">
+  <w:style w:type="character" w:default="1" w:styleId="6">
     <w:name w:val="Default Paragraph Font"/>
     <w:semiHidden/>
     <w:uiPriority w:val="0"/>
   </w:style>
-  <w:style w:type="table" w:default="1" w:styleId="4">
+  <w:style w:type="table" w:default="1" w:styleId="5">
     <w:name w:val="Normal Table"/>
     <w:semiHidden/>
     <w:qFormat/>
@@ -1264,6 +1647,7 @@
   <w:style w:type="paragraph" w:styleId="2">
     <w:name w:val="footer"/>
     <w:basedOn w:val="1"/>
+    <w:qFormat/>
     <w:uiPriority w:val="0"/>
     <w:pPr>
       <w:tabs>
@@ -1299,6 +1683,21 @@
     </w:pPr>
     <w:rPr>
       <w:sz w:val="18"/>
+    </w:rPr>
+  </w:style>
+  <w:style w:type="paragraph" w:styleId="4">
+    <w:name w:val="Normal (Web)"/>
+    <w:basedOn w:val="1"/>
+    <w:uiPriority w:val="0"/>
+    <w:pPr>
+      <w:spacing w:before="0" w:beforeAutospacing="1" w:after="0" w:afterAutospacing="1"/>
+      <w:ind w:left="0" w:right="0"/>
+      <w:jc w:val="left"/>
+    </w:pPr>
+    <w:rPr>
+      <w:kern w:val="0"/>
+      <w:sz w:val="24"/>
+      <w:lang w:val="en-US" w:eastAsia="zh-CN" w:bidi="ar"/>
     </w:rPr>
   </w:style>
 </w:styles>

--- a/docs/论文/毕业论文.docx
+++ b/docs/论文/毕业论文.docx
@@ -206,6 +206,18 @@
             </w:pPr>
             <w:r>
               <w:rPr>
+                <w:rFonts w:hint="eastAsia" w:ascii="Times New Roman" w:hAnsi="Times New Roman" w:eastAsia="楷体" w:cs="楷体"/>
+                <w:b w:val="0"/>
+                <w:bCs w:val="0"/>
+                <w:sz w:val="30"/>
+                <w:szCs w:val="30"/>
+                <w:u w:val="none"/>
+                <w:shd w:val="clear" w:color="auto" w:fill="auto"/>
+              </w:rPr>
+              <w:t>SpringBoot</w:t>
+            </w:r>
+            <w:r>
+              <w:rPr>
                 <w:rFonts w:hint="eastAsia" w:ascii="楷体" w:hAnsi="楷体" w:eastAsia="楷体" w:cs="楷体"/>
                 <w:b w:val="0"/>
                 <w:bCs w:val="0"/>
@@ -214,7 +226,19 @@
                 <w:u w:val="none"/>
                 <w:shd w:val="clear" w:color="auto" w:fill="auto"/>
               </w:rPr>
-              <w:t>SpringBoot+Vue</w:t>
+              <w:t>+</w:t>
+            </w:r>
+            <w:r>
+              <w:rPr>
+                <w:rFonts w:hint="eastAsia" w:ascii="Times New Roman" w:hAnsi="Times New Roman" w:eastAsia="楷体" w:cs="楷体"/>
+                <w:b w:val="0"/>
+                <w:bCs w:val="0"/>
+                <w:sz w:val="30"/>
+                <w:szCs w:val="30"/>
+                <w:u w:val="none"/>
+                <w:shd w:val="clear" w:color="auto" w:fill="auto"/>
+              </w:rPr>
+              <w:t>Vue</w:t>
             </w:r>
             <w:r>
               <w:rPr>
@@ -901,13 +925,24 @@
         <w:pStyle w:val="4"/>
         <w:keepNext w:val="0"/>
         <w:keepLines w:val="0"/>
+        <w:pageBreakBefore w:val="0"/>
         <w:widowControl/>
         <w:suppressLineNumbers w:val="0"/>
-        <w:spacing w:before="0" w:beforeAutospacing="0" w:after="120" w:afterAutospacing="0" w:line="360" w:lineRule="auto"/>
+        <w:kinsoku/>
+        <w:wordWrap/>
+        <w:overflowPunct/>
+        <w:topLinePunct w:val="0"/>
+        <w:autoSpaceDE/>
+        <w:autoSpaceDN/>
+        <w:bidi w:val="0"/>
+        <w:adjustRightInd/>
+        <w:snapToGrid/>
+        <w:spacing w:before="0" w:beforeAutospacing="0" w:after="0" w:afterAutospacing="0" w:line="400" w:lineRule="exact"/>
         <w:ind w:left="0" w:leftChars="0" w:right="0" w:firstLine="480" w:firstLineChars="200"/>
         <w:jc w:val="both"/>
-        <w:rPr>
-          <w:rFonts w:ascii="Segoe UI Emoji" w:hAnsi="Segoe UI Emoji" w:eastAsia="宋体" w:cs="Segoe UI Emoji"/>
+        <w:textAlignment w:val="auto"/>
+        <w:rPr>
+          <w:rFonts w:hint="eastAsia" w:ascii="宋体" w:hAnsi="宋体" w:eastAsia="宋体" w:cs="宋体"/>
           <w:b w:val="0"/>
           <w:i w:val="0"/>
           <w:iCs w:val="0"/>
@@ -922,7 +957,7 @@
       </w:pPr>
       <w:r>
         <w:rPr>
-          <w:rFonts w:hint="default" w:ascii="Segoe UI Emoji" w:hAnsi="Segoe UI Emoji" w:eastAsia="宋体" w:cs="Segoe UI Emoji"/>
+          <w:rFonts w:hint="eastAsia" w:ascii="宋体" w:hAnsi="宋体" w:eastAsia="宋体" w:cs="宋体"/>
           <w:b w:val="0"/>
           <w:i w:val="0"/>
           <w:iCs w:val="0"/>
@@ -934,20 +969,95 @@
           <w:szCs w:val="15"/>
           <w:u w:val="none"/>
         </w:rPr>
-        <w:t>本毕业设计主要设计并实现一个基于SpringBoot和Vue的个人健康管理系统。这个系统帮助用户管理个人健康数据。系统主要包含五个功能模块。</w:t>
+        <w:t>本毕业设计主要设计并实现一个基于</w:t>
+      </w:r>
+      <w:r>
+        <w:rPr>
+          <w:rFonts w:hint="eastAsia" w:ascii="Times New Roman" w:hAnsi="Times New Roman" w:eastAsia="宋体" w:cs="宋体"/>
+          <w:b w:val="0"/>
+          <w:i w:val="0"/>
+          <w:iCs w:val="0"/>
+          <w:caps w:val="0"/>
+          <w:strike w:val="0"/>
+          <w:color w:val="auto"/>
+          <w:spacing w:val="0"/>
+          <w:sz w:val="24"/>
+          <w:szCs w:val="15"/>
+          <w:u w:val="none"/>
+        </w:rPr>
+        <w:t>SpringBoot</w:t>
+      </w:r>
+      <w:r>
+        <w:rPr>
+          <w:rFonts w:hint="eastAsia" w:ascii="宋体" w:hAnsi="宋体" w:eastAsia="宋体" w:cs="宋体"/>
+          <w:b w:val="0"/>
+          <w:i w:val="0"/>
+          <w:iCs w:val="0"/>
+          <w:caps w:val="0"/>
+          <w:strike w:val="0"/>
+          <w:color w:val="auto"/>
+          <w:spacing w:val="0"/>
+          <w:sz w:val="24"/>
+          <w:szCs w:val="15"/>
+          <w:u w:val="none"/>
+        </w:rPr>
+        <w:t>和</w:t>
+      </w:r>
+      <w:r>
+        <w:rPr>
+          <w:rFonts w:hint="eastAsia" w:ascii="Times New Roman" w:hAnsi="Times New Roman" w:eastAsia="宋体" w:cs="宋体"/>
+          <w:b w:val="0"/>
+          <w:i w:val="0"/>
+          <w:iCs w:val="0"/>
+          <w:caps w:val="0"/>
+          <w:strike w:val="0"/>
+          <w:color w:val="auto"/>
+          <w:spacing w:val="0"/>
+          <w:sz w:val="24"/>
+          <w:szCs w:val="15"/>
+          <w:u w:val="none"/>
+        </w:rPr>
+        <w:t>Vue</w:t>
+      </w:r>
+      <w:r>
+        <w:rPr>
+          <w:rFonts w:hint="eastAsia" w:ascii="宋体" w:hAnsi="宋体" w:eastAsia="宋体" w:cs="宋体"/>
+          <w:b w:val="0"/>
+          <w:i w:val="0"/>
+          <w:iCs w:val="0"/>
+          <w:caps w:val="0"/>
+          <w:strike w:val="0"/>
+          <w:color w:val="auto"/>
+          <w:spacing w:val="0"/>
+          <w:sz w:val="24"/>
+          <w:szCs w:val="15"/>
+          <w:u w:val="none"/>
+        </w:rPr>
+        <w:t>的个人健康管理系统。系统主要包含管理员和普通用户两种核心角色。管理员负责平台后端数据的维护与监控，对注册用户信息进行审核与管理，对平台内产生的健康内容进行审核、编辑、分类与维护，确保平台信息的准确性、安全性与秩序性。用户是系统前端服务的主要使用者，可全面管理个人健康档案，包括记录与查看个人健康数据、发布并管理个人食谱、记录每日饮食、浏览系统推荐的个性化健康资讯，并在平台内进行互动。</w:t>
       </w:r>
     </w:p>
     <w:p>
       <w:pPr>
         <w:keepNext w:val="0"/>
         <w:keepLines w:val="0"/>
+        <w:pageBreakBefore w:val="0"/>
         <w:widowControl/>
         <w:suppressLineNumbers w:val="0"/>
-        <w:spacing w:before="0" w:beforeAutospacing="0" w:after="120" w:afterAutospacing="0" w:line="360" w:lineRule="auto"/>
+        <w:kinsoku/>
+        <w:wordWrap/>
+        <w:overflowPunct/>
+        <w:topLinePunct w:val="0"/>
+        <w:autoSpaceDE/>
+        <w:autoSpaceDN/>
+        <w:bidi w:val="0"/>
+        <w:adjustRightInd/>
+        <w:snapToGrid/>
+        <w:spacing w:before="0" w:beforeAutospacing="0" w:after="0" w:afterAutospacing="0" w:line="400" w:lineRule="exact"/>
         <w:ind w:left="0" w:leftChars="0" w:right="0" w:rightChars="0" w:firstLine="480" w:firstLineChars="200"/>
         <w:jc w:val="both"/>
-        <w:rPr>
-          <w:rFonts w:hint="default" w:ascii="Segoe UI Emoji" w:hAnsi="Segoe UI Emoji" w:eastAsia="Segoe UI Emoji" w:cs="Segoe UI Emoji"/>
+        <w:textAlignment w:val="auto"/>
+        <w:rPr>
+          <w:rFonts w:hint="eastAsia" w:ascii="宋体" w:hAnsi="宋体" w:eastAsia="宋体" w:cs="宋体"/>
           <w:b w:val="0"/>
           <w:i w:val="0"/>
           <w:iCs w:val="0"/>
@@ -964,34 +1074,137 @@
       </w:pPr>
       <w:r>
         <w:rPr>
-          <w:rFonts w:hint="default" w:ascii="Segoe UI Emoji" w:hAnsi="Segoe UI Emoji" w:eastAsia="Segoe UI Emoji" w:cs="Segoe UI Emoji"/>
-          <w:b w:val="0"/>
-          <w:i w:val="0"/>
-          <w:iCs w:val="0"/>
-          <w:caps w:val="0"/>
-          <w:strike w:val="0"/>
-          <w:color w:val="4C4F69"/>
-          <w:spacing w:val="0"/>
-          <w:kern w:val="0"/>
-          <w:sz w:val="24"/>
-          <w:szCs w:val="15"/>
-          <w:u w:val="none"/>
-          <w:lang w:val="en-US" w:eastAsia="zh-CN" w:bidi="ar"/>
-        </w:rPr>
-        <w:t>用户模块提供注册和登录功能。用户可以修改个人信息。系统使用JWT进行用户认证。</w:t>
+          <w:rFonts w:hint="eastAsia" w:ascii="宋体" w:hAnsi="宋体" w:eastAsia="宋体" w:cs="宋体"/>
+          <w:b w:val="0"/>
+          <w:i w:val="0"/>
+          <w:iCs w:val="0"/>
+          <w:caps w:val="0"/>
+          <w:strike w:val="0"/>
+          <w:color w:val="4C4F69"/>
+          <w:spacing w:val="0"/>
+          <w:kern w:val="0"/>
+          <w:sz w:val="24"/>
+          <w:szCs w:val="15"/>
+          <w:u w:val="none"/>
+          <w:lang w:val="en-US" w:eastAsia="zh-CN" w:bidi="ar"/>
+        </w:rPr>
+        <w:t>系统主要包含15个功能模块，包括用户管理、健康资讯管理、健康指标管理、健康记录管理、评论管理、食谱管理、注册与登录、修改个人信息、管理收藏夹、管理个人健康模型、健康数据图、创建发布食谱、饮食记录、浏览健康资讯、评论互动等模块。其中，健康指标管理模块提供健康数据的灵活配置功能，这是系统的设计亮点之一。健康数据图模块使用</w:t>
+      </w:r>
+      <w:r>
+        <w:rPr>
+          <w:rFonts w:hint="eastAsia" w:ascii="Times New Roman" w:hAnsi="Times New Roman" w:eastAsia="宋体" w:cs="宋体"/>
+          <w:b w:val="0"/>
+          <w:i w:val="0"/>
+          <w:iCs w:val="0"/>
+          <w:caps w:val="0"/>
+          <w:strike w:val="0"/>
+          <w:color w:val="4C4F69"/>
+          <w:spacing w:val="0"/>
+          <w:kern w:val="0"/>
+          <w:sz w:val="24"/>
+          <w:szCs w:val="15"/>
+          <w:u w:val="none"/>
+          <w:lang w:val="en-US" w:eastAsia="zh-CN" w:bidi="ar"/>
+        </w:rPr>
+        <w:t>Echarts</w:t>
+      </w:r>
+      <w:r>
+        <w:rPr>
+          <w:rFonts w:hint="eastAsia" w:ascii="宋体" w:hAnsi="宋体" w:eastAsia="宋体" w:cs="宋体"/>
+          <w:b w:val="0"/>
+          <w:i w:val="0"/>
+          <w:iCs w:val="0"/>
+          <w:caps w:val="0"/>
+          <w:strike w:val="0"/>
+          <w:color w:val="4C4F69"/>
+          <w:spacing w:val="0"/>
+          <w:kern w:val="0"/>
+          <w:sz w:val="24"/>
+          <w:szCs w:val="15"/>
+          <w:u w:val="none"/>
+          <w:lang w:val="en-US" w:eastAsia="zh-CN" w:bidi="ar"/>
+        </w:rPr>
+        <w:t>图表库展示健康数据，系统以折线图和柱状图等形式</w:t>
+      </w:r>
+      <w:bookmarkStart w:id="0" w:name="_GoBack"/>
+      <w:bookmarkEnd w:id="0"/>
+      <w:r>
+        <w:rPr>
+          <w:rFonts w:hint="eastAsia" w:ascii="宋体" w:hAnsi="宋体" w:eastAsia="宋体" w:cs="宋体"/>
+          <w:b w:val="0"/>
+          <w:i w:val="0"/>
+          <w:iCs w:val="0"/>
+          <w:caps w:val="0"/>
+          <w:strike w:val="0"/>
+          <w:color w:val="4C4F69"/>
+          <w:spacing w:val="0"/>
+          <w:kern w:val="0"/>
+          <w:sz w:val="24"/>
+          <w:szCs w:val="15"/>
+          <w:u w:val="none"/>
+          <w:lang w:val="en-US" w:eastAsia="zh-CN" w:bidi="ar"/>
+        </w:rPr>
+        <w:t>展示数据，帮助用户掌握健康状况的变化。评论管理模块使用</w:t>
+      </w:r>
+      <w:r>
+        <w:rPr>
+          <w:rFonts w:hint="eastAsia" w:ascii="Times New Roman" w:hAnsi="Times New Roman" w:eastAsia="宋体" w:cs="宋体"/>
+          <w:b w:val="0"/>
+          <w:i w:val="0"/>
+          <w:iCs w:val="0"/>
+          <w:caps w:val="0"/>
+          <w:strike w:val="0"/>
+          <w:color w:val="4C4F69"/>
+          <w:spacing w:val="0"/>
+          <w:kern w:val="0"/>
+          <w:sz w:val="24"/>
+          <w:szCs w:val="15"/>
+          <w:u w:val="none"/>
+          <w:lang w:val="en-US" w:eastAsia="zh-CN" w:bidi="ar"/>
+        </w:rPr>
+        <w:t>Trie</w:t>
+      </w:r>
+      <w:r>
+        <w:rPr>
+          <w:rFonts w:hint="eastAsia" w:ascii="宋体" w:hAnsi="宋体" w:eastAsia="宋体" w:cs="宋体"/>
+          <w:b w:val="0"/>
+          <w:i w:val="0"/>
+          <w:iCs w:val="0"/>
+          <w:caps w:val="0"/>
+          <w:strike w:val="0"/>
+          <w:color w:val="4C4F69"/>
+          <w:spacing w:val="0"/>
+          <w:kern w:val="0"/>
+          <w:sz w:val="24"/>
+          <w:szCs w:val="15"/>
+          <w:u w:val="none"/>
+          <w:lang w:val="en-US" w:eastAsia="zh-CN" w:bidi="ar"/>
+        </w:rPr>
+        <w:t>字典树算法自动过滤敏感词，维护平台的健康信息环境。浏览健康资讯模块使用协同过滤算法，系统根据用户的浏览、收藏、点赞等行为为用户推荐个性化内容。</w:t>
       </w:r>
     </w:p>
     <w:p>
       <w:pPr>
         <w:keepNext w:val="0"/>
         <w:keepLines w:val="0"/>
+        <w:pageBreakBefore w:val="0"/>
         <w:widowControl/>
         <w:suppressLineNumbers w:val="0"/>
-        <w:spacing w:before="0" w:beforeAutospacing="0" w:after="120" w:afterAutospacing="0" w:line="360" w:lineRule="auto"/>
+        <w:kinsoku/>
+        <w:wordWrap/>
+        <w:overflowPunct/>
+        <w:topLinePunct w:val="0"/>
+        <w:autoSpaceDE/>
+        <w:autoSpaceDN/>
+        <w:bidi w:val="0"/>
+        <w:adjustRightInd/>
+        <w:snapToGrid/>
+        <w:spacing w:before="0" w:beforeAutospacing="0" w:after="0" w:afterAutospacing="0" w:line="400" w:lineRule="exact"/>
         <w:ind w:left="0" w:leftChars="0" w:right="0" w:rightChars="0" w:firstLine="480" w:firstLineChars="200"/>
         <w:jc w:val="both"/>
-        <w:rPr>
-          <w:rFonts w:hint="default" w:ascii="Segoe UI Emoji" w:hAnsi="Segoe UI Emoji" w:eastAsia="Segoe UI Emoji" w:cs="Segoe UI Emoji"/>
+        <w:textAlignment w:val="auto"/>
+        <w:rPr>
+          <w:rFonts w:hint="eastAsia" w:ascii="宋体" w:hAnsi="宋体" w:eastAsia="宋体" w:cs="宋体"/>
           <w:b w:val="0"/>
           <w:i w:val="0"/>
           <w:iCs w:val="0"/>
@@ -1008,142 +1221,815 @@
       </w:pPr>
       <w:r>
         <w:rPr>
-          <w:rFonts w:hint="default" w:ascii="Segoe UI Emoji" w:hAnsi="Segoe UI Emoji" w:eastAsia="Segoe UI Emoji" w:cs="Segoe UI Emoji"/>
-          <w:b w:val="0"/>
-          <w:i w:val="0"/>
-          <w:iCs w:val="0"/>
-          <w:caps w:val="0"/>
-          <w:strike w:val="0"/>
-          <w:color w:val="4C4F69"/>
-          <w:spacing w:val="0"/>
-          <w:kern w:val="0"/>
-          <w:sz w:val="24"/>
-          <w:szCs w:val="15"/>
-          <w:u w:val="none"/>
-          <w:lang w:val="en-US" w:eastAsia="zh-CN" w:bidi="ar"/>
-        </w:rPr>
-        <w:t>健康档案模块帮助用户记录</w:t>
-      </w:r>
-      <w:bookmarkStart w:id="0" w:name="_GoBack"/>
-      <w:bookmarkEnd w:id="0"/>
-      <w:r>
-        <w:rPr>
-          <w:rFonts w:hint="default" w:ascii="Segoe UI Emoji" w:hAnsi="Segoe UI Emoji" w:eastAsia="Segoe UI Emoji" w:cs="Segoe UI Emoji"/>
-          <w:b w:val="0"/>
-          <w:i w:val="0"/>
-          <w:iCs w:val="0"/>
-          <w:caps w:val="0"/>
-          <w:strike w:val="0"/>
-          <w:color w:val="4C4F69"/>
-          <w:spacing w:val="0"/>
-          <w:kern w:val="0"/>
-          <w:sz w:val="24"/>
-          <w:szCs w:val="15"/>
-          <w:u w:val="none"/>
-          <w:lang w:val="en-US" w:eastAsia="zh-CN" w:bidi="ar"/>
-        </w:rPr>
-        <w:t>健康数据。用户可以记录血压、血糖和心率等数据。系统使用ECharts将数据以图表形式展示。用户可以查看健康趋势。</w:t>
-      </w:r>
+          <w:rFonts w:hint="eastAsia" w:ascii="宋体" w:hAnsi="宋体" w:eastAsia="宋体" w:cs="宋体"/>
+          <w:b w:val="0"/>
+          <w:i w:val="0"/>
+          <w:iCs w:val="0"/>
+          <w:caps w:val="0"/>
+          <w:strike w:val="0"/>
+          <w:color w:val="4C4F69"/>
+          <w:spacing w:val="0"/>
+          <w:kern w:val="0"/>
+          <w:sz w:val="24"/>
+          <w:szCs w:val="15"/>
+          <w:u w:val="none"/>
+          <w:lang w:val="en-US" w:eastAsia="zh-CN" w:bidi="ar"/>
+        </w:rPr>
+        <w:t>系统采用前后端分离架构，后端使用</w:t>
+      </w:r>
+      <w:r>
+        <w:rPr>
+          <w:rFonts w:hint="eastAsia" w:ascii="Times New Roman" w:hAnsi="Times New Roman" w:eastAsia="宋体" w:cs="宋体"/>
+          <w:b w:val="0"/>
+          <w:i w:val="0"/>
+          <w:iCs w:val="0"/>
+          <w:caps w:val="0"/>
+          <w:strike w:val="0"/>
+          <w:color w:val="4C4F69"/>
+          <w:spacing w:val="0"/>
+          <w:kern w:val="0"/>
+          <w:sz w:val="24"/>
+          <w:szCs w:val="15"/>
+          <w:u w:val="none"/>
+          <w:lang w:val="en-US" w:eastAsia="zh-CN" w:bidi="ar"/>
+        </w:rPr>
+        <w:t>SpringBoot</w:t>
+      </w:r>
+      <w:r>
+        <w:rPr>
+          <w:rFonts w:hint="eastAsia" w:ascii="宋体" w:hAnsi="宋体" w:eastAsia="宋体" w:cs="宋体"/>
+          <w:b w:val="0"/>
+          <w:i w:val="0"/>
+          <w:iCs w:val="0"/>
+          <w:caps w:val="0"/>
+          <w:strike w:val="0"/>
+          <w:color w:val="4C4F69"/>
+          <w:spacing w:val="0"/>
+          <w:kern w:val="0"/>
+          <w:sz w:val="24"/>
+          <w:szCs w:val="15"/>
+          <w:u w:val="none"/>
+          <w:lang w:val="en-US" w:eastAsia="zh-CN" w:bidi="ar"/>
+        </w:rPr>
+        <w:t>框架提供</w:t>
+      </w:r>
+      <w:r>
+        <w:rPr>
+          <w:rFonts w:hint="eastAsia" w:ascii="Times New Roman" w:hAnsi="Times New Roman" w:eastAsia="宋体" w:cs="宋体"/>
+          <w:b w:val="0"/>
+          <w:i w:val="0"/>
+          <w:iCs w:val="0"/>
+          <w:caps w:val="0"/>
+          <w:strike w:val="0"/>
+          <w:color w:val="4C4F69"/>
+          <w:spacing w:val="0"/>
+          <w:kern w:val="0"/>
+          <w:sz w:val="24"/>
+          <w:szCs w:val="15"/>
+          <w:u w:val="none"/>
+          <w:lang w:val="en-US" w:eastAsia="zh-CN" w:bidi="ar"/>
+        </w:rPr>
+        <w:t>RESTful</w:t>
+      </w:r>
+      <w:r>
+        <w:rPr>
+          <w:rFonts w:hint="eastAsia" w:ascii="宋体" w:hAnsi="宋体" w:eastAsia="宋体" w:cs="宋体"/>
+          <w:b w:val="0"/>
+          <w:i w:val="0"/>
+          <w:iCs w:val="0"/>
+          <w:caps w:val="0"/>
+          <w:strike w:val="0"/>
+          <w:color w:val="4C4F69"/>
+          <w:spacing w:val="0"/>
+          <w:kern w:val="0"/>
+          <w:sz w:val="24"/>
+          <w:szCs w:val="15"/>
+          <w:u w:val="none"/>
+          <w:lang w:val="en-US" w:eastAsia="zh-CN" w:bidi="ar"/>
+        </w:rPr>
+        <w:t xml:space="preserve"> </w:t>
+      </w:r>
+      <w:r>
+        <w:rPr>
+          <w:rFonts w:hint="eastAsia" w:ascii="Times New Roman" w:hAnsi="Times New Roman" w:eastAsia="宋体" w:cs="宋体"/>
+          <w:b w:val="0"/>
+          <w:i w:val="0"/>
+          <w:iCs w:val="0"/>
+          <w:caps w:val="0"/>
+          <w:strike w:val="0"/>
+          <w:color w:val="4C4F69"/>
+          <w:spacing w:val="0"/>
+          <w:kern w:val="0"/>
+          <w:sz w:val="24"/>
+          <w:szCs w:val="15"/>
+          <w:u w:val="none"/>
+          <w:lang w:val="en-US" w:eastAsia="zh-CN" w:bidi="ar"/>
+        </w:rPr>
+        <w:t>API</w:t>
+      </w:r>
+      <w:r>
+        <w:rPr>
+          <w:rFonts w:hint="eastAsia" w:ascii="宋体" w:hAnsi="宋体" w:eastAsia="宋体" w:cs="宋体"/>
+          <w:b w:val="0"/>
+          <w:i w:val="0"/>
+          <w:iCs w:val="0"/>
+          <w:caps w:val="0"/>
+          <w:strike w:val="0"/>
+          <w:color w:val="4C4F69"/>
+          <w:spacing w:val="0"/>
+          <w:kern w:val="0"/>
+          <w:sz w:val="24"/>
+          <w:szCs w:val="15"/>
+          <w:u w:val="none"/>
+          <w:lang w:val="en-US" w:eastAsia="zh-CN" w:bidi="ar"/>
+        </w:rPr>
+        <w:t>接口，前端使用</w:t>
+      </w:r>
+      <w:r>
+        <w:rPr>
+          <w:rFonts w:hint="eastAsia" w:ascii="Times New Roman" w:hAnsi="Times New Roman" w:eastAsia="宋体" w:cs="宋体"/>
+          <w:b w:val="0"/>
+          <w:i w:val="0"/>
+          <w:iCs w:val="0"/>
+          <w:caps w:val="0"/>
+          <w:strike w:val="0"/>
+          <w:color w:val="4C4F69"/>
+          <w:spacing w:val="0"/>
+          <w:kern w:val="0"/>
+          <w:sz w:val="24"/>
+          <w:szCs w:val="15"/>
+          <w:u w:val="none"/>
+          <w:lang w:val="en-US" w:eastAsia="zh-CN" w:bidi="ar"/>
+        </w:rPr>
+        <w:t>Vue</w:t>
+      </w:r>
+      <w:r>
+        <w:rPr>
+          <w:rFonts w:hint="eastAsia" w:ascii="宋体" w:hAnsi="宋体" w:eastAsia="宋体" w:cs="宋体"/>
+          <w:b w:val="0"/>
+          <w:i w:val="0"/>
+          <w:iCs w:val="0"/>
+          <w:caps w:val="0"/>
+          <w:strike w:val="0"/>
+          <w:color w:val="4C4F69"/>
+          <w:spacing w:val="0"/>
+          <w:kern w:val="0"/>
+          <w:sz w:val="24"/>
+          <w:szCs w:val="15"/>
+          <w:u w:val="none"/>
+          <w:lang w:val="en-US" w:eastAsia="zh-CN" w:bidi="ar"/>
+        </w:rPr>
+        <w:t>.</w:t>
+      </w:r>
+      <w:r>
+        <w:rPr>
+          <w:rFonts w:hint="eastAsia" w:ascii="Times New Roman" w:hAnsi="Times New Roman" w:eastAsia="宋体" w:cs="宋体"/>
+          <w:b w:val="0"/>
+          <w:i w:val="0"/>
+          <w:iCs w:val="0"/>
+          <w:caps w:val="0"/>
+          <w:strike w:val="0"/>
+          <w:color w:val="4C4F69"/>
+          <w:spacing w:val="0"/>
+          <w:kern w:val="0"/>
+          <w:sz w:val="24"/>
+          <w:szCs w:val="15"/>
+          <w:u w:val="none"/>
+          <w:lang w:val="en-US" w:eastAsia="zh-CN" w:bidi="ar"/>
+        </w:rPr>
+        <w:t>js</w:t>
+      </w:r>
+      <w:r>
+        <w:rPr>
+          <w:rFonts w:hint="eastAsia" w:ascii="宋体" w:hAnsi="宋体" w:eastAsia="宋体" w:cs="宋体"/>
+          <w:b w:val="0"/>
+          <w:i w:val="0"/>
+          <w:iCs w:val="0"/>
+          <w:caps w:val="0"/>
+          <w:strike w:val="0"/>
+          <w:color w:val="4C4F69"/>
+          <w:spacing w:val="0"/>
+          <w:kern w:val="0"/>
+          <w:sz w:val="24"/>
+          <w:szCs w:val="15"/>
+          <w:u w:val="none"/>
+          <w:lang w:val="en-US" w:eastAsia="zh-CN" w:bidi="ar"/>
+        </w:rPr>
+        <w:t>框架实现用户界面，数据库使用</w:t>
+      </w:r>
+      <w:r>
+        <w:rPr>
+          <w:rFonts w:hint="eastAsia" w:ascii="Times New Roman" w:hAnsi="Times New Roman" w:eastAsia="宋体" w:cs="宋体"/>
+          <w:b w:val="0"/>
+          <w:i w:val="0"/>
+          <w:iCs w:val="0"/>
+          <w:caps w:val="0"/>
+          <w:strike w:val="0"/>
+          <w:color w:val="4C4F69"/>
+          <w:spacing w:val="0"/>
+          <w:kern w:val="0"/>
+          <w:sz w:val="24"/>
+          <w:szCs w:val="15"/>
+          <w:u w:val="none"/>
+          <w:lang w:val="en-US" w:eastAsia="zh-CN" w:bidi="ar"/>
+        </w:rPr>
+        <w:t>MySQL</w:t>
+      </w:r>
+      <w:r>
+        <w:rPr>
+          <w:rFonts w:hint="eastAsia" w:ascii="宋体" w:hAnsi="宋体" w:eastAsia="宋体" w:cs="宋体"/>
+          <w:b w:val="0"/>
+          <w:i w:val="0"/>
+          <w:iCs w:val="0"/>
+          <w:caps w:val="0"/>
+          <w:strike w:val="0"/>
+          <w:color w:val="4C4F69"/>
+          <w:spacing w:val="0"/>
+          <w:kern w:val="0"/>
+          <w:sz w:val="24"/>
+          <w:szCs w:val="15"/>
+          <w:u w:val="none"/>
+          <w:lang w:val="en-US" w:eastAsia="zh-CN" w:bidi="ar"/>
+        </w:rPr>
+        <w:t>存储系统数据。系统实现了预期功能，提供数据可视化功能和个性化推荐服务，为用户提供便捷、高效、个性化的健康管理服务。</w:t>
+      </w:r>
+    </w:p>
+    <w:p>
+      <w:pPr>
+        <w:pStyle w:val="4"/>
+        <w:keepNext w:val="0"/>
+        <w:keepLines w:val="0"/>
+        <w:pageBreakBefore w:val="0"/>
+        <w:widowControl/>
+        <w:suppressLineNumbers w:val="0"/>
+        <w:kinsoku/>
+        <w:wordWrap/>
+        <w:overflowPunct/>
+        <w:topLinePunct w:val="0"/>
+        <w:autoSpaceDE/>
+        <w:autoSpaceDN/>
+        <w:bidi w:val="0"/>
+        <w:adjustRightInd/>
+        <w:snapToGrid/>
+        <w:spacing w:before="0" w:beforeAutospacing="0" w:after="0" w:afterAutospacing="0" w:line="400" w:lineRule="exact"/>
+        <w:ind w:left="0" w:leftChars="0" w:right="0" w:firstLine="0"/>
+        <w:textAlignment w:val="auto"/>
+        <w:rPr>
+          <w:rFonts w:hint="eastAsia" w:ascii="黑体" w:hAnsi="黑体" w:eastAsia="黑体" w:cs="黑体"/>
+          <w:b w:val="0"/>
+          <w:bCs w:val="0"/>
+          <w:i w:val="0"/>
+          <w:iCs w:val="0"/>
+          <w:caps w:val="0"/>
+          <w:strike w:val="0"/>
+          <w:color w:val="4C4F69"/>
+          <w:spacing w:val="0"/>
+          <w:kern w:val="0"/>
+          <w:sz w:val="24"/>
+          <w:szCs w:val="15"/>
+          <w:u w:val="none"/>
+          <w:lang w:val="en-US" w:eastAsia="zh-CN" w:bidi="ar"/>
+        </w:rPr>
+      </w:pPr>
+    </w:p>
+    <w:p>
+      <w:pPr>
+        <w:pStyle w:val="4"/>
+        <w:keepNext w:val="0"/>
+        <w:keepLines w:val="0"/>
+        <w:pageBreakBefore w:val="0"/>
+        <w:widowControl/>
+        <w:suppressLineNumbers w:val="0"/>
+        <w:kinsoku/>
+        <w:wordWrap/>
+        <w:overflowPunct/>
+        <w:topLinePunct w:val="0"/>
+        <w:autoSpaceDE/>
+        <w:autoSpaceDN/>
+        <w:bidi w:val="0"/>
+        <w:adjustRightInd/>
+        <w:snapToGrid/>
+        <w:spacing w:before="0" w:beforeAutospacing="0" w:after="0" w:afterAutospacing="0" w:line="400" w:lineRule="exact"/>
+        <w:ind w:left="0" w:leftChars="0" w:right="0" w:firstLine="0"/>
+        <w:textAlignment w:val="auto"/>
+        <w:rPr>
+          <w:rFonts w:hint="eastAsia" w:ascii="宋体" w:hAnsi="宋体" w:eastAsia="宋体" w:cs="宋体"/>
+          <w:b w:val="0"/>
+          <w:i w:val="0"/>
+          <w:iCs w:val="0"/>
+          <w:caps w:val="0"/>
+          <w:strike w:val="0"/>
+          <w:color w:val="4C4F69"/>
+          <w:spacing w:val="0"/>
+          <w:kern w:val="0"/>
+          <w:sz w:val="24"/>
+          <w:szCs w:val="15"/>
+          <w:u w:val="none"/>
+          <w:lang w:val="en-US" w:eastAsia="zh-CN" w:bidi="ar"/>
+        </w:rPr>
+      </w:pPr>
+      <w:r>
+        <w:rPr>
+          <w:rFonts w:hint="eastAsia" w:ascii="黑体" w:hAnsi="黑体" w:eastAsia="黑体" w:cs="黑体"/>
+          <w:b w:val="0"/>
+          <w:bCs w:val="0"/>
+          <w:i w:val="0"/>
+          <w:iCs w:val="0"/>
+          <w:caps w:val="0"/>
+          <w:strike w:val="0"/>
+          <w:color w:val="4C4F69"/>
+          <w:spacing w:val="0"/>
+          <w:kern w:val="0"/>
+          <w:sz w:val="24"/>
+          <w:szCs w:val="15"/>
+          <w:u w:val="none"/>
+          <w:lang w:val="en-US" w:eastAsia="zh-CN" w:bidi="ar"/>
+        </w:rPr>
+        <w:t>关键词：</w:t>
+      </w:r>
+      <w:r>
+        <w:rPr>
+          <w:rFonts w:hint="eastAsia" w:ascii="宋体" w:hAnsi="宋体" w:eastAsia="宋体" w:cs="宋体"/>
+          <w:b w:val="0"/>
+          <w:i w:val="0"/>
+          <w:iCs w:val="0"/>
+          <w:caps w:val="0"/>
+          <w:strike w:val="0"/>
+          <w:color w:val="4C4F69"/>
+          <w:spacing w:val="0"/>
+          <w:kern w:val="0"/>
+          <w:sz w:val="24"/>
+          <w:szCs w:val="15"/>
+          <w:u w:val="none"/>
+          <w:lang w:val="en-US" w:eastAsia="zh-CN" w:bidi="ar"/>
+        </w:rPr>
+        <w:t>个人健康管理系统；</w:t>
+      </w:r>
+      <w:r>
+        <w:rPr>
+          <w:rFonts w:hint="eastAsia" w:ascii="Times New Roman" w:hAnsi="Times New Roman" w:eastAsia="宋体" w:cs="宋体"/>
+          <w:b w:val="0"/>
+          <w:i w:val="0"/>
+          <w:iCs w:val="0"/>
+          <w:caps w:val="0"/>
+          <w:strike w:val="0"/>
+          <w:color w:val="4C4F69"/>
+          <w:spacing w:val="0"/>
+          <w:kern w:val="0"/>
+          <w:sz w:val="24"/>
+          <w:szCs w:val="15"/>
+          <w:u w:val="none"/>
+          <w:lang w:val="en-US" w:eastAsia="zh-CN" w:bidi="ar"/>
+        </w:rPr>
+        <w:t>SpringBoot</w:t>
+      </w:r>
+      <w:r>
+        <w:rPr>
+          <w:rFonts w:hint="eastAsia" w:ascii="宋体" w:hAnsi="宋体" w:eastAsia="宋体" w:cs="宋体"/>
+          <w:b w:val="0"/>
+          <w:i w:val="0"/>
+          <w:iCs w:val="0"/>
+          <w:caps w:val="0"/>
+          <w:strike w:val="0"/>
+          <w:color w:val="4C4F69"/>
+          <w:spacing w:val="0"/>
+          <w:kern w:val="0"/>
+          <w:sz w:val="24"/>
+          <w:szCs w:val="15"/>
+          <w:u w:val="none"/>
+          <w:lang w:val="en-US" w:eastAsia="zh-CN" w:bidi="ar"/>
+        </w:rPr>
+        <w:t>；</w:t>
+      </w:r>
+      <w:r>
+        <w:rPr>
+          <w:rFonts w:hint="eastAsia" w:ascii="Times New Roman" w:hAnsi="Times New Roman" w:eastAsia="宋体" w:cs="宋体"/>
+          <w:b w:val="0"/>
+          <w:i w:val="0"/>
+          <w:iCs w:val="0"/>
+          <w:caps w:val="0"/>
+          <w:strike w:val="0"/>
+          <w:color w:val="4C4F69"/>
+          <w:spacing w:val="0"/>
+          <w:kern w:val="0"/>
+          <w:sz w:val="24"/>
+          <w:szCs w:val="15"/>
+          <w:u w:val="none"/>
+          <w:lang w:val="en-US" w:eastAsia="zh-CN" w:bidi="ar"/>
+        </w:rPr>
+        <w:t>Vue</w:t>
+      </w:r>
+      <w:r>
+        <w:rPr>
+          <w:rFonts w:hint="eastAsia" w:ascii="宋体" w:hAnsi="宋体" w:eastAsia="宋体" w:cs="宋体"/>
+          <w:b w:val="0"/>
+          <w:i w:val="0"/>
+          <w:iCs w:val="0"/>
+          <w:caps w:val="0"/>
+          <w:strike w:val="0"/>
+          <w:color w:val="4C4F69"/>
+          <w:spacing w:val="0"/>
+          <w:kern w:val="0"/>
+          <w:sz w:val="24"/>
+          <w:szCs w:val="15"/>
+          <w:u w:val="none"/>
+          <w:lang w:val="en-US" w:eastAsia="zh-CN" w:bidi="ar"/>
+        </w:rPr>
+        <w:t>；协同过滤算法；</w:t>
+      </w:r>
+      <w:r>
+        <w:rPr>
+          <w:rFonts w:hint="eastAsia" w:ascii="Times New Roman" w:hAnsi="Times New Roman" w:eastAsia="宋体" w:cs="宋体"/>
+          <w:b w:val="0"/>
+          <w:i w:val="0"/>
+          <w:iCs w:val="0"/>
+          <w:caps w:val="0"/>
+          <w:strike w:val="0"/>
+          <w:color w:val="4C4F69"/>
+          <w:spacing w:val="0"/>
+          <w:kern w:val="0"/>
+          <w:sz w:val="24"/>
+          <w:szCs w:val="15"/>
+          <w:u w:val="none"/>
+          <w:lang w:val="en-US" w:eastAsia="zh-CN" w:bidi="ar"/>
+        </w:rPr>
+        <w:t>Trie</w:t>
+      </w:r>
+      <w:r>
+        <w:rPr>
+          <w:rFonts w:hint="eastAsia" w:ascii="宋体" w:hAnsi="宋体" w:eastAsia="宋体" w:cs="宋体"/>
+          <w:b w:val="0"/>
+          <w:i w:val="0"/>
+          <w:iCs w:val="0"/>
+          <w:caps w:val="0"/>
+          <w:strike w:val="0"/>
+          <w:color w:val="4C4F69"/>
+          <w:spacing w:val="0"/>
+          <w:kern w:val="0"/>
+          <w:sz w:val="24"/>
+          <w:szCs w:val="15"/>
+          <w:u w:val="none"/>
+          <w:lang w:val="en-US" w:eastAsia="zh-CN" w:bidi="ar"/>
+        </w:rPr>
+        <w:t>字典树算法；数据可视化</w:t>
+      </w:r>
+    </w:p>
+    <w:p>
+      <w:pPr>
+        <w:pStyle w:val="4"/>
+        <w:keepNext w:val="0"/>
+        <w:keepLines w:val="0"/>
+        <w:pageBreakBefore w:val="0"/>
+        <w:widowControl/>
+        <w:suppressLineNumbers w:val="0"/>
+        <w:kinsoku/>
+        <w:wordWrap/>
+        <w:overflowPunct/>
+        <w:topLinePunct w:val="0"/>
+        <w:autoSpaceDE/>
+        <w:autoSpaceDN/>
+        <w:bidi w:val="0"/>
+        <w:adjustRightInd/>
+        <w:snapToGrid/>
+        <w:spacing w:before="0" w:beforeAutospacing="0" w:after="0" w:afterAutospacing="0" w:line="400" w:lineRule="exact"/>
+        <w:ind w:left="0" w:leftChars="0" w:right="0" w:firstLine="0"/>
+        <w:textAlignment w:val="auto"/>
+        <w:rPr>
+          <w:rFonts w:hint="eastAsia" w:ascii="宋体" w:hAnsi="宋体" w:eastAsia="宋体" w:cs="宋体"/>
+          <w:b w:val="0"/>
+          <w:i w:val="0"/>
+          <w:iCs w:val="0"/>
+          <w:caps w:val="0"/>
+          <w:strike w:val="0"/>
+          <w:color w:val="4C4F69"/>
+          <w:spacing w:val="0"/>
+          <w:kern w:val="0"/>
+          <w:sz w:val="24"/>
+          <w:szCs w:val="15"/>
+          <w:u w:val="none"/>
+          <w:lang w:val="en-US" w:eastAsia="zh-CN" w:bidi="ar"/>
+        </w:rPr>
+      </w:pPr>
+    </w:p>
+    <w:p>
+      <w:pPr>
+        <w:pStyle w:val="4"/>
+        <w:keepNext w:val="0"/>
+        <w:keepLines w:val="0"/>
+        <w:pageBreakBefore w:val="0"/>
+        <w:widowControl/>
+        <w:suppressLineNumbers w:val="0"/>
+        <w:kinsoku/>
+        <w:wordWrap/>
+        <w:overflowPunct/>
+        <w:topLinePunct w:val="0"/>
+        <w:autoSpaceDE/>
+        <w:autoSpaceDN/>
+        <w:bidi w:val="0"/>
+        <w:adjustRightInd/>
+        <w:snapToGrid/>
+        <w:spacing w:before="0" w:beforeAutospacing="0" w:after="0" w:afterAutospacing="0" w:line="400" w:lineRule="exact"/>
+        <w:ind w:left="0" w:leftChars="0" w:right="0" w:firstLine="0"/>
+        <w:textAlignment w:val="auto"/>
+        <w:rPr>
+          <w:rFonts w:hint="eastAsia" w:ascii="宋体" w:hAnsi="宋体" w:eastAsia="宋体" w:cs="宋体"/>
+          <w:b w:val="0"/>
+          <w:i w:val="0"/>
+          <w:iCs w:val="0"/>
+          <w:caps w:val="0"/>
+          <w:strike w:val="0"/>
+          <w:color w:val="4C4F69"/>
+          <w:spacing w:val="0"/>
+          <w:kern w:val="0"/>
+          <w:sz w:val="24"/>
+          <w:szCs w:val="15"/>
+          <w:u w:val="none"/>
+          <w:lang w:val="en-US" w:eastAsia="zh-CN" w:bidi="ar"/>
+        </w:rPr>
+      </w:pPr>
+    </w:p>
+    <w:p>
+      <w:pPr>
+        <w:pStyle w:val="4"/>
+        <w:keepNext w:val="0"/>
+        <w:keepLines w:val="0"/>
+        <w:pageBreakBefore w:val="0"/>
+        <w:widowControl/>
+        <w:suppressLineNumbers w:val="0"/>
+        <w:kinsoku/>
+        <w:wordWrap/>
+        <w:overflowPunct/>
+        <w:topLinePunct w:val="0"/>
+        <w:autoSpaceDE/>
+        <w:autoSpaceDN/>
+        <w:bidi w:val="0"/>
+        <w:adjustRightInd/>
+        <w:snapToGrid/>
+        <w:spacing w:before="0" w:beforeAutospacing="0" w:after="0" w:afterAutospacing="0" w:line="400" w:lineRule="exact"/>
+        <w:ind w:left="0" w:leftChars="0" w:right="0" w:firstLine="0"/>
+        <w:textAlignment w:val="auto"/>
+        <w:rPr>
+          <w:rFonts w:hint="eastAsia" w:ascii="宋体" w:hAnsi="宋体" w:eastAsia="宋体" w:cs="宋体"/>
+          <w:b w:val="0"/>
+          <w:i w:val="0"/>
+          <w:iCs w:val="0"/>
+          <w:caps w:val="0"/>
+          <w:strike w:val="0"/>
+          <w:color w:val="4C4F69"/>
+          <w:spacing w:val="0"/>
+          <w:kern w:val="0"/>
+          <w:sz w:val="24"/>
+          <w:szCs w:val="15"/>
+          <w:u w:val="none"/>
+          <w:lang w:val="en-US" w:eastAsia="zh-CN" w:bidi="ar"/>
+        </w:rPr>
+      </w:pPr>
+    </w:p>
+    <w:p>
+      <w:pPr>
+        <w:pStyle w:val="4"/>
+        <w:keepNext w:val="0"/>
+        <w:keepLines w:val="0"/>
+        <w:pageBreakBefore w:val="0"/>
+        <w:widowControl/>
+        <w:suppressLineNumbers w:val="0"/>
+        <w:kinsoku/>
+        <w:wordWrap/>
+        <w:overflowPunct/>
+        <w:topLinePunct w:val="0"/>
+        <w:autoSpaceDE/>
+        <w:autoSpaceDN/>
+        <w:bidi w:val="0"/>
+        <w:adjustRightInd/>
+        <w:snapToGrid/>
+        <w:spacing w:before="0" w:beforeAutospacing="0" w:after="0" w:afterAutospacing="0" w:line="400" w:lineRule="exact"/>
+        <w:ind w:left="0" w:leftChars="0" w:right="0" w:firstLine="0"/>
+        <w:textAlignment w:val="auto"/>
+        <w:rPr>
+          <w:rFonts w:hint="eastAsia" w:ascii="宋体" w:hAnsi="宋体" w:eastAsia="宋体" w:cs="宋体"/>
+          <w:b w:val="0"/>
+          <w:i w:val="0"/>
+          <w:iCs w:val="0"/>
+          <w:caps w:val="0"/>
+          <w:strike w:val="0"/>
+          <w:color w:val="4C4F69"/>
+          <w:spacing w:val="0"/>
+          <w:kern w:val="0"/>
+          <w:sz w:val="24"/>
+          <w:szCs w:val="15"/>
+          <w:u w:val="none"/>
+          <w:lang w:val="en-US" w:eastAsia="zh-CN" w:bidi="ar"/>
+        </w:rPr>
+      </w:pPr>
+    </w:p>
+    <w:p>
+      <w:pPr>
+        <w:pStyle w:val="4"/>
+        <w:keepNext w:val="0"/>
+        <w:keepLines w:val="0"/>
+        <w:pageBreakBefore w:val="0"/>
+        <w:widowControl/>
+        <w:suppressLineNumbers w:val="0"/>
+        <w:kinsoku/>
+        <w:wordWrap/>
+        <w:overflowPunct/>
+        <w:topLinePunct w:val="0"/>
+        <w:autoSpaceDE/>
+        <w:autoSpaceDN/>
+        <w:bidi w:val="0"/>
+        <w:adjustRightInd/>
+        <w:snapToGrid/>
+        <w:spacing w:before="0" w:beforeAutospacing="0" w:after="0" w:afterAutospacing="0" w:line="400" w:lineRule="exact"/>
+        <w:ind w:left="0" w:leftChars="0" w:right="0" w:firstLine="0"/>
+        <w:textAlignment w:val="auto"/>
+        <w:rPr>
+          <w:rFonts w:hint="eastAsia" w:ascii="宋体" w:hAnsi="宋体" w:eastAsia="宋体" w:cs="宋体"/>
+          <w:b w:val="0"/>
+          <w:i w:val="0"/>
+          <w:iCs w:val="0"/>
+          <w:caps w:val="0"/>
+          <w:strike w:val="0"/>
+          <w:color w:val="4C4F69"/>
+          <w:spacing w:val="0"/>
+          <w:kern w:val="0"/>
+          <w:sz w:val="24"/>
+          <w:szCs w:val="15"/>
+          <w:u w:val="none"/>
+          <w:lang w:val="en-US" w:eastAsia="zh-CN" w:bidi="ar"/>
+        </w:rPr>
+      </w:pPr>
+    </w:p>
+    <w:p>
+      <w:pPr>
+        <w:pStyle w:val="4"/>
+        <w:keepNext w:val="0"/>
+        <w:keepLines w:val="0"/>
+        <w:pageBreakBefore w:val="0"/>
+        <w:widowControl/>
+        <w:suppressLineNumbers w:val="0"/>
+        <w:kinsoku/>
+        <w:wordWrap/>
+        <w:overflowPunct/>
+        <w:topLinePunct w:val="0"/>
+        <w:autoSpaceDE/>
+        <w:autoSpaceDN/>
+        <w:bidi w:val="0"/>
+        <w:adjustRightInd/>
+        <w:snapToGrid/>
+        <w:spacing w:before="0" w:beforeAutospacing="0" w:after="0" w:afterAutospacing="0" w:line="400" w:lineRule="exact"/>
+        <w:ind w:left="0" w:leftChars="0" w:right="0" w:firstLine="0"/>
+        <w:textAlignment w:val="auto"/>
+        <w:rPr>
+          <w:rFonts w:hint="eastAsia" w:ascii="宋体" w:hAnsi="宋体" w:eastAsia="宋体" w:cs="宋体"/>
+          <w:b w:val="0"/>
+          <w:i w:val="0"/>
+          <w:iCs w:val="0"/>
+          <w:caps w:val="0"/>
+          <w:strike w:val="0"/>
+          <w:color w:val="4C4F69"/>
+          <w:spacing w:val="0"/>
+          <w:kern w:val="0"/>
+          <w:sz w:val="24"/>
+          <w:szCs w:val="15"/>
+          <w:u w:val="none"/>
+          <w:lang w:val="en-US" w:eastAsia="zh-CN" w:bidi="ar"/>
+        </w:rPr>
+      </w:pPr>
+    </w:p>
+    <w:p>
+      <w:pPr>
+        <w:pStyle w:val="4"/>
+        <w:keepNext w:val="0"/>
+        <w:keepLines w:val="0"/>
+        <w:pageBreakBefore w:val="0"/>
+        <w:widowControl/>
+        <w:suppressLineNumbers w:val="0"/>
+        <w:kinsoku/>
+        <w:wordWrap/>
+        <w:overflowPunct/>
+        <w:topLinePunct w:val="0"/>
+        <w:autoSpaceDE/>
+        <w:autoSpaceDN/>
+        <w:bidi w:val="0"/>
+        <w:adjustRightInd/>
+        <w:snapToGrid/>
+        <w:spacing w:before="0" w:beforeAutospacing="0" w:after="0" w:afterAutospacing="0" w:line="400" w:lineRule="exact"/>
+        <w:ind w:left="0" w:leftChars="0" w:right="0" w:firstLine="0"/>
+        <w:textAlignment w:val="auto"/>
+        <w:rPr>
+          <w:rFonts w:hint="eastAsia" w:ascii="宋体" w:hAnsi="宋体" w:eastAsia="宋体" w:cs="宋体"/>
+          <w:b w:val="0"/>
+          <w:i w:val="0"/>
+          <w:iCs w:val="0"/>
+          <w:caps w:val="0"/>
+          <w:strike w:val="0"/>
+          <w:color w:val="4C4F69"/>
+          <w:spacing w:val="0"/>
+          <w:kern w:val="0"/>
+          <w:sz w:val="24"/>
+          <w:szCs w:val="15"/>
+          <w:u w:val="none"/>
+          <w:lang w:val="en-US" w:eastAsia="zh-CN" w:bidi="ar"/>
+        </w:rPr>
+      </w:pPr>
     </w:p>
     <w:p>
       <w:pPr>
         <w:keepNext w:val="0"/>
         <w:keepLines w:val="0"/>
+        <w:pageBreakBefore w:val="0"/>
         <w:widowControl/>
         <w:suppressLineNumbers w:val="0"/>
-        <w:spacing w:before="0" w:beforeAutospacing="0" w:after="120" w:afterAutospacing="0" w:line="360" w:lineRule="auto"/>
-        <w:ind w:left="0" w:leftChars="0" w:right="0" w:rightChars="0" w:firstLine="480" w:firstLineChars="200"/>
-        <w:jc w:val="both"/>
-        <w:rPr>
-          <w:rFonts w:hint="default" w:ascii="Segoe UI Emoji" w:hAnsi="Segoe UI Emoji" w:eastAsia="Segoe UI Emoji" w:cs="Segoe UI Emoji"/>
-          <w:b w:val="0"/>
-          <w:i w:val="0"/>
-          <w:iCs w:val="0"/>
-          <w:caps w:val="0"/>
-          <w:strike w:val="0"/>
-          <w:color w:val="4C4F69"/>
-          <w:spacing w:val="0"/>
-          <w:kern w:val="0"/>
-          <w:sz w:val="24"/>
-          <w:szCs w:val="15"/>
-          <w:u w:val="none"/>
+        <w:kinsoku/>
+        <w:wordWrap/>
+        <w:overflowPunct/>
+        <w:topLinePunct w:val="0"/>
+        <w:autoSpaceDE/>
+        <w:autoSpaceDN/>
+        <w:bidi w:val="0"/>
+        <w:adjustRightInd/>
+        <w:snapToGrid/>
+        <w:spacing w:before="625" w:beforeLines="200" w:after="625" w:afterLines="200"/>
+        <w:jc w:val="center"/>
+        <w:textAlignment w:val="auto"/>
+        <w:rPr>
+          <w:rFonts w:hint="default" w:ascii="Times New Roman" w:hAnsi="Times New Roman" w:eastAsia="宋体" w:cs="Times New Roman"/>
+          <w:b/>
+          <w:bCs/>
+          <w:color w:val="000000"/>
+          <w:kern w:val="0"/>
+          <w:sz w:val="32"/>
+          <w:szCs w:val="32"/>
           <w:lang w:val="en-US" w:eastAsia="zh-CN" w:bidi="ar"/>
         </w:rPr>
       </w:pPr>
-      <w:r>
-        <w:rPr>
-          <w:rFonts w:hint="default" w:ascii="Segoe UI Emoji" w:hAnsi="Segoe UI Emoji" w:eastAsia="Segoe UI Emoji" w:cs="Segoe UI Emoji"/>
-          <w:b w:val="0"/>
-          <w:i w:val="0"/>
-          <w:iCs w:val="0"/>
-          <w:caps w:val="0"/>
-          <w:strike w:val="0"/>
-          <w:color w:val="4C4F69"/>
-          <w:spacing w:val="0"/>
-          <w:kern w:val="0"/>
-          <w:sz w:val="24"/>
-          <w:szCs w:val="15"/>
-          <w:u w:val="none"/>
-          <w:lang w:val="en-US" w:eastAsia="zh-CN" w:bidi="ar"/>
-        </w:rPr>
-        <w:t>饮食管理模块提供饮食记录功能。用户记录每天吃什么。系统使用协同过滤算法推荐食谱。系统根据用户历史记录给出个性化建议。</w:t>
-      </w:r>
     </w:p>
     <w:p>
       <w:pPr>
         <w:keepNext w:val="0"/>
         <w:keepLines w:val="0"/>
+        <w:pageBreakBefore w:val="0"/>
         <w:widowControl/>
         <w:suppressLineNumbers w:val="0"/>
-        <w:spacing w:before="0" w:beforeAutospacing="0" w:after="120" w:afterAutospacing="0" w:line="360" w:lineRule="auto"/>
-        <w:ind w:left="0" w:leftChars="0" w:right="0" w:rightChars="0" w:firstLine="480" w:firstLineChars="200"/>
-        <w:jc w:val="both"/>
-        <w:rPr>
-          <w:rFonts w:hint="default" w:ascii="Segoe UI Emoji" w:hAnsi="Segoe UI Emoji" w:eastAsia="Segoe UI Emoji" w:cs="Segoe UI Emoji"/>
-          <w:b w:val="0"/>
-          <w:i w:val="0"/>
-          <w:iCs w:val="0"/>
-          <w:caps w:val="0"/>
-          <w:strike w:val="0"/>
-          <w:color w:val="4C4F69"/>
-          <w:spacing w:val="0"/>
-          <w:kern w:val="0"/>
-          <w:sz w:val="24"/>
-          <w:szCs w:val="15"/>
-          <w:u w:val="none"/>
+        <w:kinsoku/>
+        <w:wordWrap/>
+        <w:overflowPunct/>
+        <w:topLinePunct w:val="0"/>
+        <w:autoSpaceDE/>
+        <w:autoSpaceDN/>
+        <w:bidi w:val="0"/>
+        <w:adjustRightInd/>
+        <w:snapToGrid/>
+        <w:spacing w:before="625" w:beforeLines="200" w:after="625" w:afterLines="200"/>
+        <w:jc w:val="center"/>
+        <w:textAlignment w:val="auto"/>
+        <w:rPr>
+          <w:rFonts w:hint="default" w:ascii="Times New Roman" w:hAnsi="Times New Roman" w:eastAsia="宋体" w:cs="Times New Roman"/>
+          <w:b/>
+          <w:bCs/>
+          <w:color w:val="000000"/>
+          <w:kern w:val="0"/>
+          <w:sz w:val="32"/>
+          <w:szCs w:val="32"/>
           <w:lang w:val="en-US" w:eastAsia="zh-CN" w:bidi="ar"/>
         </w:rPr>
       </w:pPr>
       <w:r>
         <w:rPr>
-          <w:rFonts w:hint="default" w:ascii="Segoe UI Emoji" w:hAnsi="Segoe UI Emoji" w:eastAsia="Segoe UI Emoji" w:cs="Segoe UI Emoji"/>
-          <w:b w:val="0"/>
-          <w:i w:val="0"/>
-          <w:iCs w:val="0"/>
-          <w:caps w:val="0"/>
-          <w:strike w:val="0"/>
-          <w:color w:val="4C4F69"/>
-          <w:spacing w:val="0"/>
-          <w:kern w:val="0"/>
-          <w:sz w:val="24"/>
-          <w:szCs w:val="15"/>
-          <w:u w:val="none"/>
-          <w:lang w:val="en-US" w:eastAsia="zh-CN" w:bidi="ar"/>
-        </w:rPr>
-        <w:t>资讯系统模块提供健康资讯。用户可以浏览健康文章。用户可以发表评论。</w:t>
+          <w:rFonts w:hint="default" w:ascii="Times New Roman" w:hAnsi="Times New Roman" w:eastAsia="宋体" w:cs="Times New Roman"/>
+          <w:b/>
+          <w:bCs/>
+          <w:color w:val="000000"/>
+          <w:kern w:val="0"/>
+          <w:sz w:val="32"/>
+          <w:szCs w:val="32"/>
+          <w:lang w:val="en-US" w:eastAsia="zh-CN" w:bidi="ar"/>
+        </w:rPr>
+        <w:t>ABSTRACT</w:t>
       </w:r>
     </w:p>
     <w:p>
       <w:pPr>
         <w:keepNext w:val="0"/>
         <w:keepLines w:val="0"/>
+        <w:pageBreakBefore w:val="0"/>
         <w:widowControl/>
         <w:suppressLineNumbers w:val="0"/>
-        <w:spacing w:before="0" w:beforeAutospacing="0" w:after="120" w:afterAutospacing="0" w:line="360" w:lineRule="auto"/>
+        <w:kinsoku/>
+        <w:wordWrap/>
+        <w:overflowPunct/>
+        <w:topLinePunct w:val="0"/>
+        <w:autoSpaceDE/>
+        <w:autoSpaceDN/>
+        <w:bidi w:val="0"/>
+        <w:adjustRightInd/>
+        <w:snapToGrid/>
+        <w:spacing w:before="0" w:beforeAutospacing="0" w:after="0" w:afterAutospacing="0" w:line="400" w:lineRule="exact"/>
         <w:ind w:left="0" w:leftChars="0" w:right="0" w:rightChars="0" w:firstLine="480" w:firstLineChars="200"/>
         <w:jc w:val="both"/>
-        <w:rPr>
-          <w:rFonts w:hint="default" w:ascii="Segoe UI Emoji" w:hAnsi="Segoe UI Emoji" w:eastAsia="Segoe UI Emoji" w:cs="Segoe UI Emoji"/>
+        <w:textAlignment w:val="auto"/>
+        <w:rPr>
+          <w:rFonts w:hint="default" w:ascii="Times New Roman" w:hAnsi="Times New Roman" w:eastAsia="Segoe UI Emoji" w:cs="Times New Roman"/>
           <w:b w:val="0"/>
           <w:i w:val="0"/>
           <w:iCs w:val="0"/>
@@ -1160,34 +2046,45 @@
       </w:pPr>
       <w:r>
         <w:rPr>
-          <w:rFonts w:hint="default" w:ascii="Segoe UI Emoji" w:hAnsi="Segoe UI Emoji" w:eastAsia="Segoe UI Emoji" w:cs="Segoe UI Emoji"/>
-          <w:b w:val="0"/>
-          <w:i w:val="0"/>
-          <w:iCs w:val="0"/>
-          <w:caps w:val="0"/>
-          <w:strike w:val="0"/>
-          <w:color w:val="4C4F69"/>
-          <w:spacing w:val="0"/>
-          <w:kern w:val="0"/>
-          <w:sz w:val="24"/>
-          <w:szCs w:val="15"/>
-          <w:u w:val="none"/>
-          <w:lang w:val="en-US" w:eastAsia="zh-CN" w:bidi="ar"/>
-        </w:rPr>
-        <w:t>管理后台模块提供管理功能。管理员可以管理用户。管理员可以审核内容。</w:t>
+          <w:rFonts w:hint="default" w:ascii="Times New Roman" w:hAnsi="Times New Roman" w:eastAsia="Segoe UI Emoji" w:cs="Times New Roman"/>
+          <w:b w:val="0"/>
+          <w:i w:val="0"/>
+          <w:iCs w:val="0"/>
+          <w:caps w:val="0"/>
+          <w:strike w:val="0"/>
+          <w:color w:val="4C4F69"/>
+          <w:spacing w:val="0"/>
+          <w:kern w:val="0"/>
+          <w:sz w:val="24"/>
+          <w:szCs w:val="15"/>
+          <w:u w:val="none"/>
+          <w:lang w:val="en-US" w:eastAsia="zh-CN" w:bidi="ar"/>
+        </w:rPr>
+        <w:t>This graduation project designs and implements a personal health management system based on SpringBoot and Vue. The system includes administrators and ordinary users. Administrators manage platform data and content. Users manage personal health files and browse health information.</w:t>
       </w:r>
     </w:p>
     <w:p>
       <w:pPr>
         <w:keepNext w:val="0"/>
         <w:keepLines w:val="0"/>
+        <w:pageBreakBefore w:val="0"/>
         <w:widowControl/>
         <w:suppressLineNumbers w:val="0"/>
-        <w:spacing w:before="0" w:beforeAutospacing="0" w:after="120" w:afterAutospacing="0" w:line="360" w:lineRule="auto"/>
+        <w:kinsoku/>
+        <w:wordWrap/>
+        <w:overflowPunct/>
+        <w:topLinePunct w:val="0"/>
+        <w:autoSpaceDE/>
+        <w:autoSpaceDN/>
+        <w:bidi w:val="0"/>
+        <w:adjustRightInd/>
+        <w:snapToGrid/>
+        <w:spacing w:before="0" w:beforeAutospacing="0" w:after="0" w:afterAutospacing="0" w:line="400" w:lineRule="exact"/>
         <w:ind w:left="0" w:leftChars="0" w:right="0" w:rightChars="0" w:firstLine="480" w:firstLineChars="200"/>
         <w:jc w:val="both"/>
-        <w:rPr>
-          <w:rFonts w:hint="default" w:ascii="Segoe UI Emoji" w:hAnsi="Segoe UI Emoji" w:eastAsia="Segoe UI Emoji" w:cs="Segoe UI Emoji"/>
+        <w:textAlignment w:val="auto"/>
+        <w:rPr>
+          <w:rFonts w:hint="default" w:ascii="Times New Roman" w:hAnsi="Times New Roman" w:eastAsia="Segoe UI Emoji" w:cs="Times New Roman"/>
           <w:b w:val="0"/>
           <w:i w:val="0"/>
           <w:iCs w:val="0"/>
@@ -1204,34 +2101,45 @@
       </w:pPr>
       <w:r>
         <w:rPr>
-          <w:rFonts w:hint="default" w:ascii="Segoe UI Emoji" w:hAnsi="Segoe UI Emoji" w:eastAsia="Segoe UI Emoji" w:cs="Segoe UI Emoji"/>
-          <w:b w:val="0"/>
-          <w:i w:val="0"/>
-          <w:iCs w:val="0"/>
-          <w:caps w:val="0"/>
-          <w:strike w:val="0"/>
-          <w:color w:val="4C4F69"/>
-          <w:spacing w:val="0"/>
-          <w:kern w:val="0"/>
-          <w:sz w:val="24"/>
-          <w:szCs w:val="15"/>
-          <w:u w:val="none"/>
-          <w:lang w:val="en-US" w:eastAsia="zh-CN" w:bidi="ar"/>
-        </w:rPr>
-        <w:t>系统采用前后端分离架构。后端使用SpringBoot框架。前端使用Vue.js框架。数据库使用MySQL。</w:t>
+          <w:rFonts w:hint="default" w:ascii="Times New Roman" w:hAnsi="Times New Roman" w:eastAsia="Segoe UI Emoji" w:cs="Times New Roman"/>
+          <w:b w:val="0"/>
+          <w:i w:val="0"/>
+          <w:iCs w:val="0"/>
+          <w:caps w:val="0"/>
+          <w:strike w:val="0"/>
+          <w:color w:val="4C4F69"/>
+          <w:spacing w:val="0"/>
+          <w:kern w:val="0"/>
+          <w:sz w:val="24"/>
+          <w:szCs w:val="15"/>
+          <w:u w:val="none"/>
+          <w:lang w:val="en-US" w:eastAsia="zh-CN" w:bidi="ar"/>
+        </w:rPr>
+        <w:t>The system provides 15 functional modules, including user management, health information management, health indicator management, health record management, comment management, recipe management, registration and login, personal information modification, collection management, personal health model management, health data chart, recipe publishing, diet recording, health information browsing, and comment interaction. Health indicator management module provides flexible configuration of health data. This is a design highlight. Health data chart module uses Echarts to display data. The system shows data in line charts and bar charts. Comment management module uses Trie algorithm to filter sensitive words. Health information browsing module uses collaborative filtering algorithm. The system recommends content based on user behavior.</w:t>
       </w:r>
     </w:p>
     <w:p>
       <w:pPr>
         <w:keepNext w:val="0"/>
         <w:keepLines w:val="0"/>
+        <w:pageBreakBefore w:val="0"/>
         <w:widowControl/>
         <w:suppressLineNumbers w:val="0"/>
-        <w:spacing w:before="0" w:beforeAutospacing="0" w:after="120" w:afterAutospacing="0" w:line="360" w:lineRule="auto"/>
+        <w:kinsoku/>
+        <w:wordWrap/>
+        <w:overflowPunct/>
+        <w:topLinePunct w:val="0"/>
+        <w:autoSpaceDE/>
+        <w:autoSpaceDN/>
+        <w:bidi w:val="0"/>
+        <w:adjustRightInd/>
+        <w:snapToGrid/>
+        <w:spacing w:before="0" w:beforeAutospacing="0" w:after="0" w:afterAutospacing="0" w:line="400" w:lineRule="exact"/>
         <w:ind w:left="0" w:leftChars="0" w:right="0" w:rightChars="0" w:firstLine="480" w:firstLineChars="200"/>
         <w:jc w:val="both"/>
-        <w:rPr>
-          <w:rFonts w:hint="default" w:ascii="Segoe UI Emoji" w:hAnsi="Segoe UI Emoji" w:eastAsia="Segoe UI Emoji" w:cs="Segoe UI Emoji"/>
+        <w:textAlignment w:val="auto"/>
+        <w:rPr>
+          <w:rFonts w:hint="default" w:ascii="Times New Roman" w:hAnsi="Times New Roman" w:eastAsia="Segoe UI Emoji" w:cs="Times New Roman"/>
           <w:b w:val="0"/>
           <w:i w:val="0"/>
           <w:iCs w:val="0"/>
@@ -1248,34 +2156,45 @@
       </w:pPr>
       <w:r>
         <w:rPr>
-          <w:rFonts w:hint="default" w:ascii="Segoe UI Emoji" w:hAnsi="Segoe UI Emoji" w:eastAsia="Segoe UI Emoji" w:cs="Segoe UI Emoji"/>
-          <w:b w:val="0"/>
-          <w:i w:val="0"/>
-          <w:iCs w:val="0"/>
-          <w:caps w:val="0"/>
-          <w:strike w:val="0"/>
-          <w:color w:val="4C4F69"/>
-          <w:spacing w:val="0"/>
-          <w:kern w:val="0"/>
-          <w:sz w:val="24"/>
-          <w:szCs w:val="15"/>
-          <w:u w:val="none"/>
-          <w:lang w:val="en-US" w:eastAsia="zh-CN" w:bidi="ar"/>
-        </w:rPr>
-        <w:t>系统实现了预期的功能。用户可以方便地管理健康数据。系统提供数据可视化功能。系统提供个性化推荐服务。</w:t>
+          <w:rFonts w:hint="default" w:ascii="Times New Roman" w:hAnsi="Times New Roman" w:eastAsia="Segoe UI Emoji" w:cs="Times New Roman"/>
+          <w:b w:val="0"/>
+          <w:i w:val="0"/>
+          <w:iCs w:val="0"/>
+          <w:caps w:val="0"/>
+          <w:strike w:val="0"/>
+          <w:color w:val="4C4F69"/>
+          <w:spacing w:val="0"/>
+          <w:kern w:val="0"/>
+          <w:sz w:val="24"/>
+          <w:szCs w:val="15"/>
+          <w:u w:val="none"/>
+          <w:lang w:val="en-US" w:eastAsia="zh-CN" w:bidi="ar"/>
+        </w:rPr>
+        <w:t>The system adopts front-end and back-end separation architecture. The backend uses SpringBoot framework to provide RESTful API. The frontend uses Vue.js framework to implement user interface. The database uses MySQL. The system achieves expected functions. It provides data visualization and personalized recommendation services. The system provides convenient, efficient and personalized health management services for users.</w:t>
       </w:r>
     </w:p>
     <w:p>
       <w:pPr>
         <w:keepNext w:val="0"/>
         <w:keepLines w:val="0"/>
+        <w:pageBreakBefore w:val="0"/>
         <w:widowControl/>
         <w:suppressLineNumbers w:val="0"/>
-        <w:spacing w:before="0" w:beforeAutospacing="0" w:after="120" w:afterAutospacing="0" w:line="360" w:lineRule="auto"/>
-        <w:ind w:left="0" w:leftChars="0" w:right="0" w:rightChars="0" w:firstLine="480" w:firstLineChars="200"/>
+        <w:kinsoku/>
+        <w:wordWrap/>
+        <w:overflowPunct/>
+        <w:topLinePunct w:val="0"/>
+        <w:autoSpaceDE/>
+        <w:autoSpaceDN/>
+        <w:bidi w:val="0"/>
+        <w:adjustRightInd/>
+        <w:snapToGrid/>
+        <w:spacing w:before="0" w:beforeAutospacing="0" w:after="0" w:afterAutospacing="0" w:line="400" w:lineRule="exact"/>
+        <w:ind w:right="0" w:rightChars="0"/>
         <w:jc w:val="both"/>
-        <w:rPr>
-          <w:rFonts w:hint="default" w:ascii="Segoe UI Emoji" w:hAnsi="Segoe UI Emoji" w:eastAsia="Segoe UI Emoji" w:cs="Segoe UI Emoji"/>
+        <w:textAlignment w:val="auto"/>
+        <w:rPr>
+          <w:rFonts w:hint="default" w:ascii="Times New Roman" w:hAnsi="Times New Roman" w:eastAsia="Segoe UI Emoji" w:cs="Times New Roman"/>
           <w:b w:val="0"/>
           <w:i w:val="0"/>
           <w:iCs w:val="0"/>
@@ -1290,24 +2209,148 @@
           <w:lang w:val="en-US" w:eastAsia="zh-CN" w:bidi="ar"/>
         </w:rPr>
       </w:pPr>
-      <w:r>
-        <w:rPr>
-          <w:rFonts w:hint="default" w:ascii="Segoe UI Emoji" w:hAnsi="Segoe UI Emoji" w:eastAsia="Segoe UI Emoji" w:cs="Segoe UI Emoji"/>
-          <w:b w:val="0"/>
-          <w:i w:val="0"/>
-          <w:iCs w:val="0"/>
-          <w:caps w:val="0"/>
-          <w:strike w:val="0"/>
-          <w:color w:val="4C4F69"/>
-          <w:spacing w:val="0"/>
-          <w:kern w:val="0"/>
-          <w:sz w:val="24"/>
-          <w:szCs w:val="15"/>
-          <w:u w:val="none"/>
-          <w:lang w:val="en-US" w:eastAsia="zh-CN" w:bidi="ar"/>
-        </w:rPr>
-        <w:t>关键词：个人健康管理系统；SpringBoot；Vue；协同过滤算法；数据可视化</w:t>
-      </w:r>
+    </w:p>
+    <w:p>
+      <w:pPr>
+        <w:keepNext w:val="0"/>
+        <w:keepLines w:val="0"/>
+        <w:pageBreakBefore w:val="0"/>
+        <w:widowControl/>
+        <w:suppressLineNumbers w:val="0"/>
+        <w:kinsoku/>
+        <w:wordWrap/>
+        <w:overflowPunct/>
+        <w:topLinePunct w:val="0"/>
+        <w:autoSpaceDE/>
+        <w:autoSpaceDN/>
+        <w:bidi w:val="0"/>
+        <w:adjustRightInd/>
+        <w:snapToGrid/>
+        <w:spacing w:before="0" w:beforeAutospacing="0" w:after="0" w:afterAutospacing="0" w:line="400" w:lineRule="exact"/>
+        <w:ind w:right="0" w:rightChars="0"/>
+        <w:jc w:val="both"/>
+        <w:textAlignment w:val="auto"/>
+        <w:rPr>
+          <w:rFonts w:hint="default" w:ascii="Times New Roman" w:hAnsi="Times New Roman" w:eastAsia="Segoe UI Emoji" w:cs="Times New Roman"/>
+          <w:b w:val="0"/>
+          <w:i w:val="0"/>
+          <w:iCs w:val="0"/>
+          <w:caps w:val="0"/>
+          <w:strike w:val="0"/>
+          <w:color w:val="4C4F69"/>
+          <w:spacing w:val="0"/>
+          <w:kern w:val="0"/>
+          <w:sz w:val="24"/>
+          <w:szCs w:val="15"/>
+          <w:u w:val="none"/>
+          <w:lang w:val="en-US" w:eastAsia="zh-CN" w:bidi="ar"/>
+        </w:rPr>
+      </w:pPr>
+      <w:r>
+        <w:rPr>
+          <w:rFonts w:hint="default" w:ascii="Times New Roman" w:hAnsi="Times New Roman" w:eastAsia="Segoe UI Emoji" w:cs="Times New Roman"/>
+          <w:b/>
+          <w:bCs/>
+          <w:i w:val="0"/>
+          <w:iCs w:val="0"/>
+          <w:caps w:val="0"/>
+          <w:strike w:val="0"/>
+          <w:color w:val="4C4F69"/>
+          <w:spacing w:val="0"/>
+          <w:kern w:val="0"/>
+          <w:sz w:val="24"/>
+          <w:szCs w:val="15"/>
+          <w:u w:val="none"/>
+          <w:lang w:val="en-US" w:eastAsia="zh-CN" w:bidi="ar"/>
+        </w:rPr>
+        <w:t>Key words:</w:t>
+      </w:r>
+      <w:r>
+        <w:rPr>
+          <w:rFonts w:hint="default" w:ascii="Times New Roman" w:hAnsi="Times New Roman" w:eastAsia="Segoe UI Emoji" w:cs="Times New Roman"/>
+          <w:b w:val="0"/>
+          <w:i w:val="0"/>
+          <w:iCs w:val="0"/>
+          <w:caps w:val="0"/>
+          <w:strike w:val="0"/>
+          <w:color w:val="4C4F69"/>
+          <w:spacing w:val="0"/>
+          <w:kern w:val="0"/>
+          <w:sz w:val="24"/>
+          <w:szCs w:val="15"/>
+          <w:u w:val="none"/>
+          <w:lang w:val="en-US" w:eastAsia="zh-CN" w:bidi="ar"/>
+        </w:rPr>
+        <w:t xml:space="preserve"> personal health management system; springboot; vue; collaborative filtering algorithm; trie dictionary tree algorithm; data visualization</w:t>
+      </w:r>
+    </w:p>
+    <w:p>
+      <w:pPr>
+        <w:keepNext w:val="0"/>
+        <w:keepLines w:val="0"/>
+        <w:pageBreakBefore w:val="0"/>
+        <w:widowControl/>
+        <w:suppressLineNumbers w:val="0"/>
+        <w:kinsoku/>
+        <w:wordWrap/>
+        <w:overflowPunct/>
+        <w:topLinePunct w:val="0"/>
+        <w:autoSpaceDE/>
+        <w:autoSpaceDN/>
+        <w:bidi w:val="0"/>
+        <w:adjustRightInd/>
+        <w:snapToGrid/>
+        <w:spacing w:before="625" w:beforeLines="200" w:after="625" w:afterLines="200"/>
+        <w:jc w:val="both"/>
+        <w:textAlignment w:val="auto"/>
+        <w:rPr>
+          <w:rFonts w:hint="default" w:ascii="Times New Roman" w:hAnsi="Times New Roman" w:eastAsia="宋体" w:cs="Times New Roman"/>
+          <w:b/>
+          <w:bCs/>
+          <w:color w:val="000000"/>
+          <w:kern w:val="0"/>
+          <w:sz w:val="32"/>
+          <w:szCs w:val="32"/>
+          <w:lang w:val="en-US" w:eastAsia="zh-CN" w:bidi="ar"/>
+        </w:rPr>
+      </w:pPr>
+    </w:p>
+    <w:p>
+      <w:pPr>
+        <w:pStyle w:val="4"/>
+        <w:keepNext w:val="0"/>
+        <w:keepLines w:val="0"/>
+        <w:pageBreakBefore w:val="0"/>
+        <w:widowControl/>
+        <w:suppressLineNumbers w:val="0"/>
+        <w:kinsoku/>
+        <w:wordWrap/>
+        <w:overflowPunct/>
+        <w:topLinePunct w:val="0"/>
+        <w:autoSpaceDE/>
+        <w:autoSpaceDN/>
+        <w:bidi w:val="0"/>
+        <w:adjustRightInd/>
+        <w:snapToGrid/>
+        <w:spacing w:before="0" w:beforeAutospacing="0" w:after="0" w:afterAutospacing="0" w:line="400" w:lineRule="exact"/>
+        <w:ind w:left="0" w:leftChars="0" w:right="0" w:firstLine="0"/>
+        <w:textAlignment w:val="auto"/>
+        <w:rPr>
+          <w:rFonts w:hint="eastAsia" w:ascii="宋体" w:hAnsi="宋体" w:eastAsia="宋体" w:cs="宋体"/>
+          <w:b w:val="0"/>
+          <w:i w:val="0"/>
+          <w:iCs w:val="0"/>
+          <w:caps w:val="0"/>
+          <w:strike w:val="0"/>
+          <w:color w:val="4C4F69"/>
+          <w:spacing w:val="0"/>
+          <w:kern w:val="0"/>
+          <w:sz w:val="24"/>
+          <w:szCs w:val="15"/>
+          <w:u w:val="none"/>
+          <w:lang w:val="en-US" w:eastAsia="zh-CN" w:bidi="ar"/>
+        </w:rPr>
+      </w:pPr>
     </w:p>
     <w:sectPr>
       <w:headerReference r:id="rId3" w:type="default"/>

--- a/docs/论文/毕业论文.docx
+++ b/docs/论文/毕业论文.docx
@@ -106,7 +106,7 @@
     </w:p>
     <w:tbl>
       <w:tblPr>
-        <w:tblStyle w:val="5"/>
+        <w:tblStyle w:val="7"/>
         <w:tblW w:w="0" w:type="auto"/>
         <w:jc w:val="center"/>
         <w:tblLayout w:type="fixed"/>
@@ -922,7 +922,7 @@
     </w:p>
     <w:p>
       <w:pPr>
-        <w:pStyle w:val="4"/>
+        <w:pStyle w:val="6"/>
         <w:keepNext w:val="0"/>
         <w:keepLines w:val="0"/>
         <w:pageBreakBefore w:val="0"/>
@@ -1124,27 +1124,7 @@
           <w:u w:val="none"/>
           <w:lang w:val="en-US" w:eastAsia="zh-CN" w:bidi="ar"/>
         </w:rPr>
-        <w:t>图表库展示健康数据，系统以折线图和柱状图等形式</w:t>
-      </w:r>
-      <w:bookmarkStart w:id="0" w:name="_GoBack"/>
-      <w:bookmarkEnd w:id="0"/>
-      <w:r>
-        <w:rPr>
-          <w:rFonts w:hint="eastAsia" w:ascii="宋体" w:hAnsi="宋体" w:eastAsia="宋体" w:cs="宋体"/>
-          <w:b w:val="0"/>
-          <w:i w:val="0"/>
-          <w:iCs w:val="0"/>
-          <w:caps w:val="0"/>
-          <w:strike w:val="0"/>
-          <w:color w:val="4C4F69"/>
-          <w:spacing w:val="0"/>
-          <w:kern w:val="0"/>
-          <w:sz w:val="24"/>
-          <w:szCs w:val="15"/>
-          <w:u w:val="none"/>
-          <w:lang w:val="en-US" w:eastAsia="zh-CN" w:bidi="ar"/>
-        </w:rPr>
-        <w:t>展示数据，帮助用户掌握健康状况的变化。评论管理模块使用</w:t>
+        <w:t>图表库展示健康数据，系统以折线图和柱状图等形式展示数据，帮助用户掌握健康状况的变化。评论管理模块使用</w:t>
       </w:r>
       <w:r>
         <w:rPr>
@@ -1456,7 +1436,7 @@
     </w:p>
     <w:p>
       <w:pPr>
-        <w:pStyle w:val="4"/>
+        <w:pStyle w:val="6"/>
         <w:keepNext w:val="0"/>
         <w:keepLines w:val="0"/>
         <w:pageBreakBefore w:val="0"/>
@@ -1494,7 +1474,7 @@
     </w:p>
     <w:p>
       <w:pPr>
-        <w:pStyle w:val="4"/>
+        <w:pStyle w:val="6"/>
         <w:keepNext w:val="0"/>
         <w:keepLines w:val="0"/>
         <w:pageBreakBefore w:val="0"/>
@@ -1676,7 +1656,7 @@
     </w:p>
     <w:p>
       <w:pPr>
-        <w:pStyle w:val="4"/>
+        <w:pStyle w:val="6"/>
         <w:keepNext w:val="0"/>
         <w:keepLines w:val="0"/>
         <w:pageBreakBefore w:val="0"/>
@@ -1713,7 +1693,7 @@
     </w:p>
     <w:p>
       <w:pPr>
-        <w:pStyle w:val="4"/>
+        <w:pStyle w:val="6"/>
         <w:keepNext w:val="0"/>
         <w:keepLines w:val="0"/>
         <w:pageBreakBefore w:val="0"/>
@@ -1750,7 +1730,7 @@
     </w:p>
     <w:p>
       <w:pPr>
-        <w:pStyle w:val="4"/>
+        <w:pStyle w:val="6"/>
         <w:keepNext w:val="0"/>
         <w:keepLines w:val="0"/>
         <w:pageBreakBefore w:val="0"/>
@@ -1787,7 +1767,7 @@
     </w:p>
     <w:p>
       <w:pPr>
-        <w:pStyle w:val="4"/>
+        <w:pStyle w:val="6"/>
         <w:keepNext w:val="0"/>
         <w:keepLines w:val="0"/>
         <w:pageBreakBefore w:val="0"/>
@@ -1824,7 +1804,7 @@
     </w:p>
     <w:p>
       <w:pPr>
-        <w:pStyle w:val="4"/>
+        <w:pStyle w:val="6"/>
         <w:keepNext w:val="0"/>
         <w:keepLines w:val="0"/>
         <w:pageBreakBefore w:val="0"/>
@@ -1861,7 +1841,7 @@
     </w:p>
     <w:p>
       <w:pPr>
-        <w:pStyle w:val="4"/>
+        <w:pStyle w:val="6"/>
         <w:keepNext w:val="0"/>
         <w:keepLines w:val="0"/>
         <w:pageBreakBefore w:val="0"/>
@@ -1898,7 +1878,7 @@
     </w:p>
     <w:p>
       <w:pPr>
-        <w:pStyle w:val="4"/>
+        <w:pStyle w:val="6"/>
         <w:keepNext w:val="0"/>
         <w:keepLines w:val="0"/>
         <w:pageBreakBefore w:val="0"/>
@@ -2315,9 +2295,319 @@
         </w:rPr>
       </w:pPr>
     </w:p>
+    <w:sdt>
+      <w:sdtPr>
+        <w:rPr>
+          <w:rFonts w:hint="eastAsia" w:ascii="黑体" w:hAnsi="黑体" w:eastAsia="黑体" w:cs="黑体"/>
+          <w:kern w:val="2"/>
+          <w:sz w:val="32"/>
+          <w:szCs w:val="32"/>
+          <w:lang w:val="en-US" w:eastAsia="zh-CN" w:bidi="ar-SA"/>
+        </w:rPr>
+        <w:id w:val="147459828"/>
+        <w15:color w:val="DBDBDB"/>
+        <w:docPartObj>
+          <w:docPartGallery w:val="Table of Contents"/>
+          <w:docPartUnique/>
+        </w:docPartObj>
+      </w:sdtPr>
+      <w:sdtEndPr>
+        <w:rPr>
+          <w:rFonts w:hint="eastAsia" w:ascii="黑体" w:hAnsi="宋体" w:eastAsia="黑体" w:cs="黑体"/>
+          <w:i w:val="0"/>
+          <w:iCs w:val="0"/>
+          <w:caps w:val="0"/>
+          <w:color w:val="000000"/>
+          <w:spacing w:val="0"/>
+          <w:kern w:val="0"/>
+          <w:sz w:val="32"/>
+          <w:szCs w:val="32"/>
+          <w:shd w:val="clear" w:fill="FFFFFF"/>
+          <w:lang w:val="en-US" w:eastAsia="zh-CN" w:bidi="ar"/>
+        </w:rPr>
+      </w:sdtEndPr>
+      <w:sdtContent>
+        <w:p>
+          <w:pPr>
+            <w:keepNext w:val="0"/>
+            <w:keepLines w:val="0"/>
+            <w:pageBreakBefore w:val="0"/>
+            <w:widowControl w:val="0"/>
+            <w:kinsoku/>
+            <w:wordWrap/>
+            <w:overflowPunct/>
+            <w:topLinePunct w:val="0"/>
+            <w:autoSpaceDE/>
+            <w:autoSpaceDN/>
+            <w:bidi w:val="0"/>
+            <w:adjustRightInd/>
+            <w:snapToGrid/>
+            <w:spacing w:before="625" w:beforeLines="200" w:after="625" w:afterLines="200" w:line="240" w:lineRule="auto"/>
+            <w:ind w:left="0" w:leftChars="0" w:right="0" w:rightChars="0" w:firstLine="0" w:firstLineChars="0"/>
+            <w:jc w:val="center"/>
+            <w:textAlignment w:val="auto"/>
+            <w:rPr>
+              <w:rFonts w:hint="eastAsia" w:ascii="黑体" w:hAnsi="黑体" w:eastAsia="黑体" w:cs="黑体"/>
+              <w:sz w:val="32"/>
+              <w:szCs w:val="32"/>
+              <w:lang w:val="en-US"/>
+            </w:rPr>
+          </w:pPr>
+          <w:r>
+            <w:rPr>
+              <w:rFonts w:hint="eastAsia" w:ascii="黑体" w:hAnsi="黑体" w:eastAsia="黑体" w:cs="黑体"/>
+              <w:kern w:val="2"/>
+              <w:sz w:val="32"/>
+              <w:szCs w:val="32"/>
+              <w:lang w:val="en-US" w:eastAsia="zh-CN" w:bidi="ar-SA"/>
+            </w:rPr>
+            <w:t>目  录</w:t>
+          </w:r>
+        </w:p>
+        <w:p>
+          <w:pPr>
+            <w:pStyle w:val="5"/>
+            <w:keepNext w:val="0"/>
+            <w:keepLines w:val="0"/>
+            <w:pageBreakBefore w:val="0"/>
+            <w:tabs>
+              <w:tab w:val="right" w:leader="dot" w:pos="8306"/>
+            </w:tabs>
+            <w:kinsoku/>
+            <w:wordWrap/>
+            <w:overflowPunct/>
+            <w:topLinePunct w:val="0"/>
+            <w:autoSpaceDE/>
+            <w:autoSpaceDN/>
+            <w:bidi w:val="0"/>
+            <w:adjustRightInd/>
+            <w:snapToGrid/>
+            <w:spacing w:line="400" w:lineRule="exact"/>
+            <w:textAlignment w:val="auto"/>
+            <w:rPr>
+              <w:rFonts w:hint="eastAsia" w:ascii="宋体" w:hAnsi="宋体" w:eastAsia="宋体" w:cs="宋体"/>
+              <w:sz w:val="24"/>
+              <w:szCs w:val="24"/>
+            </w:rPr>
+          </w:pPr>
+          <w:r>
+            <w:rPr>
+              <w:rFonts w:hint="eastAsia" w:ascii="宋体" w:hAnsi="宋体" w:eastAsia="宋体" w:cs="宋体"/>
+              <w:i w:val="0"/>
+              <w:iCs w:val="0"/>
+              <w:caps w:val="0"/>
+              <w:color w:val="000000"/>
+              <w:spacing w:val="0"/>
+              <w:sz w:val="24"/>
+              <w:szCs w:val="24"/>
+              <w:shd w:val="clear" w:fill="FFFFFF"/>
+              <w:lang w:val="en-US" w:eastAsia="zh-CN"/>
+            </w:rPr>
+            <w:fldChar w:fldCharType="begin"/>
+          </w:r>
+          <w:r>
+            <w:rPr>
+              <w:rFonts w:hint="eastAsia" w:ascii="宋体" w:hAnsi="宋体" w:eastAsia="宋体" w:cs="宋体"/>
+              <w:i w:val="0"/>
+              <w:iCs w:val="0"/>
+              <w:caps w:val="0"/>
+              <w:color w:val="000000"/>
+              <w:spacing w:val="0"/>
+              <w:sz w:val="24"/>
+              <w:szCs w:val="24"/>
+              <w:shd w:val="clear" w:fill="FFFFFF"/>
+              <w:lang w:val="en-US" w:eastAsia="zh-CN"/>
+            </w:rPr>
+            <w:instrText xml:space="preserve">TOC \o "1-1" \h \u </w:instrText>
+          </w:r>
+          <w:r>
+            <w:rPr>
+              <w:rFonts w:hint="eastAsia" w:ascii="宋体" w:hAnsi="宋体" w:eastAsia="宋体" w:cs="宋体"/>
+              <w:i w:val="0"/>
+              <w:iCs w:val="0"/>
+              <w:caps w:val="0"/>
+              <w:color w:val="000000"/>
+              <w:spacing w:val="0"/>
+              <w:sz w:val="24"/>
+              <w:szCs w:val="24"/>
+              <w:shd w:val="clear" w:fill="FFFFFF"/>
+              <w:lang w:val="en-US" w:eastAsia="zh-CN"/>
+            </w:rPr>
+            <w:fldChar w:fldCharType="separate"/>
+          </w:r>
+          <w:r>
+            <w:rPr>
+              <w:rFonts w:hint="eastAsia" w:ascii="宋体" w:hAnsi="宋体" w:eastAsia="宋体" w:cs="宋体"/>
+              <w:i w:val="0"/>
+              <w:iCs w:val="0"/>
+              <w:caps w:val="0"/>
+              <w:color w:val="000000"/>
+              <w:spacing w:val="0"/>
+              <w:sz w:val="24"/>
+              <w:szCs w:val="24"/>
+              <w:shd w:val="clear" w:fill="FFFFFF"/>
+              <w:lang w:val="en-US" w:eastAsia="zh-CN"/>
+            </w:rPr>
+            <w:fldChar w:fldCharType="begin"/>
+          </w:r>
+          <w:r>
+            <w:rPr>
+              <w:rFonts w:hint="eastAsia" w:ascii="宋体" w:hAnsi="宋体" w:eastAsia="宋体" w:cs="宋体"/>
+              <w:i w:val="0"/>
+              <w:iCs w:val="0"/>
+              <w:caps w:val="0"/>
+              <w:spacing w:val="0"/>
+              <w:sz w:val="24"/>
+              <w:szCs w:val="24"/>
+              <w:shd w:val="clear" w:fill="FFFFFF"/>
+              <w:lang w:val="en-US" w:eastAsia="zh-CN"/>
+            </w:rPr>
+            <w:instrText xml:space="preserve"> HYPERLINK \l _Toc2273 </w:instrText>
+          </w:r>
+          <w:r>
+            <w:rPr>
+              <w:rFonts w:hint="eastAsia" w:ascii="宋体" w:hAnsi="宋体" w:eastAsia="宋体" w:cs="宋体"/>
+              <w:i w:val="0"/>
+              <w:iCs w:val="0"/>
+              <w:caps w:val="0"/>
+              <w:spacing w:val="0"/>
+              <w:sz w:val="24"/>
+              <w:szCs w:val="24"/>
+              <w:shd w:val="clear" w:fill="FFFFFF"/>
+              <w:lang w:val="en-US" w:eastAsia="zh-CN"/>
+            </w:rPr>
+            <w:fldChar w:fldCharType="separate"/>
+          </w:r>
+          <w:r>
+            <w:rPr>
+              <w:rFonts w:hint="eastAsia" w:ascii="宋体" w:hAnsi="宋体" w:eastAsia="宋体" w:cs="宋体"/>
+              <w:bCs/>
+              <w:sz w:val="24"/>
+              <w:szCs w:val="24"/>
+              <w:lang w:val="en-US" w:eastAsia="zh-CN"/>
+            </w:rPr>
+            <w:t>1 引言</w:t>
+          </w:r>
+          <w:r>
+            <w:rPr>
+              <w:rFonts w:hint="eastAsia" w:ascii="宋体" w:hAnsi="宋体" w:eastAsia="宋体" w:cs="宋体"/>
+              <w:sz w:val="24"/>
+              <w:szCs w:val="24"/>
+            </w:rPr>
+            <w:tab/>
+          </w:r>
+          <w:r>
+            <w:rPr>
+              <w:rFonts w:hint="eastAsia" w:ascii="宋体" w:hAnsi="宋体" w:eastAsia="宋体" w:cs="宋体"/>
+              <w:sz w:val="24"/>
+              <w:szCs w:val="24"/>
+            </w:rPr>
+            <w:fldChar w:fldCharType="begin"/>
+          </w:r>
+          <w:r>
+            <w:rPr>
+              <w:rFonts w:hint="eastAsia" w:ascii="宋体" w:hAnsi="宋体" w:eastAsia="宋体" w:cs="宋体"/>
+              <w:sz w:val="24"/>
+              <w:szCs w:val="24"/>
+            </w:rPr>
+            <w:instrText xml:space="preserve"> PAGEREF _Toc2273 \h </w:instrText>
+          </w:r>
+          <w:r>
+            <w:rPr>
+              <w:rFonts w:hint="eastAsia" w:ascii="宋体" w:hAnsi="宋体" w:eastAsia="宋体" w:cs="宋体"/>
+              <w:sz w:val="24"/>
+              <w:szCs w:val="24"/>
+            </w:rPr>
+            <w:fldChar w:fldCharType="separate"/>
+          </w:r>
+          <w:r>
+            <w:rPr>
+              <w:rFonts w:hint="eastAsia" w:ascii="宋体" w:hAnsi="宋体" w:eastAsia="宋体" w:cs="宋体"/>
+              <w:sz w:val="24"/>
+              <w:szCs w:val="24"/>
+            </w:rPr>
+            <w:t>5</w:t>
+          </w:r>
+          <w:r>
+            <w:rPr>
+              <w:rFonts w:hint="eastAsia" w:ascii="宋体" w:hAnsi="宋体" w:eastAsia="宋体" w:cs="宋体"/>
+              <w:sz w:val="24"/>
+              <w:szCs w:val="24"/>
+            </w:rPr>
+            <w:fldChar w:fldCharType="end"/>
+          </w:r>
+          <w:r>
+            <w:rPr>
+              <w:rFonts w:hint="eastAsia" w:ascii="宋体" w:hAnsi="宋体" w:eastAsia="宋体" w:cs="宋体"/>
+              <w:i w:val="0"/>
+              <w:iCs w:val="0"/>
+              <w:caps w:val="0"/>
+              <w:color w:val="000000"/>
+              <w:spacing w:val="0"/>
+              <w:sz w:val="24"/>
+              <w:szCs w:val="24"/>
+              <w:shd w:val="clear" w:fill="FFFFFF"/>
+              <w:lang w:val="en-US" w:eastAsia="zh-CN"/>
+            </w:rPr>
+            <w:fldChar w:fldCharType="end"/>
+          </w:r>
+        </w:p>
+        <w:p>
+          <w:pPr>
+            <w:pStyle w:val="6"/>
+            <w:keepNext w:val="0"/>
+            <w:keepLines w:val="0"/>
+            <w:pageBreakBefore w:val="0"/>
+            <w:widowControl/>
+            <w:suppressLineNumbers w:val="0"/>
+            <w:kinsoku/>
+            <w:wordWrap/>
+            <w:overflowPunct/>
+            <w:topLinePunct w:val="0"/>
+            <w:autoSpaceDE/>
+            <w:autoSpaceDN/>
+            <w:bidi w:val="0"/>
+            <w:adjustRightInd/>
+            <w:snapToGrid/>
+            <w:spacing w:before="625" w:beforeLines="200" w:beforeAutospacing="0" w:after="625" w:afterLines="200" w:afterAutospacing="0" w:line="400" w:lineRule="exact"/>
+            <w:ind w:left="0" w:leftChars="0" w:right="0" w:firstLine="0"/>
+            <w:jc w:val="both"/>
+            <w:textAlignment w:val="auto"/>
+            <w:rPr>
+              <w:rFonts w:hint="eastAsia" w:ascii="黑体" w:hAnsi="宋体" w:eastAsia="黑体" w:cs="黑体"/>
+              <w:i w:val="0"/>
+              <w:iCs w:val="0"/>
+              <w:caps w:val="0"/>
+              <w:color w:val="000000"/>
+              <w:spacing w:val="0"/>
+              <w:kern w:val="0"/>
+              <w:sz w:val="32"/>
+              <w:szCs w:val="32"/>
+              <w:shd w:val="clear" w:fill="FFFFFF"/>
+              <w:lang w:val="en-US" w:eastAsia="zh-CN" w:bidi="ar"/>
+            </w:rPr>
+          </w:pPr>
+          <w:r>
+            <w:rPr>
+              <w:rFonts w:hint="eastAsia" w:ascii="宋体" w:hAnsi="宋体" w:eastAsia="宋体" w:cs="宋体"/>
+              <w:i w:val="0"/>
+              <w:iCs w:val="0"/>
+              <w:caps w:val="0"/>
+              <w:color w:val="000000"/>
+              <w:spacing w:val="0"/>
+              <w:sz w:val="24"/>
+              <w:szCs w:val="24"/>
+              <w:shd w:val="clear" w:fill="FFFFFF"/>
+              <w:lang w:val="en-US" w:eastAsia="zh-CN"/>
+            </w:rPr>
+            <w:fldChar w:fldCharType="end"/>
+          </w:r>
+        </w:p>
+      </w:sdtContent>
+    </w:sdt>
     <w:p>
       <w:pPr>
-        <w:pStyle w:val="4"/>
+        <w:pStyle w:val="6"/>
         <w:keepNext w:val="0"/>
         <w:keepLines w:val="0"/>
         <w:pageBreakBefore w:val="0"/>
@@ -2332,30 +2622,945 @@
         <w:bidi w:val="0"/>
         <w:adjustRightInd/>
         <w:snapToGrid/>
-        <w:spacing w:before="0" w:beforeAutospacing="0" w:after="0" w:afterAutospacing="0" w:line="400" w:lineRule="exact"/>
+        <w:spacing w:before="625" w:beforeLines="200" w:beforeAutospacing="0" w:after="625" w:afterLines="200" w:afterAutospacing="0" w:line="240" w:lineRule="auto"/>
         <w:ind w:left="0" w:leftChars="0" w:right="0" w:firstLine="0"/>
+        <w:jc w:val="both"/>
         <w:textAlignment w:val="auto"/>
         <w:rPr>
+          <w:rFonts w:hint="eastAsia" w:ascii="黑体" w:hAnsi="宋体" w:eastAsia="黑体" w:cs="黑体"/>
+          <w:i w:val="0"/>
+          <w:iCs w:val="0"/>
+          <w:caps w:val="0"/>
+          <w:color w:val="000000"/>
+          <w:spacing w:val="0"/>
+          <w:kern w:val="0"/>
+          <w:sz w:val="32"/>
+          <w:szCs w:val="32"/>
+          <w:shd w:val="clear" w:fill="FFFFFF"/>
+          <w:lang w:val="en-US" w:eastAsia="zh-CN" w:bidi="ar"/>
+        </w:rPr>
+      </w:pPr>
+    </w:p>
+    <w:p>
+      <w:pPr>
+        <w:pStyle w:val="6"/>
+        <w:keepNext w:val="0"/>
+        <w:keepLines w:val="0"/>
+        <w:pageBreakBefore w:val="0"/>
+        <w:widowControl/>
+        <w:suppressLineNumbers w:val="0"/>
+        <w:kinsoku/>
+        <w:wordWrap/>
+        <w:overflowPunct/>
+        <w:topLinePunct w:val="0"/>
+        <w:autoSpaceDE/>
+        <w:autoSpaceDN/>
+        <w:bidi w:val="0"/>
+        <w:adjustRightInd/>
+        <w:snapToGrid/>
+        <w:spacing w:before="625" w:beforeLines="200" w:beforeAutospacing="0" w:after="625" w:afterLines="200" w:afterAutospacing="0" w:line="240" w:lineRule="auto"/>
+        <w:ind w:left="0" w:leftChars="0" w:right="0" w:firstLine="0"/>
+        <w:jc w:val="both"/>
+        <w:textAlignment w:val="auto"/>
+        <w:rPr>
+          <w:rFonts w:hint="eastAsia" w:ascii="黑体" w:hAnsi="宋体" w:eastAsia="黑体" w:cs="黑体"/>
+          <w:i w:val="0"/>
+          <w:iCs w:val="0"/>
+          <w:caps w:val="0"/>
+          <w:color w:val="000000"/>
+          <w:spacing w:val="0"/>
+          <w:kern w:val="0"/>
+          <w:sz w:val="32"/>
+          <w:szCs w:val="32"/>
+          <w:shd w:val="clear" w:fill="FFFFFF"/>
+          <w:lang w:val="en-US" w:eastAsia="zh-CN" w:bidi="ar"/>
+        </w:rPr>
+      </w:pPr>
+    </w:p>
+    <w:p>
+      <w:pPr>
+        <w:pStyle w:val="6"/>
+        <w:keepNext w:val="0"/>
+        <w:keepLines w:val="0"/>
+        <w:pageBreakBefore w:val="0"/>
+        <w:widowControl/>
+        <w:suppressLineNumbers w:val="0"/>
+        <w:kinsoku/>
+        <w:wordWrap/>
+        <w:overflowPunct/>
+        <w:topLinePunct w:val="0"/>
+        <w:autoSpaceDE/>
+        <w:autoSpaceDN/>
+        <w:bidi w:val="0"/>
+        <w:adjustRightInd/>
+        <w:snapToGrid/>
+        <w:spacing w:before="625" w:beforeLines="200" w:beforeAutospacing="0" w:after="625" w:afterLines="200" w:afterAutospacing="0" w:line="240" w:lineRule="auto"/>
+        <w:ind w:left="0" w:leftChars="0" w:right="0" w:firstLine="0"/>
+        <w:jc w:val="both"/>
+        <w:textAlignment w:val="auto"/>
+        <w:rPr>
+          <w:rFonts w:hint="eastAsia" w:ascii="黑体" w:hAnsi="宋体" w:eastAsia="黑体" w:cs="黑体"/>
+          <w:i w:val="0"/>
+          <w:iCs w:val="0"/>
+          <w:caps w:val="0"/>
+          <w:color w:val="000000"/>
+          <w:spacing w:val="0"/>
+          <w:kern w:val="0"/>
+          <w:sz w:val="32"/>
+          <w:szCs w:val="32"/>
+          <w:shd w:val="clear" w:fill="FFFFFF"/>
+          <w:lang w:val="en-US" w:eastAsia="zh-CN" w:bidi="ar"/>
+        </w:rPr>
+      </w:pPr>
+    </w:p>
+    <w:p>
+      <w:pPr>
+        <w:pStyle w:val="6"/>
+        <w:keepNext w:val="0"/>
+        <w:keepLines w:val="0"/>
+        <w:pageBreakBefore w:val="0"/>
+        <w:widowControl/>
+        <w:suppressLineNumbers w:val="0"/>
+        <w:kinsoku/>
+        <w:wordWrap/>
+        <w:overflowPunct/>
+        <w:topLinePunct w:val="0"/>
+        <w:autoSpaceDE/>
+        <w:autoSpaceDN/>
+        <w:bidi w:val="0"/>
+        <w:adjustRightInd/>
+        <w:snapToGrid/>
+        <w:spacing w:before="625" w:beforeLines="200" w:beforeAutospacing="0" w:after="625" w:afterLines="200" w:afterAutospacing="0" w:line="240" w:lineRule="auto"/>
+        <w:ind w:left="0" w:leftChars="0" w:right="0" w:firstLine="0"/>
+        <w:jc w:val="both"/>
+        <w:textAlignment w:val="auto"/>
+        <w:rPr>
+          <w:rFonts w:hint="eastAsia" w:ascii="黑体" w:hAnsi="宋体" w:eastAsia="黑体" w:cs="黑体"/>
+          <w:i w:val="0"/>
+          <w:iCs w:val="0"/>
+          <w:caps w:val="0"/>
+          <w:color w:val="000000"/>
+          <w:spacing w:val="0"/>
+          <w:kern w:val="0"/>
+          <w:sz w:val="32"/>
+          <w:szCs w:val="32"/>
+          <w:shd w:val="clear" w:fill="FFFFFF"/>
+          <w:lang w:val="en-US" w:eastAsia="zh-CN" w:bidi="ar"/>
+        </w:rPr>
+      </w:pPr>
+    </w:p>
+    <w:p>
+      <w:pPr>
+        <w:pStyle w:val="6"/>
+        <w:keepNext w:val="0"/>
+        <w:keepLines w:val="0"/>
+        <w:pageBreakBefore w:val="0"/>
+        <w:widowControl/>
+        <w:suppressLineNumbers w:val="0"/>
+        <w:kinsoku/>
+        <w:wordWrap/>
+        <w:overflowPunct/>
+        <w:topLinePunct w:val="0"/>
+        <w:autoSpaceDE/>
+        <w:autoSpaceDN/>
+        <w:bidi w:val="0"/>
+        <w:adjustRightInd/>
+        <w:snapToGrid/>
+        <w:spacing w:before="625" w:beforeLines="200" w:beforeAutospacing="0" w:after="625" w:afterLines="200" w:afterAutospacing="0" w:line="240" w:lineRule="auto"/>
+        <w:ind w:left="0" w:leftChars="0" w:right="0" w:firstLine="0"/>
+        <w:jc w:val="both"/>
+        <w:textAlignment w:val="auto"/>
+        <w:rPr>
+          <w:rFonts w:hint="eastAsia" w:ascii="黑体" w:hAnsi="宋体" w:eastAsia="黑体" w:cs="黑体"/>
+          <w:i w:val="0"/>
+          <w:iCs w:val="0"/>
+          <w:caps w:val="0"/>
+          <w:color w:val="000000"/>
+          <w:spacing w:val="0"/>
+          <w:kern w:val="0"/>
+          <w:sz w:val="32"/>
+          <w:szCs w:val="32"/>
+          <w:shd w:val="clear" w:fill="FFFFFF"/>
+          <w:lang w:val="en-US" w:eastAsia="zh-CN" w:bidi="ar"/>
+        </w:rPr>
+      </w:pPr>
+    </w:p>
+    <w:p>
+      <w:pPr>
+        <w:pStyle w:val="6"/>
+        <w:keepNext w:val="0"/>
+        <w:keepLines w:val="0"/>
+        <w:pageBreakBefore w:val="0"/>
+        <w:widowControl/>
+        <w:suppressLineNumbers w:val="0"/>
+        <w:kinsoku/>
+        <w:wordWrap/>
+        <w:overflowPunct/>
+        <w:topLinePunct w:val="0"/>
+        <w:autoSpaceDE/>
+        <w:autoSpaceDN/>
+        <w:bidi w:val="0"/>
+        <w:adjustRightInd/>
+        <w:snapToGrid/>
+        <w:spacing w:before="625" w:beforeLines="200" w:beforeAutospacing="0" w:after="625" w:afterLines="200" w:afterAutospacing="0" w:line="240" w:lineRule="auto"/>
+        <w:ind w:left="0" w:leftChars="0" w:right="0" w:firstLine="0"/>
+        <w:jc w:val="both"/>
+        <w:textAlignment w:val="auto"/>
+        <w:rPr>
+          <w:rFonts w:hint="eastAsia" w:ascii="黑体" w:hAnsi="宋体" w:eastAsia="黑体" w:cs="黑体"/>
+          <w:i w:val="0"/>
+          <w:iCs w:val="0"/>
+          <w:caps w:val="0"/>
+          <w:color w:val="000000"/>
+          <w:spacing w:val="0"/>
+          <w:kern w:val="0"/>
+          <w:sz w:val="32"/>
+          <w:szCs w:val="32"/>
+          <w:shd w:val="clear" w:fill="FFFFFF"/>
+          <w:lang w:val="en-US" w:eastAsia="zh-CN" w:bidi="ar"/>
+        </w:rPr>
+      </w:pPr>
+    </w:p>
+    <w:p>
+      <w:pPr>
+        <w:pStyle w:val="6"/>
+        <w:keepNext w:val="0"/>
+        <w:keepLines w:val="0"/>
+        <w:pageBreakBefore w:val="0"/>
+        <w:widowControl/>
+        <w:suppressLineNumbers w:val="0"/>
+        <w:kinsoku/>
+        <w:wordWrap/>
+        <w:overflowPunct/>
+        <w:topLinePunct w:val="0"/>
+        <w:autoSpaceDE/>
+        <w:autoSpaceDN/>
+        <w:bidi w:val="0"/>
+        <w:adjustRightInd/>
+        <w:snapToGrid/>
+        <w:spacing w:before="625" w:beforeLines="200" w:beforeAutospacing="0" w:after="625" w:afterLines="200" w:afterAutospacing="0" w:line="240" w:lineRule="auto"/>
+        <w:ind w:left="0" w:leftChars="0" w:right="0" w:firstLine="0"/>
+        <w:jc w:val="both"/>
+        <w:textAlignment w:val="auto"/>
+        <w:rPr>
+          <w:rFonts w:hint="eastAsia" w:ascii="黑体" w:hAnsi="宋体" w:eastAsia="黑体" w:cs="黑体"/>
+          <w:i w:val="0"/>
+          <w:iCs w:val="0"/>
+          <w:caps w:val="0"/>
+          <w:color w:val="000000"/>
+          <w:spacing w:val="0"/>
+          <w:kern w:val="0"/>
+          <w:sz w:val="32"/>
+          <w:szCs w:val="32"/>
+          <w:shd w:val="clear" w:fill="FFFFFF"/>
+          <w:lang w:val="en-US" w:eastAsia="zh-CN" w:bidi="ar"/>
+        </w:rPr>
+      </w:pPr>
+    </w:p>
+    <w:p>
+      <w:pPr>
+        <w:pStyle w:val="6"/>
+        <w:keepNext w:val="0"/>
+        <w:keepLines w:val="0"/>
+        <w:pageBreakBefore w:val="0"/>
+        <w:widowControl/>
+        <w:suppressLineNumbers w:val="0"/>
+        <w:kinsoku/>
+        <w:wordWrap/>
+        <w:overflowPunct/>
+        <w:topLinePunct w:val="0"/>
+        <w:autoSpaceDE/>
+        <w:autoSpaceDN/>
+        <w:bidi w:val="0"/>
+        <w:adjustRightInd/>
+        <w:snapToGrid/>
+        <w:spacing w:before="625" w:beforeLines="200" w:beforeAutospacing="0" w:after="625" w:afterLines="200" w:afterAutospacing="0" w:line="240" w:lineRule="auto"/>
+        <w:ind w:left="0" w:leftChars="0" w:right="0" w:firstLine="0"/>
+        <w:jc w:val="both"/>
+        <w:textAlignment w:val="auto"/>
+        <w:rPr>
+          <w:rFonts w:hint="eastAsia" w:ascii="黑体" w:hAnsi="宋体" w:eastAsia="黑体" w:cs="黑体"/>
+          <w:i w:val="0"/>
+          <w:iCs w:val="0"/>
+          <w:caps w:val="0"/>
+          <w:color w:val="000000"/>
+          <w:spacing w:val="0"/>
+          <w:kern w:val="0"/>
+          <w:sz w:val="32"/>
+          <w:szCs w:val="32"/>
+          <w:shd w:val="clear" w:fill="FFFFFF"/>
+          <w:lang w:val="en-US" w:eastAsia="zh-CN" w:bidi="ar"/>
+        </w:rPr>
+      </w:pPr>
+    </w:p>
+    <w:p>
+      <w:pPr>
+        <w:pStyle w:val="2"/>
+        <w:keepNext/>
+        <w:keepLines/>
+        <w:pageBreakBefore w:val="0"/>
+        <w:widowControl w:val="0"/>
+        <w:kinsoku/>
+        <w:wordWrap/>
+        <w:overflowPunct/>
+        <w:topLinePunct w:val="0"/>
+        <w:autoSpaceDE/>
+        <w:autoSpaceDN/>
+        <w:bidi w:val="0"/>
+        <w:adjustRightInd/>
+        <w:snapToGrid/>
+        <w:spacing w:before="40" w:after="40" w:line="240" w:lineRule="auto"/>
+        <w:jc w:val="center"/>
+        <w:textAlignment w:val="auto"/>
+        <w:rPr>
+          <w:rFonts w:hint="eastAsia" w:ascii="黑体" w:hAnsi="黑体" w:eastAsia="黑体" w:cs="黑体"/>
+          <w:b w:val="0"/>
+          <w:bCs/>
+          <w:sz w:val="32"/>
+          <w:szCs w:val="32"/>
+          <w:lang w:val="en-US" w:eastAsia="zh-CN"/>
+        </w:rPr>
+        <w:sectPr>
+          <w:headerReference r:id="rId3" w:type="default"/>
+          <w:footerReference r:id="rId4" w:type="default"/>
+          <w:pgSz w:w="11906" w:h="16838"/>
+          <w:pgMar w:top="1440" w:right="1800" w:bottom="1440" w:left="1800" w:header="1134" w:footer="992" w:gutter="0"/>
+          <w:pgNumType w:fmt="decimal"/>
+          <w:cols w:space="425" w:num="1"/>
+          <w:docGrid w:type="lines" w:linePitch="312" w:charSpace="0"/>
+        </w:sectPr>
+      </w:pPr>
+      <w:bookmarkStart w:id="0" w:name="_Toc2273"/>
+    </w:p>
+    <w:p>
+      <w:pPr>
+        <w:pStyle w:val="2"/>
+        <w:keepNext/>
+        <w:keepLines/>
+        <w:pageBreakBefore w:val="0"/>
+        <w:widowControl w:val="0"/>
+        <w:kinsoku/>
+        <w:wordWrap/>
+        <w:overflowPunct/>
+        <w:topLinePunct w:val="0"/>
+        <w:autoSpaceDE/>
+        <w:autoSpaceDN/>
+        <w:bidi w:val="0"/>
+        <w:adjustRightInd/>
+        <w:snapToGrid/>
+        <w:spacing w:before="40" w:after="40" w:line="240" w:lineRule="auto"/>
+        <w:jc w:val="center"/>
+        <w:textAlignment w:val="auto"/>
+        <w:rPr>
+          <w:rFonts w:hint="eastAsia" w:ascii="黑体" w:hAnsi="黑体" w:eastAsia="黑体" w:cs="黑体"/>
+          <w:b w:val="0"/>
+          <w:bCs/>
+          <w:sz w:val="32"/>
+          <w:szCs w:val="32"/>
+        </w:rPr>
+      </w:pPr>
+      <w:r>
+        <w:rPr>
+          <w:rFonts w:hint="eastAsia" w:ascii="黑体" w:hAnsi="黑体" w:eastAsia="黑体" w:cs="黑体"/>
+          <w:b w:val="0"/>
+          <w:bCs/>
+          <w:sz w:val="32"/>
+          <w:szCs w:val="32"/>
+          <w:lang w:val="en-US" w:eastAsia="zh-CN"/>
+        </w:rPr>
+        <w:t>1 引言</w:t>
+      </w:r>
+      <w:bookmarkEnd w:id="0"/>
+    </w:p>
+    <w:p>
+      <w:pPr>
+        <w:keepNext w:val="0"/>
+        <w:keepLines w:val="0"/>
+        <w:pageBreakBefore w:val="0"/>
+        <w:widowControl w:val="0"/>
+        <w:tabs>
+          <w:tab w:val="right" w:leader="dot" w:pos="8306"/>
+        </w:tabs>
+        <w:kinsoku/>
+        <w:wordWrap/>
+        <w:overflowPunct/>
+        <w:topLinePunct w:val="0"/>
+        <w:autoSpaceDE/>
+        <w:autoSpaceDN/>
+        <w:bidi w:val="0"/>
+        <w:adjustRightInd/>
+        <w:snapToGrid/>
+        <w:spacing w:line="400" w:lineRule="exact"/>
+        <w:ind w:firstLine="480" w:firstLineChars="200"/>
+        <w:jc w:val="left"/>
+        <w:textAlignment w:val="auto"/>
+        <w:rPr>
           <w:rFonts w:hint="eastAsia" w:ascii="宋体" w:hAnsi="宋体" w:eastAsia="宋体" w:cs="宋体"/>
-          <w:b w:val="0"/>
-          <w:i w:val="0"/>
-          <w:iCs w:val="0"/>
-          <w:caps w:val="0"/>
-          <w:strike w:val="0"/>
-          <w:color w:val="4C4F69"/>
-          <w:spacing w:val="0"/>
-          <w:kern w:val="0"/>
-          <w:sz w:val="24"/>
-          <w:szCs w:val="15"/>
-          <w:u w:val="none"/>
+          <w:color w:val="4C4F69"/>
+          <w:kern w:val="2"/>
+          <w:sz w:val="24"/>
+          <w:szCs w:val="24"/>
+          <w:lang w:val="en-US" w:eastAsia="zh-CN" w:bidi="ar-SA"/>
+        </w:rPr>
+      </w:pPr>
+      <w:r>
+        <w:rPr>
+          <w:rFonts w:hint="eastAsia" w:ascii="宋体" w:hAnsi="宋体" w:eastAsia="宋体" w:cs="宋体"/>
+          <w:i w:val="0"/>
+          <w:iCs w:val="0"/>
+          <w:caps w:val="0"/>
+          <w:color w:val="4C4F69"/>
+          <w:spacing w:val="0"/>
+          <w:kern w:val="2"/>
+          <w:sz w:val="24"/>
+          <w:szCs w:val="24"/>
+          <w:shd w:val="clear" w:fill="FFFFFF"/>
+          <w:lang w:val="en-US" w:eastAsia="zh-CN" w:bidi="ar-SA"/>
+        </w:rPr>
+        <w:t>随着社会经济的发展，人们越来越关注健康问题。传统健康管理方式主要依靠纸质记录。用户记录健康数据不方便。纸质记录容易丢失。用户很难查看长期的健康变化。健康管理需要数字化工具支持。互联网和移动技术快速发展。智能手机普及率高。人们习惯使用手机应用管理生活。健康管理系统可以帮助用户记录健康数据。系统可以提供个性化建议。健康管理变得更加便捷。</w:t>
+      </w:r>
+    </w:p>
+    <w:p>
+      <w:pPr>
+        <w:keepNext w:val="0"/>
+        <w:keepLines w:val="0"/>
+        <w:pageBreakBefore w:val="0"/>
+        <w:widowControl w:val="0"/>
+        <w:tabs>
+          <w:tab w:val="right" w:leader="dot" w:pos="8306"/>
+        </w:tabs>
+        <w:kinsoku/>
+        <w:wordWrap/>
+        <w:overflowPunct/>
+        <w:topLinePunct w:val="0"/>
+        <w:autoSpaceDE/>
+        <w:autoSpaceDN/>
+        <w:bidi w:val="0"/>
+        <w:adjustRightInd/>
+        <w:snapToGrid/>
+        <w:spacing w:line="400" w:lineRule="exact"/>
+        <w:ind w:leftChars="0" w:firstLine="480" w:firstLineChars="200"/>
+        <w:jc w:val="left"/>
+        <w:textAlignment w:val="auto"/>
+        <w:rPr>
+          <w:rFonts w:hint="eastAsia" w:ascii="宋体" w:hAnsi="宋体" w:eastAsia="宋体" w:cs="宋体"/>
+          <w:color w:val="4C4F69"/>
+          <w:kern w:val="2"/>
+          <w:sz w:val="24"/>
+          <w:szCs w:val="24"/>
+          <w:lang w:val="en-US" w:eastAsia="zh-CN" w:bidi="ar-SA"/>
+        </w:rPr>
+      </w:pPr>
+      <w:r>
+        <w:rPr>
+          <w:rFonts w:hint="eastAsia" w:ascii="宋体" w:hAnsi="宋体" w:eastAsia="宋体" w:cs="宋体"/>
+          <w:i w:val="0"/>
+          <w:iCs w:val="0"/>
+          <w:caps w:val="0"/>
+          <w:color w:val="4C4F69"/>
+          <w:spacing w:val="0"/>
+          <w:kern w:val="2"/>
+          <w:sz w:val="24"/>
+          <w:szCs w:val="24"/>
+          <w:shd w:val="clear" w:fill="FFFFFF"/>
+          <w:lang w:val="en-US" w:eastAsia="zh-CN" w:bidi="ar-SA"/>
+        </w:rPr>
+        <w:t>国外健康管理应用发展较早。一些成熟的产品已经投入使用。这些产品功能丰富。但国内用户使用有困难。语言和习惯存在差异。国内需要适合国人的健康管理系统。国内健康管理系统处于发展阶段。功能相对简单。推荐算法不够智能。用户体验有待提升。系统可靠性有待加强。数据处理能力需要改进。算法精度不高。系统成本较高。这些技术问题需要进一步研究。</w:t>
+      </w:r>
+    </w:p>
+    <w:p>
+      <w:pPr>
+        <w:keepNext w:val="0"/>
+        <w:keepLines w:val="0"/>
+        <w:pageBreakBefore w:val="0"/>
+        <w:widowControl w:val="0"/>
+        <w:tabs>
+          <w:tab w:val="right" w:leader="dot" w:pos="8306"/>
+        </w:tabs>
+        <w:kinsoku/>
+        <w:wordWrap/>
+        <w:overflowPunct/>
+        <w:topLinePunct w:val="0"/>
+        <w:autoSpaceDE/>
+        <w:autoSpaceDN/>
+        <w:bidi w:val="0"/>
+        <w:adjustRightInd/>
+        <w:snapToGrid/>
+        <w:spacing w:line="400" w:lineRule="exact"/>
+        <w:ind w:leftChars="0" w:firstLine="480" w:firstLineChars="200"/>
+        <w:jc w:val="left"/>
+        <w:textAlignment w:val="auto"/>
+        <w:rPr>
+          <w:rFonts w:hint="eastAsia" w:ascii="宋体" w:hAnsi="宋体" w:eastAsia="宋体" w:cs="宋体"/>
+          <w:color w:val="4C4F69"/>
+          <w:kern w:val="2"/>
+          <w:sz w:val="24"/>
+          <w:szCs w:val="24"/>
+          <w:lang w:val="en-US" w:eastAsia="zh-CN" w:bidi="ar-SA"/>
+        </w:rPr>
+      </w:pPr>
+      <w:r>
+        <w:rPr>
+          <w:rFonts w:hint="eastAsia" w:ascii="宋体" w:hAnsi="宋体" w:eastAsia="宋体" w:cs="宋体"/>
+          <w:i w:val="0"/>
+          <w:iCs w:val="0"/>
+          <w:caps w:val="0"/>
+          <w:color w:val="4C4F69"/>
+          <w:spacing w:val="0"/>
+          <w:kern w:val="2"/>
+          <w:sz w:val="24"/>
+          <w:szCs w:val="24"/>
+          <w:shd w:val="clear" w:fill="FFFFFF"/>
+          <w:lang w:val="en-US" w:eastAsia="zh-CN" w:bidi="ar-SA"/>
+        </w:rPr>
+        <w:t>本课题设计一个基于</w:t>
+      </w:r>
+      <w:r>
+        <w:rPr>
+          <w:rFonts w:hint="eastAsia" w:ascii="Times New Roman" w:hAnsi="Times New Roman" w:eastAsia="宋体" w:cs="宋体"/>
+          <w:i w:val="0"/>
+          <w:iCs w:val="0"/>
+          <w:caps w:val="0"/>
+          <w:color w:val="4C4F69"/>
+          <w:spacing w:val="0"/>
+          <w:kern w:val="2"/>
+          <w:sz w:val="24"/>
+          <w:szCs w:val="24"/>
+          <w:shd w:val="clear" w:fill="FFFFFF"/>
+          <w:lang w:val="en-US" w:eastAsia="zh-CN" w:bidi="ar-SA"/>
+        </w:rPr>
+        <w:t>SpringBoot</w:t>
+      </w:r>
+      <w:r>
+        <w:rPr>
+          <w:rFonts w:hint="eastAsia" w:ascii="宋体" w:hAnsi="宋体" w:eastAsia="宋体" w:cs="宋体"/>
+          <w:i w:val="0"/>
+          <w:iCs w:val="0"/>
+          <w:caps w:val="0"/>
+          <w:color w:val="4C4F69"/>
+          <w:spacing w:val="0"/>
+          <w:kern w:val="2"/>
+          <w:sz w:val="24"/>
+          <w:szCs w:val="24"/>
+          <w:shd w:val="clear" w:fill="FFFFFF"/>
+          <w:lang w:val="en-US" w:eastAsia="zh-CN" w:bidi="ar-SA"/>
+        </w:rPr>
+        <w:t>和</w:t>
+      </w:r>
+      <w:r>
+        <w:rPr>
+          <w:rFonts w:hint="eastAsia" w:ascii="Times New Roman" w:hAnsi="Times New Roman" w:eastAsia="宋体" w:cs="宋体"/>
+          <w:i w:val="0"/>
+          <w:iCs w:val="0"/>
+          <w:caps w:val="0"/>
+          <w:color w:val="4C4F69"/>
+          <w:spacing w:val="0"/>
+          <w:kern w:val="2"/>
+          <w:sz w:val="24"/>
+          <w:szCs w:val="24"/>
+          <w:shd w:val="clear" w:fill="FFFFFF"/>
+          <w:lang w:val="en-US" w:eastAsia="zh-CN" w:bidi="ar-SA"/>
+        </w:rPr>
+        <w:t>Vue</w:t>
+      </w:r>
+      <w:r>
+        <w:rPr>
+          <w:rFonts w:hint="eastAsia" w:ascii="宋体" w:hAnsi="宋体" w:eastAsia="宋体" w:cs="宋体"/>
+          <w:i w:val="0"/>
+          <w:iCs w:val="0"/>
+          <w:caps w:val="0"/>
+          <w:color w:val="4C4F69"/>
+          <w:spacing w:val="0"/>
+          <w:kern w:val="2"/>
+          <w:sz w:val="24"/>
+          <w:szCs w:val="24"/>
+          <w:shd w:val="clear" w:fill="FFFFFF"/>
+          <w:lang w:val="en-US" w:eastAsia="zh-CN" w:bidi="ar-SA"/>
+        </w:rPr>
+        <w:t>的个人健康管理系统，帮助用户管理健康数据。用户可以记录血压、血糖、心率等数据。系统使用图表展示数据。用户可以直观看到健康变化。系统提供饮食管理功能。用户可以记录每天吃什么。系统使用推荐算法推荐食谱。用户可以获得个性化建议。系统提供健康资讯。用户可以浏览健康知识。用户可以评论和收藏内容。系统提供管理后台。管理员可以管理用户和内容。管理员可以审核健康资讯。系统维护健康的信息环境。系统采用前后端分离架构。后端使用</w:t>
+      </w:r>
+      <w:r>
+        <w:rPr>
+          <w:rFonts w:hint="eastAsia" w:ascii="Times New Roman" w:hAnsi="Times New Roman" w:eastAsia="宋体" w:cs="宋体"/>
+          <w:i w:val="0"/>
+          <w:iCs w:val="0"/>
+          <w:caps w:val="0"/>
+          <w:color w:val="4C4F69"/>
+          <w:spacing w:val="0"/>
+          <w:kern w:val="2"/>
+          <w:sz w:val="24"/>
+          <w:szCs w:val="24"/>
+          <w:shd w:val="clear" w:fill="FFFFFF"/>
+          <w:lang w:val="en-US" w:eastAsia="zh-CN" w:bidi="ar-SA"/>
+        </w:rPr>
+        <w:t>SpringBoot</w:t>
+      </w:r>
+      <w:r>
+        <w:rPr>
+          <w:rFonts w:hint="eastAsia" w:ascii="宋体" w:hAnsi="宋体" w:eastAsia="宋体" w:cs="宋体"/>
+          <w:i w:val="0"/>
+          <w:iCs w:val="0"/>
+          <w:caps w:val="0"/>
+          <w:color w:val="4C4F69"/>
+          <w:spacing w:val="0"/>
+          <w:kern w:val="2"/>
+          <w:sz w:val="24"/>
+          <w:szCs w:val="24"/>
+          <w:shd w:val="clear" w:fill="FFFFFF"/>
+          <w:lang w:val="en-US" w:eastAsia="zh-CN" w:bidi="ar-SA"/>
+        </w:rPr>
+        <w:t>框架。前端使用</w:t>
+      </w:r>
+      <w:r>
+        <w:rPr>
+          <w:rFonts w:hint="eastAsia" w:ascii="Times New Roman" w:hAnsi="Times New Roman" w:eastAsia="宋体" w:cs="宋体"/>
+          <w:i w:val="0"/>
+          <w:iCs w:val="0"/>
+          <w:caps w:val="0"/>
+          <w:color w:val="4C4F69"/>
+          <w:spacing w:val="0"/>
+          <w:kern w:val="2"/>
+          <w:sz w:val="24"/>
+          <w:szCs w:val="24"/>
+          <w:shd w:val="clear" w:fill="FFFFFF"/>
+          <w:lang w:val="en-US" w:eastAsia="zh-CN" w:bidi="ar-SA"/>
+        </w:rPr>
+        <w:t>Vue</w:t>
+      </w:r>
+      <w:r>
+        <w:rPr>
+          <w:rFonts w:hint="eastAsia" w:ascii="宋体" w:hAnsi="宋体" w:eastAsia="宋体" w:cs="宋体"/>
+          <w:i w:val="0"/>
+          <w:iCs w:val="0"/>
+          <w:caps w:val="0"/>
+          <w:color w:val="4C4F69"/>
+          <w:spacing w:val="0"/>
+          <w:kern w:val="2"/>
+          <w:sz w:val="24"/>
+          <w:szCs w:val="24"/>
+          <w:shd w:val="clear" w:fill="FFFFFF"/>
+          <w:lang w:val="en-US" w:eastAsia="zh-CN" w:bidi="ar-SA"/>
+        </w:rPr>
+        <w:t>.</w:t>
+      </w:r>
+      <w:r>
+        <w:rPr>
+          <w:rFonts w:hint="eastAsia" w:ascii="Times New Roman" w:hAnsi="Times New Roman" w:eastAsia="宋体" w:cs="宋体"/>
+          <w:i w:val="0"/>
+          <w:iCs w:val="0"/>
+          <w:caps w:val="0"/>
+          <w:color w:val="4C4F69"/>
+          <w:spacing w:val="0"/>
+          <w:kern w:val="2"/>
+          <w:sz w:val="24"/>
+          <w:szCs w:val="24"/>
+          <w:shd w:val="clear" w:fill="FFFFFF"/>
+          <w:lang w:val="en-US" w:eastAsia="zh-CN" w:bidi="ar-SA"/>
+        </w:rPr>
+        <w:t>js</w:t>
+      </w:r>
+      <w:r>
+        <w:rPr>
+          <w:rFonts w:hint="eastAsia" w:ascii="宋体" w:hAnsi="宋体" w:eastAsia="宋体" w:cs="宋体"/>
+          <w:i w:val="0"/>
+          <w:iCs w:val="0"/>
+          <w:caps w:val="0"/>
+          <w:color w:val="4C4F69"/>
+          <w:spacing w:val="0"/>
+          <w:kern w:val="2"/>
+          <w:sz w:val="24"/>
+          <w:szCs w:val="24"/>
+          <w:shd w:val="clear" w:fill="FFFFFF"/>
+          <w:lang w:val="en-US" w:eastAsia="zh-CN" w:bidi="ar-SA"/>
+        </w:rPr>
+        <w:t>框架。数据库使用</w:t>
+      </w:r>
+      <w:r>
+        <w:rPr>
+          <w:rFonts w:hint="eastAsia" w:ascii="Times New Roman" w:hAnsi="Times New Roman" w:eastAsia="宋体" w:cs="宋体"/>
+          <w:i w:val="0"/>
+          <w:iCs w:val="0"/>
+          <w:caps w:val="0"/>
+          <w:color w:val="4C4F69"/>
+          <w:spacing w:val="0"/>
+          <w:kern w:val="2"/>
+          <w:sz w:val="24"/>
+          <w:szCs w:val="24"/>
+          <w:shd w:val="clear" w:fill="FFFFFF"/>
+          <w:lang w:val="en-US" w:eastAsia="zh-CN" w:bidi="ar-SA"/>
+        </w:rPr>
+        <w:t>MySQL</w:t>
+      </w:r>
+      <w:r>
+        <w:rPr>
+          <w:rFonts w:hint="eastAsia" w:ascii="宋体" w:hAnsi="宋体" w:eastAsia="宋体" w:cs="宋体"/>
+          <w:i w:val="0"/>
+          <w:iCs w:val="0"/>
+          <w:caps w:val="0"/>
+          <w:color w:val="4C4F69"/>
+          <w:spacing w:val="0"/>
+          <w:kern w:val="2"/>
+          <w:sz w:val="24"/>
+          <w:szCs w:val="24"/>
+          <w:shd w:val="clear" w:fill="FFFFFF"/>
+          <w:lang w:val="en-US" w:eastAsia="zh-CN" w:bidi="ar-SA"/>
+        </w:rPr>
+        <w:t>。系统具有良好的扩展性和可维护性。</w:t>
+      </w:r>
+    </w:p>
+    <w:p>
+      <w:pPr>
+        <w:keepNext w:val="0"/>
+        <w:keepLines w:val="0"/>
+        <w:pageBreakBefore w:val="0"/>
+        <w:widowControl w:val="0"/>
+        <w:tabs>
+          <w:tab w:val="right" w:leader="dot" w:pos="8306"/>
+        </w:tabs>
+        <w:kinsoku/>
+        <w:wordWrap/>
+        <w:overflowPunct/>
+        <w:topLinePunct w:val="0"/>
+        <w:autoSpaceDE/>
+        <w:autoSpaceDN/>
+        <w:bidi w:val="0"/>
+        <w:adjustRightInd/>
+        <w:snapToGrid/>
+        <w:spacing w:line="400" w:lineRule="exact"/>
+        <w:ind w:leftChars="0" w:firstLine="480" w:firstLineChars="200"/>
+        <w:jc w:val="left"/>
+        <w:textAlignment w:val="auto"/>
+        <w:rPr>
+          <w:rFonts w:hint="eastAsia" w:ascii="宋体" w:hAnsi="宋体" w:eastAsia="宋体" w:cs="宋体"/>
+          <w:color w:val="4C4F69"/>
+          <w:kern w:val="2"/>
+          <w:sz w:val="24"/>
+          <w:szCs w:val="24"/>
+          <w:lang w:val="en-US" w:eastAsia="zh-CN" w:bidi="ar-SA"/>
+        </w:rPr>
+      </w:pPr>
+      <w:r>
+        <w:rPr>
+          <w:rFonts w:hint="eastAsia" w:ascii="宋体" w:hAnsi="宋体" w:eastAsia="宋体" w:cs="宋体"/>
+          <w:i w:val="0"/>
+          <w:iCs w:val="0"/>
+          <w:caps w:val="0"/>
+          <w:color w:val="4C4F69"/>
+          <w:spacing w:val="0"/>
+          <w:kern w:val="2"/>
+          <w:sz w:val="24"/>
+          <w:szCs w:val="24"/>
+          <w:shd w:val="clear" w:fill="FFFFFF"/>
+          <w:lang w:val="en-US" w:eastAsia="zh-CN" w:bidi="ar-SA"/>
+        </w:rPr>
+        <w:t>用户通过系统方便管理健康数据。用户可以随时查看健康记录。用户可以了解健康趋势。系统帮助用户养成健康习惯。系统使用前后端分离架构。后端使用</w:t>
+      </w:r>
+      <w:r>
+        <w:rPr>
+          <w:rFonts w:hint="eastAsia" w:ascii="Times New Roman" w:hAnsi="Times New Roman" w:eastAsia="宋体" w:cs="宋体"/>
+          <w:i w:val="0"/>
+          <w:iCs w:val="0"/>
+          <w:caps w:val="0"/>
+          <w:color w:val="4C4F69"/>
+          <w:spacing w:val="0"/>
+          <w:kern w:val="2"/>
+          <w:sz w:val="24"/>
+          <w:szCs w:val="24"/>
+          <w:shd w:val="clear" w:fill="FFFFFF"/>
+          <w:lang w:val="en-US" w:eastAsia="zh-CN" w:bidi="ar-SA"/>
+        </w:rPr>
+        <w:t>SpringBoot</w:t>
+      </w:r>
+      <w:r>
+        <w:rPr>
+          <w:rFonts w:hint="eastAsia" w:ascii="宋体" w:hAnsi="宋体" w:eastAsia="宋体" w:cs="宋体"/>
+          <w:i w:val="0"/>
+          <w:iCs w:val="0"/>
+          <w:caps w:val="0"/>
+          <w:color w:val="4C4F69"/>
+          <w:spacing w:val="0"/>
+          <w:kern w:val="2"/>
+          <w:sz w:val="24"/>
+          <w:szCs w:val="24"/>
+          <w:shd w:val="clear" w:fill="FFFFFF"/>
+          <w:lang w:val="en-US" w:eastAsia="zh-CN" w:bidi="ar-SA"/>
+        </w:rPr>
+        <w:t>框架。前端使用</w:t>
+      </w:r>
+      <w:r>
+        <w:rPr>
+          <w:rFonts w:hint="eastAsia" w:ascii="Times New Roman" w:hAnsi="Times New Roman" w:eastAsia="宋体" w:cs="宋体"/>
+          <w:i w:val="0"/>
+          <w:iCs w:val="0"/>
+          <w:caps w:val="0"/>
+          <w:color w:val="4C4F69"/>
+          <w:spacing w:val="0"/>
+          <w:kern w:val="2"/>
+          <w:sz w:val="24"/>
+          <w:szCs w:val="24"/>
+          <w:shd w:val="clear" w:fill="FFFFFF"/>
+          <w:lang w:val="en-US" w:eastAsia="zh-CN" w:bidi="ar-SA"/>
+        </w:rPr>
+        <w:t>Vue</w:t>
+      </w:r>
+      <w:r>
+        <w:rPr>
+          <w:rFonts w:hint="eastAsia" w:ascii="宋体" w:hAnsi="宋体" w:eastAsia="宋体" w:cs="宋体"/>
+          <w:i w:val="0"/>
+          <w:iCs w:val="0"/>
+          <w:caps w:val="0"/>
+          <w:color w:val="4C4F69"/>
+          <w:spacing w:val="0"/>
+          <w:kern w:val="2"/>
+          <w:sz w:val="24"/>
+          <w:szCs w:val="24"/>
+          <w:shd w:val="clear" w:fill="FFFFFF"/>
+          <w:lang w:val="en-US" w:eastAsia="zh-CN" w:bidi="ar-SA"/>
+        </w:rPr>
+        <w:t>.</w:t>
+      </w:r>
+      <w:r>
+        <w:rPr>
+          <w:rFonts w:hint="eastAsia" w:ascii="Times New Roman" w:hAnsi="Times New Roman" w:eastAsia="宋体" w:cs="宋体"/>
+          <w:i w:val="0"/>
+          <w:iCs w:val="0"/>
+          <w:caps w:val="0"/>
+          <w:color w:val="4C4F69"/>
+          <w:spacing w:val="0"/>
+          <w:kern w:val="2"/>
+          <w:sz w:val="24"/>
+          <w:szCs w:val="24"/>
+          <w:shd w:val="clear" w:fill="FFFFFF"/>
+          <w:lang w:val="en-US" w:eastAsia="zh-CN" w:bidi="ar-SA"/>
+        </w:rPr>
+        <w:t>js</w:t>
+      </w:r>
+      <w:r>
+        <w:rPr>
+          <w:rFonts w:hint="eastAsia" w:ascii="宋体" w:hAnsi="宋体" w:eastAsia="宋体" w:cs="宋体"/>
+          <w:i w:val="0"/>
+          <w:iCs w:val="0"/>
+          <w:caps w:val="0"/>
+          <w:color w:val="4C4F69"/>
+          <w:spacing w:val="0"/>
+          <w:kern w:val="2"/>
+          <w:sz w:val="24"/>
+          <w:szCs w:val="24"/>
+          <w:shd w:val="clear" w:fill="FFFFFF"/>
+          <w:lang w:val="en-US" w:eastAsia="zh-CN" w:bidi="ar-SA"/>
+        </w:rPr>
+        <w:t>框架。这种架构是当前主流。系统具有良好的扩展性。系统使用协同过滤推荐算法。算法根据用户行为推荐内容。系统提供个性化服务。系统使用数据可视化技术。系统使用</w:t>
+      </w:r>
+      <w:r>
+        <w:rPr>
+          <w:rFonts w:hint="eastAsia" w:ascii="Times New Roman" w:hAnsi="Times New Roman" w:eastAsia="宋体" w:cs="宋体"/>
+          <w:i w:val="0"/>
+          <w:iCs w:val="0"/>
+          <w:caps w:val="0"/>
+          <w:color w:val="4C4F69"/>
+          <w:spacing w:val="0"/>
+          <w:kern w:val="2"/>
+          <w:sz w:val="24"/>
+          <w:szCs w:val="24"/>
+          <w:shd w:val="clear" w:fill="FFFFFF"/>
+          <w:lang w:val="en-US" w:eastAsia="zh-CN" w:bidi="ar-SA"/>
+        </w:rPr>
+        <w:t>ECharts</w:t>
+      </w:r>
+      <w:r>
+        <w:rPr>
+          <w:rFonts w:hint="eastAsia" w:ascii="宋体" w:hAnsi="宋体" w:eastAsia="宋体" w:cs="宋体"/>
+          <w:i w:val="0"/>
+          <w:iCs w:val="0"/>
+          <w:caps w:val="0"/>
+          <w:color w:val="4C4F69"/>
+          <w:spacing w:val="0"/>
+          <w:kern w:val="2"/>
+          <w:sz w:val="24"/>
+          <w:szCs w:val="24"/>
+          <w:shd w:val="clear" w:fill="FFFFFF"/>
+          <w:lang w:val="en-US" w:eastAsia="zh-CN" w:bidi="ar-SA"/>
+        </w:rPr>
+        <w:t>图表库。健康数据以图表形式展示。数据展示更加直观。系统简单实用。系统既能保证数据管理的质量又能提供个性化服务。是理想的个人健康管理工具。</w:t>
+      </w:r>
+    </w:p>
+    <w:p>
+      <w:pPr>
+        <w:pStyle w:val="6"/>
+        <w:keepNext w:val="0"/>
+        <w:keepLines w:val="0"/>
+        <w:pageBreakBefore w:val="0"/>
+        <w:widowControl/>
+        <w:suppressLineNumbers w:val="0"/>
+        <w:kinsoku/>
+        <w:wordWrap/>
+        <w:overflowPunct/>
+        <w:topLinePunct w:val="0"/>
+        <w:autoSpaceDE/>
+        <w:autoSpaceDN/>
+        <w:bidi w:val="0"/>
+        <w:adjustRightInd/>
+        <w:snapToGrid/>
+        <w:spacing w:before="625" w:beforeLines="200" w:beforeAutospacing="0" w:after="625" w:afterLines="200" w:afterAutospacing="0" w:line="240" w:lineRule="auto"/>
+        <w:ind w:left="0" w:leftChars="0" w:right="0" w:firstLine="0"/>
+        <w:jc w:val="both"/>
+        <w:textAlignment w:val="auto"/>
+        <w:rPr>
+          <w:rFonts w:hint="eastAsia" w:ascii="黑体" w:hAnsi="宋体" w:eastAsia="黑体" w:cs="黑体"/>
+          <w:i w:val="0"/>
+          <w:iCs w:val="0"/>
+          <w:caps w:val="0"/>
+          <w:color w:val="000000"/>
+          <w:spacing w:val="0"/>
+          <w:kern w:val="0"/>
+          <w:sz w:val="32"/>
+          <w:szCs w:val="32"/>
+          <w:shd w:val="clear" w:fill="FFFFFF"/>
+          <w:lang w:val="en-US" w:eastAsia="zh-CN" w:bidi="ar"/>
+        </w:rPr>
+      </w:pPr>
+    </w:p>
+    <w:p>
+      <w:pPr>
+        <w:pStyle w:val="6"/>
+        <w:keepNext w:val="0"/>
+        <w:keepLines w:val="0"/>
+        <w:pageBreakBefore w:val="0"/>
+        <w:widowControl/>
+        <w:suppressLineNumbers w:val="0"/>
+        <w:kinsoku/>
+        <w:wordWrap/>
+        <w:overflowPunct/>
+        <w:topLinePunct w:val="0"/>
+        <w:autoSpaceDE/>
+        <w:autoSpaceDN/>
+        <w:bidi w:val="0"/>
+        <w:adjustRightInd/>
+        <w:snapToGrid/>
+        <w:spacing w:before="625" w:beforeLines="200" w:beforeAutospacing="0" w:after="625" w:afterLines="200" w:afterAutospacing="0" w:line="240" w:lineRule="auto"/>
+        <w:ind w:left="0" w:leftChars="0" w:right="0" w:firstLine="0"/>
+        <w:jc w:val="both"/>
+        <w:textAlignment w:val="auto"/>
+        <w:rPr>
+          <w:rFonts w:hint="eastAsia" w:ascii="黑体" w:hAnsi="宋体" w:eastAsia="黑体" w:cs="黑体"/>
+          <w:i w:val="0"/>
+          <w:iCs w:val="0"/>
+          <w:caps w:val="0"/>
+          <w:color w:val="000000"/>
+          <w:spacing w:val="0"/>
+          <w:kern w:val="0"/>
+          <w:sz w:val="32"/>
+          <w:szCs w:val="32"/>
+          <w:shd w:val="clear" w:fill="FFFFFF"/>
           <w:lang w:val="en-US" w:eastAsia="zh-CN" w:bidi="ar"/>
         </w:rPr>
       </w:pPr>
     </w:p>
     <w:sectPr>
-      <w:headerReference r:id="rId3" w:type="default"/>
+      <w:footerReference r:id="rId5" w:type="default"/>
       <w:pgSz w:w="11906" w:h="16838"/>
       <w:pgMar w:top="1440" w:right="1800" w:bottom="1440" w:left="1800" w:header="1134" w:footer="992" w:gutter="0"/>
+      <w:pgNumType w:fmt="decimal" w:start="1"/>
       <w:cols w:space="425" w:num="1"/>
       <w:docGrid w:type="lines" w:linePitch="312" w:charSpace="0"/>
     </w:sectPr>
@@ -2363,11 +3568,355 @@
 </w:document>
 </file>
 
+<file path=word/footer1.xml><?xml version="1.0" encoding="utf-8"?>
+<w:ftr xmlns:wpc="http://schemas.microsoft.com/office/word/2010/wordprocessingCanvas" xmlns:mc="http://schemas.openxmlformats.org/markup-compatibility/2006" xmlns:o="urn:schemas-microsoft-com:office:office" xmlns:r="http://schemas.openxmlformats.org/officeDocument/2006/relationships" xmlns:m="http://schemas.openxmlformats.org/officeDocument/2006/math" xmlns:v="urn:schemas-microsoft-com:vml" xmlns:wp14="http://schemas.microsoft.com/office/word/2010/wordprocessingDrawing" xmlns:wp="http://schemas.openxmlformats.org/drawingml/2006/wordprocessingDrawing" xmlns:w10="urn:schemas-microsoft-com:office:word" xmlns:w="http://schemas.openxmlformats.org/wordprocessingml/2006/main" xmlns:w14="http://schemas.microsoft.com/office/word/2010/wordml" xmlns:w15="http://schemas.microsoft.com/office/word/2012/wordml" xmlns:wpg="http://schemas.microsoft.com/office/word/2010/wordprocessingGroup" xmlns:wpi="http://schemas.microsoft.com/office/word/2010/wordprocessingInk" xmlns:wne="http://schemas.microsoft.com/office/word/2006/wordml" xmlns:wps="http://schemas.microsoft.com/office/word/2010/wordprocessingShape" xmlns:wpsCustomData="http://www.wps.cn/officeDocument/2013/wpsCustomData" mc:Ignorable="w14 w15 wp14">
+  <w:p>
+    <w:pPr>
+      <w:pStyle w:val="3"/>
+    </w:pPr>
+    <w:r>
+      <w:rPr>
+        <w:sz w:val="18"/>
+      </w:rPr>
+      <mc:AlternateContent>
+        <mc:Choice Requires="wps">
+          <w:drawing>
+            <wp:anchor distT="0" distB="0" distL="114300" distR="114300" simplePos="0" relativeHeight="251659264" behindDoc="0" locked="0" layoutInCell="1" allowOverlap="1">
+              <wp:simplePos x="0" y="0"/>
+              <wp:positionH relativeFrom="margin">
+                <wp:align>center</wp:align>
+              </wp:positionH>
+              <wp:positionV relativeFrom="paragraph">
+                <wp:posOffset>0</wp:posOffset>
+              </wp:positionV>
+              <wp:extent cx="1828800" cy="1828800"/>
+              <wp:effectExtent l="0" t="0" r="0" b="0"/>
+              <wp:wrapNone/>
+              <wp:docPr id="1" name="文本框 1"/>
+              <wp:cNvGraphicFramePr/>
+              <a:graphic xmlns:a="http://schemas.openxmlformats.org/drawingml/2006/main">
+                <a:graphicData uri="http://schemas.microsoft.com/office/word/2010/wordprocessingShape">
+                  <wps:wsp>
+                    <wps:cNvSpPr txBox="1"/>
+                    <wps:spPr>
+                      <a:xfrm>
+                        <a:off x="0" y="0"/>
+                        <a:ext cx="1828800" cy="1828800"/>
+                      </a:xfrm>
+                      <a:prstGeom prst="rect">
+                        <a:avLst/>
+                      </a:prstGeom>
+                      <a:noFill/>
+                      <a:ln w="6350">
+                        <a:noFill/>
+                      </a:ln>
+                      <a:extLst>
+                        <a:ext uri="{909E8E84-426E-40DD-AFC4-6F175D3DCCD1}">
+                          <a14:hiddenFill xmlns:a14="http://schemas.microsoft.com/office/drawing/2010/main">
+                            <a:solidFill>
+                              <a:schemeClr val="lt1"/>
+                            </a:solidFill>
+                          </a14:hiddenFill>
+                        </a:ext>
+                        <a:ext uri="{91240B29-F687-4F45-9708-019B960494DF}">
+                          <a14:hiddenLine xmlns:a14="http://schemas.microsoft.com/office/drawing/2010/main" w="6350">
+                            <a:solidFill>
+                              <a:prstClr val="black"/>
+                            </a:solidFill>
+                          </a14:hiddenLine>
+                        </a:ext>
+                      </a:extLst>
+                    </wps:spPr>
+                    <wps:style>
+                      <a:lnRef idx="0">
+                        <a:schemeClr val="accent1"/>
+                      </a:lnRef>
+                      <a:fillRef idx="0">
+                        <a:schemeClr val="accent1"/>
+                      </a:fillRef>
+                      <a:effectRef idx="0">
+                        <a:schemeClr val="accent1"/>
+                      </a:effectRef>
+                      <a:fontRef idx="minor">
+                        <a:schemeClr val="dk1"/>
+                      </a:fontRef>
+                    </wps:style>
+                    <wps:txbx>
+                      <w:txbxContent>
+                        <w:p>
+                          <w:pPr>
+                            <w:pStyle w:val="3"/>
+                          </w:pPr>
+                          <w:r>
+                            <w:fldChar w:fldCharType="begin"/>
+                          </w:r>
+                          <w:r>
+                            <w:instrText xml:space="preserve"> PAGE  \* MERGEFORMAT </w:instrText>
+                          </w:r>
+                          <w:r>
+                            <w:fldChar w:fldCharType="separate"/>
+                          </w:r>
+                          <w:r>
+                            <w:t>1</w:t>
+                          </w:r>
+                          <w:r>
+                            <w:fldChar w:fldCharType="end"/>
+                          </w:r>
+                        </w:p>
+                      </w:txbxContent>
+                    </wps:txbx>
+                    <wps:bodyPr rot="0" spcFirstLastPara="0" vertOverflow="overflow" horzOverflow="overflow" vert="horz" wrap="none" lIns="0" tIns="0" rIns="0" bIns="0" numCol="1" spcCol="0" rtlCol="0" fromWordArt="0" anchor="t" anchorCtr="0" forceAA="0" upright="0" compatLnSpc="1">
+                      <a:spAutoFit/>
+                    </wps:bodyPr>
+                  </wps:wsp>
+                </a:graphicData>
+              </a:graphic>
+            </wp:anchor>
+          </w:drawing>
+        </mc:Choice>
+        <mc:Fallback>
+          <w:pict>
+            <v:shape id="_x0000_s1026" o:spid="_x0000_s1026" o:spt="202" type="#_x0000_t202" style="position:absolute;left:0pt;margin-top:0pt;height:144pt;width:144pt;mso-position-horizontal:center;mso-position-horizontal-relative:margin;mso-wrap-style:none;z-index:251659264;mso-width-relative:page;mso-height-relative:page;" filled="f" stroked="f" coordsize="21600,21600" o:gfxdata="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">
+              <v:fill on="f" focussize="0,0"/>
+              <v:stroke on="f" weight="0.5pt"/>
+              <v:imagedata o:title=""/>
+              <o:lock v:ext="edit" aspectratio="f"/>
+              <v:textbox inset="0mm,0mm,0mm,0mm" style="mso-fit-shape-to-text:t;">
+                <w:txbxContent>
+                  <w:p>
+                    <w:pPr>
+                      <w:pStyle w:val="3"/>
+                    </w:pPr>
+                    <w:r>
+                      <w:fldChar w:fldCharType="begin"/>
+                    </w:r>
+                    <w:r>
+                      <w:instrText xml:space="preserve"> PAGE  \* MERGEFORMAT </w:instrText>
+                    </w:r>
+                    <w:r>
+                      <w:fldChar w:fldCharType="separate"/>
+                    </w:r>
+                    <w:r>
+                      <w:t>1</w:t>
+                    </w:r>
+                    <w:r>
+                      <w:fldChar w:fldCharType="end"/>
+                    </w:r>
+                  </w:p>
+                </w:txbxContent>
+              </v:textbox>
+            </v:shape>
+          </w:pict>
+        </mc:Fallback>
+      </mc:AlternateContent>
+    </w:r>
+  </w:p>
+</w:ftr>
+</file>
+
+<file path=word/footer2.xml><?xml version="1.0" encoding="utf-8"?>
+<w:ftr xmlns:wpc="http://schemas.microsoft.com/office/word/2010/wordprocessingCanvas" xmlns:mc="http://schemas.openxmlformats.org/markup-compatibility/2006" xmlns:o="urn:schemas-microsoft-com:office:office" xmlns:r="http://schemas.openxmlformats.org/officeDocument/2006/relationships" xmlns:m="http://schemas.openxmlformats.org/officeDocument/2006/math" xmlns:v="urn:schemas-microsoft-com:vml" xmlns:wp14="http://schemas.microsoft.com/office/word/2010/wordprocessingDrawing" xmlns:wp="http://schemas.openxmlformats.org/drawingml/2006/wordprocessingDrawing" xmlns:w10="urn:schemas-microsoft-com:office:word" xmlns:w="http://schemas.openxmlformats.org/wordprocessingml/2006/main" xmlns:w14="http://schemas.microsoft.com/office/word/2010/wordml" xmlns:w15="http://schemas.microsoft.com/office/word/2012/wordml" xmlns:wpg="http://schemas.microsoft.com/office/word/2010/wordprocessingGroup" xmlns:wpi="http://schemas.microsoft.com/office/word/2010/wordprocessingInk" xmlns:wne="http://schemas.microsoft.com/office/word/2006/wordml" xmlns:wps="http://schemas.microsoft.com/office/word/2010/wordprocessingShape" xmlns:wpsCustomData="http://www.wps.cn/officeDocument/2013/wpsCustomData" mc:Ignorable="w14 w15 wp14">
+  <w:p>
+    <w:pPr>
+      <w:pStyle w:val="3"/>
+    </w:pPr>
+    <w:r>
+      <w:rPr>
+        <w:sz w:val="18"/>
+      </w:rPr>
+      <mc:AlternateContent>
+        <mc:Choice Requires="wps">
+          <w:drawing>
+            <wp:anchor distT="0" distB="0" distL="114300" distR="114300" simplePos="0" relativeHeight="251660288" behindDoc="0" locked="0" layoutInCell="1" allowOverlap="1">
+              <wp:simplePos x="0" y="0"/>
+              <wp:positionH relativeFrom="margin">
+                <wp:align>center</wp:align>
+              </wp:positionH>
+              <wp:positionV relativeFrom="paragraph">
+                <wp:posOffset>0</wp:posOffset>
+              </wp:positionV>
+              <wp:extent cx="1828800" cy="1828800"/>
+              <wp:effectExtent l="0" t="0" r="0" b="0"/>
+              <wp:wrapNone/>
+              <wp:docPr id="2" name="文本框 2"/>
+              <wp:cNvGraphicFramePr/>
+              <a:graphic xmlns:a="http://schemas.openxmlformats.org/drawingml/2006/main">
+                <a:graphicData uri="http://schemas.microsoft.com/office/word/2010/wordprocessingShape">
+                  <wps:wsp>
+                    <wps:cNvSpPr txBox="1"/>
+                    <wps:spPr>
+                      <a:xfrm>
+                        <a:off x="0" y="0"/>
+                        <a:ext cx="1828800" cy="1828800"/>
+                      </a:xfrm>
+                      <a:prstGeom prst="rect">
+                        <a:avLst/>
+                      </a:prstGeom>
+                      <a:noFill/>
+                      <a:ln w="6350">
+                        <a:noFill/>
+                      </a:ln>
+                    </wps:spPr>
+                    <wps:style>
+                      <a:lnRef idx="0">
+                        <a:schemeClr val="accent1"/>
+                      </a:lnRef>
+                      <a:fillRef idx="0">
+                        <a:schemeClr val="accent1"/>
+                      </a:fillRef>
+                      <a:effectRef idx="0">
+                        <a:schemeClr val="accent1"/>
+                      </a:effectRef>
+                      <a:fontRef idx="minor">
+                        <a:schemeClr val="dk1"/>
+                      </a:fontRef>
+                    </wps:style>
+                    <wps:txbx>
+                      <w:txbxContent>
+                        <w:p>
+                          <w:pPr>
+                            <w:pStyle w:val="3"/>
+                          </w:pPr>
+                          <w:r>
+                            <w:rPr>
+                              <w:sz w:val="21"/>
+                              <w:szCs w:val="21"/>
+                            </w:rPr>
+                            <w:t xml:space="preserve">— </w:t>
+                          </w:r>
+                          <w:r>
+                            <w:rPr>
+                              <w:sz w:val="21"/>
+                              <w:szCs w:val="21"/>
+                            </w:rPr>
+                            <w:fldChar w:fldCharType="begin"/>
+                          </w:r>
+                          <w:r>
+                            <w:rPr>
+                              <w:sz w:val="21"/>
+                              <w:szCs w:val="21"/>
+                            </w:rPr>
+                            <w:instrText xml:space="preserve"> PAGE  \* MERGEFORMAT </w:instrText>
+                          </w:r>
+                          <w:r>
+                            <w:rPr>
+                              <w:sz w:val="21"/>
+                              <w:szCs w:val="21"/>
+                            </w:rPr>
+                            <w:fldChar w:fldCharType="separate"/>
+                          </w:r>
+                          <w:r>
+                            <w:rPr>
+                              <w:sz w:val="21"/>
+                              <w:szCs w:val="21"/>
+                            </w:rPr>
+                            <w:t>1</w:t>
+                          </w:r>
+                          <w:r>
+                            <w:rPr>
+                              <w:sz w:val="21"/>
+                              <w:szCs w:val="21"/>
+                            </w:rPr>
+                            <w:fldChar w:fldCharType="end"/>
+                          </w:r>
+                          <w:r>
+                            <w:rPr>
+                              <w:sz w:val="21"/>
+                              <w:szCs w:val="21"/>
+                            </w:rPr>
+                            <w:t xml:space="preserve"> —</w:t>
+                          </w:r>
+                        </w:p>
+                      </w:txbxContent>
+                    </wps:txbx>
+                    <wps:bodyPr rot="0" spcFirstLastPara="0" vertOverflow="overflow" horzOverflow="overflow" vert="horz" wrap="none" lIns="0" tIns="0" rIns="0" bIns="0" numCol="1" spcCol="0" rtlCol="0" fromWordArt="0" anchor="t" anchorCtr="0" forceAA="0" upright="0" compatLnSpc="1">
+                      <a:spAutoFit/>
+                    </wps:bodyPr>
+                  </wps:wsp>
+                </a:graphicData>
+              </a:graphic>
+            </wp:anchor>
+          </w:drawing>
+        </mc:Choice>
+        <mc:Fallback>
+          <w:pict>
+            <v:shape id="_x0000_s1026" o:spid="_x0000_s1026" o:spt="202" type="#_x0000_t202" style="position:absolute;left:0pt;margin-top:0pt;height:144pt;width:144pt;mso-position-horizontal:center;mso-position-horizontal-relative:margin;mso-wrap-style:none;z-index:251660288;mso-width-relative:page;mso-height-relative:page;" filled="f" stroked="f" coordsize="21600,21600" o:gfxdata="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">
+              <v:fill on="f" focussize="0,0"/>
+              <v:stroke on="f" weight="0.5pt"/>
+              <v:imagedata o:title=""/>
+              <o:lock v:ext="edit" aspectratio="f"/>
+              <v:textbox inset="0mm,0mm,0mm,0mm" style="mso-fit-shape-to-text:t;">
+                <w:txbxContent>
+                  <w:p>
+                    <w:pPr>
+                      <w:pStyle w:val="3"/>
+                    </w:pPr>
+                    <w:r>
+                      <w:rPr>
+                        <w:sz w:val="21"/>
+                        <w:szCs w:val="21"/>
+                      </w:rPr>
+                      <w:t xml:space="preserve">— </w:t>
+                    </w:r>
+                    <w:r>
+                      <w:rPr>
+                        <w:sz w:val="21"/>
+                        <w:szCs w:val="21"/>
+                      </w:rPr>
+                      <w:fldChar w:fldCharType="begin"/>
+                    </w:r>
+                    <w:r>
+                      <w:rPr>
+                        <w:sz w:val="21"/>
+                        <w:szCs w:val="21"/>
+                      </w:rPr>
+                      <w:instrText xml:space="preserve"> PAGE  \* MERGEFORMAT </w:instrText>
+                    </w:r>
+                    <w:r>
+                      <w:rPr>
+                        <w:sz w:val="21"/>
+                        <w:szCs w:val="21"/>
+                      </w:rPr>
+                      <w:fldChar w:fldCharType="separate"/>
+                    </w:r>
+                    <w:r>
+                      <w:rPr>
+                        <w:sz w:val="21"/>
+                        <w:szCs w:val="21"/>
+                      </w:rPr>
+                      <w:t>1</w:t>
+                    </w:r>
+                    <w:r>
+                      <w:rPr>
+                        <w:sz w:val="21"/>
+                        <w:szCs w:val="21"/>
+                      </w:rPr>
+                      <w:fldChar w:fldCharType="end"/>
+                    </w:r>
+                    <w:r>
+                      <w:rPr>
+                        <w:sz w:val="21"/>
+                        <w:szCs w:val="21"/>
+                      </w:rPr>
+                      <w:t xml:space="preserve"> —</w:t>
+                    </w:r>
+                  </w:p>
+                </w:txbxContent>
+              </v:textbox>
+            </v:shape>
+          </w:pict>
+        </mc:Fallback>
+      </mc:AlternateContent>
+    </w:r>
+  </w:p>
+</w:ftr>
+</file>
+
 <file path=word/header1.xml><?xml version="1.0" encoding="utf-8"?>
 <w:hdr xmlns:wpc="http://schemas.microsoft.com/office/word/2010/wordprocessingCanvas" xmlns:mc="http://schemas.openxmlformats.org/markup-compatibility/2006" xmlns:o="urn:schemas-microsoft-com:office:office" xmlns:r="http://schemas.openxmlformats.org/officeDocument/2006/relationships" xmlns:m="http://schemas.openxmlformats.org/officeDocument/2006/math" xmlns:v="urn:schemas-microsoft-com:vml" xmlns:wp14="http://schemas.microsoft.com/office/word/2010/wordprocessingDrawing" xmlns:wp="http://schemas.openxmlformats.org/drawingml/2006/wordprocessingDrawing" xmlns:w10="urn:schemas-microsoft-com:office:word" xmlns:w="http://schemas.openxmlformats.org/wordprocessingml/2006/main" xmlns:w14="http://schemas.microsoft.com/office/word/2010/wordml" xmlns:w15="http://schemas.microsoft.com/office/word/2012/wordml" xmlns:wpg="http://schemas.microsoft.com/office/word/2010/wordprocessingGroup" xmlns:wpi="http://schemas.microsoft.com/office/word/2010/wordprocessingInk" xmlns:wne="http://schemas.microsoft.com/office/word/2006/wordml" xmlns:wps="http://schemas.microsoft.com/office/word/2010/wordprocessingShape" xmlns:wpsCustomData="http://www.wps.cn/officeDocument/2013/wpsCustomData" mc:Ignorable="w14 w15 wp14">
   <w:p>
     <w:pPr>
-      <w:pStyle w:val="3"/>
+      <w:pStyle w:val="4"/>
       <w:pBdr>
         <w:bottom w:val="single" w:color="auto" w:sz="4" w:space="1"/>
       </w:pBdr>
@@ -2388,6 +3937,8 @@
       </w:rPr>
       <w:t>杭州电子科技大学信息工程学院本科毕业设计</w:t>
     </w:r>
+    <w:bookmarkStart w:id="1" w:name="_GoBack"/>
+    <w:bookmarkEnd w:id="1"/>
   </w:p>
 </w:hdr>
 </file>
@@ -2668,12 +4219,30 @@
       <w:lang w:val="en-US" w:eastAsia="zh-CN" w:bidi="ar-SA"/>
     </w:rPr>
   </w:style>
-  <w:style w:type="character" w:default="1" w:styleId="6">
+  <w:style w:type="paragraph" w:styleId="2">
+    <w:name w:val="heading 1"/>
+    <w:basedOn w:val="1"/>
+    <w:next w:val="1"/>
+    <w:qFormat/>
+    <w:uiPriority w:val="0"/>
+    <w:pPr>
+      <w:keepNext/>
+      <w:keepLines/>
+      <w:spacing w:before="340" w:beforeLines="0" w:beforeAutospacing="0" w:after="330" w:afterLines="0" w:afterAutospacing="0" w:line="576" w:lineRule="auto"/>
+      <w:outlineLvl w:val="0"/>
+    </w:pPr>
+    <w:rPr>
+      <w:b/>
+      <w:kern w:val="44"/>
+      <w:sz w:val="44"/>
+    </w:rPr>
+  </w:style>
+  <w:style w:type="character" w:default="1" w:styleId="8">
     <w:name w:val="Default Paragraph Font"/>
     <w:semiHidden/>
     <w:uiPriority w:val="0"/>
   </w:style>
-  <w:style w:type="table" w:default="1" w:styleId="5">
+  <w:style w:type="table" w:default="1" w:styleId="7">
     <w:name w:val="Normal Table"/>
     <w:semiHidden/>
     <w:qFormat/>
@@ -2687,7 +4256,7 @@
       </w:tblCellMar>
     </w:tblPr>
   </w:style>
-  <w:style w:type="paragraph" w:styleId="2">
+  <w:style w:type="paragraph" w:styleId="3">
     <w:name w:val="footer"/>
     <w:basedOn w:val="1"/>
     <w:qFormat/>
@@ -2704,7 +4273,7 @@
       <w:sz w:val="18"/>
     </w:rPr>
   </w:style>
-  <w:style w:type="paragraph" w:styleId="3">
+  <w:style w:type="paragraph" w:styleId="4">
     <w:name w:val="header"/>
     <w:basedOn w:val="1"/>
     <w:uiPriority w:val="0"/>
@@ -2728,7 +4297,13 @@
       <w:sz w:val="18"/>
     </w:rPr>
   </w:style>
-  <w:style w:type="paragraph" w:styleId="4">
+  <w:style w:type="paragraph" w:styleId="5">
+    <w:name w:val="toc 1"/>
+    <w:basedOn w:val="1"/>
+    <w:next w:val="1"/>
+    <w:uiPriority w:val="0"/>
+  </w:style>
+  <w:style w:type="paragraph" w:styleId="6">
     <w:name w:val="Normal (Web)"/>
     <w:basedOn w:val="1"/>
     <w:uiPriority w:val="0"/>
@@ -2991,4 +4566,23 @@
   </a:themeElements>
   <a:objectDefaults/>
 </a:theme>
+</file>
+
+<file path=customXml/item1.xml><?xml version="1.0" encoding="utf-8"?>
+<s:customData xmlns="http://www.wps.cn/officeDocument/2013/wpsCustomData" xmlns:s="http://www.wps.cn/officeDocument/2013/wpsCustomData">
+  <customSectProps>
+    <customSectPr/>
+  </customSectProps>
+  <customShpExts>
+    <customShpInfo spid="_x0000_s1026" textRotate="1"/>
+  </customShpExts>
+</s:customData>
+</file>
+
+<file path=customXml/itemProps1.xml><?xml version="1.0" encoding="utf-8"?>
+<ds:datastoreItem xmlns:ds="http://schemas.openxmlformats.org/officeDocument/2006/customXml" ds:itemID="{B1977F7D-205B-4081-913C-38D41E755F92}">
+  <ds:schemaRefs>
+    <ds:schemaRef ds:uri="http://www.wps.cn/officeDocument/2013/wpsCustomData"/>
+  </ds:schemaRefs>
+</ds:datastoreItem>
 </file>
--- a/docs/论文/毕业论文.docx
+++ b/docs/论文/毕业论文.docx
@@ -106,7 +106,7 @@
     </w:p>
     <w:tbl>
       <w:tblPr>
-        <w:tblStyle w:val="7"/>
+        <w:tblStyle w:val="8"/>
         <w:tblW w:w="0" w:type="auto"/>
         <w:jc w:val="center"/>
         <w:tblLayout w:type="fixed"/>
@@ -907,8 +907,35 @@
           <w:szCs w:val="32"/>
           <w:lang w:val="en-US" w:eastAsia="zh-CN"/>
         </w:rPr>
-      </w:pPr>
-      <w:r>
+        <w:sectPr>
+          <w:headerReference r:id="rId3" w:type="default"/>
+          <w:pgSz w:w="11906" w:h="16838"/>
+          <w:pgMar w:top="1440" w:right="1800" w:bottom="1440" w:left="1800" w:header="1134" w:footer="567" w:gutter="0"/>
+          <w:pgNumType w:fmt="decimal"/>
+          <w:cols w:space="425" w:num="1"/>
+          <w:titlePg/>
+          <w:docGrid w:type="lines" w:linePitch="312" w:charSpace="0"/>
+        </w:sectPr>
+      </w:pPr>
+    </w:p>
+    <w:p>
+      <w:pPr>
+        <w:keepNext w:val="0"/>
+        <w:keepLines w:val="0"/>
+        <w:pageBreakBefore w:val="0"/>
+        <w:widowControl w:val="0"/>
+        <w:kinsoku/>
+        <w:wordWrap/>
+        <w:overflowPunct/>
+        <w:topLinePunct w:val="0"/>
+        <w:autoSpaceDE/>
+        <w:autoSpaceDN/>
+        <w:bidi w:val="0"/>
+        <w:adjustRightInd/>
+        <w:snapToGrid/>
+        <w:spacing w:before="625" w:beforeLines="200" w:after="625" w:afterLines="200"/>
+        <w:jc w:val="center"/>
+        <w:textAlignment w:val="auto"/>
         <w:rPr>
           <w:rFonts w:hint="eastAsia" w:ascii="黑体" w:hAnsi="黑体" w:eastAsia="黑体" w:cs="黑体"/>
           <w:b w:val="0"/>
@@ -917,12 +944,22 @@
           <w:szCs w:val="32"/>
           <w:lang w:val="en-US" w:eastAsia="zh-CN"/>
         </w:rPr>
+      </w:pPr>
+      <w:r>
+        <w:rPr>
+          <w:rFonts w:hint="eastAsia" w:ascii="黑体" w:hAnsi="黑体" w:eastAsia="黑体" w:cs="黑体"/>
+          <w:b w:val="0"/>
+          <w:bCs w:val="0"/>
+          <w:sz w:val="32"/>
+          <w:szCs w:val="32"/>
+          <w:lang w:val="en-US" w:eastAsia="zh-CN"/>
+        </w:rPr>
         <w:t>摘    要</w:t>
       </w:r>
     </w:p>
     <w:p>
       <w:pPr>
-        <w:pStyle w:val="6"/>
+        <w:pStyle w:val="7"/>
         <w:keepNext w:val="0"/>
         <w:keepLines w:val="0"/>
         <w:pageBreakBefore w:val="0"/>
@@ -1436,7 +1473,7 @@
     </w:p>
     <w:p>
       <w:pPr>
-        <w:pStyle w:val="6"/>
+        <w:pStyle w:val="7"/>
         <w:keepNext w:val="0"/>
         <w:keepLines w:val="0"/>
         <w:pageBreakBefore w:val="0"/>
@@ -1474,7 +1511,7 @@
     </w:p>
     <w:p>
       <w:pPr>
-        <w:pStyle w:val="6"/>
+        <w:pStyle w:val="7"/>
         <w:keepNext w:val="0"/>
         <w:keepLines w:val="0"/>
         <w:pageBreakBefore w:val="0"/>
@@ -1656,7 +1693,7 @@
     </w:p>
     <w:p>
       <w:pPr>
-        <w:pStyle w:val="6"/>
+        <w:pStyle w:val="7"/>
         <w:keepNext w:val="0"/>
         <w:keepLines w:val="0"/>
         <w:pageBreakBefore w:val="0"/>
@@ -1693,7 +1730,7 @@
     </w:p>
     <w:p>
       <w:pPr>
-        <w:pStyle w:val="6"/>
+        <w:pStyle w:val="7"/>
         <w:keepNext w:val="0"/>
         <w:keepLines w:val="0"/>
         <w:pageBreakBefore w:val="0"/>
@@ -1730,7 +1767,7 @@
     </w:p>
     <w:p>
       <w:pPr>
-        <w:pStyle w:val="6"/>
+        <w:pStyle w:val="7"/>
         <w:keepNext w:val="0"/>
         <w:keepLines w:val="0"/>
         <w:pageBreakBefore w:val="0"/>
@@ -1767,7 +1804,7 @@
     </w:p>
     <w:p>
       <w:pPr>
-        <w:pStyle w:val="6"/>
+        <w:pStyle w:val="7"/>
         <w:keepNext w:val="0"/>
         <w:keepLines w:val="0"/>
         <w:pageBreakBefore w:val="0"/>
@@ -1804,7 +1841,7 @@
     </w:p>
     <w:p>
       <w:pPr>
-        <w:pStyle w:val="6"/>
+        <w:pStyle w:val="7"/>
         <w:keepNext w:val="0"/>
         <w:keepLines w:val="0"/>
         <w:pageBreakBefore w:val="0"/>
@@ -1841,7 +1878,7 @@
     </w:p>
     <w:p>
       <w:pPr>
-        <w:pStyle w:val="6"/>
+        <w:pStyle w:val="7"/>
         <w:keepNext w:val="0"/>
         <w:keepLines w:val="0"/>
         <w:pageBreakBefore w:val="0"/>
@@ -1878,7 +1915,7 @@
     </w:p>
     <w:p>
       <w:pPr>
-        <w:pStyle w:val="6"/>
+        <w:pStyle w:val="7"/>
         <w:keepNext w:val="0"/>
         <w:keepLines w:val="0"/>
         <w:pageBreakBefore w:val="0"/>
@@ -2366,7 +2403,7 @@
         </w:p>
         <w:p>
           <w:pPr>
-            <w:pStyle w:val="5"/>
+            <w:pStyle w:val="6"/>
             <w:keepNext w:val="0"/>
             <w:keepLines w:val="0"/>
             <w:pageBreakBefore w:val="0"/>
@@ -2554,7 +2591,7 @@
         </w:p>
         <w:p>
           <w:pPr>
-            <w:pStyle w:val="6"/>
+            <w:pStyle w:val="7"/>
             <w:keepNext w:val="0"/>
             <w:keepLines w:val="0"/>
             <w:pageBreakBefore w:val="0"/>
@@ -2607,7 +2644,7 @@
     </w:sdt>
     <w:p>
       <w:pPr>
-        <w:pStyle w:val="6"/>
+        <w:pStyle w:val="7"/>
         <w:keepNext w:val="0"/>
         <w:keepLines w:val="0"/>
         <w:pageBreakBefore w:val="0"/>
@@ -2643,7 +2680,7 @@
     </w:p>
     <w:p>
       <w:pPr>
-        <w:pStyle w:val="6"/>
+        <w:pStyle w:val="7"/>
         <w:keepNext w:val="0"/>
         <w:keepLines w:val="0"/>
         <w:pageBreakBefore w:val="0"/>
@@ -2679,7 +2716,7 @@
     </w:p>
     <w:p>
       <w:pPr>
-        <w:pStyle w:val="6"/>
+        <w:pStyle w:val="7"/>
         <w:keepNext w:val="0"/>
         <w:keepLines w:val="0"/>
         <w:pageBreakBefore w:val="0"/>
@@ -2715,7 +2752,7 @@
     </w:p>
     <w:p>
       <w:pPr>
-        <w:pStyle w:val="6"/>
+        <w:pStyle w:val="7"/>
         <w:keepNext w:val="0"/>
         <w:keepLines w:val="0"/>
         <w:pageBreakBefore w:val="0"/>
@@ -2751,7 +2788,7 @@
     </w:p>
     <w:p>
       <w:pPr>
-        <w:pStyle w:val="6"/>
+        <w:pStyle w:val="7"/>
         <w:keepNext w:val="0"/>
         <w:keepLines w:val="0"/>
         <w:pageBreakBefore w:val="0"/>
@@ -2787,7 +2824,7 @@
     </w:p>
     <w:p>
       <w:pPr>
-        <w:pStyle w:val="6"/>
+        <w:pStyle w:val="7"/>
         <w:keepNext w:val="0"/>
         <w:keepLines w:val="0"/>
         <w:pageBreakBefore w:val="0"/>
@@ -2823,7 +2860,7 @@
     </w:p>
     <w:p>
       <w:pPr>
-        <w:pStyle w:val="6"/>
+        <w:pStyle w:val="7"/>
         <w:keepNext w:val="0"/>
         <w:keepLines w:val="0"/>
         <w:pageBreakBefore w:val="0"/>
@@ -2859,7 +2896,7 @@
     </w:p>
     <w:p>
       <w:pPr>
-        <w:pStyle w:val="6"/>
+        <w:pStyle w:val="7"/>
         <w:keepNext w:val="0"/>
         <w:keepLines w:val="0"/>
         <w:pageBreakBefore w:val="0"/>
@@ -2921,11 +2958,11 @@
           <w:lang w:val="en-US" w:eastAsia="zh-CN"/>
         </w:rPr>
         <w:sectPr>
-          <w:headerReference r:id="rId3" w:type="default"/>
-          <w:footerReference r:id="rId4" w:type="default"/>
+          <w:headerReference r:id="rId4" w:type="default"/>
+          <w:footerReference r:id="rId5" w:type="default"/>
           <w:pgSz w:w="11906" w:h="16838"/>
-          <w:pgMar w:top="1440" w:right="1800" w:bottom="1440" w:left="1800" w:header="1134" w:footer="992" w:gutter="0"/>
-          <w:pgNumType w:fmt="decimal"/>
+          <w:pgMar w:top="1440" w:right="1800" w:bottom="1440" w:left="1800" w:header="1134" w:footer="567" w:gutter="0"/>
+          <w:pgNumType w:fmt="decimal" w:start="1"/>
           <w:cols w:space="425" w:num="1"/>
           <w:docGrid w:type="lines" w:linePitch="312" w:charSpace="0"/>
         </w:sectPr>
@@ -3332,10 +3369,15 @@
         <w:textAlignment w:val="auto"/>
         <w:rPr>
           <w:rFonts w:hint="eastAsia" w:ascii="宋体" w:hAnsi="宋体" w:eastAsia="宋体" w:cs="宋体"/>
-          <w:color w:val="4C4F69"/>
-          <w:kern w:val="2"/>
-          <w:sz w:val="24"/>
-          <w:szCs w:val="24"/>
+          <w:i w:val="0"/>
+          <w:iCs w:val="0"/>
+          <w:caps w:val="0"/>
+          <w:color w:val="4C4F69"/>
+          <w:spacing w:val="0"/>
+          <w:kern w:val="2"/>
+          <w:sz w:val="24"/>
+          <w:szCs w:val="24"/>
+          <w:shd w:val="clear" w:fill="FFFFFF"/>
           <w:lang w:val="en-US" w:eastAsia="zh-CN" w:bidi="ar-SA"/>
         </w:rPr>
       </w:pPr>
@@ -3486,7 +3528,1887 @@
     </w:p>
     <w:p>
       <w:pPr>
-        <w:pStyle w:val="6"/>
+        <w:keepNext w:val="0"/>
+        <w:keepLines w:val="0"/>
+        <w:pageBreakBefore w:val="0"/>
+        <w:widowControl w:val="0"/>
+        <w:tabs>
+          <w:tab w:val="right" w:leader="dot" w:pos="8306"/>
+        </w:tabs>
+        <w:kinsoku/>
+        <w:wordWrap/>
+        <w:overflowPunct/>
+        <w:topLinePunct w:val="0"/>
+        <w:autoSpaceDE/>
+        <w:autoSpaceDN/>
+        <w:bidi w:val="0"/>
+        <w:adjustRightInd/>
+        <w:snapToGrid/>
+        <w:spacing w:line="400" w:lineRule="exact"/>
+        <w:ind w:leftChars="0" w:firstLine="480" w:firstLineChars="200"/>
+        <w:jc w:val="left"/>
+        <w:textAlignment w:val="auto"/>
+        <w:rPr>
+          <w:rFonts w:hint="eastAsia" w:ascii="宋体" w:hAnsi="宋体" w:eastAsia="宋体" w:cs="宋体"/>
+          <w:i w:val="0"/>
+          <w:iCs w:val="0"/>
+          <w:caps w:val="0"/>
+          <w:color w:val="4C4F69"/>
+          <w:spacing w:val="0"/>
+          <w:kern w:val="2"/>
+          <w:sz w:val="24"/>
+          <w:szCs w:val="24"/>
+          <w:shd w:val="clear" w:fill="FFFFFF"/>
+          <w:lang w:val="en-US" w:eastAsia="zh-CN" w:bidi="ar-SA"/>
+        </w:rPr>
+      </w:pPr>
+    </w:p>
+    <w:p>
+      <w:pPr>
+        <w:keepNext w:val="0"/>
+        <w:keepLines w:val="0"/>
+        <w:pageBreakBefore w:val="0"/>
+        <w:widowControl w:val="0"/>
+        <w:tabs>
+          <w:tab w:val="right" w:leader="dot" w:pos="8306"/>
+        </w:tabs>
+        <w:kinsoku/>
+        <w:wordWrap/>
+        <w:overflowPunct/>
+        <w:topLinePunct w:val="0"/>
+        <w:autoSpaceDE/>
+        <w:autoSpaceDN/>
+        <w:bidi w:val="0"/>
+        <w:adjustRightInd/>
+        <w:snapToGrid/>
+        <w:spacing w:line="400" w:lineRule="exact"/>
+        <w:ind w:leftChars="0" w:firstLine="480" w:firstLineChars="200"/>
+        <w:jc w:val="left"/>
+        <w:textAlignment w:val="auto"/>
+        <w:rPr>
+          <w:rFonts w:hint="eastAsia" w:ascii="宋体" w:hAnsi="宋体" w:eastAsia="宋体" w:cs="宋体"/>
+          <w:i w:val="0"/>
+          <w:iCs w:val="0"/>
+          <w:caps w:val="0"/>
+          <w:color w:val="4C4F69"/>
+          <w:spacing w:val="0"/>
+          <w:kern w:val="2"/>
+          <w:sz w:val="24"/>
+          <w:szCs w:val="24"/>
+          <w:shd w:val="clear" w:fill="FFFFFF"/>
+          <w:lang w:val="en-US" w:eastAsia="zh-CN" w:bidi="ar-SA"/>
+        </w:rPr>
+      </w:pPr>
+    </w:p>
+    <w:p>
+      <w:pPr>
+        <w:keepNext w:val="0"/>
+        <w:keepLines w:val="0"/>
+        <w:pageBreakBefore w:val="0"/>
+        <w:widowControl w:val="0"/>
+        <w:tabs>
+          <w:tab w:val="right" w:leader="dot" w:pos="8306"/>
+        </w:tabs>
+        <w:kinsoku/>
+        <w:wordWrap/>
+        <w:overflowPunct/>
+        <w:topLinePunct w:val="0"/>
+        <w:autoSpaceDE/>
+        <w:autoSpaceDN/>
+        <w:bidi w:val="0"/>
+        <w:adjustRightInd/>
+        <w:snapToGrid/>
+        <w:spacing w:line="400" w:lineRule="exact"/>
+        <w:ind w:leftChars="0" w:firstLine="480" w:firstLineChars="200"/>
+        <w:jc w:val="left"/>
+        <w:textAlignment w:val="auto"/>
+        <w:rPr>
+          <w:rFonts w:hint="eastAsia" w:ascii="宋体" w:hAnsi="宋体" w:eastAsia="宋体" w:cs="宋体"/>
+          <w:i w:val="0"/>
+          <w:iCs w:val="0"/>
+          <w:caps w:val="0"/>
+          <w:color w:val="4C4F69"/>
+          <w:spacing w:val="0"/>
+          <w:kern w:val="2"/>
+          <w:sz w:val="24"/>
+          <w:szCs w:val="24"/>
+          <w:shd w:val="clear" w:fill="FFFFFF"/>
+          <w:lang w:val="en-US" w:eastAsia="zh-CN" w:bidi="ar-SA"/>
+        </w:rPr>
+      </w:pPr>
+    </w:p>
+    <w:p>
+      <w:pPr>
+        <w:keepNext w:val="0"/>
+        <w:keepLines w:val="0"/>
+        <w:pageBreakBefore w:val="0"/>
+        <w:widowControl w:val="0"/>
+        <w:tabs>
+          <w:tab w:val="right" w:leader="dot" w:pos="8306"/>
+        </w:tabs>
+        <w:kinsoku/>
+        <w:wordWrap/>
+        <w:overflowPunct/>
+        <w:topLinePunct w:val="0"/>
+        <w:autoSpaceDE/>
+        <w:autoSpaceDN/>
+        <w:bidi w:val="0"/>
+        <w:adjustRightInd/>
+        <w:snapToGrid/>
+        <w:spacing w:line="400" w:lineRule="exact"/>
+        <w:ind w:leftChars="0" w:firstLine="480" w:firstLineChars="200"/>
+        <w:jc w:val="left"/>
+        <w:textAlignment w:val="auto"/>
+        <w:rPr>
+          <w:rFonts w:hint="eastAsia" w:ascii="宋体" w:hAnsi="宋体" w:eastAsia="宋体" w:cs="宋体"/>
+          <w:i w:val="0"/>
+          <w:iCs w:val="0"/>
+          <w:caps w:val="0"/>
+          <w:color w:val="4C4F69"/>
+          <w:spacing w:val="0"/>
+          <w:kern w:val="2"/>
+          <w:sz w:val="24"/>
+          <w:szCs w:val="24"/>
+          <w:shd w:val="clear" w:fill="FFFFFF"/>
+          <w:lang w:val="en-US" w:eastAsia="zh-CN" w:bidi="ar-SA"/>
+        </w:rPr>
+      </w:pPr>
+    </w:p>
+    <w:p>
+      <w:pPr>
+        <w:keepNext w:val="0"/>
+        <w:keepLines w:val="0"/>
+        <w:pageBreakBefore w:val="0"/>
+        <w:widowControl w:val="0"/>
+        <w:tabs>
+          <w:tab w:val="right" w:leader="dot" w:pos="8306"/>
+        </w:tabs>
+        <w:kinsoku/>
+        <w:wordWrap/>
+        <w:overflowPunct/>
+        <w:topLinePunct w:val="0"/>
+        <w:autoSpaceDE/>
+        <w:autoSpaceDN/>
+        <w:bidi w:val="0"/>
+        <w:adjustRightInd/>
+        <w:snapToGrid/>
+        <w:spacing w:line="400" w:lineRule="exact"/>
+        <w:ind w:leftChars="0" w:firstLine="480" w:firstLineChars="200"/>
+        <w:jc w:val="left"/>
+        <w:textAlignment w:val="auto"/>
+        <w:rPr>
+          <w:rFonts w:hint="eastAsia" w:ascii="宋体" w:hAnsi="宋体" w:eastAsia="宋体" w:cs="宋体"/>
+          <w:i w:val="0"/>
+          <w:iCs w:val="0"/>
+          <w:caps w:val="0"/>
+          <w:color w:val="4C4F69"/>
+          <w:spacing w:val="0"/>
+          <w:kern w:val="2"/>
+          <w:sz w:val="24"/>
+          <w:szCs w:val="24"/>
+          <w:shd w:val="clear" w:fill="FFFFFF"/>
+          <w:lang w:val="en-US" w:eastAsia="zh-CN" w:bidi="ar-SA"/>
+        </w:rPr>
+      </w:pPr>
+    </w:p>
+    <w:p>
+      <w:pPr>
+        <w:keepNext w:val="0"/>
+        <w:keepLines w:val="0"/>
+        <w:pageBreakBefore w:val="0"/>
+        <w:widowControl w:val="0"/>
+        <w:tabs>
+          <w:tab w:val="right" w:leader="dot" w:pos="8306"/>
+        </w:tabs>
+        <w:kinsoku/>
+        <w:wordWrap/>
+        <w:overflowPunct/>
+        <w:topLinePunct w:val="0"/>
+        <w:autoSpaceDE/>
+        <w:autoSpaceDN/>
+        <w:bidi w:val="0"/>
+        <w:adjustRightInd/>
+        <w:snapToGrid/>
+        <w:spacing w:line="400" w:lineRule="exact"/>
+        <w:ind w:leftChars="0" w:firstLine="480" w:firstLineChars="200"/>
+        <w:jc w:val="left"/>
+        <w:textAlignment w:val="auto"/>
+        <w:rPr>
+          <w:rFonts w:hint="eastAsia" w:ascii="宋体" w:hAnsi="宋体" w:eastAsia="宋体" w:cs="宋体"/>
+          <w:i w:val="0"/>
+          <w:iCs w:val="0"/>
+          <w:caps w:val="0"/>
+          <w:color w:val="4C4F69"/>
+          <w:spacing w:val="0"/>
+          <w:kern w:val="2"/>
+          <w:sz w:val="24"/>
+          <w:szCs w:val="24"/>
+          <w:shd w:val="clear" w:fill="FFFFFF"/>
+          <w:lang w:val="en-US" w:eastAsia="zh-CN" w:bidi="ar-SA"/>
+        </w:rPr>
+      </w:pPr>
+    </w:p>
+    <w:p>
+      <w:pPr>
+        <w:keepNext w:val="0"/>
+        <w:keepLines w:val="0"/>
+        <w:pageBreakBefore w:val="0"/>
+        <w:widowControl w:val="0"/>
+        <w:tabs>
+          <w:tab w:val="right" w:leader="dot" w:pos="8306"/>
+        </w:tabs>
+        <w:kinsoku/>
+        <w:wordWrap/>
+        <w:overflowPunct/>
+        <w:topLinePunct w:val="0"/>
+        <w:autoSpaceDE/>
+        <w:autoSpaceDN/>
+        <w:bidi w:val="0"/>
+        <w:adjustRightInd/>
+        <w:snapToGrid/>
+        <w:spacing w:line="400" w:lineRule="exact"/>
+        <w:ind w:leftChars="0" w:firstLine="480" w:firstLineChars="200"/>
+        <w:jc w:val="left"/>
+        <w:textAlignment w:val="auto"/>
+        <w:rPr>
+          <w:rFonts w:hint="eastAsia" w:ascii="宋体" w:hAnsi="宋体" w:eastAsia="宋体" w:cs="宋体"/>
+          <w:i w:val="0"/>
+          <w:iCs w:val="0"/>
+          <w:caps w:val="0"/>
+          <w:color w:val="4C4F69"/>
+          <w:spacing w:val="0"/>
+          <w:kern w:val="2"/>
+          <w:sz w:val="24"/>
+          <w:szCs w:val="24"/>
+          <w:shd w:val="clear" w:fill="FFFFFF"/>
+          <w:lang w:val="en-US" w:eastAsia="zh-CN" w:bidi="ar-SA"/>
+        </w:rPr>
+      </w:pPr>
+    </w:p>
+    <w:p>
+      <w:pPr>
+        <w:keepNext w:val="0"/>
+        <w:keepLines w:val="0"/>
+        <w:pageBreakBefore w:val="0"/>
+        <w:widowControl w:val="0"/>
+        <w:tabs>
+          <w:tab w:val="right" w:leader="dot" w:pos="8306"/>
+        </w:tabs>
+        <w:kinsoku/>
+        <w:wordWrap/>
+        <w:overflowPunct/>
+        <w:topLinePunct w:val="0"/>
+        <w:autoSpaceDE/>
+        <w:autoSpaceDN/>
+        <w:bidi w:val="0"/>
+        <w:adjustRightInd/>
+        <w:snapToGrid/>
+        <w:spacing w:line="400" w:lineRule="exact"/>
+        <w:ind w:leftChars="0" w:firstLine="480" w:firstLineChars="200"/>
+        <w:jc w:val="left"/>
+        <w:textAlignment w:val="auto"/>
+        <w:rPr>
+          <w:rFonts w:hint="eastAsia" w:ascii="宋体" w:hAnsi="宋体" w:eastAsia="宋体" w:cs="宋体"/>
+          <w:i w:val="0"/>
+          <w:iCs w:val="0"/>
+          <w:caps w:val="0"/>
+          <w:color w:val="4C4F69"/>
+          <w:spacing w:val="0"/>
+          <w:kern w:val="2"/>
+          <w:sz w:val="24"/>
+          <w:szCs w:val="24"/>
+          <w:shd w:val="clear" w:fill="FFFFFF"/>
+          <w:lang w:val="en-US" w:eastAsia="zh-CN" w:bidi="ar-SA"/>
+        </w:rPr>
+      </w:pPr>
+    </w:p>
+    <w:p>
+      <w:pPr>
+        <w:pStyle w:val="2"/>
+        <w:keepNext/>
+        <w:keepLines/>
+        <w:pageBreakBefore w:val="0"/>
+        <w:widowControl w:val="0"/>
+        <w:kinsoku/>
+        <w:wordWrap/>
+        <w:overflowPunct/>
+        <w:topLinePunct w:val="0"/>
+        <w:autoSpaceDE/>
+        <w:autoSpaceDN/>
+        <w:bidi w:val="0"/>
+        <w:adjustRightInd/>
+        <w:snapToGrid/>
+        <w:spacing w:before="625" w:beforeLines="200" w:after="625" w:afterLines="200" w:line="240" w:lineRule="auto"/>
+        <w:jc w:val="center"/>
+        <w:textAlignment w:val="auto"/>
+        <w:rPr>
+          <w:rFonts w:hint="eastAsia" w:ascii="黑体" w:hAnsi="黑体" w:eastAsia="黑体" w:cs="黑体"/>
+          <w:b w:val="0"/>
+          <w:bCs/>
+          <w:sz w:val="32"/>
+          <w:szCs w:val="32"/>
+          <w:lang w:val="en-US" w:eastAsia="zh-CN"/>
+        </w:rPr>
+      </w:pPr>
+      <w:r>
+        <w:rPr>
+          <w:rFonts w:hint="eastAsia" w:ascii="黑体" w:hAnsi="黑体" w:eastAsia="黑体" w:cs="黑体"/>
+          <w:b w:val="0"/>
+          <w:bCs/>
+          <w:sz w:val="32"/>
+          <w:szCs w:val="32"/>
+          <w:lang w:val="en-US" w:eastAsia="zh-CN"/>
+        </w:rPr>
+        <w:t>2 概述</w:t>
+      </w:r>
+    </w:p>
+    <w:p>
+      <w:pPr>
+        <w:pStyle w:val="3"/>
+        <w:keepNext/>
+        <w:keepLines/>
+        <w:pageBreakBefore w:val="0"/>
+        <w:widowControl w:val="0"/>
+        <w:kinsoku/>
+        <w:wordWrap/>
+        <w:overflowPunct/>
+        <w:topLinePunct w:val="0"/>
+        <w:autoSpaceDE/>
+        <w:autoSpaceDN/>
+        <w:bidi w:val="0"/>
+        <w:adjustRightInd/>
+        <w:snapToGrid/>
+        <w:spacing w:before="0" w:after="0" w:line="400" w:lineRule="exact"/>
+        <w:textAlignment w:val="auto"/>
+        <w:rPr>
+          <w:rFonts w:hint="eastAsia" w:ascii="黑体" w:hAnsi="黑体" w:eastAsia="黑体" w:cs="黑体"/>
+          <w:b w:val="0"/>
+          <w:bCs/>
+          <w:sz w:val="28"/>
+          <w:szCs w:val="28"/>
+          <w:lang w:val="en-US" w:eastAsia="zh-CN"/>
+        </w:rPr>
+      </w:pPr>
+      <w:r>
+        <w:rPr>
+          <w:rFonts w:hint="eastAsia" w:ascii="黑体" w:hAnsi="黑体" w:eastAsia="黑体" w:cs="黑体"/>
+          <w:b w:val="0"/>
+          <w:bCs/>
+          <w:sz w:val="28"/>
+          <w:szCs w:val="28"/>
+          <w:lang w:val="en-US" w:eastAsia="zh-CN"/>
+        </w:rPr>
+        <w:t>2.1 个人健康系统概述</w:t>
+      </w:r>
+    </w:p>
+    <w:p>
+      <w:pPr>
+        <w:keepNext w:val="0"/>
+        <w:keepLines w:val="0"/>
+        <w:pageBreakBefore w:val="0"/>
+        <w:widowControl w:val="0"/>
+        <w:tabs>
+          <w:tab w:val="right" w:leader="dot" w:pos="8306"/>
+        </w:tabs>
+        <w:kinsoku/>
+        <w:wordWrap/>
+        <w:overflowPunct/>
+        <w:topLinePunct w:val="0"/>
+        <w:autoSpaceDE/>
+        <w:autoSpaceDN/>
+        <w:bidi w:val="0"/>
+        <w:adjustRightInd/>
+        <w:snapToGrid/>
+        <w:spacing w:line="400" w:lineRule="exact"/>
+        <w:ind w:leftChars="0" w:firstLine="480" w:firstLineChars="200"/>
+        <w:jc w:val="left"/>
+        <w:textAlignment w:val="auto"/>
+        <w:rPr>
+          <w:rFonts w:hint="eastAsia" w:ascii="宋体" w:hAnsi="宋体" w:eastAsia="宋体" w:cs="宋体"/>
+          <w:color w:val="4C4F69"/>
+          <w:kern w:val="2"/>
+          <w:sz w:val="24"/>
+          <w:szCs w:val="24"/>
+          <w:lang w:val="en-US" w:eastAsia="zh-CN" w:bidi="ar-SA"/>
+        </w:rPr>
+      </w:pPr>
+      <w:r>
+        <w:rPr>
+          <w:rFonts w:hint="eastAsia" w:ascii="宋体" w:hAnsi="宋体" w:eastAsia="宋体" w:cs="宋体"/>
+          <w:i w:val="0"/>
+          <w:iCs w:val="0"/>
+          <w:caps w:val="0"/>
+          <w:color w:val="4C4F69"/>
+          <w:spacing w:val="0"/>
+          <w:kern w:val="2"/>
+          <w:sz w:val="24"/>
+          <w:szCs w:val="24"/>
+          <w:shd w:val="clear" w:fill="FFFFFF"/>
+          <w:lang w:val="en-US" w:eastAsia="zh-CN" w:bidi="ar-SA"/>
+        </w:rPr>
+        <w:t>个人健康管理系统的工作原理是采用前后端分离架构来管理用户健康数据，该系统一般包括前端用户界面、后端</w:t>
+      </w:r>
+      <w:r>
+        <w:rPr>
+          <w:rFonts w:hint="eastAsia" w:ascii="Times New Roman" w:hAnsi="Times New Roman" w:eastAsia="宋体" w:cs="宋体"/>
+          <w:i w:val="0"/>
+          <w:iCs w:val="0"/>
+          <w:caps w:val="0"/>
+          <w:color w:val="4C4F69"/>
+          <w:spacing w:val="0"/>
+          <w:kern w:val="2"/>
+          <w:sz w:val="24"/>
+          <w:szCs w:val="24"/>
+          <w:shd w:val="clear" w:fill="FFFFFF"/>
+          <w:lang w:val="en-US" w:eastAsia="zh-CN" w:bidi="ar-SA"/>
+        </w:rPr>
+        <w:t>API</w:t>
+      </w:r>
+      <w:r>
+        <w:rPr>
+          <w:rFonts w:hint="eastAsia" w:ascii="宋体" w:hAnsi="宋体" w:eastAsia="宋体" w:cs="宋体"/>
+          <w:i w:val="0"/>
+          <w:iCs w:val="0"/>
+          <w:caps w:val="0"/>
+          <w:color w:val="4C4F69"/>
+          <w:spacing w:val="0"/>
+          <w:kern w:val="2"/>
+          <w:sz w:val="24"/>
+          <w:szCs w:val="24"/>
+          <w:shd w:val="clear" w:fill="FFFFFF"/>
+          <w:lang w:val="en-US" w:eastAsia="zh-CN" w:bidi="ar-SA"/>
+        </w:rPr>
+        <w:t>接口、数据库存储和业务逻辑处理部分，如图2-1所示。当用户注册登录后，系统会根据用户角色跳转到对应的页面，管理员进入管理后台，普通用户进入用户中心。用户可以在系统中管理健康数据、浏览健康资讯、记录饮食信息，所有数据都会存储到数据库中，通过业务逻辑处理实现各种功能。</w:t>
+      </w:r>
+    </w:p>
+    <w:p>
+      <w:pPr>
+        <w:pStyle w:val="7"/>
+        <w:keepNext w:val="0"/>
+        <w:keepLines w:val="0"/>
+        <w:widowControl/>
+        <w:suppressLineNumbers w:val="0"/>
+        <w:spacing w:before="0" w:beforeAutospacing="0" w:after="0" w:afterAutospacing="0"/>
+        <w:ind w:left="0" w:right="0" w:firstLine="0"/>
+        <w:rPr>
+          <w:rFonts w:hint="eastAsia" w:ascii="宋体" w:hAnsi="宋体" w:eastAsia="宋体" w:cs="宋体"/>
+          <w:i w:val="0"/>
+          <w:iCs w:val="0"/>
+          <w:caps w:val="0"/>
+          <w:color w:val="4C4F69"/>
+          <w:spacing w:val="0"/>
+          <w:kern w:val="2"/>
+          <w:sz w:val="24"/>
+          <w:szCs w:val="24"/>
+          <w:shd w:val="clear" w:fill="FFFFFF"/>
+          <w:lang w:val="en-US" w:eastAsia="zh-CN" w:bidi="ar-SA"/>
+        </w:rPr>
+      </w:pPr>
+      <w:r>
+        <w:rPr>
+          <w:rFonts w:hint="eastAsia" w:ascii="宋体" w:hAnsi="宋体" w:eastAsia="宋体" w:cs="宋体"/>
+          <w:i w:val="0"/>
+          <w:iCs w:val="0"/>
+          <w:caps w:val="0"/>
+          <w:color w:val="4C4F69"/>
+          <w:spacing w:val="0"/>
+          <w:kern w:val="2"/>
+          <w:sz w:val="24"/>
+          <w:szCs w:val="24"/>
+          <w:shd w:val="clear" w:fill="FFFFFF"/>
+          <w:lang w:val="en-US" w:eastAsia="zh-CN" w:bidi="ar-SA"/>
+        </w:rPr>
+        <w:drawing>
+          <wp:inline distT="0" distB="0" distL="114300" distR="114300">
+            <wp:extent cx="5263515" cy="2660650"/>
+            <wp:effectExtent l="0" t="0" r="9525" b="6350"/>
+            <wp:docPr id="4" name="图片 4" descr="最终结构图"/>
+            <wp:cNvGraphicFramePr>
+              <a:graphicFrameLocks xmlns:a="http://schemas.openxmlformats.org/drawingml/2006/main" noChangeAspect="1"/>
+            </wp:cNvGraphicFramePr>
+            <a:graphic xmlns:a="http://schemas.openxmlformats.org/drawingml/2006/main">
+              <a:graphicData uri="http://schemas.openxmlformats.org/drawingml/2006/picture">
+                <pic:pic xmlns:pic="http://schemas.openxmlformats.org/drawingml/2006/picture">
+                  <pic:nvPicPr>
+                    <pic:cNvPr id="4" name="图片 4" descr="最终结构图"/>
+                    <pic:cNvPicPr>
+                      <a:picLocks noChangeAspect="1"/>
+                    </pic:cNvPicPr>
+                  </pic:nvPicPr>
+                  <pic:blipFill>
+                    <a:blip r:embed="rId8"/>
+                    <a:stretch>
+                      <a:fillRect/>
+                    </a:stretch>
+                  </pic:blipFill>
+                  <pic:spPr>
+                    <a:xfrm>
+                      <a:off x="0" y="0"/>
+                      <a:ext cx="5263515" cy="2660650"/>
+                    </a:xfrm>
+                    <a:prstGeom prst="rect">
+                      <a:avLst/>
+                    </a:prstGeom>
+                  </pic:spPr>
+                </pic:pic>
+              </a:graphicData>
+            </a:graphic>
+          </wp:inline>
+        </w:drawing>
+      </w:r>
+    </w:p>
+    <w:p>
+      <w:pPr>
+        <w:pStyle w:val="7"/>
+        <w:keepNext w:val="0"/>
+        <w:keepLines w:val="0"/>
+        <w:widowControl/>
+        <w:suppressLineNumbers w:val="0"/>
+        <w:spacing w:before="0" w:beforeAutospacing="0" w:after="0" w:afterAutospacing="0"/>
+        <w:ind w:left="2940" w:leftChars="0" w:right="0" w:firstLine="420" w:firstLineChars="0"/>
+        <w:rPr>
+          <w:rFonts w:hint="eastAsia" w:ascii="宋体" w:hAnsi="宋体" w:eastAsia="宋体" w:cs="宋体"/>
+          <w:color w:val="4C4F69"/>
+          <w:kern w:val="2"/>
+          <w:sz w:val="24"/>
+          <w:szCs w:val="24"/>
+          <w:lang w:val="en-US" w:eastAsia="zh-CN" w:bidi="ar-SA"/>
+        </w:rPr>
+      </w:pPr>
+      <w:r>
+        <w:rPr>
+          <w:rFonts w:hint="eastAsia" w:ascii="宋体" w:hAnsi="宋体" w:eastAsia="宋体" w:cs="宋体"/>
+          <w:i w:val="0"/>
+          <w:iCs w:val="0"/>
+          <w:caps w:val="0"/>
+          <w:color w:val="4C4F69"/>
+          <w:spacing w:val="0"/>
+          <w:kern w:val="2"/>
+          <w:sz w:val="24"/>
+          <w:szCs w:val="24"/>
+          <w:shd w:val="clear" w:fill="FFFFFF"/>
+          <w:lang w:val="en-US" w:eastAsia="zh-CN" w:bidi="ar-SA"/>
+        </w:rPr>
+        <w:t>图2-1 个人健康系统架构图</w:t>
+      </w:r>
+    </w:p>
+    <w:p>
+      <w:pPr>
+        <w:keepNext w:val="0"/>
+        <w:keepLines w:val="0"/>
+        <w:pageBreakBefore w:val="0"/>
+        <w:widowControl w:val="0"/>
+        <w:tabs>
+          <w:tab w:val="right" w:leader="dot" w:pos="8306"/>
+        </w:tabs>
+        <w:kinsoku/>
+        <w:wordWrap/>
+        <w:overflowPunct/>
+        <w:topLinePunct w:val="0"/>
+        <w:autoSpaceDE/>
+        <w:autoSpaceDN/>
+        <w:bidi w:val="0"/>
+        <w:adjustRightInd/>
+        <w:snapToGrid/>
+        <w:spacing w:line="400" w:lineRule="exact"/>
+        <w:ind w:leftChars="0" w:firstLine="480" w:firstLineChars="200"/>
+        <w:jc w:val="left"/>
+        <w:textAlignment w:val="auto"/>
+        <w:rPr>
+          <w:rFonts w:hint="eastAsia" w:ascii="宋体" w:hAnsi="宋体" w:eastAsia="宋体" w:cs="宋体"/>
+          <w:color w:val="4C4F69"/>
+          <w:kern w:val="2"/>
+          <w:sz w:val="24"/>
+          <w:szCs w:val="24"/>
+          <w:lang w:val="en-US" w:eastAsia="zh-CN" w:bidi="ar-SA"/>
+        </w:rPr>
+      </w:pPr>
+      <w:r>
+        <w:rPr>
+          <w:rFonts w:hint="eastAsia" w:ascii="宋体" w:hAnsi="宋体" w:eastAsia="宋体" w:cs="宋体"/>
+          <w:i w:val="0"/>
+          <w:iCs w:val="0"/>
+          <w:caps w:val="0"/>
+          <w:color w:val="4C4F69"/>
+          <w:spacing w:val="0"/>
+          <w:kern w:val="2"/>
+          <w:sz w:val="24"/>
+          <w:szCs w:val="24"/>
+          <w:shd w:val="clear" w:fill="FFFFFF"/>
+          <w:lang w:val="en-US" w:eastAsia="zh-CN" w:bidi="ar-SA"/>
+        </w:rPr>
+        <w:t>前端用户界面采用</w:t>
+      </w:r>
+      <w:r>
+        <w:rPr>
+          <w:rFonts w:hint="eastAsia" w:ascii="Times New Roman" w:hAnsi="Times New Roman" w:eastAsia="宋体" w:cs="宋体"/>
+          <w:i w:val="0"/>
+          <w:iCs w:val="0"/>
+          <w:caps w:val="0"/>
+          <w:color w:val="4C4F69"/>
+          <w:spacing w:val="0"/>
+          <w:kern w:val="2"/>
+          <w:sz w:val="24"/>
+          <w:szCs w:val="24"/>
+          <w:shd w:val="clear" w:fill="FFFFFF"/>
+          <w:lang w:val="en-US" w:eastAsia="zh-CN" w:bidi="ar-SA"/>
+        </w:rPr>
+        <w:t>Vue</w:t>
+      </w:r>
+      <w:r>
+        <w:rPr>
+          <w:rFonts w:hint="eastAsia" w:ascii="宋体" w:hAnsi="宋体" w:eastAsia="宋体" w:cs="宋体"/>
+          <w:i w:val="0"/>
+          <w:iCs w:val="0"/>
+          <w:caps w:val="0"/>
+          <w:color w:val="4C4F69"/>
+          <w:spacing w:val="0"/>
+          <w:kern w:val="2"/>
+          <w:sz w:val="24"/>
+          <w:szCs w:val="24"/>
+          <w:shd w:val="clear" w:fill="FFFFFF"/>
+          <w:lang w:val="en-US" w:eastAsia="zh-CN" w:bidi="ar-SA"/>
+        </w:rPr>
+        <w:t>.</w:t>
+      </w:r>
+      <w:r>
+        <w:rPr>
+          <w:rFonts w:hint="eastAsia" w:ascii="Times New Roman" w:hAnsi="Times New Roman" w:eastAsia="宋体" w:cs="宋体"/>
+          <w:i w:val="0"/>
+          <w:iCs w:val="0"/>
+          <w:caps w:val="0"/>
+          <w:color w:val="4C4F69"/>
+          <w:spacing w:val="0"/>
+          <w:kern w:val="2"/>
+          <w:sz w:val="24"/>
+          <w:szCs w:val="24"/>
+          <w:shd w:val="clear" w:fill="FFFFFF"/>
+          <w:lang w:val="en-US" w:eastAsia="zh-CN" w:bidi="ar-SA"/>
+        </w:rPr>
+        <w:t>js</w:t>
+      </w:r>
+      <w:r>
+        <w:rPr>
+          <w:rFonts w:hint="eastAsia" w:ascii="宋体" w:hAnsi="宋体" w:eastAsia="宋体" w:cs="宋体"/>
+          <w:i w:val="0"/>
+          <w:iCs w:val="0"/>
+          <w:caps w:val="0"/>
+          <w:color w:val="4C4F69"/>
+          <w:spacing w:val="0"/>
+          <w:kern w:val="2"/>
+          <w:sz w:val="24"/>
+          <w:szCs w:val="24"/>
+          <w:shd w:val="clear" w:fill="FFFFFF"/>
+          <w:lang w:val="en-US" w:eastAsia="zh-CN" w:bidi="ar-SA"/>
+        </w:rPr>
+        <w:t>框架开发，为用户提供友好的操作界面。用户可以通过浏览器访问系统，不需要安装客户端软件。前端负责页面展示和用户交互，将用户操作请求发送到后端。后端</w:t>
+      </w:r>
+      <w:r>
+        <w:rPr>
+          <w:rFonts w:hint="eastAsia" w:ascii="Times New Roman" w:hAnsi="Times New Roman" w:eastAsia="宋体" w:cs="宋体"/>
+          <w:i w:val="0"/>
+          <w:iCs w:val="0"/>
+          <w:caps w:val="0"/>
+          <w:color w:val="4C4F69"/>
+          <w:spacing w:val="0"/>
+          <w:kern w:val="2"/>
+          <w:sz w:val="24"/>
+          <w:szCs w:val="24"/>
+          <w:shd w:val="clear" w:fill="FFFFFF"/>
+          <w:lang w:val="en-US" w:eastAsia="zh-CN" w:bidi="ar-SA"/>
+        </w:rPr>
+        <w:t>API</w:t>
+      </w:r>
+      <w:r>
+        <w:rPr>
+          <w:rFonts w:hint="eastAsia" w:ascii="宋体" w:hAnsi="宋体" w:eastAsia="宋体" w:cs="宋体"/>
+          <w:i w:val="0"/>
+          <w:iCs w:val="0"/>
+          <w:caps w:val="0"/>
+          <w:color w:val="4C4F69"/>
+          <w:spacing w:val="0"/>
+          <w:kern w:val="2"/>
+          <w:sz w:val="24"/>
+          <w:szCs w:val="24"/>
+          <w:shd w:val="clear" w:fill="FFFFFF"/>
+          <w:lang w:val="en-US" w:eastAsia="zh-CN" w:bidi="ar-SA"/>
+        </w:rPr>
+        <w:t>接口采用</w:t>
+      </w:r>
+      <w:r>
+        <w:rPr>
+          <w:rFonts w:hint="eastAsia" w:ascii="Times New Roman" w:hAnsi="Times New Roman" w:eastAsia="宋体" w:cs="宋体"/>
+          <w:i w:val="0"/>
+          <w:iCs w:val="0"/>
+          <w:caps w:val="0"/>
+          <w:color w:val="4C4F69"/>
+          <w:spacing w:val="0"/>
+          <w:kern w:val="2"/>
+          <w:sz w:val="24"/>
+          <w:szCs w:val="24"/>
+          <w:shd w:val="clear" w:fill="FFFFFF"/>
+          <w:lang w:val="en-US" w:eastAsia="zh-CN" w:bidi="ar-SA"/>
+        </w:rPr>
+        <w:t>SpringBoot</w:t>
+      </w:r>
+      <w:r>
+        <w:rPr>
+          <w:rFonts w:hint="eastAsia" w:ascii="宋体" w:hAnsi="宋体" w:eastAsia="宋体" w:cs="宋体"/>
+          <w:i w:val="0"/>
+          <w:iCs w:val="0"/>
+          <w:caps w:val="0"/>
+          <w:color w:val="4C4F69"/>
+          <w:spacing w:val="0"/>
+          <w:kern w:val="2"/>
+          <w:sz w:val="24"/>
+          <w:szCs w:val="24"/>
+          <w:shd w:val="clear" w:fill="FFFFFF"/>
+          <w:lang w:val="en-US" w:eastAsia="zh-CN" w:bidi="ar-SA"/>
+        </w:rPr>
+        <w:t>框架开发，提供</w:t>
+      </w:r>
+      <w:r>
+        <w:rPr>
+          <w:rFonts w:hint="eastAsia" w:ascii="Times New Roman" w:hAnsi="Times New Roman" w:eastAsia="宋体" w:cs="宋体"/>
+          <w:i w:val="0"/>
+          <w:iCs w:val="0"/>
+          <w:caps w:val="0"/>
+          <w:color w:val="4C4F69"/>
+          <w:spacing w:val="0"/>
+          <w:kern w:val="2"/>
+          <w:sz w:val="24"/>
+          <w:szCs w:val="24"/>
+          <w:shd w:val="clear" w:fill="FFFFFF"/>
+          <w:lang w:val="en-US" w:eastAsia="zh-CN" w:bidi="ar-SA"/>
+        </w:rPr>
+        <w:t>RESTful</w:t>
+      </w:r>
+      <w:r>
+        <w:rPr>
+          <w:rFonts w:hint="eastAsia" w:ascii="宋体" w:hAnsi="宋体" w:eastAsia="宋体" w:cs="宋体"/>
+          <w:i w:val="0"/>
+          <w:iCs w:val="0"/>
+          <w:caps w:val="0"/>
+          <w:color w:val="4C4F69"/>
+          <w:spacing w:val="0"/>
+          <w:kern w:val="2"/>
+          <w:sz w:val="24"/>
+          <w:szCs w:val="24"/>
+          <w:shd w:val="clear" w:fill="FFFFFF"/>
+          <w:lang w:val="en-US" w:eastAsia="zh-CN" w:bidi="ar-SA"/>
+        </w:rPr>
+        <w:t>接口供前端调用。后端负责业务逻辑处理和数据管理，处理用户的注册登录、健康数据记录、资讯管理等业务请求。数据库采用</w:t>
+      </w:r>
+      <w:r>
+        <w:rPr>
+          <w:rFonts w:hint="eastAsia" w:ascii="Times New Roman" w:hAnsi="Times New Roman" w:eastAsia="宋体" w:cs="宋体"/>
+          <w:i w:val="0"/>
+          <w:iCs w:val="0"/>
+          <w:caps w:val="0"/>
+          <w:color w:val="4C4F69"/>
+          <w:spacing w:val="0"/>
+          <w:kern w:val="2"/>
+          <w:sz w:val="24"/>
+          <w:szCs w:val="24"/>
+          <w:shd w:val="clear" w:fill="FFFFFF"/>
+          <w:lang w:val="en-US" w:eastAsia="zh-CN" w:bidi="ar-SA"/>
+        </w:rPr>
+        <w:t>MySQL</w:t>
+      </w:r>
+      <w:r>
+        <w:rPr>
+          <w:rFonts w:hint="eastAsia" w:ascii="宋体" w:hAnsi="宋体" w:eastAsia="宋体" w:cs="宋体"/>
+          <w:i w:val="0"/>
+          <w:iCs w:val="0"/>
+          <w:caps w:val="0"/>
+          <w:color w:val="4C4F69"/>
+          <w:spacing w:val="0"/>
+          <w:kern w:val="2"/>
+          <w:sz w:val="24"/>
+          <w:szCs w:val="24"/>
+          <w:shd w:val="clear" w:fill="FFFFFF"/>
+          <w:lang w:val="en-US" w:eastAsia="zh-CN" w:bidi="ar-SA"/>
+        </w:rPr>
+        <w:t>存储用户数据、健康记录、资讯内容等信息。</w:t>
+      </w:r>
+    </w:p>
+    <w:p>
+      <w:pPr>
+        <w:keepNext w:val="0"/>
+        <w:keepLines w:val="0"/>
+        <w:pageBreakBefore w:val="0"/>
+        <w:widowControl w:val="0"/>
+        <w:tabs>
+          <w:tab w:val="right" w:leader="dot" w:pos="8306"/>
+        </w:tabs>
+        <w:kinsoku/>
+        <w:wordWrap/>
+        <w:overflowPunct/>
+        <w:topLinePunct w:val="0"/>
+        <w:autoSpaceDE/>
+        <w:autoSpaceDN/>
+        <w:bidi w:val="0"/>
+        <w:adjustRightInd/>
+        <w:snapToGrid/>
+        <w:spacing w:line="400" w:lineRule="exact"/>
+        <w:ind w:leftChars="0" w:firstLine="480" w:firstLineChars="200"/>
+        <w:jc w:val="left"/>
+        <w:textAlignment w:val="auto"/>
+        <w:rPr>
+          <w:rFonts w:hint="eastAsia" w:ascii="宋体" w:hAnsi="宋体" w:eastAsia="宋体" w:cs="宋体"/>
+          <w:color w:val="4C4F69"/>
+          <w:kern w:val="2"/>
+          <w:sz w:val="24"/>
+          <w:szCs w:val="24"/>
+          <w:lang w:val="en-US" w:eastAsia="zh-CN" w:bidi="ar-SA"/>
+        </w:rPr>
+      </w:pPr>
+      <w:r>
+        <w:rPr>
+          <w:rFonts w:hint="eastAsia" w:ascii="宋体" w:hAnsi="宋体" w:eastAsia="宋体" w:cs="宋体"/>
+          <w:i w:val="0"/>
+          <w:iCs w:val="0"/>
+          <w:caps w:val="0"/>
+          <w:color w:val="4C4F69"/>
+          <w:spacing w:val="0"/>
+          <w:kern w:val="2"/>
+          <w:sz w:val="24"/>
+          <w:szCs w:val="24"/>
+          <w:shd w:val="clear" w:fill="FFFFFF"/>
+          <w:lang w:val="en-US" w:eastAsia="zh-CN" w:bidi="ar-SA"/>
+        </w:rPr>
+        <w:t>个人健康管理系统采用数字化方式管理健康数据，是健康管理工具中常见的一种。最初的系统只能进行简单的数据记录，随着互联网技术和数据库技术的发展，系统的功能逐步完善，能够进行数据分析、个性化推荐等功能。随着研究和探索的深入，个人健康管理系统的功能将进一步完善，能够更接近用户实际的使用需求，增强用户体验。同时，通过与推荐算法和数据可视化技术相结合，进一步提高系统的智能化、个性化水平。</w:t>
+      </w:r>
+    </w:p>
+    <w:p>
+      <w:pPr>
+        <w:keepNext w:val="0"/>
+        <w:keepLines w:val="0"/>
+        <w:pageBreakBefore w:val="0"/>
+        <w:widowControl w:val="0"/>
+        <w:tabs>
+          <w:tab w:val="right" w:leader="dot" w:pos="8306"/>
+        </w:tabs>
+        <w:kinsoku/>
+        <w:wordWrap/>
+        <w:overflowPunct/>
+        <w:topLinePunct w:val="0"/>
+        <w:autoSpaceDE/>
+        <w:autoSpaceDN/>
+        <w:bidi w:val="0"/>
+        <w:adjustRightInd/>
+        <w:snapToGrid/>
+        <w:spacing w:line="400" w:lineRule="exact"/>
+        <w:ind w:leftChars="0" w:firstLine="480" w:firstLineChars="200"/>
+        <w:jc w:val="left"/>
+        <w:textAlignment w:val="auto"/>
+        <w:rPr>
+          <w:rFonts w:hint="eastAsia" w:ascii="宋体" w:hAnsi="宋体" w:eastAsia="宋体" w:cs="宋体"/>
+          <w:i w:val="0"/>
+          <w:iCs w:val="0"/>
+          <w:caps w:val="0"/>
+          <w:color w:val="4C4F69"/>
+          <w:spacing w:val="0"/>
+          <w:kern w:val="2"/>
+          <w:sz w:val="24"/>
+          <w:szCs w:val="24"/>
+          <w:shd w:val="clear" w:fill="FFFFFF"/>
+          <w:lang w:val="en-US" w:eastAsia="zh-CN" w:bidi="ar-SA"/>
+        </w:rPr>
+      </w:pPr>
+      <w:r>
+        <w:rPr>
+          <w:rFonts w:hint="eastAsia" w:ascii="宋体" w:hAnsi="宋体" w:eastAsia="宋体" w:cs="宋体"/>
+          <w:i w:val="0"/>
+          <w:iCs w:val="0"/>
+          <w:caps w:val="0"/>
+          <w:color w:val="4C4F69"/>
+          <w:spacing w:val="0"/>
+          <w:kern w:val="2"/>
+          <w:sz w:val="24"/>
+          <w:szCs w:val="24"/>
+          <w:shd w:val="clear" w:fill="FFFFFF"/>
+          <w:lang w:val="en-US" w:eastAsia="zh-CN" w:bidi="ar-SA"/>
+        </w:rPr>
+        <w:t>个人健康管理系统有以下几个方面的发展趋势：</w:t>
+      </w:r>
+    </w:p>
+    <w:p>
+      <w:pPr>
+        <w:keepNext w:val="0"/>
+        <w:keepLines w:val="0"/>
+        <w:pageBreakBefore w:val="0"/>
+        <w:widowControl w:val="0"/>
+        <w:numPr>
+          <w:ilvl w:val="0"/>
+          <w:numId w:val="1"/>
+        </w:numPr>
+        <w:tabs>
+          <w:tab w:val="right" w:leader="dot" w:pos="8306"/>
+        </w:tabs>
+        <w:kinsoku/>
+        <w:wordWrap/>
+        <w:overflowPunct/>
+        <w:topLinePunct w:val="0"/>
+        <w:autoSpaceDE/>
+        <w:autoSpaceDN/>
+        <w:bidi w:val="0"/>
+        <w:adjustRightInd/>
+        <w:snapToGrid/>
+        <w:spacing w:line="400" w:lineRule="exact"/>
+        <w:ind w:leftChars="0" w:firstLine="480" w:firstLineChars="200"/>
+        <w:jc w:val="left"/>
+        <w:textAlignment w:val="auto"/>
+        <w:rPr>
+          <w:rFonts w:hint="eastAsia" w:ascii="宋体" w:hAnsi="宋体" w:eastAsia="宋体" w:cs="宋体"/>
+          <w:i w:val="0"/>
+          <w:iCs w:val="0"/>
+          <w:caps w:val="0"/>
+          <w:color w:val="4C4F69"/>
+          <w:spacing w:val="0"/>
+          <w:kern w:val="2"/>
+          <w:sz w:val="24"/>
+          <w:szCs w:val="24"/>
+          <w:shd w:val="clear" w:fill="FFFFFF"/>
+          <w:lang w:val="en-US" w:eastAsia="zh-CN" w:bidi="ar-SA"/>
+        </w:rPr>
+      </w:pPr>
+      <w:r>
+        <w:rPr>
+          <w:rFonts w:hint="eastAsia" w:ascii="宋体" w:hAnsi="宋体" w:eastAsia="宋体" w:cs="宋体"/>
+          <w:i w:val="0"/>
+          <w:iCs w:val="0"/>
+          <w:caps w:val="0"/>
+          <w:color w:val="4C4F69"/>
+          <w:spacing w:val="0"/>
+          <w:kern w:val="2"/>
+          <w:sz w:val="24"/>
+          <w:szCs w:val="24"/>
+          <w:shd w:val="clear" w:fill="FFFFFF"/>
+          <w:lang w:val="en-US" w:eastAsia="zh-CN" w:bidi="ar-SA"/>
+        </w:rPr>
+        <w:t>功能越来越丰富，系统正朝着综合化、一体化的方向发展，一个基本的健康管理系统可以整合健康记录、饮食管理、资讯浏览等多种功能。综合化、一体化的好处是便于用户使用、数据统一管理，同时用户体验更好。</w:t>
+      </w:r>
+    </w:p>
+    <w:p>
+      <w:pPr>
+        <w:keepNext w:val="0"/>
+        <w:keepLines w:val="0"/>
+        <w:pageBreakBefore w:val="0"/>
+        <w:widowControl w:val="0"/>
+        <w:numPr>
+          <w:ilvl w:val="0"/>
+          <w:numId w:val="1"/>
+        </w:numPr>
+        <w:tabs>
+          <w:tab w:val="right" w:leader="dot" w:pos="8306"/>
+        </w:tabs>
+        <w:kinsoku/>
+        <w:wordWrap/>
+        <w:overflowPunct/>
+        <w:topLinePunct w:val="0"/>
+        <w:autoSpaceDE/>
+        <w:autoSpaceDN/>
+        <w:bidi w:val="0"/>
+        <w:adjustRightInd/>
+        <w:snapToGrid/>
+        <w:spacing w:line="400" w:lineRule="exact"/>
+        <w:ind w:leftChars="0" w:firstLine="480" w:firstLineChars="200"/>
+        <w:jc w:val="left"/>
+        <w:textAlignment w:val="auto"/>
+        <w:rPr>
+          <w:rFonts w:hint="eastAsia" w:ascii="宋体" w:hAnsi="宋体" w:eastAsia="宋体" w:cs="宋体"/>
+          <w:color w:val="4C4F69"/>
+          <w:kern w:val="2"/>
+          <w:sz w:val="24"/>
+          <w:szCs w:val="24"/>
+          <w:lang w:val="en-US" w:eastAsia="zh-CN" w:bidi="ar-SA"/>
+        </w:rPr>
+      </w:pPr>
+      <w:r>
+        <w:rPr>
+          <w:rFonts w:hint="eastAsia" w:ascii="宋体" w:hAnsi="宋体" w:eastAsia="宋体" w:cs="宋体"/>
+          <w:i w:val="0"/>
+          <w:iCs w:val="0"/>
+          <w:caps w:val="0"/>
+          <w:color w:val="4C4F69"/>
+          <w:spacing w:val="0"/>
+          <w:kern w:val="2"/>
+          <w:sz w:val="24"/>
+          <w:szCs w:val="24"/>
+          <w:shd w:val="clear" w:fill="FFFFFF"/>
+          <w:lang w:val="en-US" w:eastAsia="zh-CN" w:bidi="ar-SA"/>
+        </w:rPr>
+        <w:t>从单一管理向智能化推荐发展，先进的系统可以根据用户历史数据和浏览行为，为用户推荐个性化的健康资讯和食谱，完全模拟真实的服务场景，不仅能提高用户使用系统的效率，还可以帮助他们养成良好的健康习惯。</w:t>
+      </w:r>
+    </w:p>
+    <w:p>
+      <w:pPr>
+        <w:keepNext w:val="0"/>
+        <w:keepLines w:val="0"/>
+        <w:pageBreakBefore w:val="0"/>
+        <w:widowControl w:val="0"/>
+        <w:numPr>
+          <w:ilvl w:val="0"/>
+          <w:numId w:val="1"/>
+        </w:numPr>
+        <w:tabs>
+          <w:tab w:val="right" w:leader="dot" w:pos="8306"/>
+        </w:tabs>
+        <w:kinsoku/>
+        <w:wordWrap/>
+        <w:overflowPunct/>
+        <w:topLinePunct w:val="0"/>
+        <w:autoSpaceDE/>
+        <w:autoSpaceDN/>
+        <w:bidi w:val="0"/>
+        <w:adjustRightInd/>
+        <w:snapToGrid/>
+        <w:spacing w:line="400" w:lineRule="exact"/>
+        <w:ind w:leftChars="0" w:firstLine="480" w:firstLineChars="200"/>
+        <w:jc w:val="left"/>
+        <w:textAlignment w:val="auto"/>
+        <w:rPr>
+          <w:rFonts w:hint="eastAsia" w:ascii="宋体" w:hAnsi="宋体" w:eastAsia="宋体" w:cs="宋体"/>
+          <w:color w:val="4C4F69"/>
+          <w:kern w:val="2"/>
+          <w:sz w:val="24"/>
+          <w:szCs w:val="24"/>
+          <w:lang w:val="en-US" w:eastAsia="zh-CN" w:bidi="ar-SA"/>
+        </w:rPr>
+      </w:pPr>
+      <w:r>
+        <w:rPr>
+          <w:rFonts w:hint="eastAsia" w:ascii="宋体" w:hAnsi="宋体" w:eastAsia="宋体" w:cs="宋体"/>
+          <w:i w:val="0"/>
+          <w:iCs w:val="0"/>
+          <w:caps w:val="0"/>
+          <w:color w:val="4C4F69"/>
+          <w:spacing w:val="0"/>
+          <w:kern w:val="2"/>
+          <w:sz w:val="24"/>
+          <w:szCs w:val="24"/>
+          <w:shd w:val="clear" w:fill="FFFFFF"/>
+          <w:lang w:val="en-US" w:eastAsia="zh-CN" w:bidi="ar-SA"/>
+        </w:rPr>
+        <w:t>采用各种新技术增加系统的实用性，例如用数据可视化来展示健康数据趋势，用推荐算法来提供个性化建议，提高系统的智能化水平。</w:t>
+      </w:r>
+    </w:p>
+    <w:p>
+      <w:pPr>
+        <w:pStyle w:val="3"/>
+        <w:bidi w:val="0"/>
+        <w:rPr>
+          <w:rFonts w:hint="eastAsia" w:ascii="黑体" w:hAnsi="黑体" w:eastAsia="黑体" w:cs="黑体"/>
+          <w:b w:val="0"/>
+          <w:bCs/>
+          <w:sz w:val="28"/>
+          <w:szCs w:val="28"/>
+          <w:lang w:val="en-US" w:eastAsia="zh-CN"/>
+        </w:rPr>
+      </w:pPr>
+      <w:r>
+        <w:rPr>
+          <w:rFonts w:hint="eastAsia" w:ascii="黑体" w:hAnsi="黑体" w:eastAsia="黑体" w:cs="黑体"/>
+          <w:b w:val="0"/>
+          <w:bCs/>
+          <w:sz w:val="28"/>
+          <w:szCs w:val="28"/>
+          <w:lang w:val="en-US" w:eastAsia="zh-CN"/>
+        </w:rPr>
+        <w:t>2.2 本设计方案思路</w:t>
+      </w:r>
+    </w:p>
+    <w:p>
+      <w:pPr>
+        <w:keepNext w:val="0"/>
+        <w:keepLines w:val="0"/>
+        <w:pageBreakBefore w:val="0"/>
+        <w:widowControl w:val="0"/>
+        <w:tabs>
+          <w:tab w:val="right" w:leader="dot" w:pos="8306"/>
+        </w:tabs>
+        <w:kinsoku/>
+        <w:wordWrap/>
+        <w:overflowPunct/>
+        <w:topLinePunct w:val="0"/>
+        <w:autoSpaceDE/>
+        <w:autoSpaceDN/>
+        <w:bidi w:val="0"/>
+        <w:adjustRightInd/>
+        <w:snapToGrid/>
+        <w:spacing w:line="400" w:lineRule="exact"/>
+        <w:ind w:leftChars="0" w:firstLine="480" w:firstLineChars="200"/>
+        <w:jc w:val="left"/>
+        <w:textAlignment w:val="auto"/>
+        <w:rPr>
+          <w:rFonts w:hint="eastAsia" w:ascii="宋体" w:hAnsi="宋体" w:eastAsia="宋体" w:cs="宋体"/>
+          <w:color w:val="4C4F69"/>
+          <w:kern w:val="2"/>
+          <w:sz w:val="24"/>
+          <w:szCs w:val="24"/>
+          <w:lang w:val="en-US" w:eastAsia="zh-CN" w:bidi="ar-SA"/>
+        </w:rPr>
+      </w:pPr>
+      <w:r>
+        <w:rPr>
+          <w:rFonts w:hint="eastAsia" w:ascii="宋体" w:hAnsi="宋体" w:eastAsia="宋体" w:cs="宋体"/>
+          <w:i w:val="0"/>
+          <w:iCs w:val="0"/>
+          <w:caps w:val="0"/>
+          <w:color w:val="4C4F69"/>
+          <w:spacing w:val="0"/>
+          <w:kern w:val="2"/>
+          <w:sz w:val="24"/>
+          <w:szCs w:val="24"/>
+          <w:shd w:val="clear" w:fill="FFFFFF"/>
+          <w:lang w:val="en-US" w:eastAsia="zh-CN" w:bidi="ar-SA"/>
+        </w:rPr>
+        <w:t>本设计以实现健康管理系统的功能完整性和用户体验良好为主要目的，以用户管理、健康数据管理、饮食推荐、资讯浏览为主要设计内容。在用户管理方面设计用户注册、登录、个人信息修改等功能；在健康数据管理方面设计健康指标管理、健康记录管理和数据可视化展示；在饮食推荐方面设计饮食记录、食谱管理和协同过滤推荐算法；在资讯浏览方面设计资讯发布、评论管理和敏感词过滤。</w:t>
+      </w:r>
+    </w:p>
+    <w:p>
+      <w:pPr>
+        <w:keepNext w:val="0"/>
+        <w:keepLines w:val="0"/>
+        <w:pageBreakBefore w:val="0"/>
+        <w:widowControl w:val="0"/>
+        <w:tabs>
+          <w:tab w:val="right" w:leader="dot" w:pos="8306"/>
+        </w:tabs>
+        <w:kinsoku/>
+        <w:wordWrap/>
+        <w:overflowPunct/>
+        <w:topLinePunct w:val="0"/>
+        <w:autoSpaceDE/>
+        <w:autoSpaceDN/>
+        <w:bidi w:val="0"/>
+        <w:adjustRightInd/>
+        <w:snapToGrid/>
+        <w:spacing w:line="400" w:lineRule="exact"/>
+        <w:ind w:leftChars="0" w:firstLine="480" w:firstLineChars="200"/>
+        <w:jc w:val="left"/>
+        <w:textAlignment w:val="auto"/>
+        <w:rPr>
+          <w:rFonts w:hint="eastAsia" w:ascii="宋体" w:hAnsi="宋体" w:eastAsia="宋体" w:cs="宋体"/>
+          <w:color w:val="4C4F69"/>
+          <w:kern w:val="2"/>
+          <w:sz w:val="24"/>
+          <w:szCs w:val="24"/>
+          <w:lang w:val="en-US" w:eastAsia="zh-CN" w:bidi="ar-SA"/>
+        </w:rPr>
+      </w:pPr>
+      <w:r>
+        <w:rPr>
+          <w:rFonts w:hint="eastAsia" w:ascii="宋体" w:hAnsi="宋体" w:eastAsia="宋体" w:cs="宋体"/>
+          <w:i w:val="0"/>
+          <w:iCs w:val="0"/>
+          <w:caps w:val="0"/>
+          <w:color w:val="4C4F69"/>
+          <w:spacing w:val="0"/>
+          <w:kern w:val="2"/>
+          <w:sz w:val="24"/>
+          <w:szCs w:val="24"/>
+          <w:shd w:val="clear" w:fill="FFFFFF"/>
+          <w:lang w:val="en-US" w:eastAsia="zh-CN" w:bidi="ar-SA"/>
+        </w:rPr>
+        <w:t>在健康数据管理方面设计灵活的健康指标配置功能，管理员可以定义健康指标的名称、单位和正常范围，用户可以选择关注的指标项，实现个性化配置；在推荐算法方面设计基于用户的协同过滤推荐算法，根据用户的浏览、收藏、点赞等行为推荐内容；在数据可视化方面使用</w:t>
+      </w:r>
+      <w:r>
+        <w:rPr>
+          <w:rFonts w:hint="eastAsia" w:ascii="Times New Roman" w:hAnsi="Times New Roman" w:eastAsia="宋体" w:cs="宋体"/>
+          <w:i w:val="0"/>
+          <w:iCs w:val="0"/>
+          <w:caps w:val="0"/>
+          <w:color w:val="4C4F69"/>
+          <w:spacing w:val="0"/>
+          <w:kern w:val="2"/>
+          <w:sz w:val="24"/>
+          <w:szCs w:val="24"/>
+          <w:shd w:val="clear" w:fill="FFFFFF"/>
+          <w:lang w:val="en-US" w:eastAsia="zh-CN" w:bidi="ar-SA"/>
+        </w:rPr>
+        <w:t>ECharts</w:t>
+      </w:r>
+      <w:r>
+        <w:rPr>
+          <w:rFonts w:hint="eastAsia" w:ascii="宋体" w:hAnsi="宋体" w:eastAsia="宋体" w:cs="宋体"/>
+          <w:i w:val="0"/>
+          <w:iCs w:val="0"/>
+          <w:caps w:val="0"/>
+          <w:color w:val="4C4F69"/>
+          <w:spacing w:val="0"/>
+          <w:kern w:val="2"/>
+          <w:sz w:val="24"/>
+          <w:szCs w:val="24"/>
+          <w:shd w:val="clear" w:fill="FFFFFF"/>
+          <w:lang w:val="en-US" w:eastAsia="zh-CN" w:bidi="ar-SA"/>
+        </w:rPr>
+        <w:t>图表库将健康数据以折线图和柱状图形式展示，帮助用户直观了解健康变化。系统采用前后端分离架构，后端使用</w:t>
+      </w:r>
+      <w:r>
+        <w:rPr>
+          <w:rFonts w:hint="eastAsia" w:ascii="Times New Roman" w:hAnsi="Times New Roman" w:eastAsia="宋体" w:cs="宋体"/>
+          <w:i w:val="0"/>
+          <w:iCs w:val="0"/>
+          <w:caps w:val="0"/>
+          <w:color w:val="4C4F69"/>
+          <w:spacing w:val="0"/>
+          <w:kern w:val="2"/>
+          <w:sz w:val="24"/>
+          <w:szCs w:val="24"/>
+          <w:shd w:val="clear" w:fill="FFFFFF"/>
+          <w:lang w:val="en-US" w:eastAsia="zh-CN" w:bidi="ar-SA"/>
+        </w:rPr>
+        <w:t>SpringBoot</w:t>
+      </w:r>
+      <w:r>
+        <w:rPr>
+          <w:rFonts w:hint="eastAsia" w:ascii="宋体" w:hAnsi="宋体" w:eastAsia="宋体" w:cs="宋体"/>
+          <w:i w:val="0"/>
+          <w:iCs w:val="0"/>
+          <w:caps w:val="0"/>
+          <w:color w:val="4C4F69"/>
+          <w:spacing w:val="0"/>
+          <w:kern w:val="2"/>
+          <w:sz w:val="24"/>
+          <w:szCs w:val="24"/>
+          <w:shd w:val="clear" w:fill="FFFFFF"/>
+          <w:lang w:val="en-US" w:eastAsia="zh-CN" w:bidi="ar-SA"/>
+        </w:rPr>
+        <w:t>框架，前端使用</w:t>
+      </w:r>
+      <w:r>
+        <w:rPr>
+          <w:rFonts w:hint="eastAsia" w:ascii="Times New Roman" w:hAnsi="Times New Roman" w:eastAsia="宋体" w:cs="宋体"/>
+          <w:i w:val="0"/>
+          <w:iCs w:val="0"/>
+          <w:caps w:val="0"/>
+          <w:color w:val="4C4F69"/>
+          <w:spacing w:val="0"/>
+          <w:kern w:val="2"/>
+          <w:sz w:val="24"/>
+          <w:szCs w:val="24"/>
+          <w:shd w:val="clear" w:fill="FFFFFF"/>
+          <w:lang w:val="en-US" w:eastAsia="zh-CN" w:bidi="ar-SA"/>
+        </w:rPr>
+        <w:t>Vue</w:t>
+      </w:r>
+      <w:r>
+        <w:rPr>
+          <w:rFonts w:hint="eastAsia" w:ascii="宋体" w:hAnsi="宋体" w:eastAsia="宋体" w:cs="宋体"/>
+          <w:i w:val="0"/>
+          <w:iCs w:val="0"/>
+          <w:caps w:val="0"/>
+          <w:color w:val="4C4F69"/>
+          <w:spacing w:val="0"/>
+          <w:kern w:val="2"/>
+          <w:sz w:val="24"/>
+          <w:szCs w:val="24"/>
+          <w:shd w:val="clear" w:fill="FFFFFF"/>
+          <w:lang w:val="en-US" w:eastAsia="zh-CN" w:bidi="ar-SA"/>
+        </w:rPr>
+        <w:t>.</w:t>
+      </w:r>
+      <w:r>
+        <w:rPr>
+          <w:rFonts w:hint="eastAsia" w:ascii="Times New Roman" w:hAnsi="Times New Roman" w:eastAsia="宋体" w:cs="宋体"/>
+          <w:i w:val="0"/>
+          <w:iCs w:val="0"/>
+          <w:caps w:val="0"/>
+          <w:color w:val="4C4F69"/>
+          <w:spacing w:val="0"/>
+          <w:kern w:val="2"/>
+          <w:sz w:val="24"/>
+          <w:szCs w:val="24"/>
+          <w:shd w:val="clear" w:fill="FFFFFF"/>
+          <w:lang w:val="en-US" w:eastAsia="zh-CN" w:bidi="ar-SA"/>
+        </w:rPr>
+        <w:t>js</w:t>
+      </w:r>
+      <w:r>
+        <w:rPr>
+          <w:rFonts w:hint="eastAsia" w:ascii="宋体" w:hAnsi="宋体" w:eastAsia="宋体" w:cs="宋体"/>
+          <w:i w:val="0"/>
+          <w:iCs w:val="0"/>
+          <w:caps w:val="0"/>
+          <w:color w:val="4C4F69"/>
+          <w:spacing w:val="0"/>
+          <w:kern w:val="2"/>
+          <w:sz w:val="24"/>
+          <w:szCs w:val="24"/>
+          <w:shd w:val="clear" w:fill="FFFFFF"/>
+          <w:lang w:val="en-US" w:eastAsia="zh-CN" w:bidi="ar-SA"/>
+        </w:rPr>
+        <w:t>框架，数据库使用</w:t>
+      </w:r>
+      <w:r>
+        <w:rPr>
+          <w:rFonts w:hint="eastAsia" w:ascii="Times New Roman" w:hAnsi="Times New Roman" w:eastAsia="宋体" w:cs="宋体"/>
+          <w:i w:val="0"/>
+          <w:iCs w:val="0"/>
+          <w:caps w:val="0"/>
+          <w:color w:val="4C4F69"/>
+          <w:spacing w:val="0"/>
+          <w:kern w:val="2"/>
+          <w:sz w:val="24"/>
+          <w:szCs w:val="24"/>
+          <w:shd w:val="clear" w:fill="FFFFFF"/>
+          <w:lang w:val="en-US" w:eastAsia="zh-CN" w:bidi="ar-SA"/>
+        </w:rPr>
+        <w:t>MySQL</w:t>
+      </w:r>
+      <w:r>
+        <w:rPr>
+          <w:rFonts w:hint="eastAsia" w:ascii="宋体" w:hAnsi="宋体" w:eastAsia="宋体" w:cs="宋体"/>
+          <w:i w:val="0"/>
+          <w:iCs w:val="0"/>
+          <w:caps w:val="0"/>
+          <w:color w:val="4C4F69"/>
+          <w:spacing w:val="0"/>
+          <w:kern w:val="2"/>
+          <w:sz w:val="24"/>
+          <w:szCs w:val="24"/>
+          <w:shd w:val="clear" w:fill="FFFFFF"/>
+          <w:lang w:val="en-US" w:eastAsia="zh-CN" w:bidi="ar-SA"/>
+        </w:rPr>
+        <w:t>，具有良好的扩展性和可维护性。</w:t>
+      </w:r>
+    </w:p>
+    <w:p>
+      <w:pPr>
+        <w:pStyle w:val="3"/>
+        <w:bidi w:val="0"/>
+        <w:rPr>
+          <w:rFonts w:hint="eastAsia" w:ascii="黑体" w:hAnsi="黑体" w:eastAsia="黑体" w:cs="黑体"/>
+          <w:b w:val="0"/>
+          <w:bCs/>
+          <w:sz w:val="28"/>
+          <w:szCs w:val="28"/>
+          <w:lang w:val="en-US" w:eastAsia="zh-CN"/>
+        </w:rPr>
+      </w:pPr>
+      <w:r>
+        <w:rPr>
+          <w:rFonts w:hint="eastAsia" w:ascii="黑体" w:hAnsi="黑体" w:eastAsia="黑体" w:cs="黑体"/>
+          <w:b w:val="0"/>
+          <w:bCs/>
+          <w:sz w:val="28"/>
+          <w:szCs w:val="28"/>
+          <w:lang w:val="en-US" w:eastAsia="zh-CN"/>
+        </w:rPr>
+        <w:t>2.3 研究方向和技术关键</w:t>
+      </w:r>
+    </w:p>
+    <w:p>
+      <w:pPr>
+        <w:keepNext w:val="0"/>
+        <w:keepLines w:val="0"/>
+        <w:pageBreakBefore w:val="0"/>
+        <w:widowControl w:val="0"/>
+        <w:tabs>
+          <w:tab w:val="right" w:leader="dot" w:pos="8306"/>
+        </w:tabs>
+        <w:kinsoku/>
+        <w:wordWrap/>
+        <w:overflowPunct/>
+        <w:topLinePunct w:val="0"/>
+        <w:autoSpaceDE/>
+        <w:autoSpaceDN/>
+        <w:bidi w:val="0"/>
+        <w:adjustRightInd/>
+        <w:snapToGrid/>
+        <w:spacing w:line="400" w:lineRule="exact"/>
+        <w:ind w:leftChars="0" w:firstLine="480" w:firstLineChars="200"/>
+        <w:jc w:val="left"/>
+        <w:textAlignment w:val="auto"/>
+        <w:rPr>
+          <w:rFonts w:hint="eastAsia" w:ascii="宋体" w:hAnsi="宋体" w:eastAsia="宋体" w:cs="宋体"/>
+          <w:i w:val="0"/>
+          <w:iCs w:val="0"/>
+          <w:caps w:val="0"/>
+          <w:color w:val="4C4F69"/>
+          <w:spacing w:val="0"/>
+          <w:kern w:val="2"/>
+          <w:sz w:val="24"/>
+          <w:szCs w:val="24"/>
+          <w:shd w:val="clear" w:fill="FFFFFF"/>
+          <w:lang w:val="en-US" w:eastAsia="zh-CN" w:bidi="ar-SA"/>
+        </w:rPr>
+      </w:pPr>
+      <w:r>
+        <w:rPr>
+          <w:rFonts w:hint="eastAsia" w:ascii="宋体" w:hAnsi="宋体" w:eastAsia="宋体" w:cs="宋体"/>
+          <w:i w:val="0"/>
+          <w:iCs w:val="0"/>
+          <w:caps w:val="0"/>
+          <w:color w:val="4C4F69"/>
+          <w:spacing w:val="0"/>
+          <w:kern w:val="2"/>
+          <w:sz w:val="24"/>
+          <w:szCs w:val="24"/>
+          <w:shd w:val="clear" w:fill="FFFFFF"/>
+          <w:lang w:val="en-US" w:eastAsia="zh-CN" w:bidi="ar-SA"/>
+        </w:rPr>
+        <w:t>（1）合理的健康指标管理，提高系统的灵活性；</w:t>
+      </w:r>
+      <w:r>
+        <w:rPr>
+          <w:rFonts w:hint="eastAsia" w:ascii="宋体" w:hAnsi="宋体" w:eastAsia="宋体" w:cs="宋体"/>
+          <w:i w:val="0"/>
+          <w:iCs w:val="0"/>
+          <w:caps w:val="0"/>
+          <w:color w:val="4C4F69"/>
+          <w:spacing w:val="0"/>
+          <w:kern w:val="2"/>
+          <w:sz w:val="24"/>
+          <w:szCs w:val="24"/>
+          <w:shd w:val="clear" w:fill="FFFFFF"/>
+          <w:lang w:val="en-US" w:eastAsia="zh-CN" w:bidi="ar-SA"/>
+        </w:rPr>
+        <w:t xml:space="preserve"> </w:t>
+      </w:r>
+    </w:p>
+    <w:p>
+      <w:pPr>
+        <w:keepNext w:val="0"/>
+        <w:keepLines w:val="0"/>
+        <w:pageBreakBefore w:val="0"/>
+        <w:widowControl w:val="0"/>
+        <w:tabs>
+          <w:tab w:val="right" w:leader="dot" w:pos="8306"/>
+        </w:tabs>
+        <w:kinsoku/>
+        <w:wordWrap/>
+        <w:overflowPunct/>
+        <w:topLinePunct w:val="0"/>
+        <w:autoSpaceDE/>
+        <w:autoSpaceDN/>
+        <w:bidi w:val="0"/>
+        <w:adjustRightInd/>
+        <w:snapToGrid/>
+        <w:spacing w:line="400" w:lineRule="exact"/>
+        <w:ind w:leftChars="0" w:firstLine="480" w:firstLineChars="200"/>
+        <w:jc w:val="left"/>
+        <w:textAlignment w:val="auto"/>
+        <w:rPr>
+          <w:rFonts w:hint="eastAsia" w:ascii="宋体" w:hAnsi="宋体" w:eastAsia="宋体" w:cs="宋体"/>
+          <w:i w:val="0"/>
+          <w:iCs w:val="0"/>
+          <w:caps w:val="0"/>
+          <w:color w:val="4C4F69"/>
+          <w:spacing w:val="0"/>
+          <w:kern w:val="2"/>
+          <w:sz w:val="24"/>
+          <w:szCs w:val="24"/>
+          <w:shd w:val="clear" w:fill="FFFFFF"/>
+          <w:lang w:val="en-US" w:eastAsia="zh-CN" w:bidi="ar-SA"/>
+        </w:rPr>
+      </w:pPr>
+      <w:r>
+        <w:rPr>
+          <w:rFonts w:hint="eastAsia" w:ascii="宋体" w:hAnsi="宋体" w:eastAsia="宋体" w:cs="宋体"/>
+          <w:i w:val="0"/>
+          <w:iCs w:val="0"/>
+          <w:caps w:val="0"/>
+          <w:color w:val="4C4F69"/>
+          <w:spacing w:val="0"/>
+          <w:kern w:val="2"/>
+          <w:sz w:val="24"/>
+          <w:szCs w:val="24"/>
+          <w:shd w:val="clear" w:fill="FFFFFF"/>
+          <w:lang w:val="en-US" w:eastAsia="zh-CN" w:bidi="ar-SA"/>
+        </w:rPr>
+        <w:t>（2）单用户健康数据的记录和可视化；</w:t>
+      </w:r>
+    </w:p>
+    <w:p>
+      <w:pPr>
+        <w:keepNext w:val="0"/>
+        <w:keepLines w:val="0"/>
+        <w:pageBreakBefore w:val="0"/>
+        <w:widowControl w:val="0"/>
+        <w:tabs>
+          <w:tab w:val="right" w:leader="dot" w:pos="8306"/>
+        </w:tabs>
+        <w:kinsoku/>
+        <w:wordWrap/>
+        <w:overflowPunct/>
+        <w:topLinePunct w:val="0"/>
+        <w:autoSpaceDE/>
+        <w:autoSpaceDN/>
+        <w:bidi w:val="0"/>
+        <w:adjustRightInd/>
+        <w:snapToGrid/>
+        <w:spacing w:line="400" w:lineRule="exact"/>
+        <w:ind w:leftChars="0" w:firstLine="480" w:firstLineChars="200"/>
+        <w:jc w:val="left"/>
+        <w:textAlignment w:val="auto"/>
+        <w:rPr>
+          <w:rFonts w:hint="eastAsia" w:ascii="宋体" w:hAnsi="宋体" w:eastAsia="宋体" w:cs="宋体"/>
+          <w:i w:val="0"/>
+          <w:iCs w:val="0"/>
+          <w:caps w:val="0"/>
+          <w:color w:val="4C4F69"/>
+          <w:spacing w:val="0"/>
+          <w:kern w:val="2"/>
+          <w:sz w:val="24"/>
+          <w:szCs w:val="24"/>
+          <w:shd w:val="clear" w:fill="FFFFFF"/>
+          <w:lang w:val="en-US" w:eastAsia="zh-CN" w:bidi="ar-SA"/>
+        </w:rPr>
+      </w:pPr>
+      <w:r>
+        <w:rPr>
+          <w:rFonts w:hint="eastAsia" w:ascii="宋体" w:hAnsi="宋体" w:eastAsia="宋体" w:cs="宋体"/>
+          <w:i w:val="0"/>
+          <w:iCs w:val="0"/>
+          <w:caps w:val="0"/>
+          <w:color w:val="4C4F69"/>
+          <w:spacing w:val="0"/>
+          <w:kern w:val="2"/>
+          <w:sz w:val="24"/>
+          <w:szCs w:val="24"/>
+          <w:shd w:val="clear" w:fill="FFFFFF"/>
+          <w:lang w:val="en-US" w:eastAsia="zh-CN" w:bidi="ar-SA"/>
+        </w:rPr>
+        <w:t>（3）协同过滤推荐算法的实现；</w:t>
+      </w:r>
+    </w:p>
+    <w:p>
+      <w:pPr>
+        <w:keepNext w:val="0"/>
+        <w:keepLines w:val="0"/>
+        <w:pageBreakBefore w:val="0"/>
+        <w:widowControl w:val="0"/>
+        <w:tabs>
+          <w:tab w:val="right" w:leader="dot" w:pos="8306"/>
+        </w:tabs>
+        <w:kinsoku/>
+        <w:wordWrap/>
+        <w:overflowPunct/>
+        <w:topLinePunct w:val="0"/>
+        <w:autoSpaceDE/>
+        <w:autoSpaceDN/>
+        <w:bidi w:val="0"/>
+        <w:adjustRightInd/>
+        <w:snapToGrid/>
+        <w:spacing w:line="400" w:lineRule="exact"/>
+        <w:ind w:leftChars="0" w:firstLine="480" w:firstLineChars="200"/>
+        <w:jc w:val="left"/>
+        <w:textAlignment w:val="auto"/>
+        <w:rPr>
+          <w:rFonts w:hint="eastAsia" w:ascii="宋体" w:hAnsi="宋体" w:eastAsia="宋体" w:cs="宋体"/>
+          <w:color w:val="4C4F69"/>
+          <w:kern w:val="2"/>
+          <w:sz w:val="24"/>
+          <w:szCs w:val="24"/>
+          <w:lang w:val="en-US" w:eastAsia="zh-CN" w:bidi="ar-SA"/>
+        </w:rPr>
+      </w:pPr>
+      <w:r>
+        <w:rPr>
+          <w:rFonts w:hint="eastAsia" w:ascii="宋体" w:hAnsi="宋体" w:eastAsia="宋体" w:cs="宋体"/>
+          <w:i w:val="0"/>
+          <w:iCs w:val="0"/>
+          <w:caps w:val="0"/>
+          <w:color w:val="4C4F69"/>
+          <w:spacing w:val="0"/>
+          <w:kern w:val="2"/>
+          <w:sz w:val="24"/>
+          <w:szCs w:val="24"/>
+          <w:shd w:val="clear" w:fill="FFFFFF"/>
+          <w:lang w:val="en-US" w:eastAsia="zh-CN" w:bidi="ar-SA"/>
+        </w:rPr>
+        <w:t>（4）与前端进行数据交互，方便数据的统计、保存、显示和查询。</w:t>
+      </w:r>
+    </w:p>
+    <w:p>
+      <w:pPr>
+        <w:pStyle w:val="3"/>
+        <w:bidi w:val="0"/>
+        <w:rPr>
+          <w:rFonts w:hint="eastAsia" w:ascii="黑体" w:hAnsi="黑体" w:eastAsia="黑体" w:cs="黑体"/>
+          <w:sz w:val="28"/>
+          <w:szCs w:val="28"/>
+          <w:lang w:val="en-US" w:eastAsia="zh-CN"/>
+        </w:rPr>
+      </w:pPr>
+      <w:r>
+        <w:rPr>
+          <w:rFonts w:hint="eastAsia" w:ascii="黑体" w:hAnsi="黑体" w:eastAsia="黑体" w:cs="黑体"/>
+          <w:sz w:val="28"/>
+          <w:szCs w:val="28"/>
+          <w:lang w:val="en-US" w:eastAsia="zh-CN"/>
+        </w:rPr>
+        <w:t>2.4 主要技术指标</w:t>
+      </w:r>
+    </w:p>
+    <w:p>
+      <w:pPr>
+        <w:keepNext w:val="0"/>
+        <w:keepLines w:val="0"/>
+        <w:pageBreakBefore w:val="0"/>
+        <w:widowControl w:val="0"/>
+        <w:tabs>
+          <w:tab w:val="right" w:leader="dot" w:pos="8306"/>
+        </w:tabs>
+        <w:kinsoku/>
+        <w:wordWrap/>
+        <w:overflowPunct/>
+        <w:topLinePunct w:val="0"/>
+        <w:autoSpaceDE/>
+        <w:autoSpaceDN/>
+        <w:bidi w:val="0"/>
+        <w:adjustRightInd/>
+        <w:snapToGrid/>
+        <w:spacing w:line="400" w:lineRule="exact"/>
+        <w:ind w:leftChars="0" w:firstLine="480" w:firstLineChars="200"/>
+        <w:jc w:val="left"/>
+        <w:textAlignment w:val="auto"/>
+        <w:rPr>
+          <w:rFonts w:hint="eastAsia" w:ascii="宋体" w:hAnsi="宋体" w:eastAsia="宋体" w:cs="宋体"/>
+          <w:i w:val="0"/>
+          <w:iCs w:val="0"/>
+          <w:caps w:val="0"/>
+          <w:color w:val="4C4F69"/>
+          <w:spacing w:val="0"/>
+          <w:kern w:val="2"/>
+          <w:sz w:val="24"/>
+          <w:szCs w:val="24"/>
+          <w:shd w:val="clear" w:fill="FFFFFF"/>
+          <w:lang w:val="en-US" w:eastAsia="zh-CN" w:bidi="ar-SA"/>
+        </w:rPr>
+      </w:pPr>
+      <w:r>
+        <w:rPr>
+          <w:rFonts w:hint="eastAsia" w:ascii="宋体" w:hAnsi="宋体" w:eastAsia="宋体" w:cs="宋体"/>
+          <w:i w:val="0"/>
+          <w:iCs w:val="0"/>
+          <w:caps w:val="0"/>
+          <w:color w:val="4C4F69"/>
+          <w:spacing w:val="0"/>
+          <w:kern w:val="2"/>
+          <w:sz w:val="24"/>
+          <w:szCs w:val="24"/>
+          <w:shd w:val="clear" w:fill="FFFFFF"/>
+          <w:lang w:val="en-US" w:eastAsia="zh-CN" w:bidi="ar-SA"/>
+        </w:rPr>
+        <w:t>（1）系统响应时间：小于</w:t>
+      </w:r>
+      <w:bookmarkStart w:id="1" w:name="_GoBack"/>
+      <w:bookmarkEnd w:id="1"/>
+      <w:r>
+        <w:rPr>
+          <w:rFonts w:hint="eastAsia" w:ascii="宋体" w:hAnsi="宋体" w:eastAsia="宋体" w:cs="宋体"/>
+          <w:i w:val="0"/>
+          <w:iCs w:val="0"/>
+          <w:caps w:val="0"/>
+          <w:color w:val="4C4F69"/>
+          <w:spacing w:val="0"/>
+          <w:kern w:val="2"/>
+          <w:sz w:val="24"/>
+          <w:szCs w:val="24"/>
+          <w:shd w:val="clear" w:fill="FFFFFF"/>
+          <w:lang w:val="en-US" w:eastAsia="zh-CN" w:bidi="ar-SA"/>
+        </w:rPr>
+        <w:t>秒；</w:t>
+      </w:r>
+    </w:p>
+    <w:p>
+      <w:pPr>
+        <w:keepNext w:val="0"/>
+        <w:keepLines w:val="0"/>
+        <w:pageBreakBefore w:val="0"/>
+        <w:widowControl w:val="0"/>
+        <w:tabs>
+          <w:tab w:val="right" w:leader="dot" w:pos="8306"/>
+        </w:tabs>
+        <w:kinsoku/>
+        <w:wordWrap/>
+        <w:overflowPunct/>
+        <w:topLinePunct w:val="0"/>
+        <w:autoSpaceDE/>
+        <w:autoSpaceDN/>
+        <w:bidi w:val="0"/>
+        <w:adjustRightInd/>
+        <w:snapToGrid/>
+        <w:spacing w:line="400" w:lineRule="exact"/>
+        <w:ind w:leftChars="0" w:firstLine="480" w:firstLineChars="200"/>
+        <w:jc w:val="left"/>
+        <w:textAlignment w:val="auto"/>
+        <w:rPr>
+          <w:rFonts w:hint="eastAsia" w:ascii="宋体" w:hAnsi="宋体" w:eastAsia="宋体" w:cs="宋体"/>
+          <w:i w:val="0"/>
+          <w:iCs w:val="0"/>
+          <w:caps w:val="0"/>
+          <w:color w:val="4C4F69"/>
+          <w:spacing w:val="0"/>
+          <w:kern w:val="2"/>
+          <w:sz w:val="24"/>
+          <w:szCs w:val="24"/>
+          <w:shd w:val="clear" w:fill="FFFFFF"/>
+          <w:lang w:val="en-US" w:eastAsia="zh-CN" w:bidi="ar-SA"/>
+        </w:rPr>
+      </w:pPr>
+      <w:r>
+        <w:rPr>
+          <w:rFonts w:hint="eastAsia" w:ascii="宋体" w:hAnsi="宋体" w:eastAsia="宋体" w:cs="宋体"/>
+          <w:i w:val="0"/>
+          <w:iCs w:val="0"/>
+          <w:caps w:val="0"/>
+          <w:color w:val="4C4F69"/>
+          <w:spacing w:val="0"/>
+          <w:kern w:val="2"/>
+          <w:sz w:val="24"/>
+          <w:szCs w:val="24"/>
+          <w:shd w:val="clear" w:fill="FFFFFF"/>
+          <w:lang w:val="en-US" w:eastAsia="zh-CN" w:bidi="ar-SA"/>
+        </w:rPr>
+        <w:t>（2）用户并发量：支持人同时在线；</w:t>
+      </w:r>
+    </w:p>
+    <w:p>
+      <w:pPr>
+        <w:keepNext w:val="0"/>
+        <w:keepLines w:val="0"/>
+        <w:pageBreakBefore w:val="0"/>
+        <w:widowControl w:val="0"/>
+        <w:tabs>
+          <w:tab w:val="right" w:leader="dot" w:pos="8306"/>
+        </w:tabs>
+        <w:kinsoku/>
+        <w:wordWrap/>
+        <w:overflowPunct/>
+        <w:topLinePunct w:val="0"/>
+        <w:autoSpaceDE/>
+        <w:autoSpaceDN/>
+        <w:bidi w:val="0"/>
+        <w:adjustRightInd/>
+        <w:snapToGrid/>
+        <w:spacing w:line="400" w:lineRule="exact"/>
+        <w:ind w:leftChars="0" w:firstLine="480" w:firstLineChars="200"/>
+        <w:jc w:val="left"/>
+        <w:textAlignment w:val="auto"/>
+        <w:rPr>
+          <w:rFonts w:hint="eastAsia" w:ascii="宋体" w:hAnsi="宋体" w:eastAsia="宋体" w:cs="宋体"/>
+          <w:i w:val="0"/>
+          <w:iCs w:val="0"/>
+          <w:caps w:val="0"/>
+          <w:color w:val="4C4F69"/>
+          <w:spacing w:val="0"/>
+          <w:kern w:val="2"/>
+          <w:sz w:val="24"/>
+          <w:szCs w:val="24"/>
+          <w:shd w:val="clear" w:fill="FFFFFF"/>
+          <w:lang w:val="en-US" w:eastAsia="zh-CN" w:bidi="ar-SA"/>
+        </w:rPr>
+      </w:pPr>
+      <w:r>
+        <w:rPr>
+          <w:rFonts w:hint="eastAsia" w:ascii="宋体" w:hAnsi="宋体" w:eastAsia="宋体" w:cs="宋体"/>
+          <w:i w:val="0"/>
+          <w:iCs w:val="0"/>
+          <w:caps w:val="0"/>
+          <w:color w:val="4C4F69"/>
+          <w:spacing w:val="0"/>
+          <w:kern w:val="2"/>
+          <w:sz w:val="24"/>
+          <w:szCs w:val="24"/>
+          <w:shd w:val="clear" w:fill="FFFFFF"/>
+          <w:lang w:val="en-US" w:eastAsia="zh-CN" w:bidi="ar-SA"/>
+        </w:rPr>
+        <w:t>（3）数据存储容量：支持条健康记录；</w:t>
+      </w:r>
+    </w:p>
+    <w:p>
+      <w:pPr>
+        <w:keepNext w:val="0"/>
+        <w:keepLines w:val="0"/>
+        <w:pageBreakBefore w:val="0"/>
+        <w:widowControl w:val="0"/>
+        <w:tabs>
+          <w:tab w:val="right" w:leader="dot" w:pos="8306"/>
+        </w:tabs>
+        <w:kinsoku/>
+        <w:wordWrap/>
+        <w:overflowPunct/>
+        <w:topLinePunct w:val="0"/>
+        <w:autoSpaceDE/>
+        <w:autoSpaceDN/>
+        <w:bidi w:val="0"/>
+        <w:adjustRightInd/>
+        <w:snapToGrid/>
+        <w:spacing w:line="400" w:lineRule="exact"/>
+        <w:ind w:leftChars="0" w:firstLine="480" w:firstLineChars="200"/>
+        <w:jc w:val="left"/>
+        <w:textAlignment w:val="auto"/>
+        <w:rPr>
+          <w:rFonts w:hint="eastAsia" w:ascii="宋体" w:hAnsi="宋体" w:eastAsia="宋体" w:cs="宋体"/>
+          <w:color w:val="4C4F69"/>
+          <w:kern w:val="2"/>
+          <w:sz w:val="24"/>
+          <w:szCs w:val="24"/>
+          <w:lang w:val="en-US" w:eastAsia="zh-CN" w:bidi="ar-SA"/>
+        </w:rPr>
+      </w:pPr>
+      <w:r>
+        <w:rPr>
+          <w:rFonts w:hint="eastAsia" w:ascii="宋体" w:hAnsi="宋体" w:eastAsia="宋体" w:cs="宋体"/>
+          <w:i w:val="0"/>
+          <w:iCs w:val="0"/>
+          <w:caps w:val="0"/>
+          <w:color w:val="4C4F69"/>
+          <w:spacing w:val="0"/>
+          <w:kern w:val="2"/>
+          <w:sz w:val="24"/>
+          <w:szCs w:val="24"/>
+          <w:shd w:val="clear" w:fill="FFFFFF"/>
+          <w:lang w:val="en-US" w:eastAsia="zh-CN" w:bidi="ar-SA"/>
+        </w:rPr>
+        <w:t>（4）推荐准确率：达到%以上。</w:t>
+      </w:r>
+    </w:p>
+    <w:p>
+      <w:pPr>
+        <w:keepNext w:val="0"/>
+        <w:keepLines w:val="0"/>
+        <w:pageBreakBefore w:val="0"/>
+        <w:widowControl w:val="0"/>
+        <w:tabs>
+          <w:tab w:val="right" w:leader="dot" w:pos="8306"/>
+        </w:tabs>
+        <w:kinsoku/>
+        <w:wordWrap/>
+        <w:overflowPunct/>
+        <w:topLinePunct w:val="0"/>
+        <w:autoSpaceDE/>
+        <w:autoSpaceDN/>
+        <w:bidi w:val="0"/>
+        <w:adjustRightInd/>
+        <w:snapToGrid/>
+        <w:spacing w:line="400" w:lineRule="exact"/>
+        <w:ind w:leftChars="0" w:firstLine="480" w:firstLineChars="200"/>
+        <w:jc w:val="left"/>
+        <w:textAlignment w:val="auto"/>
+        <w:rPr>
+          <w:rFonts w:hint="eastAsia" w:ascii="宋体" w:hAnsi="宋体" w:eastAsia="宋体" w:cs="宋体"/>
+          <w:i w:val="0"/>
+          <w:iCs w:val="0"/>
+          <w:caps w:val="0"/>
+          <w:color w:val="4C4F69"/>
+          <w:spacing w:val="0"/>
+          <w:kern w:val="2"/>
+          <w:sz w:val="24"/>
+          <w:szCs w:val="24"/>
+          <w:shd w:val="clear" w:fill="FFFFFF"/>
+          <w:lang w:val="en-US" w:eastAsia="zh-CN" w:bidi="ar-SA"/>
+        </w:rPr>
+      </w:pPr>
+    </w:p>
+    <w:p>
+      <w:pPr>
+        <w:pStyle w:val="7"/>
         <w:keepNext w:val="0"/>
         <w:keepLines w:val="0"/>
         <w:pageBreakBefore w:val="0"/>
@@ -3506,6 +5428,42 @@
         <w:jc w:val="both"/>
         <w:textAlignment w:val="auto"/>
         <w:rPr>
+          <w:rFonts w:hint="eastAsia" w:ascii="宋体" w:hAnsi="宋体" w:eastAsia="宋体" w:cs="宋体"/>
+          <w:i w:val="0"/>
+          <w:iCs w:val="0"/>
+          <w:caps w:val="0"/>
+          <w:color w:val="000000"/>
+          <w:spacing w:val="0"/>
+          <w:kern w:val="0"/>
+          <w:sz w:val="24"/>
+          <w:szCs w:val="24"/>
+          <w:shd w:val="clear" w:fill="FFFFFF"/>
+          <w:lang w:val="en-US" w:eastAsia="zh-CN" w:bidi="ar"/>
+        </w:rPr>
+      </w:pPr>
+    </w:p>
+    <w:p>
+      <w:pPr>
+        <w:pStyle w:val="7"/>
+        <w:keepNext w:val="0"/>
+        <w:keepLines w:val="0"/>
+        <w:pageBreakBefore w:val="0"/>
+        <w:widowControl/>
+        <w:suppressLineNumbers w:val="0"/>
+        <w:kinsoku/>
+        <w:wordWrap/>
+        <w:overflowPunct/>
+        <w:topLinePunct w:val="0"/>
+        <w:autoSpaceDE/>
+        <w:autoSpaceDN/>
+        <w:bidi w:val="0"/>
+        <w:adjustRightInd/>
+        <w:snapToGrid/>
+        <w:spacing w:before="625" w:beforeLines="200" w:beforeAutospacing="0" w:after="625" w:afterLines="200" w:afterAutospacing="0" w:line="240" w:lineRule="auto"/>
+        <w:ind w:left="0" w:leftChars="0" w:right="0" w:firstLine="0"/>
+        <w:jc w:val="both"/>
+        <w:textAlignment w:val="auto"/>
+        <w:rPr>
           <w:rFonts w:hint="eastAsia" w:ascii="黑体" w:hAnsi="宋体" w:eastAsia="黑体" w:cs="黑体"/>
           <w:i w:val="0"/>
           <w:iCs w:val="0"/>
@@ -3520,46 +5478,10 @@
         </w:rPr>
       </w:pPr>
     </w:p>
-    <w:p>
-      <w:pPr>
-        <w:pStyle w:val="6"/>
-        <w:keepNext w:val="0"/>
-        <w:keepLines w:val="0"/>
-        <w:pageBreakBefore w:val="0"/>
-        <w:widowControl/>
-        <w:suppressLineNumbers w:val="0"/>
-        <w:kinsoku/>
-        <w:wordWrap/>
-        <w:overflowPunct/>
-        <w:topLinePunct w:val="0"/>
-        <w:autoSpaceDE/>
-        <w:autoSpaceDN/>
-        <w:bidi w:val="0"/>
-        <w:adjustRightInd/>
-        <w:snapToGrid/>
-        <w:spacing w:before="625" w:beforeLines="200" w:beforeAutospacing="0" w:after="625" w:afterLines="200" w:afterAutospacing="0" w:line="240" w:lineRule="auto"/>
-        <w:ind w:left="0" w:leftChars="0" w:right="0" w:firstLine="0"/>
-        <w:jc w:val="both"/>
-        <w:textAlignment w:val="auto"/>
-        <w:rPr>
-          <w:rFonts w:hint="eastAsia" w:ascii="黑体" w:hAnsi="宋体" w:eastAsia="黑体" w:cs="黑体"/>
-          <w:i w:val="0"/>
-          <w:iCs w:val="0"/>
-          <w:caps w:val="0"/>
-          <w:color w:val="000000"/>
-          <w:spacing w:val="0"/>
-          <w:kern w:val="0"/>
-          <w:sz w:val="32"/>
-          <w:szCs w:val="32"/>
-          <w:shd w:val="clear" w:fill="FFFFFF"/>
-          <w:lang w:val="en-US" w:eastAsia="zh-CN" w:bidi="ar"/>
-        </w:rPr>
-      </w:pPr>
-    </w:p>
     <w:sectPr>
-      <w:footerReference r:id="rId5" w:type="default"/>
+      <w:footerReference r:id="rId6" w:type="default"/>
       <w:pgSz w:w="11906" w:h="16838"/>
-      <w:pgMar w:top="1440" w:right="1800" w:bottom="1440" w:left="1800" w:header="1134" w:footer="992" w:gutter="0"/>
+      <w:pgMar w:top="1440" w:right="1800" w:bottom="1440" w:left="1800" w:header="1134" w:footer="567" w:gutter="0"/>
       <w:pgNumType w:fmt="decimal" w:start="1"/>
       <w:cols w:space="425" w:num="1"/>
       <w:docGrid w:type="lines" w:linePitch="312" w:charSpace="0"/>
@@ -3572,7 +5494,17 @@
 <w:ftr xmlns:wpc="http://schemas.microsoft.com/office/word/2010/wordprocessingCanvas" xmlns:mc="http://schemas.openxmlformats.org/markup-compatibility/2006" xmlns:o="urn:schemas-microsoft-com:office:office" xmlns:r="http://schemas.openxmlformats.org/officeDocument/2006/relationships" xmlns:m="http://schemas.openxmlformats.org/officeDocument/2006/math" xmlns:v="urn:schemas-microsoft-com:vml" xmlns:wp14="http://schemas.microsoft.com/office/word/2010/wordprocessingDrawing" xmlns:wp="http://schemas.openxmlformats.org/drawingml/2006/wordprocessingDrawing" xmlns:w10="urn:schemas-microsoft-com:office:word" xmlns:w="http://schemas.openxmlformats.org/wordprocessingml/2006/main" xmlns:w14="http://schemas.microsoft.com/office/word/2010/wordml" xmlns:w15="http://schemas.microsoft.com/office/word/2012/wordml" xmlns:wpg="http://schemas.microsoft.com/office/word/2010/wordprocessingGroup" xmlns:wpi="http://schemas.microsoft.com/office/word/2010/wordprocessingInk" xmlns:wne="http://schemas.microsoft.com/office/word/2006/wordml" xmlns:wps="http://schemas.microsoft.com/office/word/2010/wordprocessingShape" xmlns:wpsCustomData="http://www.wps.cn/officeDocument/2013/wpsCustomData" mc:Ignorable="w14 w15 wp14">
   <w:p>
     <w:pPr>
-      <w:pStyle w:val="3"/>
+      <w:pStyle w:val="4"/>
+    </w:pPr>
+  </w:p>
+</w:ftr>
+</file>
+
+<file path=word/footer2.xml><?xml version="1.0" encoding="utf-8"?>
+<w:ftr xmlns:wpc="http://schemas.microsoft.com/office/word/2010/wordprocessingCanvas" xmlns:mc="http://schemas.openxmlformats.org/markup-compatibility/2006" xmlns:o="urn:schemas-microsoft-com:office:office" xmlns:r="http://schemas.openxmlformats.org/officeDocument/2006/relationships" xmlns:m="http://schemas.openxmlformats.org/officeDocument/2006/math" xmlns:v="urn:schemas-microsoft-com:vml" xmlns:wp14="http://schemas.microsoft.com/office/word/2010/wordprocessingDrawing" xmlns:wp="http://schemas.openxmlformats.org/drawingml/2006/wordprocessingDrawing" xmlns:w10="urn:schemas-microsoft-com:office:word" xmlns:w="http://schemas.openxmlformats.org/wordprocessingml/2006/main" xmlns:w14="http://schemas.microsoft.com/office/word/2010/wordml" xmlns:w15="http://schemas.microsoft.com/office/word/2012/wordml" xmlns:wpg="http://schemas.microsoft.com/office/word/2010/wordprocessingGroup" xmlns:wpi="http://schemas.microsoft.com/office/word/2010/wordprocessingInk" xmlns:wne="http://schemas.microsoft.com/office/word/2006/wordml" xmlns:wps="http://schemas.microsoft.com/office/word/2010/wordprocessingShape" xmlns:wpsCustomData="http://www.wps.cn/officeDocument/2013/wpsCustomData" mc:Ignorable="w14 w15 wp14">
+  <w:p>
+    <w:pPr>
+      <w:pStyle w:val="4"/>
     </w:pPr>
     <w:r>
       <w:rPr>
@@ -3582,152 +5514,6 @@
         <mc:Choice Requires="wps">
           <w:drawing>
             <wp:anchor distT="0" distB="0" distL="114300" distR="114300" simplePos="0" relativeHeight="251659264" behindDoc="0" locked="0" layoutInCell="1" allowOverlap="1">
-              <wp:simplePos x="0" y="0"/>
-              <wp:positionH relativeFrom="margin">
-                <wp:align>center</wp:align>
-              </wp:positionH>
-              <wp:positionV relativeFrom="paragraph">
-                <wp:posOffset>0</wp:posOffset>
-              </wp:positionV>
-              <wp:extent cx="1828800" cy="1828800"/>
-              <wp:effectExtent l="0" t="0" r="0" b="0"/>
-              <wp:wrapNone/>
-              <wp:docPr id="1" name="文本框 1"/>
-              <wp:cNvGraphicFramePr/>
-              <a:graphic xmlns:a="http://schemas.openxmlformats.org/drawingml/2006/main">
-                <a:graphicData uri="http://schemas.microsoft.com/office/word/2010/wordprocessingShape">
-                  <wps:wsp>
-                    <wps:cNvSpPr txBox="1"/>
-                    <wps:spPr>
-                      <a:xfrm>
-                        <a:off x="0" y="0"/>
-                        <a:ext cx="1828800" cy="1828800"/>
-                      </a:xfrm>
-                      <a:prstGeom prst="rect">
-                        <a:avLst/>
-                      </a:prstGeom>
-                      <a:noFill/>
-                      <a:ln w="6350">
-                        <a:noFill/>
-                      </a:ln>
-                      <a:extLst>
-                        <a:ext uri="{909E8E84-426E-40DD-AFC4-6F175D3DCCD1}">
-                          <a14:hiddenFill xmlns:a14="http://schemas.microsoft.com/office/drawing/2010/main">
-                            <a:solidFill>
-                              <a:schemeClr val="lt1"/>
-                            </a:solidFill>
-                          </a14:hiddenFill>
-                        </a:ext>
-                        <a:ext uri="{91240B29-F687-4F45-9708-019B960494DF}">
-                          <a14:hiddenLine xmlns:a14="http://schemas.microsoft.com/office/drawing/2010/main" w="6350">
-                            <a:solidFill>
-                              <a:prstClr val="black"/>
-                            </a:solidFill>
-                          </a14:hiddenLine>
-                        </a:ext>
-                      </a:extLst>
-                    </wps:spPr>
-                    <wps:style>
-                      <a:lnRef idx="0">
-                        <a:schemeClr val="accent1"/>
-                      </a:lnRef>
-                      <a:fillRef idx="0">
-                        <a:schemeClr val="accent1"/>
-                      </a:fillRef>
-                      <a:effectRef idx="0">
-                        <a:schemeClr val="accent1"/>
-                      </a:effectRef>
-                      <a:fontRef idx="minor">
-                        <a:schemeClr val="dk1"/>
-                      </a:fontRef>
-                    </wps:style>
-                    <wps:txbx>
-                      <w:txbxContent>
-                        <w:p>
-                          <w:pPr>
-                            <w:pStyle w:val="3"/>
-                          </w:pPr>
-                          <w:r>
-                            <w:fldChar w:fldCharType="begin"/>
-                          </w:r>
-                          <w:r>
-                            <w:instrText xml:space="preserve"> PAGE  \* MERGEFORMAT </w:instrText>
-                          </w:r>
-                          <w:r>
-                            <w:fldChar w:fldCharType="separate"/>
-                          </w:r>
-                          <w:r>
-                            <w:t>1</w:t>
-                          </w:r>
-                          <w:r>
-                            <w:fldChar w:fldCharType="end"/>
-                          </w:r>
-                        </w:p>
-                      </w:txbxContent>
-                    </wps:txbx>
-                    <wps:bodyPr rot="0" spcFirstLastPara="0" vertOverflow="overflow" horzOverflow="overflow" vert="horz" wrap="none" lIns="0" tIns="0" rIns="0" bIns="0" numCol="1" spcCol="0" rtlCol="0" fromWordArt="0" anchor="t" anchorCtr="0" forceAA="0" upright="0" compatLnSpc="1">
-                      <a:spAutoFit/>
-                    </wps:bodyPr>
-                  </wps:wsp>
-                </a:graphicData>
-              </a:graphic>
-            </wp:anchor>
-          </w:drawing>
-        </mc:Choice>
-        <mc:Fallback>
-          <w:pict>
-            <v:shape id="_x0000_s1026" o:spid="_x0000_s1026" o:spt="202" type="#_x0000_t202" style="position:absolute;left:0pt;margin-top:0pt;height:144pt;width:144pt;mso-position-horizontal:center;mso-position-horizontal-relative:margin;mso-wrap-style:none;z-index:251659264;mso-width-relative:page;mso-height-relative:page;" filled="f" stroked="f" coordsize="21600,21600" o:gfxdata="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">
-              <v:fill on="f" focussize="0,0"/>
-              <v:stroke on="f" weight="0.5pt"/>
-              <v:imagedata o:title=""/>
-              <o:lock v:ext="edit" aspectratio="f"/>
-              <v:textbox inset="0mm,0mm,0mm,0mm" style="mso-fit-shape-to-text:t;">
-                <w:txbxContent>
-                  <w:p>
-                    <w:pPr>
-                      <w:pStyle w:val="3"/>
-                    </w:pPr>
-                    <w:r>
-                      <w:fldChar w:fldCharType="begin"/>
-                    </w:r>
-                    <w:r>
-                      <w:instrText xml:space="preserve"> PAGE  \* MERGEFORMAT </w:instrText>
-                    </w:r>
-                    <w:r>
-                      <w:fldChar w:fldCharType="separate"/>
-                    </w:r>
-                    <w:r>
-                      <w:t>1</w:t>
-                    </w:r>
-                    <w:r>
-                      <w:fldChar w:fldCharType="end"/>
-                    </w:r>
-                  </w:p>
-                </w:txbxContent>
-              </v:textbox>
-            </v:shape>
-          </w:pict>
-        </mc:Fallback>
-      </mc:AlternateContent>
-    </w:r>
-  </w:p>
-</w:ftr>
-</file>
-
-<file path=word/footer2.xml><?xml version="1.0" encoding="utf-8"?>
-<w:ftr xmlns:wpc="http://schemas.microsoft.com/office/word/2010/wordprocessingCanvas" xmlns:mc="http://schemas.openxmlformats.org/markup-compatibility/2006" xmlns:o="urn:schemas-microsoft-com:office:office" xmlns:r="http://schemas.openxmlformats.org/officeDocument/2006/relationships" xmlns:m="http://schemas.openxmlformats.org/officeDocument/2006/math" xmlns:v="urn:schemas-microsoft-com:vml" xmlns:wp14="http://schemas.microsoft.com/office/word/2010/wordprocessingDrawing" xmlns:wp="http://schemas.openxmlformats.org/drawingml/2006/wordprocessingDrawing" xmlns:w10="urn:schemas-microsoft-com:office:word" xmlns:w="http://schemas.openxmlformats.org/wordprocessingml/2006/main" xmlns:w14="http://schemas.microsoft.com/office/word/2010/wordml" xmlns:w15="http://schemas.microsoft.com/office/word/2012/wordml" xmlns:wpg="http://schemas.microsoft.com/office/word/2010/wordprocessingGroup" xmlns:wpi="http://schemas.microsoft.com/office/word/2010/wordprocessingInk" xmlns:wne="http://schemas.microsoft.com/office/word/2006/wordml" xmlns:wps="http://schemas.microsoft.com/office/word/2010/wordprocessingShape" xmlns:wpsCustomData="http://www.wps.cn/officeDocument/2013/wpsCustomData" mc:Ignorable="w14 w15 wp14">
-  <w:p>
-    <w:pPr>
-      <w:pStyle w:val="3"/>
-    </w:pPr>
-    <w:r>
-      <w:rPr>
-        <w:sz w:val="18"/>
-      </w:rPr>
-      <mc:AlternateContent>
-        <mc:Choice Requires="wps">
-          <w:drawing>
-            <wp:anchor distT="0" distB="0" distL="114300" distR="114300" simplePos="0" relativeHeight="251660288" behindDoc="0" locked="0" layoutInCell="1" allowOverlap="1">
               <wp:simplePos x="0" y="0"/>
               <wp:positionH relativeFrom="margin">
                 <wp:align>center</wp:align>
@@ -3775,7 +5561,7 @@
                       <w:txbxContent>
                         <w:p>
                           <w:pPr>
-                            <w:pStyle w:val="3"/>
+                            <w:pStyle w:val="4"/>
                           </w:pPr>
                           <w:r>
                             <w:rPr>
@@ -3840,7 +5626,7 @@
         </mc:Choice>
         <mc:Fallback>
           <w:pict>
-            <v:shape id="_x0000_s1026" o:spid="_x0000_s1026" o:spt="202" type="#_x0000_t202" style="position:absolute;left:0pt;margin-top:0pt;height:144pt;width:144pt;mso-position-horizontal:center;mso-position-horizontal-relative:margin;mso-wrap-style:none;z-index:251660288;mso-width-relative:page;mso-height-relative:page;" filled="f" stroked="f" coordsize="21600,21600" o:gfxdata="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">
+            <v:shape id="_x0000_s1026" o:spid="_x0000_s1026" o:spt="202" type="#_x0000_t202" style="position:absolute;left:0pt;margin-top:0pt;height:144pt;width:144pt;mso-position-horizontal:center;mso-position-horizontal-relative:margin;mso-wrap-style:none;z-index:251659264;mso-width-relative:page;mso-height-relative:page;" filled="f" stroked="f" coordsize="21600,21600" o:gfxdata="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">
               <v:fill on="f" focussize="0,0"/>
               <v:stroke on="f" weight="0.5pt"/>
               <v:imagedata o:title=""/>
@@ -3849,7 +5635,7 @@
                 <w:txbxContent>
                   <w:p>
                     <w:pPr>
-                      <w:pStyle w:val="3"/>
+                      <w:pStyle w:val="4"/>
                     </w:pPr>
                     <w:r>
                       <w:rPr>
@@ -3916,7 +5702,7 @@
 <w:hdr xmlns:wpc="http://schemas.microsoft.com/office/word/2010/wordprocessingCanvas" xmlns:mc="http://schemas.openxmlformats.org/markup-compatibility/2006" xmlns:o="urn:schemas-microsoft-com:office:office" xmlns:r="http://schemas.openxmlformats.org/officeDocument/2006/relationships" xmlns:m="http://schemas.openxmlformats.org/officeDocument/2006/math" xmlns:v="urn:schemas-microsoft-com:vml" xmlns:wp14="http://schemas.microsoft.com/office/word/2010/wordprocessingDrawing" xmlns:wp="http://schemas.openxmlformats.org/drawingml/2006/wordprocessingDrawing" xmlns:w10="urn:schemas-microsoft-com:office:word" xmlns:w="http://schemas.openxmlformats.org/wordprocessingml/2006/main" xmlns:w14="http://schemas.microsoft.com/office/word/2010/wordml" xmlns:w15="http://schemas.microsoft.com/office/word/2012/wordml" xmlns:wpg="http://schemas.microsoft.com/office/word/2010/wordprocessingGroup" xmlns:wpi="http://schemas.microsoft.com/office/word/2010/wordprocessingInk" xmlns:wne="http://schemas.microsoft.com/office/word/2006/wordml" xmlns:wps="http://schemas.microsoft.com/office/word/2010/wordprocessingShape" xmlns:wpsCustomData="http://www.wps.cn/officeDocument/2013/wpsCustomData" mc:Ignorable="w14 w15 wp14">
   <w:p>
     <w:pPr>
-      <w:pStyle w:val="4"/>
+      <w:pStyle w:val="5"/>
       <w:pBdr>
         <w:bottom w:val="single" w:color="auto" w:sz="4" w:space="1"/>
       </w:pBdr>
@@ -3937,10 +5723,57 @@
       </w:rPr>
       <w:t>杭州电子科技大学信息工程学院本科毕业设计</w:t>
     </w:r>
-    <w:bookmarkStart w:id="1" w:name="_GoBack"/>
-    <w:bookmarkEnd w:id="1"/>
   </w:p>
 </w:hdr>
+</file>
+
+<file path=word/header2.xml><?xml version="1.0" encoding="utf-8"?>
+<w:hdr xmlns:wpc="http://schemas.microsoft.com/office/word/2010/wordprocessingCanvas" xmlns:mc="http://schemas.openxmlformats.org/markup-compatibility/2006" xmlns:o="urn:schemas-microsoft-com:office:office" xmlns:r="http://schemas.openxmlformats.org/officeDocument/2006/relationships" xmlns:m="http://schemas.openxmlformats.org/officeDocument/2006/math" xmlns:v="urn:schemas-microsoft-com:vml" xmlns:wp14="http://schemas.microsoft.com/office/word/2010/wordprocessingDrawing" xmlns:wp="http://schemas.openxmlformats.org/drawingml/2006/wordprocessingDrawing" xmlns:w10="urn:schemas-microsoft-com:office:word" xmlns:w="http://schemas.openxmlformats.org/wordprocessingml/2006/main" xmlns:w14="http://schemas.microsoft.com/office/word/2010/wordml" xmlns:w15="http://schemas.microsoft.com/office/word/2012/wordml" xmlns:wpg="http://schemas.microsoft.com/office/word/2010/wordprocessingGroup" xmlns:wpi="http://schemas.microsoft.com/office/word/2010/wordprocessingInk" xmlns:wne="http://schemas.microsoft.com/office/word/2006/wordml" xmlns:wps="http://schemas.microsoft.com/office/word/2010/wordprocessingShape" xmlns:wpsCustomData="http://www.wps.cn/officeDocument/2013/wpsCustomData" mc:Ignorable="w14 w15 wp14">
+  <w:p>
+    <w:pPr>
+      <w:pStyle w:val="5"/>
+      <w:pBdr>
+        <w:bottom w:val="single" w:color="auto" w:sz="4" w:space="1"/>
+      </w:pBdr>
+      <w:jc w:val="center"/>
+      <w:rPr>
+        <w:rFonts w:hint="default" w:eastAsia="宋体"/>
+        <w:sz w:val="21"/>
+        <w:szCs w:val="21"/>
+        <w:lang w:val="en-US" w:eastAsia="zh-CN"/>
+      </w:rPr>
+    </w:pPr>
+    <w:r>
+      <w:rPr>
+        <w:rFonts w:hint="eastAsia"/>
+        <w:sz w:val="21"/>
+        <w:szCs w:val="21"/>
+        <w:lang w:val="en-US" w:eastAsia="zh-CN"/>
+      </w:rPr>
+      <w:t>杭州电子科技大学信息工程学院本科毕业设计</w:t>
+    </w:r>
+  </w:p>
+</w:hdr>
+</file>
+
+<file path=word/numbering.xml><?xml version="1.0" encoding="utf-8"?>
+<w:numbering xmlns:wpc="http://schemas.microsoft.com/office/word/2010/wordprocessingCanvas" xmlns:mc="http://schemas.openxmlformats.org/markup-compatibility/2006" xmlns:o="urn:schemas-microsoft-com:office:office" xmlns:r="http://schemas.openxmlformats.org/officeDocument/2006/relationships" xmlns:m="http://schemas.openxmlformats.org/officeDocument/2006/math" xmlns:v="urn:schemas-microsoft-com:vml" xmlns:wp14="http://schemas.microsoft.com/office/word/2010/wordprocessingDrawing" xmlns:wp="http://schemas.openxmlformats.org/drawingml/2006/wordprocessingDrawing" xmlns:w10="urn:schemas-microsoft-com:office:word" xmlns:w="http://schemas.openxmlformats.org/wordprocessingml/2006/main" xmlns:w14="http://schemas.microsoft.com/office/word/2010/wordml" xmlns:wpg="http://schemas.microsoft.com/office/word/2010/wordprocessingGroup" xmlns:wpi="http://schemas.microsoft.com/office/word/2010/wordprocessingInk" xmlns:wne="http://schemas.microsoft.com/office/word/2006/wordml" xmlns:wps="http://schemas.microsoft.com/office/word/2010/wordprocessingShape" xmlns:wpsCustomData="http://www.wps.cn/officeDocument/2013/wpsCustomData" mc:Ignorable="w14 wp14">
+  <w:abstractNum w:abstractNumId="0">
+    <w:nsid w:val="0C6A018F"/>
+    <w:multiLevelType w:val="singleLevel"/>
+    <w:tmpl w:val="0C6A018F"/>
+    <w:lvl w:ilvl="0" w:tentative="0">
+      <w:start w:val="1"/>
+      <w:numFmt w:val="decimal"/>
+      <w:suff w:val="nothing"/>
+      <w:lvlText w:val="（%1）"/>
+      <w:lvlJc w:val="left"/>
+    </w:lvl>
+  </w:abstractNum>
+  <w:num w:numId="1">
+    <w:abstractNumId w:val="0"/>
+  </w:num>
+</w:numbering>
 </file>
 
 <file path=word/styles.xml><?xml version="1.0" encoding="utf-8"?>
@@ -3956,7 +5789,7 @@
   <w:latentStyles w:count="260" w:defQFormat="0" w:defUnhideWhenUsed="1" w:defSemiHidden="1" w:defUIPriority="99" w:defLockedState="0">
     <w:lsdException w:qFormat="1" w:unhideWhenUsed="0" w:uiPriority="0" w:semiHidden="0" w:name="Normal"/>
     <w:lsdException w:qFormat="1" w:unhideWhenUsed="0" w:uiPriority="0" w:semiHidden="0" w:name="heading 1"/>
-    <w:lsdException w:qFormat="1" w:uiPriority="0" w:name="heading 2"/>
+    <w:lsdException w:qFormat="1" w:uiPriority="0" w:semiHidden="0" w:name="heading 2"/>
     <w:lsdException w:qFormat="1" w:uiPriority="0" w:name="heading 3"/>
     <w:lsdException w:qFormat="1" w:uiPriority="0" w:name="heading 4"/>
     <w:lsdException w:qFormat="1" w:uiPriority="0" w:name="heading 5"/>
@@ -4237,12 +6070,31 @@
       <w:sz w:val="44"/>
     </w:rPr>
   </w:style>
-  <w:style w:type="character" w:default="1" w:styleId="8">
+  <w:style w:type="paragraph" w:styleId="3">
+    <w:name w:val="heading 2"/>
+    <w:basedOn w:val="1"/>
+    <w:next w:val="1"/>
+    <w:unhideWhenUsed/>
+    <w:qFormat/>
+    <w:uiPriority w:val="0"/>
+    <w:pPr>
+      <w:keepNext/>
+      <w:keepLines/>
+      <w:spacing w:before="260" w:beforeLines="0" w:beforeAutospacing="0" w:after="260" w:afterLines="0" w:afterAutospacing="0" w:line="413" w:lineRule="auto"/>
+      <w:outlineLvl w:val="1"/>
+    </w:pPr>
+    <w:rPr>
+      <w:rFonts w:ascii="Arial" w:hAnsi="Arial" w:eastAsia="黑体"/>
+      <w:b/>
+      <w:sz w:val="32"/>
+    </w:rPr>
+  </w:style>
+  <w:style w:type="character" w:default="1" w:styleId="9">
     <w:name w:val="Default Paragraph Font"/>
     <w:semiHidden/>
     <w:uiPriority w:val="0"/>
   </w:style>
-  <w:style w:type="table" w:default="1" w:styleId="7">
+  <w:style w:type="table" w:default="1" w:styleId="8">
     <w:name w:val="Normal Table"/>
     <w:semiHidden/>
     <w:qFormat/>
@@ -4256,7 +6108,7 @@
       </w:tblCellMar>
     </w:tblPr>
   </w:style>
-  <w:style w:type="paragraph" w:styleId="3">
+  <w:style w:type="paragraph" w:styleId="4">
     <w:name w:val="footer"/>
     <w:basedOn w:val="1"/>
     <w:qFormat/>
@@ -4273,7 +6125,7 @@
       <w:sz w:val="18"/>
     </w:rPr>
   </w:style>
-  <w:style w:type="paragraph" w:styleId="4">
+  <w:style w:type="paragraph" w:styleId="5">
     <w:name w:val="header"/>
     <w:basedOn w:val="1"/>
     <w:uiPriority w:val="0"/>
@@ -4297,13 +6149,13 @@
       <w:sz w:val="18"/>
     </w:rPr>
   </w:style>
-  <w:style w:type="paragraph" w:styleId="5">
+  <w:style w:type="paragraph" w:styleId="6">
     <w:name w:val="toc 1"/>
     <w:basedOn w:val="1"/>
     <w:next w:val="1"/>
     <w:uiPriority w:val="0"/>
   </w:style>
-  <w:style w:type="paragraph" w:styleId="6">
+  <w:style w:type="paragraph" w:styleId="7">
     <w:name w:val="Normal (Web)"/>
     <w:basedOn w:val="1"/>
     <w:uiPriority w:val="0"/>
@@ -4572,6 +6424,7 @@
 <s:customData xmlns="http://www.wps.cn/officeDocument/2013/wpsCustomData" xmlns:s="http://www.wps.cn/officeDocument/2013/wpsCustomData">
   <customSectProps>
     <customSectPr/>
+    <customSectPr/>
   </customSectProps>
   <customShpExts>
     <customShpInfo spid="_x0000_s1026" textRotate="1"/>

--- a/docs/论文/毕业论文.docx
+++ b/docs/论文/毕业论文.docx
@@ -4950,23 +4950,7 @@
           <w:shd w:val="clear" w:fill="FFFFFF"/>
           <w:lang w:val="en-US" w:eastAsia="zh-CN" w:bidi="ar-SA"/>
         </w:rPr>
-        <w:t>（1）合理的健康指标管理，提高系统的灵活性；</w:t>
-      </w:r>
-      <w:r>
-        <w:rPr>
-          <w:rFonts w:hint="eastAsia" w:ascii="宋体" w:hAnsi="宋体" w:eastAsia="宋体" w:cs="宋体"/>
-          <w:i w:val="0"/>
-          <w:iCs w:val="0"/>
-          <w:caps w:val="0"/>
-          <w:color w:val="4C4F69"/>
-          <w:spacing w:val="0"/>
-          <w:kern w:val="2"/>
-          <w:sz w:val="24"/>
-          <w:szCs w:val="24"/>
-          <w:shd w:val="clear" w:fill="FFFFFF"/>
-          <w:lang w:val="en-US" w:eastAsia="zh-CN" w:bidi="ar-SA"/>
-        </w:rPr>
-        <w:t xml:space="preserve"> </w:t>
+        <w:t xml:space="preserve">（1）合理的健康指标管理，提高系统的灵活性； </w:t>
       </w:r>
     </w:p>
     <w:p>
@@ -5194,13 +5178,11 @@
           <w:shd w:val="clear" w:fill="FFFFFF"/>
           <w:lang w:val="en-US" w:eastAsia="zh-CN" w:bidi="ar-SA"/>
         </w:rPr>
-        <w:t>（1）系统响应时间：小于</w:t>
-      </w:r>
-      <w:bookmarkStart w:id="1" w:name="_GoBack"/>
-      <w:bookmarkEnd w:id="1"/>
-      <w:r>
-        <w:rPr>
-          <w:rFonts w:hint="eastAsia" w:ascii="宋体" w:hAnsi="宋体" w:eastAsia="宋体" w:cs="宋体"/>
+        <w:t>（1）系统响应时间：小</w:t>
+      </w:r>
+      <w:r>
+        <w:rPr>
+          <w:rFonts w:hint="eastAsia" w:ascii="宋体" w:hAnsi="宋体" w:cs="宋体"/>
           <w:i w:val="0"/>
           <w:iCs w:val="0"/>
           <w:caps w:val="0"/>
@@ -5212,7 +5194,23 @@
           <w:shd w:val="clear" w:fill="FFFFFF"/>
           <w:lang w:val="en-US" w:eastAsia="zh-CN" w:bidi="ar-SA"/>
         </w:rPr>
-        <w:t>秒；</w:t>
+        <w:t xml:space="preserve"> </w:t>
+      </w:r>
+      <w:r>
+        <w:rPr>
+          <w:rFonts w:hint="eastAsia" w:ascii="宋体" w:hAnsi="宋体" w:eastAsia="宋体" w:cs="宋体"/>
+          <w:i w:val="0"/>
+          <w:iCs w:val="0"/>
+          <w:caps w:val="0"/>
+          <w:color w:val="4C4F69"/>
+          <w:spacing w:val="0"/>
+          <w:kern w:val="2"/>
+          <w:sz w:val="24"/>
+          <w:szCs w:val="24"/>
+          <w:shd w:val="clear" w:fill="FFFFFF"/>
+          <w:lang w:val="en-US" w:eastAsia="zh-CN" w:bidi="ar-SA"/>
+        </w:rPr>
+        <w:t>于秒；</w:t>
       </w:r>
     </w:p>
     <w:p>
@@ -5265,7 +5263,39 @@
           <w:shd w:val="clear" w:fill="FFFFFF"/>
           <w:lang w:val="en-US" w:eastAsia="zh-CN" w:bidi="ar-SA"/>
         </w:rPr>
-        <w:t>（2）用户并发量：支持人同时在线；</w:t>
+        <w:t>（2）用户并发量：支持</w:t>
+      </w:r>
+      <w:r>
+        <w:rPr>
+          <w:rFonts w:hint="eastAsia" w:ascii="宋体" w:hAnsi="宋体" w:cs="宋体"/>
+          <w:i w:val="0"/>
+          <w:iCs w:val="0"/>
+          <w:caps w:val="0"/>
+          <w:color w:val="4C4F69"/>
+          <w:spacing w:val="0"/>
+          <w:kern w:val="2"/>
+          <w:sz w:val="24"/>
+          <w:szCs w:val="24"/>
+          <w:shd w:val="clear" w:fill="FFFFFF"/>
+          <w:lang w:val="en-US" w:eastAsia="zh-CN" w:bidi="ar-SA"/>
+        </w:rPr>
+        <w:t xml:space="preserve"> </w:t>
+      </w:r>
+      <w:r>
+        <w:rPr>
+          <w:rFonts w:hint="eastAsia" w:ascii="宋体" w:hAnsi="宋体" w:eastAsia="宋体" w:cs="宋体"/>
+          <w:i w:val="0"/>
+          <w:iCs w:val="0"/>
+          <w:caps w:val="0"/>
+          <w:color w:val="4C4F69"/>
+          <w:spacing w:val="0"/>
+          <w:kern w:val="2"/>
+          <w:sz w:val="24"/>
+          <w:szCs w:val="24"/>
+          <w:shd w:val="clear" w:fill="FFFFFF"/>
+          <w:lang w:val="en-US" w:eastAsia="zh-CN" w:bidi="ar-SA"/>
+        </w:rPr>
+        <w:t>人同时在线；</w:t>
       </w:r>
     </w:p>
     <w:p>
@@ -5318,7 +5348,39 @@
           <w:shd w:val="clear" w:fill="FFFFFF"/>
           <w:lang w:val="en-US" w:eastAsia="zh-CN" w:bidi="ar-SA"/>
         </w:rPr>
-        <w:t>（3）数据存储容量：支持条健康记录；</w:t>
+        <w:t>（3）数据存储容量：支持</w:t>
+      </w:r>
+      <w:r>
+        <w:rPr>
+          <w:rFonts w:hint="eastAsia" w:ascii="宋体" w:hAnsi="宋体" w:cs="宋体"/>
+          <w:i w:val="0"/>
+          <w:iCs w:val="0"/>
+          <w:caps w:val="0"/>
+          <w:color w:val="4C4F69"/>
+          <w:spacing w:val="0"/>
+          <w:kern w:val="2"/>
+          <w:sz w:val="24"/>
+          <w:szCs w:val="24"/>
+          <w:shd w:val="clear" w:fill="FFFFFF"/>
+          <w:lang w:val="en-US" w:eastAsia="zh-CN" w:bidi="ar-SA"/>
+        </w:rPr>
+        <w:t xml:space="preserve"> </w:t>
+      </w:r>
+      <w:r>
+        <w:rPr>
+          <w:rFonts w:hint="eastAsia" w:ascii="宋体" w:hAnsi="宋体" w:eastAsia="宋体" w:cs="宋体"/>
+          <w:i w:val="0"/>
+          <w:iCs w:val="0"/>
+          <w:caps w:val="0"/>
+          <w:color w:val="4C4F69"/>
+          <w:spacing w:val="0"/>
+          <w:kern w:val="2"/>
+          <w:sz w:val="24"/>
+          <w:szCs w:val="24"/>
+          <w:shd w:val="clear" w:fill="FFFFFF"/>
+          <w:lang w:val="en-US" w:eastAsia="zh-CN" w:bidi="ar-SA"/>
+        </w:rPr>
+        <w:t>条健康记录；</w:t>
       </w:r>
     </w:p>
     <w:p>
@@ -5366,7 +5428,376 @@
           <w:shd w:val="clear" w:fill="FFFFFF"/>
           <w:lang w:val="en-US" w:eastAsia="zh-CN" w:bidi="ar-SA"/>
         </w:rPr>
-        <w:t>（4）推荐准确率：达到%以上。</w:t>
+        <w:t>（4）推荐准确率：达到</w:t>
+      </w:r>
+      <w:r>
+        <w:rPr>
+          <w:rFonts w:hint="eastAsia" w:ascii="宋体" w:hAnsi="宋体" w:cs="宋体"/>
+          <w:i w:val="0"/>
+          <w:iCs w:val="0"/>
+          <w:caps w:val="0"/>
+          <w:color w:val="4C4F69"/>
+          <w:spacing w:val="0"/>
+          <w:kern w:val="2"/>
+          <w:sz w:val="24"/>
+          <w:szCs w:val="24"/>
+          <w:shd w:val="clear" w:fill="FFFFFF"/>
+          <w:lang w:val="en-US" w:eastAsia="zh-CN" w:bidi="ar-SA"/>
+        </w:rPr>
+        <w:t xml:space="preserve"> </w:t>
+      </w:r>
+      <w:r>
+        <w:rPr>
+          <w:rFonts w:hint="eastAsia" w:ascii="宋体" w:hAnsi="宋体" w:eastAsia="宋体" w:cs="宋体"/>
+          <w:i w:val="0"/>
+          <w:iCs w:val="0"/>
+          <w:caps w:val="0"/>
+          <w:color w:val="4C4F69"/>
+          <w:spacing w:val="0"/>
+          <w:kern w:val="2"/>
+          <w:sz w:val="24"/>
+          <w:szCs w:val="24"/>
+          <w:shd w:val="clear" w:fill="FFFFFF"/>
+          <w:lang w:val="en-US" w:eastAsia="zh-CN" w:bidi="ar-SA"/>
+        </w:rPr>
+        <w:t>%以上。</w:t>
+      </w:r>
+    </w:p>
+    <w:p>
+      <w:pPr>
+        <w:pStyle w:val="2"/>
+        <w:keepNext/>
+        <w:keepLines/>
+        <w:pageBreakBefore w:val="0"/>
+        <w:widowControl w:val="0"/>
+        <w:kinsoku/>
+        <w:wordWrap/>
+        <w:overflowPunct/>
+        <w:topLinePunct w:val="0"/>
+        <w:autoSpaceDE/>
+        <w:autoSpaceDN/>
+        <w:bidi w:val="0"/>
+        <w:adjustRightInd/>
+        <w:snapToGrid/>
+        <w:spacing w:before="625" w:beforeLines="200" w:after="625" w:afterLines="200" w:line="240" w:lineRule="auto"/>
+        <w:jc w:val="center"/>
+        <w:textAlignment w:val="auto"/>
+        <w:rPr>
+          <w:rFonts w:hint="eastAsia" w:ascii="黑体" w:hAnsi="黑体" w:eastAsia="黑体" w:cs="黑体"/>
+          <w:sz w:val="32"/>
+          <w:szCs w:val="32"/>
+          <w:lang w:val="en-US" w:eastAsia="zh-CN"/>
+        </w:rPr>
+      </w:pPr>
+    </w:p>
+    <w:p>
+      <w:pPr>
+        <w:pStyle w:val="2"/>
+        <w:keepNext/>
+        <w:keepLines/>
+        <w:pageBreakBefore w:val="0"/>
+        <w:widowControl w:val="0"/>
+        <w:kinsoku/>
+        <w:wordWrap/>
+        <w:overflowPunct/>
+        <w:topLinePunct w:val="0"/>
+        <w:autoSpaceDE/>
+        <w:autoSpaceDN/>
+        <w:bidi w:val="0"/>
+        <w:adjustRightInd/>
+        <w:snapToGrid/>
+        <w:spacing w:before="625" w:beforeLines="200" w:after="625" w:afterLines="200" w:line="240" w:lineRule="auto"/>
+        <w:jc w:val="center"/>
+        <w:textAlignment w:val="auto"/>
+        <w:rPr>
+          <w:rFonts w:hint="eastAsia" w:ascii="黑体" w:hAnsi="黑体" w:eastAsia="黑体" w:cs="黑体"/>
+          <w:sz w:val="32"/>
+          <w:szCs w:val="32"/>
+          <w:lang w:val="en-US" w:eastAsia="zh-CN"/>
+        </w:rPr>
+      </w:pPr>
+    </w:p>
+    <w:p>
+      <w:pPr>
+        <w:pStyle w:val="2"/>
+        <w:keepNext/>
+        <w:keepLines/>
+        <w:pageBreakBefore w:val="0"/>
+        <w:widowControl w:val="0"/>
+        <w:kinsoku/>
+        <w:wordWrap/>
+        <w:overflowPunct/>
+        <w:topLinePunct w:val="0"/>
+        <w:autoSpaceDE/>
+        <w:autoSpaceDN/>
+        <w:bidi w:val="0"/>
+        <w:adjustRightInd/>
+        <w:snapToGrid/>
+        <w:spacing w:before="625" w:beforeLines="200" w:after="625" w:afterLines="200" w:line="240" w:lineRule="auto"/>
+        <w:jc w:val="center"/>
+        <w:textAlignment w:val="auto"/>
+        <w:rPr>
+          <w:rFonts w:hint="eastAsia" w:ascii="黑体" w:hAnsi="黑体" w:eastAsia="黑体" w:cs="黑体"/>
+          <w:sz w:val="32"/>
+          <w:szCs w:val="32"/>
+          <w:lang w:val="en-US" w:eastAsia="zh-CN"/>
+        </w:rPr>
+      </w:pPr>
+    </w:p>
+    <w:p>
+      <w:pPr>
+        <w:pStyle w:val="2"/>
+        <w:keepNext/>
+        <w:keepLines/>
+        <w:pageBreakBefore w:val="0"/>
+        <w:widowControl w:val="0"/>
+        <w:kinsoku/>
+        <w:wordWrap/>
+        <w:overflowPunct/>
+        <w:topLinePunct w:val="0"/>
+        <w:autoSpaceDE/>
+        <w:autoSpaceDN/>
+        <w:bidi w:val="0"/>
+        <w:adjustRightInd/>
+        <w:snapToGrid/>
+        <w:spacing w:before="625" w:beforeLines="200" w:after="625" w:afterLines="200" w:line="240" w:lineRule="auto"/>
+        <w:jc w:val="center"/>
+        <w:textAlignment w:val="auto"/>
+        <w:rPr>
+          <w:rFonts w:hint="eastAsia" w:ascii="黑体" w:hAnsi="黑体" w:eastAsia="黑体" w:cs="黑体"/>
+          <w:sz w:val="32"/>
+          <w:szCs w:val="32"/>
+          <w:lang w:val="en-US" w:eastAsia="zh-CN"/>
+        </w:rPr>
+      </w:pPr>
+    </w:p>
+    <w:p>
+      <w:pPr>
+        <w:pStyle w:val="2"/>
+        <w:keepNext/>
+        <w:keepLines/>
+        <w:pageBreakBefore w:val="0"/>
+        <w:widowControl w:val="0"/>
+        <w:kinsoku/>
+        <w:wordWrap/>
+        <w:overflowPunct/>
+        <w:topLinePunct w:val="0"/>
+        <w:autoSpaceDE/>
+        <w:autoSpaceDN/>
+        <w:bidi w:val="0"/>
+        <w:adjustRightInd/>
+        <w:snapToGrid/>
+        <w:spacing w:before="625" w:beforeLines="200" w:after="625" w:afterLines="200" w:line="240" w:lineRule="auto"/>
+        <w:jc w:val="center"/>
+        <w:textAlignment w:val="auto"/>
+        <w:rPr>
+          <w:rFonts w:hint="eastAsia" w:ascii="黑体" w:hAnsi="黑体" w:eastAsia="黑体" w:cs="黑体"/>
+          <w:sz w:val="32"/>
+          <w:szCs w:val="32"/>
+          <w:lang w:val="en-US" w:eastAsia="zh-CN"/>
+        </w:rPr>
+      </w:pPr>
+    </w:p>
+    <w:p>
+      <w:pPr>
+        <w:pStyle w:val="2"/>
+        <w:keepNext/>
+        <w:keepLines/>
+        <w:pageBreakBefore w:val="0"/>
+        <w:widowControl w:val="0"/>
+        <w:kinsoku/>
+        <w:wordWrap/>
+        <w:overflowPunct/>
+        <w:topLinePunct w:val="0"/>
+        <w:autoSpaceDE/>
+        <w:autoSpaceDN/>
+        <w:bidi w:val="0"/>
+        <w:adjustRightInd/>
+        <w:snapToGrid/>
+        <w:spacing w:before="625" w:beforeLines="200" w:after="625" w:afterLines="200" w:line="240" w:lineRule="auto"/>
+        <w:jc w:val="center"/>
+        <w:textAlignment w:val="auto"/>
+        <w:rPr>
+          <w:rFonts w:hint="eastAsia" w:ascii="黑体" w:hAnsi="黑体" w:eastAsia="黑体" w:cs="黑体"/>
+          <w:sz w:val="32"/>
+          <w:szCs w:val="32"/>
+          <w:lang w:val="en-US" w:eastAsia="zh-CN"/>
+        </w:rPr>
+      </w:pPr>
+    </w:p>
+    <w:p>
+      <w:pPr>
+        <w:pStyle w:val="2"/>
+        <w:keepNext/>
+        <w:keepLines/>
+        <w:pageBreakBefore w:val="0"/>
+        <w:widowControl w:val="0"/>
+        <w:kinsoku/>
+        <w:wordWrap/>
+        <w:overflowPunct/>
+        <w:topLinePunct w:val="0"/>
+        <w:autoSpaceDE/>
+        <w:autoSpaceDN/>
+        <w:bidi w:val="0"/>
+        <w:adjustRightInd/>
+        <w:snapToGrid/>
+        <w:spacing w:before="625" w:beforeLines="200" w:after="625" w:afterLines="200" w:line="240" w:lineRule="auto"/>
+        <w:jc w:val="center"/>
+        <w:textAlignment w:val="auto"/>
+        <w:rPr>
+          <w:rFonts w:hint="eastAsia" w:ascii="黑体" w:hAnsi="黑体" w:eastAsia="黑体" w:cs="黑体"/>
+          <w:sz w:val="32"/>
+          <w:szCs w:val="32"/>
+          <w:lang w:val="en-US" w:eastAsia="zh-CN"/>
+        </w:rPr>
+      </w:pPr>
+    </w:p>
+    <w:p>
+      <w:pPr>
+        <w:pStyle w:val="2"/>
+        <w:keepNext/>
+        <w:keepLines/>
+        <w:pageBreakBefore w:val="0"/>
+        <w:widowControl w:val="0"/>
+        <w:kinsoku/>
+        <w:wordWrap/>
+        <w:overflowPunct/>
+        <w:topLinePunct w:val="0"/>
+        <w:autoSpaceDE/>
+        <w:autoSpaceDN/>
+        <w:bidi w:val="0"/>
+        <w:adjustRightInd/>
+        <w:snapToGrid/>
+        <w:spacing w:before="625" w:beforeLines="200" w:after="625" w:afterLines="200" w:line="240" w:lineRule="auto"/>
+        <w:jc w:val="center"/>
+        <w:textAlignment w:val="auto"/>
+        <w:rPr>
+          <w:rFonts w:hint="eastAsia" w:ascii="黑体" w:hAnsi="黑体" w:eastAsia="黑体" w:cs="黑体"/>
+          <w:sz w:val="32"/>
+          <w:szCs w:val="32"/>
+          <w:lang w:val="en-US" w:eastAsia="zh-CN"/>
+        </w:rPr>
+      </w:pPr>
+    </w:p>
+    <w:p>
+      <w:pPr>
+        <w:pStyle w:val="2"/>
+        <w:keepNext/>
+        <w:keepLines/>
+        <w:pageBreakBefore w:val="0"/>
+        <w:widowControl w:val="0"/>
+        <w:kinsoku/>
+        <w:wordWrap/>
+        <w:overflowPunct/>
+        <w:topLinePunct w:val="0"/>
+        <w:autoSpaceDE/>
+        <w:autoSpaceDN/>
+        <w:bidi w:val="0"/>
+        <w:adjustRightInd/>
+        <w:snapToGrid/>
+        <w:spacing w:before="625" w:beforeLines="200" w:after="625" w:afterLines="200" w:line="240" w:lineRule="auto"/>
+        <w:jc w:val="center"/>
+        <w:textAlignment w:val="auto"/>
+        <w:rPr>
+          <w:rFonts w:hint="eastAsia" w:ascii="黑体" w:hAnsi="黑体" w:eastAsia="黑体" w:cs="黑体"/>
+          <w:sz w:val="32"/>
+          <w:szCs w:val="32"/>
+          <w:lang w:val="en-US" w:eastAsia="zh-CN"/>
+        </w:rPr>
+      </w:pPr>
+    </w:p>
+    <w:p>
+      <w:pPr>
+        <w:pStyle w:val="2"/>
+        <w:keepNext/>
+        <w:keepLines/>
+        <w:pageBreakBefore w:val="0"/>
+        <w:widowControl w:val="0"/>
+        <w:kinsoku/>
+        <w:wordWrap/>
+        <w:overflowPunct/>
+        <w:topLinePunct w:val="0"/>
+        <w:autoSpaceDE/>
+        <w:autoSpaceDN/>
+        <w:bidi w:val="0"/>
+        <w:adjustRightInd/>
+        <w:snapToGrid/>
+        <w:spacing w:before="625" w:beforeLines="200" w:after="625" w:afterLines="200" w:line="240" w:lineRule="auto"/>
+        <w:jc w:val="center"/>
+        <w:textAlignment w:val="auto"/>
+        <w:rPr>
+          <w:rFonts w:hint="eastAsia" w:ascii="黑体" w:hAnsi="黑体" w:eastAsia="黑体" w:cs="黑体"/>
+          <w:sz w:val="32"/>
+          <w:szCs w:val="32"/>
+          <w:lang w:val="en-US" w:eastAsia="zh-CN"/>
+        </w:rPr>
+      </w:pPr>
+    </w:p>
+    <w:p>
+      <w:pPr>
+        <w:pStyle w:val="2"/>
+        <w:keepNext/>
+        <w:keepLines/>
+        <w:pageBreakBefore w:val="0"/>
+        <w:widowControl w:val="0"/>
+        <w:kinsoku/>
+        <w:wordWrap/>
+        <w:overflowPunct/>
+        <w:topLinePunct w:val="0"/>
+        <w:autoSpaceDE/>
+        <w:autoSpaceDN/>
+        <w:bidi w:val="0"/>
+        <w:adjustRightInd/>
+        <w:snapToGrid/>
+        <w:spacing w:before="625" w:beforeLines="200" w:after="625" w:afterLines="200" w:line="240" w:lineRule="auto"/>
+        <w:jc w:val="center"/>
+        <w:textAlignment w:val="auto"/>
+        <w:rPr>
+          <w:rFonts w:hint="eastAsia" w:ascii="黑体" w:hAnsi="黑体" w:eastAsia="黑体" w:cs="黑体"/>
+          <w:sz w:val="32"/>
+          <w:szCs w:val="32"/>
+          <w:lang w:val="en-US" w:eastAsia="zh-CN"/>
+        </w:rPr>
+      </w:pPr>
+    </w:p>
+    <w:p>
+      <w:pPr>
+        <w:pStyle w:val="2"/>
+        <w:keepNext/>
+        <w:keepLines/>
+        <w:pageBreakBefore w:val="0"/>
+        <w:widowControl w:val="0"/>
+        <w:numPr>
+          <w:ilvl w:val="0"/>
+          <w:numId w:val="2"/>
+        </w:numPr>
+        <w:kinsoku/>
+        <w:wordWrap/>
+        <w:overflowPunct/>
+        <w:topLinePunct w:val="0"/>
+        <w:autoSpaceDE/>
+        <w:autoSpaceDN/>
+        <w:bidi w:val="0"/>
+        <w:adjustRightInd/>
+        <w:snapToGrid/>
+        <w:spacing w:before="625" w:beforeLines="200" w:after="625" w:afterLines="200" w:line="240" w:lineRule="auto"/>
+        <w:jc w:val="center"/>
+        <w:textAlignment w:val="auto"/>
+        <w:rPr>
+          <w:rFonts w:hint="eastAsia" w:ascii="黑体" w:hAnsi="黑体" w:eastAsia="黑体" w:cs="黑体"/>
+          <w:sz w:val="32"/>
+          <w:szCs w:val="32"/>
+          <w:lang w:val="en-US" w:eastAsia="zh-CN"/>
+        </w:rPr>
+      </w:pPr>
+      <w:r>
+        <w:rPr>
+          <w:rFonts w:hint="eastAsia" w:ascii="黑体" w:hAnsi="黑体" w:eastAsia="黑体" w:cs="黑体"/>
+          <w:sz w:val="32"/>
+          <w:szCs w:val="32"/>
+          <w:lang w:val="en-US" w:eastAsia="zh-CN"/>
+        </w:rPr>
+        <w:t>需求分析</w:t>
       </w:r>
     </w:p>
     <w:p>
@@ -5375,9 +5806,1038 @@
         <w:keepLines w:val="0"/>
         <w:pageBreakBefore w:val="0"/>
         <w:widowControl w:val="0"/>
+        <w:kinsoku/>
+        <w:wordWrap/>
+        <w:overflowPunct/>
+        <w:topLinePunct w:val="0"/>
+        <w:autoSpaceDE/>
+        <w:autoSpaceDN/>
+        <w:bidi w:val="0"/>
+        <w:adjustRightInd/>
+        <w:snapToGrid/>
+        <w:spacing w:line="400" w:lineRule="exact"/>
+        <w:ind w:firstLine="480" w:firstLineChars="200"/>
+        <w:textAlignment w:val="auto"/>
+        <w:rPr>
+          <w:rFonts w:hint="eastAsia" w:ascii="宋体" w:hAnsi="宋体" w:eastAsia="宋体" w:cs="宋体"/>
+          <w:sz w:val="24"/>
+          <w:szCs w:val="24"/>
+          <w:lang w:val="en-US" w:eastAsia="zh-CN"/>
+        </w:rPr>
+      </w:pPr>
+      <w:r>
+        <w:rPr>
+          <w:rFonts w:hint="eastAsia" w:ascii="宋体" w:hAnsi="宋体" w:eastAsia="宋体" w:cs="宋体"/>
+          <w:sz w:val="24"/>
+          <w:szCs w:val="24"/>
+          <w:lang w:val="en-US" w:eastAsia="zh-CN"/>
+        </w:rPr>
+        <w:t>个人健康管理系统是一种基于B/S架构的健康信息管理平台，其工作原理是用户通过浏览器访问系统前端页面，前端通过Ajax请求与后端SpringBoot服务进行数据交互，后端处理业务逻辑后读写MySQL数据库并返回JSON格式的响应数据[1]。王以伍[1]指出："系统选用Java语言进行开发，后台数据库选用MySQL，基于SpringBoot+Vue的前后端分离的开发模式，将前端和后端的项目业务进行分离。"刘新月[3]指出："健康管理系统是一种利用信息技术和数据管理手段，协助人们监测、分析和管理自身健康的系统。"</w:t>
+      </w:r>
+    </w:p>
+    <w:p>
+      <w:pPr>
+        <w:keepNext w:val="0"/>
+        <w:keepLines w:val="0"/>
+        <w:pageBreakBefore w:val="0"/>
+        <w:widowControl w:val="0"/>
+        <w:kinsoku/>
+        <w:wordWrap/>
+        <w:overflowPunct/>
+        <w:topLinePunct w:val="0"/>
+        <w:autoSpaceDE/>
+        <w:autoSpaceDN/>
+        <w:bidi w:val="0"/>
+        <w:adjustRightInd/>
+        <w:snapToGrid/>
+        <w:spacing w:line="400" w:lineRule="exact"/>
+        <w:ind w:firstLine="480" w:firstLineChars="200"/>
+        <w:textAlignment w:val="auto"/>
+        <w:rPr>
+          <w:rFonts w:hint="eastAsia" w:ascii="宋体" w:hAnsi="宋体" w:eastAsia="宋体" w:cs="宋体"/>
+          <w:sz w:val="24"/>
+          <w:szCs w:val="24"/>
+          <w:lang w:val="en-US" w:eastAsia="zh-CN"/>
+        </w:rPr>
+      </w:pPr>
+      <w:r>
+        <w:rPr>
+          <w:rFonts w:hint="eastAsia" w:ascii="宋体" w:hAnsi="宋体" w:eastAsia="宋体" w:cs="宋体"/>
+          <w:sz w:val="24"/>
+          <w:szCs w:val="24"/>
+          <w:lang w:val="en-US" w:eastAsia="zh-CN"/>
+        </w:rPr>
+        <w:t>本系统包括前端展示层、后端服务层和数据持久层三部分。前端采用Vue.js框架结合Element UI组件库构建用户界面，后端基于SpringBoot框架提供RESTful API接口，数据层使用MySQL数据库进行数据存储。李俊[4]的研究表明："前后端分离架构通过A PI交互实现前端与后端的解耦，使前端应用能够独立渲染页面，提高用户体验和系统扩展性。"</w:t>
+      </w:r>
+    </w:p>
+    <w:p>
+      <w:pPr>
+        <w:keepNext w:val="0"/>
+        <w:keepLines w:val="0"/>
+        <w:pageBreakBefore w:val="0"/>
+        <w:widowControl w:val="0"/>
+        <w:kinsoku/>
+        <w:wordWrap/>
+        <w:overflowPunct/>
+        <w:topLinePunct w:val="0"/>
+        <w:autoSpaceDE/>
+        <w:autoSpaceDN/>
+        <w:bidi w:val="0"/>
+        <w:adjustRightInd/>
+        <w:snapToGrid/>
+        <w:spacing w:line="400" w:lineRule="exact"/>
+        <w:ind w:firstLine="480" w:firstLineChars="200"/>
+        <w:textAlignment w:val="auto"/>
+        <w:rPr>
+          <w:rFonts w:hint="eastAsia" w:ascii="宋体" w:hAnsi="宋体" w:eastAsia="宋体" w:cs="宋体"/>
+          <w:sz w:val="24"/>
+          <w:szCs w:val="24"/>
+          <w:lang w:val="en-US" w:eastAsia="zh-CN"/>
+        </w:rPr>
+      </w:pPr>
+      <w:r>
+        <w:rPr>
+          <w:rFonts w:hint="eastAsia" w:ascii="宋体" w:hAnsi="宋体" w:eastAsia="宋体" w:cs="宋体"/>
+          <w:sz w:val="24"/>
+          <w:szCs w:val="24"/>
+          <w:lang w:val="en-US" w:eastAsia="zh-CN"/>
+        </w:rPr>
+        <w:t>个人健康管理系统的组成框图，如图3-1所示。该系统包括用户认证模块、健康资讯模块、食谱管理模块、健康数据模块、饮食记录模块、收藏夹模块、评论互动模块以及管理员后台模块等八部分。</w:t>
+      </w:r>
+    </w:p>
+    <w:p>
+      <w:pPr>
+        <w:keepNext w:val="0"/>
+        <w:keepLines w:val="0"/>
+        <w:pageBreakBefore w:val="0"/>
+        <w:widowControl w:val="0"/>
+        <w:kinsoku/>
+        <w:wordWrap/>
+        <w:overflowPunct/>
+        <w:topLinePunct w:val="0"/>
+        <w:autoSpaceDE/>
+        <w:autoSpaceDN/>
+        <w:bidi w:val="0"/>
+        <w:adjustRightInd/>
+        <w:snapToGrid/>
+        <w:spacing w:line="240" w:lineRule="auto"/>
+        <w:jc w:val="center"/>
+        <w:textAlignment w:val="auto"/>
+        <w:rPr>
+          <w:rFonts w:hint="eastAsia" w:ascii="宋体" w:hAnsi="宋体" w:eastAsia="宋体" w:cs="宋体"/>
+          <w:kern w:val="2"/>
+          <w:sz w:val="24"/>
+          <w:szCs w:val="24"/>
+          <w:lang w:val="en-US" w:eastAsia="zh-CN" w:bidi="ar-SA"/>
+        </w:rPr>
+      </w:pPr>
+      <w:r>
+        <w:rPr>
+          <w:rFonts w:hint="eastAsia" w:ascii="宋体" w:hAnsi="宋体" w:eastAsia="宋体" w:cs="宋体"/>
+          <w:kern w:val="2"/>
+          <w:sz w:val="24"/>
+          <w:szCs w:val="24"/>
+          <w:lang w:val="en-US" w:eastAsia="zh-CN" w:bidi="ar-SA"/>
+        </w:rPr>
+        <w:drawing>
+          <wp:inline distT="0" distB="0" distL="114300" distR="114300">
+            <wp:extent cx="4738370" cy="5069840"/>
+            <wp:effectExtent l="0" t="0" r="1270" b="5080"/>
+            <wp:docPr id="3" name="图片 3" descr="系统架构图"/>
+            <wp:cNvGraphicFramePr>
+              <a:graphicFrameLocks xmlns:a="http://schemas.openxmlformats.org/drawingml/2006/main" noChangeAspect="1"/>
+            </wp:cNvGraphicFramePr>
+            <a:graphic xmlns:a="http://schemas.openxmlformats.org/drawingml/2006/main">
+              <a:graphicData uri="http://schemas.openxmlformats.org/drawingml/2006/picture">
+                <pic:pic xmlns:pic="http://schemas.openxmlformats.org/drawingml/2006/picture">
+                  <pic:nvPicPr>
+                    <pic:cNvPr id="3" name="图片 3" descr="系统架构图"/>
+                    <pic:cNvPicPr>
+                      <a:picLocks noChangeAspect="1"/>
+                    </pic:cNvPicPr>
+                  </pic:nvPicPr>
+                  <pic:blipFill>
+                    <a:blip r:embed="rId9"/>
+                    <a:stretch>
+                      <a:fillRect/>
+                    </a:stretch>
+                  </pic:blipFill>
+                  <pic:spPr>
+                    <a:xfrm>
+                      <a:off x="0" y="0"/>
+                      <a:ext cx="4738370" cy="5069840"/>
+                    </a:xfrm>
+                    <a:prstGeom prst="rect">
+                      <a:avLst/>
+                    </a:prstGeom>
+                  </pic:spPr>
+                </pic:pic>
+              </a:graphicData>
+            </a:graphic>
+          </wp:inline>
+        </w:drawing>
+      </w:r>
+    </w:p>
+    <w:p>
+      <w:pPr>
+        <w:keepNext w:val="0"/>
+        <w:keepLines w:val="0"/>
+        <w:pageBreakBefore w:val="0"/>
+        <w:widowControl w:val="0"/>
+        <w:kinsoku/>
+        <w:wordWrap/>
+        <w:overflowPunct/>
+        <w:topLinePunct w:val="0"/>
+        <w:autoSpaceDE/>
+        <w:autoSpaceDN/>
+        <w:bidi w:val="0"/>
+        <w:adjustRightInd/>
+        <w:snapToGrid/>
+        <w:spacing w:line="400" w:lineRule="exact"/>
+        <w:ind w:left="2520" w:leftChars="0" w:firstLine="420" w:firstLineChars="0"/>
+        <w:textAlignment w:val="auto"/>
+        <w:rPr>
+          <w:rFonts w:hint="eastAsia" w:ascii="宋体" w:hAnsi="宋体" w:eastAsia="宋体" w:cs="宋体"/>
+          <w:kern w:val="2"/>
+          <w:sz w:val="21"/>
+          <w:szCs w:val="21"/>
+          <w:lang w:val="en-US" w:eastAsia="zh-CN" w:bidi="ar-SA"/>
+        </w:rPr>
+      </w:pPr>
+      <w:r>
+        <w:rPr>
+          <w:rFonts w:hint="eastAsia" w:ascii="宋体" w:hAnsi="宋体" w:eastAsia="宋体" w:cs="宋体"/>
+          <w:kern w:val="2"/>
+          <w:sz w:val="21"/>
+          <w:szCs w:val="21"/>
+          <w:lang w:val="en-US" w:eastAsia="zh-CN" w:bidi="ar-SA"/>
+        </w:rPr>
+        <w:t>图3-1  系统总体结构框图</w:t>
+      </w:r>
+    </w:p>
+    <w:p>
+      <w:pPr>
+        <w:pStyle w:val="3"/>
+        <w:keepNext/>
+        <w:keepLines/>
+        <w:pageBreakBefore w:val="0"/>
+        <w:widowControl w:val="0"/>
+        <w:kinsoku/>
+        <w:wordWrap/>
+        <w:overflowPunct/>
+        <w:topLinePunct w:val="0"/>
+        <w:autoSpaceDE/>
+        <w:autoSpaceDN/>
+        <w:bidi w:val="0"/>
+        <w:adjustRightInd/>
+        <w:snapToGrid/>
+        <w:spacing w:before="0" w:after="0" w:line="400" w:lineRule="exact"/>
+        <w:textAlignment w:val="auto"/>
+        <w:rPr>
+          <w:rFonts w:hint="eastAsia" w:ascii="黑体" w:hAnsi="黑体" w:eastAsia="黑体" w:cs="黑体"/>
+          <w:b w:val="0"/>
+          <w:bCs/>
+          <w:sz w:val="28"/>
+          <w:szCs w:val="28"/>
+          <w:lang w:val="en-US" w:eastAsia="zh-CN"/>
+        </w:rPr>
+      </w:pPr>
+      <w:r>
+        <w:rPr>
+          <w:rFonts w:hint="eastAsia" w:ascii="黑体" w:hAnsi="黑体" w:eastAsia="黑体" w:cs="黑体"/>
+          <w:b w:val="0"/>
+          <w:bCs/>
+          <w:sz w:val="28"/>
+          <w:szCs w:val="28"/>
+          <w:lang w:val="en-US" w:eastAsia="zh-CN"/>
+        </w:rPr>
+        <w:t>3.1用户认证模块的设计</w:t>
+      </w:r>
+    </w:p>
+    <w:p>
+      <w:pPr>
+        <w:keepNext w:val="0"/>
+        <w:keepLines w:val="0"/>
+        <w:pageBreakBefore w:val="0"/>
+        <w:widowControl w:val="0"/>
+        <w:kinsoku/>
+        <w:wordWrap/>
+        <w:overflowPunct/>
+        <w:topLinePunct w:val="0"/>
+        <w:autoSpaceDE/>
+        <w:autoSpaceDN/>
+        <w:bidi w:val="0"/>
+        <w:adjustRightInd/>
+        <w:snapToGrid/>
+        <w:spacing w:line="400" w:lineRule="exact"/>
+        <w:ind w:firstLine="480" w:firstLineChars="200"/>
+        <w:textAlignment w:val="auto"/>
+        <w:rPr>
+          <w:rFonts w:hint="eastAsia" w:ascii="宋体" w:hAnsi="宋体" w:eastAsia="宋体" w:cs="宋体"/>
+          <w:sz w:val="24"/>
+          <w:szCs w:val="24"/>
+        </w:rPr>
+      </w:pPr>
+      <w:r>
+        <w:rPr>
+          <w:rFonts w:hint="eastAsia" w:ascii="宋体" w:hAnsi="宋体" w:eastAsia="宋体" w:cs="宋体"/>
+          <w:sz w:val="24"/>
+          <w:szCs w:val="24"/>
+        </w:rPr>
+        <w:t>用户认证模块是系统的入口，负责用户的身份验证与权限管理。每次用户访问需要登录的功能时，前端会检查本地存储的JWT令牌有效性，若令牌存在且未过期则携带令牌发起请求，否则跳转至登录页面。后端拦截器验证令牌合法性，通过后放行请求至对应Controller处理。</w:t>
+      </w:r>
+    </w:p>
+    <w:p>
+      <w:pPr>
+        <w:keepNext w:val="0"/>
+        <w:keepLines w:val="0"/>
+        <w:pageBreakBefore w:val="0"/>
+        <w:widowControl w:val="0"/>
+        <w:kinsoku/>
+        <w:wordWrap/>
+        <w:overflowPunct/>
+        <w:topLinePunct w:val="0"/>
+        <w:autoSpaceDE/>
+        <w:autoSpaceDN/>
+        <w:bidi w:val="0"/>
+        <w:adjustRightInd/>
+        <w:snapToGrid/>
+        <w:spacing w:line="400" w:lineRule="exact"/>
+        <w:ind w:firstLine="480" w:firstLineChars="200"/>
+        <w:textAlignment w:val="auto"/>
+        <w:rPr>
+          <w:rFonts w:hint="eastAsia" w:ascii="宋体" w:hAnsi="宋体" w:eastAsia="宋体" w:cs="宋体"/>
+          <w:sz w:val="24"/>
+          <w:szCs w:val="24"/>
+        </w:rPr>
+      </w:pPr>
+      <w:r>
+        <w:rPr>
+          <w:rFonts w:hint="eastAsia" w:ascii="宋体" w:hAnsi="宋体" w:eastAsia="宋体" w:cs="宋体"/>
+          <w:sz w:val="24"/>
+          <w:szCs w:val="24"/>
+        </w:rPr>
+        <w:t>用户注册时需填写账号、用户名、密码、邮箱等信息，后端对账号唯一性进行校验后使用BCrypt算法加密存储密码。登录成功后，后端生成JWT令牌返回给前端，前端根据用户角色（管理员或普通用户）分别跳转至对应首页。白昌盛[5]指出："它通过将用户界面层（前端）与数据处理层（后端）分开，使得两者可以并行不悖地开展工作。"</w:t>
+      </w:r>
+    </w:p>
+    <w:p>
+      <w:pPr>
+        <w:keepNext w:val="0"/>
+        <w:keepLines w:val="0"/>
+        <w:pageBreakBefore w:val="0"/>
+        <w:widowControl w:val="0"/>
+        <w:kinsoku/>
+        <w:wordWrap/>
+        <w:overflowPunct/>
+        <w:topLinePunct w:val="0"/>
+        <w:autoSpaceDE/>
+        <w:autoSpaceDN/>
+        <w:bidi w:val="0"/>
+        <w:adjustRightInd/>
+        <w:snapToGrid/>
+        <w:spacing w:line="400" w:lineRule="exact"/>
+        <w:ind w:firstLine="480" w:firstLineChars="200"/>
+        <w:textAlignment w:val="auto"/>
+        <w:rPr>
+          <w:rFonts w:hint="eastAsia" w:ascii="宋体" w:hAnsi="宋体" w:eastAsia="宋体" w:cs="宋体"/>
+          <w:sz w:val="24"/>
+          <w:szCs w:val="24"/>
+        </w:rPr>
+      </w:pPr>
+      <w:r>
+        <w:rPr>
+          <w:rFonts w:hint="eastAsia" w:ascii="宋体" w:hAnsi="宋体" w:eastAsia="宋体" w:cs="宋体"/>
+          <w:sz w:val="24"/>
+          <w:szCs w:val="24"/>
+        </w:rPr>
+        <w:t>用户认证模块的流程如图3-2所示。</w:t>
+      </w:r>
+    </w:p>
+    <w:p>
+      <w:pPr>
+        <w:rPr>
+          <w:rFonts w:hint="eastAsia" w:ascii="宋体" w:hAnsi="宋体" w:eastAsia="宋体" w:cs="宋体"/>
+          <w:sz w:val="24"/>
+          <w:szCs w:val="24"/>
+        </w:rPr>
+      </w:pPr>
+    </w:p>
+    <w:p>
+      <w:pPr>
+        <w:rPr>
+          <w:rFonts w:hint="eastAsia" w:ascii="宋体" w:hAnsi="宋体" w:eastAsia="宋体" w:cs="宋体"/>
+          <w:sz w:val="24"/>
+          <w:szCs w:val="24"/>
+        </w:rPr>
+      </w:pPr>
+    </w:p>
+    <w:p>
+      <w:pPr>
+        <w:rPr>
+          <w:rFonts w:hint="eastAsia" w:ascii="宋体" w:hAnsi="宋体" w:eastAsia="宋体" w:cs="宋体"/>
+          <w:sz w:val="24"/>
+          <w:szCs w:val="24"/>
+        </w:rPr>
+      </w:pPr>
+    </w:p>
+    <w:p>
+      <w:pPr>
+        <w:rPr>
+          <w:rFonts w:hint="eastAsia" w:ascii="宋体" w:hAnsi="宋体" w:eastAsia="宋体" w:cs="宋体"/>
+          <w:sz w:val="24"/>
+          <w:szCs w:val="24"/>
+          <w:lang w:eastAsia="zh-CN"/>
+        </w:rPr>
+      </w:pPr>
+      <w:r>
+        <w:rPr>
+          <w:rFonts w:hint="eastAsia" w:ascii="宋体" w:hAnsi="宋体" w:eastAsia="宋体" w:cs="宋体"/>
+          <w:sz w:val="24"/>
+          <w:szCs w:val="24"/>
+          <w:lang w:eastAsia="zh-CN"/>
+        </w:rPr>
+        <w:drawing>
+          <wp:inline distT="0" distB="0" distL="114300" distR="114300">
+            <wp:extent cx="5266690" cy="2383790"/>
+            <wp:effectExtent l="0" t="0" r="6350" b="8890"/>
+            <wp:docPr id="7" name="图片 7" descr="用户登录"/>
+            <wp:cNvGraphicFramePr>
+              <a:graphicFrameLocks xmlns:a="http://schemas.openxmlformats.org/drawingml/2006/main" noChangeAspect="1"/>
+            </wp:cNvGraphicFramePr>
+            <a:graphic xmlns:a="http://schemas.openxmlformats.org/drawingml/2006/main">
+              <a:graphicData uri="http://schemas.openxmlformats.org/drawingml/2006/picture">
+                <pic:pic xmlns:pic="http://schemas.openxmlformats.org/drawingml/2006/picture">
+                  <pic:nvPicPr>
+                    <pic:cNvPr id="7" name="图片 7" descr="用户登录"/>
+                    <pic:cNvPicPr>
+                      <a:picLocks noChangeAspect="1"/>
+                    </pic:cNvPicPr>
+                  </pic:nvPicPr>
+                  <pic:blipFill>
+                    <a:blip r:embed="rId10"/>
+                    <a:stretch>
+                      <a:fillRect/>
+                    </a:stretch>
+                  </pic:blipFill>
+                  <pic:spPr>
+                    <a:xfrm>
+                      <a:off x="0" y="0"/>
+                      <a:ext cx="5266690" cy="2383790"/>
+                    </a:xfrm>
+                    <a:prstGeom prst="rect">
+                      <a:avLst/>
+                    </a:prstGeom>
+                  </pic:spPr>
+                </pic:pic>
+              </a:graphicData>
+            </a:graphic>
+          </wp:inline>
+        </w:drawing>
+      </w:r>
+    </w:p>
+    <w:p>
+      <w:pPr>
+        <w:jc w:val="center"/>
+        <w:rPr>
+          <w:rFonts w:hint="eastAsia" w:ascii="宋体" w:hAnsi="宋体" w:eastAsia="宋体" w:cs="宋体"/>
+          <w:b w:val="0"/>
+          <w:bCs w:val="0"/>
+          <w:sz w:val="21"/>
+          <w:szCs w:val="21"/>
+        </w:rPr>
+      </w:pPr>
+      <w:r>
+        <w:rPr>
+          <w:rFonts w:hint="eastAsia" w:ascii="宋体" w:hAnsi="宋体" w:eastAsia="宋体" w:cs="宋体"/>
+          <w:b w:val="0"/>
+          <w:bCs w:val="0"/>
+          <w:sz w:val="21"/>
+          <w:szCs w:val="21"/>
+        </w:rPr>
+        <mc:AlternateContent>
+          <mc:Choice Requires="wps">
+            <w:drawing>
+              <wp:inline distT="0" distB="0" distL="114300" distR="114300">
+                <wp:extent cx="635" cy="635"/>
+                <wp:effectExtent l="0" t="0" r="0" b="0"/>
+                <wp:docPr id="5" name="未知 5"/>
+                <wp:cNvGraphicFramePr/>
+                <a:graphic xmlns:a="http://schemas.openxmlformats.org/drawingml/2006/main">
+                  <a:graphicData uri="http://schemas.microsoft.com/office/word/2010/wordprocessingShape">
+                    <wps:wsp>
+                      <wps:cNvSpPr/>
+                      <wps:spPr>
+                        <a:xfrm>
+                          <a:off x="0" y="0"/>
+                          <a:ext cx="0" cy="0"/>
+                        </a:xfrm>
+                        <a:prstGeom prst="rect">
+                          <a:avLst/>
+                        </a:prstGeom>
+                      </wps:spPr>
+                      <wps:bodyPr/>
+                    </wps:wsp>
+                  </a:graphicData>
+                </a:graphic>
+              </wp:inline>
+            </w:drawing>
+          </mc:Choice>
+          <mc:Fallback>
+            <w:pict>
+              <v:shape id="_x0000_s1026" o:spt="75" type="#_x0000_t75" style="height:0.05pt;width:0.05pt;" filled="f" stroked="f" coordsize="21600,21600" o:gfxdata="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">
+                <v:path/>
+                <v:fill on="f" focussize="0,0"/>
+                <v:stroke on="f"/>
+                <v:imagedata o:title=""/>
+                <o:lock v:ext="edit" aspectratio="f"/>
+                <w10:wrap type="none"/>
+                <w10:anchorlock/>
+              </v:shape>
+            </w:pict>
+          </mc:Fallback>
+        </mc:AlternateContent>
+      </w:r>
+      <w:r>
+        <w:rPr>
+          <w:rFonts w:hint="eastAsia" w:ascii="宋体" w:hAnsi="宋体" w:eastAsia="宋体" w:cs="宋体"/>
+          <w:b w:val="0"/>
+          <w:bCs w:val="0"/>
+          <w:sz w:val="21"/>
+          <w:szCs w:val="21"/>
+        </w:rPr>
+        <w:t>图3-2 用户认证模块流程图</w:t>
+      </w:r>
+    </w:p>
+    <w:p>
+      <w:pPr>
+        <w:rPr>
+          <w:rFonts w:hint="eastAsia" w:ascii="宋体" w:hAnsi="宋体" w:eastAsia="宋体" w:cs="宋体"/>
+          <w:sz w:val="24"/>
+          <w:szCs w:val="24"/>
+        </w:rPr>
+      </w:pPr>
+    </w:p>
+    <w:p>
+      <w:pPr>
+        <w:rPr>
+          <w:rFonts w:hint="eastAsia"/>
+          <w:lang w:val="en-US" w:eastAsia="zh-CN"/>
+        </w:rPr>
+      </w:pPr>
+    </w:p>
+    <w:p>
+      <w:pPr>
+        <w:pStyle w:val="3"/>
+        <w:keepNext/>
+        <w:keepLines/>
+        <w:pageBreakBefore w:val="0"/>
+        <w:widowControl w:val="0"/>
+        <w:kinsoku/>
+        <w:wordWrap/>
+        <w:overflowPunct/>
+        <w:topLinePunct w:val="0"/>
+        <w:autoSpaceDE/>
+        <w:autoSpaceDN/>
+        <w:bidi w:val="0"/>
+        <w:adjustRightInd/>
+        <w:snapToGrid/>
+        <w:spacing w:before="0" w:after="0" w:line="400" w:lineRule="exact"/>
+        <w:textAlignment w:val="auto"/>
+        <w:rPr>
+          <w:rFonts w:hint="eastAsia" w:ascii="黑体" w:hAnsi="黑体" w:eastAsia="黑体" w:cs="黑体"/>
+          <w:b w:val="0"/>
+          <w:bCs/>
+          <w:sz w:val="28"/>
+          <w:szCs w:val="28"/>
+          <w:lang w:val="en-US" w:eastAsia="zh-CN"/>
+        </w:rPr>
+      </w:pPr>
+      <w:r>
+        <w:rPr>
+          <w:rFonts w:hint="eastAsia" w:ascii="黑体" w:hAnsi="黑体" w:eastAsia="黑体" w:cs="黑体"/>
+          <w:b w:val="0"/>
+          <w:bCs/>
+          <w:sz w:val="28"/>
+          <w:szCs w:val="28"/>
+          <w:lang w:val="en-US" w:eastAsia="zh-CN"/>
+        </w:rPr>
+        <w:t>3.2  健康资讯模块的设计</w:t>
+      </w:r>
+    </w:p>
+    <w:p>
+      <w:pPr>
+        <w:keepNext w:val="0"/>
+        <w:keepLines w:val="0"/>
+        <w:pageBreakBefore w:val="0"/>
+        <w:widowControl w:val="0"/>
+        <w:kinsoku/>
+        <w:wordWrap/>
+        <w:overflowPunct/>
+        <w:topLinePunct w:val="0"/>
+        <w:autoSpaceDE/>
+        <w:autoSpaceDN/>
+        <w:bidi w:val="0"/>
+        <w:adjustRightInd/>
+        <w:snapToGrid/>
+        <w:spacing w:line="400" w:lineRule="exact"/>
+        <w:ind w:firstLine="480" w:firstLineChars="200"/>
+        <w:textAlignment w:val="auto"/>
+        <w:rPr>
+          <w:rFonts w:hint="eastAsia" w:ascii="宋体" w:hAnsi="宋体" w:eastAsia="宋体" w:cs="宋体"/>
+          <w:sz w:val="24"/>
+          <w:szCs w:val="24"/>
+        </w:rPr>
+      </w:pPr>
+      <w:r>
+        <w:rPr>
+          <w:rFonts w:hint="eastAsia" w:ascii="宋体" w:hAnsi="宋体" w:eastAsia="宋体" w:cs="宋体"/>
+          <w:sz w:val="24"/>
+          <w:szCs w:val="24"/>
+        </w:rPr>
+        <w:t>健康资讯模块负责健康相关文章内容的发布与浏览。管理员在后台发布资讯内容，填写标题、封面图、分类标签及正文后提交存储；普通用户在前端以列表形式浏览资讯，点击可查看详情页完整内容。</w:t>
+      </w:r>
+    </w:p>
+    <w:p>
+      <w:pPr>
+        <w:keepNext w:val="0"/>
+        <w:keepLines w:val="0"/>
+        <w:pageBreakBefore w:val="0"/>
+        <w:widowControl w:val="0"/>
+        <w:kinsoku/>
+        <w:wordWrap/>
+        <w:overflowPunct/>
+        <w:topLinePunct w:val="0"/>
+        <w:autoSpaceDE/>
+        <w:autoSpaceDN/>
+        <w:bidi w:val="0"/>
+        <w:adjustRightInd/>
+        <w:snapToGrid/>
+        <w:spacing w:line="400" w:lineRule="exact"/>
+        <w:ind w:firstLine="480" w:firstLineChars="200"/>
+        <w:textAlignment w:val="auto"/>
+        <w:rPr>
+          <w:rFonts w:hint="eastAsia" w:ascii="宋体" w:hAnsi="宋体" w:eastAsia="宋体" w:cs="宋体"/>
+          <w:sz w:val="24"/>
+          <w:szCs w:val="24"/>
+        </w:rPr>
+      </w:pPr>
+      <w:r>
+        <w:rPr>
+          <w:rFonts w:hint="eastAsia" w:ascii="宋体" w:hAnsi="宋体" w:eastAsia="宋体" w:cs="宋体"/>
+          <w:sz w:val="24"/>
+          <w:szCs w:val="24"/>
+        </w:rPr>
+        <w:t>资讯列表支持分类筛选，首页采用轮播图形式展示热门推荐资讯。徐富萍[7]的研究表明："协同过滤技术是推荐系统中最为核心的技术之一。"本系统的资讯推荐功能基于协同过滤算法，根据用户的浏览、收藏、点赞等隐式反馈行为计算用户偏好，实现个性化内容推荐[7]。</w:t>
+      </w:r>
+    </w:p>
+    <w:p>
+      <w:pPr>
+        <w:keepNext w:val="0"/>
+        <w:keepLines w:val="0"/>
+        <w:pageBreakBefore w:val="0"/>
+        <w:widowControl w:val="0"/>
+        <w:kinsoku/>
+        <w:wordWrap/>
+        <w:overflowPunct/>
+        <w:topLinePunct w:val="0"/>
+        <w:autoSpaceDE/>
+        <w:autoSpaceDN/>
+        <w:bidi w:val="0"/>
+        <w:adjustRightInd/>
+        <w:snapToGrid/>
+        <w:spacing w:line="400" w:lineRule="exact"/>
+        <w:ind w:firstLine="480" w:firstLineChars="200"/>
+        <w:textAlignment w:val="auto"/>
+      </w:pPr>
+      <w:r>
+        <w:rPr>
+          <w:rFonts w:hint="eastAsia" w:ascii="宋体" w:hAnsi="宋体" w:eastAsia="宋体" w:cs="宋体"/>
+          <w:sz w:val="24"/>
+          <w:szCs w:val="24"/>
+        </w:rPr>
+        <w:t>健康资讯管理界面如图3-3所示。</w:t>
+      </w:r>
+    </w:p>
+    <w:p>
+      <w:pPr>
+        <w:jc w:val="center"/>
+        <w:rPr>
+          <w:rFonts w:hint="eastAsia" w:eastAsia="宋体"/>
+          <w:lang w:eastAsia="zh-CN"/>
+        </w:rPr>
+      </w:pPr>
+      <w:r>
+        <w:rPr>
+          <w:rFonts w:hint="eastAsia" w:eastAsia="宋体"/>
+          <w:lang w:eastAsia="zh-CN"/>
+        </w:rPr>
+        <w:drawing>
+          <wp:inline distT="0" distB="0" distL="114300" distR="114300">
+            <wp:extent cx="5257800" cy="2402840"/>
+            <wp:effectExtent l="0" t="0" r="0" b="5080"/>
+            <wp:docPr id="9" name="图片 9" descr="健康资讯管理"/>
+            <wp:cNvGraphicFramePr>
+              <a:graphicFrameLocks xmlns:a="http://schemas.openxmlformats.org/drawingml/2006/main" noChangeAspect="1"/>
+            </wp:cNvGraphicFramePr>
+            <a:graphic xmlns:a="http://schemas.openxmlformats.org/drawingml/2006/main">
+              <a:graphicData uri="http://schemas.openxmlformats.org/drawingml/2006/picture">
+                <pic:pic xmlns:pic="http://schemas.openxmlformats.org/drawingml/2006/picture">
+                  <pic:nvPicPr>
+                    <pic:cNvPr id="9" name="图片 9" descr="健康资讯管理"/>
+                    <pic:cNvPicPr>
+                      <a:picLocks noChangeAspect="1"/>
+                    </pic:cNvPicPr>
+                  </pic:nvPicPr>
+                  <pic:blipFill>
+                    <a:blip r:embed="rId11"/>
+                    <a:stretch>
+                      <a:fillRect/>
+                    </a:stretch>
+                  </pic:blipFill>
+                  <pic:spPr>
+                    <a:xfrm>
+                      <a:off x="0" y="0"/>
+                      <a:ext cx="5257800" cy="2402840"/>
+                    </a:xfrm>
+                    <a:prstGeom prst="rect">
+                      <a:avLst/>
+                    </a:prstGeom>
+                  </pic:spPr>
+                </pic:pic>
+              </a:graphicData>
+            </a:graphic>
+          </wp:inline>
+        </w:drawing>
+      </w:r>
+    </w:p>
+    <w:p>
+      <w:pPr>
+        <w:jc w:val="center"/>
+        <w:rPr>
+          <w:rFonts w:hint="eastAsia" w:ascii="宋体" w:hAnsi="宋体" w:eastAsia="宋体" w:cs="宋体"/>
+          <w:b w:val="0"/>
+          <w:bCs/>
+        </w:rPr>
+      </w:pPr>
+      <w:r>
+        <mc:AlternateContent>
+          <mc:Choice Requires="wps">
+            <w:drawing>
+              <wp:inline distT="0" distB="0" distL="114300" distR="114300">
+                <wp:extent cx="635" cy="635"/>
+                <wp:effectExtent l="0" t="0" r="0" b="0"/>
+                <wp:docPr id="8" name="未知 8"/>
+                <wp:cNvGraphicFramePr/>
+                <a:graphic xmlns:a="http://schemas.openxmlformats.org/drawingml/2006/main">
+                  <a:graphicData uri="http://schemas.microsoft.com/office/word/2010/wordprocessingShape">
+                    <wps:wsp>
+                      <wps:cNvSpPr/>
+                      <wps:spPr>
+                        <a:xfrm>
+                          <a:off x="0" y="0"/>
+                          <a:ext cx="0" cy="0"/>
+                        </a:xfrm>
+                        <a:prstGeom prst="rect">
+                          <a:avLst/>
+                        </a:prstGeom>
+                      </wps:spPr>
+                      <wps:bodyPr/>
+                    </wps:wsp>
+                  </a:graphicData>
+                </a:graphic>
+              </wp:inline>
+            </w:drawing>
+          </mc:Choice>
+          <mc:Fallback>
+            <w:pict>
+              <v:shape id="_x0000_s1026" o:spt="75" type="#_x0000_t75" style="height:0.05pt;width:0.05pt;" filled="f" stroked="f" coordsize="21600,21600" o:gfxdata="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">
+                <v:path/>
+                <v:fill on="f" focussize="0,0"/>
+                <v:stroke on="f"/>
+                <v:imagedata o:title=""/>
+                <o:lock v:ext="edit" aspectratio="f"/>
+                <w10:wrap type="none"/>
+                <w10:anchorlock/>
+              </v:shape>
+            </w:pict>
+          </mc:Fallback>
+        </mc:AlternateContent>
+      </w:r>
+      <w:r>
+        <w:rPr>
+          <w:rFonts w:hint="eastAsia" w:ascii="宋体" w:hAnsi="宋体" w:eastAsia="宋体" w:cs="宋体"/>
+          <w:b w:val="0"/>
+          <w:bCs/>
+        </w:rPr>
+        <w:t>图3-3 健康资讯管理界面</w:t>
+      </w:r>
+    </w:p>
+    <w:p>
+      <w:pPr>
+        <w:jc w:val="center"/>
+        <w:rPr>
+          <w:rFonts w:hint="eastAsia" w:ascii="宋体" w:hAnsi="宋体" w:eastAsia="宋体" w:cs="宋体"/>
+          <w:b w:val="0"/>
+          <w:bCs/>
+        </w:rPr>
+      </w:pPr>
+    </w:p>
+    <w:p>
+      <w:pPr>
+        <w:rPr>
+          <w:rFonts w:hint="eastAsia"/>
+          <w:lang w:val="en-US" w:eastAsia="zh-CN"/>
+        </w:rPr>
+      </w:pPr>
+    </w:p>
+    <w:p>
+      <w:pPr>
+        <w:pStyle w:val="3"/>
+        <w:keepNext/>
+        <w:keepLines/>
+        <w:pageBreakBefore w:val="0"/>
+        <w:widowControl w:val="0"/>
+        <w:kinsoku/>
+        <w:wordWrap/>
+        <w:overflowPunct/>
+        <w:topLinePunct w:val="0"/>
+        <w:autoSpaceDE/>
+        <w:autoSpaceDN/>
+        <w:bidi w:val="0"/>
+        <w:adjustRightInd/>
+        <w:snapToGrid/>
+        <w:spacing w:before="0" w:after="0" w:line="400" w:lineRule="exact"/>
+        <w:textAlignment w:val="auto"/>
+        <w:rPr>
+          <w:rFonts w:hint="eastAsia" w:ascii="黑体" w:hAnsi="黑体" w:eastAsia="黑体" w:cs="黑体"/>
+          <w:b w:val="0"/>
+          <w:bCs/>
+          <w:sz w:val="28"/>
+          <w:szCs w:val="28"/>
+        </w:rPr>
+      </w:pPr>
+      <w:r>
+        <w:rPr>
+          <w:rFonts w:hint="eastAsia" w:ascii="黑体" w:hAnsi="黑体" w:eastAsia="黑体" w:cs="黑体"/>
+          <w:b w:val="0"/>
+          <w:bCs/>
+          <w:sz w:val="28"/>
+          <w:szCs w:val="28"/>
+        </w:rPr>
+        <w:t>3.3 食谱管理模块的设计</w:t>
+      </w:r>
+    </w:p>
+    <w:p>
+      <w:pPr>
+        <w:ind w:firstLine="480" w:firstLineChars="200"/>
+        <w:rPr>
+          <w:rFonts w:hint="eastAsia" w:ascii="宋体" w:hAnsi="宋体" w:eastAsia="宋体" w:cs="宋体"/>
+          <w:sz w:val="24"/>
+          <w:szCs w:val="24"/>
+        </w:rPr>
+      </w:pPr>
+      <w:r>
+        <w:rPr>
+          <w:rFonts w:hint="eastAsia" w:ascii="宋体" w:hAnsi="宋体" w:eastAsia="宋体" w:cs="宋体"/>
+          <w:sz w:val="24"/>
+          <w:szCs w:val="24"/>
+        </w:rPr>
+        <w:t>食谱管理模块支持用户创建和浏览健康食谱。用户发布食谱时需填写名称、食材清单、制作步骤、营养信息和封面图片，提交后进入待审核状态，管理员审核通过后方可公开展示。</w:t>
+      </w:r>
+    </w:p>
+    <w:p>
+      <w:pPr>
+        <w:ind w:firstLine="480" w:firstLineChars="200"/>
+        <w:rPr>
+          <w:rFonts w:hint="eastAsia" w:ascii="宋体" w:hAnsi="宋体" w:eastAsia="宋体" w:cs="宋体"/>
+          <w:sz w:val="24"/>
+          <w:szCs w:val="24"/>
+        </w:rPr>
+      </w:pPr>
+      <w:r>
+        <w:rPr>
+          <w:rFonts w:hint="eastAsia" w:ascii="宋体" w:hAnsi="宋体" w:eastAsia="宋体" w:cs="宋体"/>
+          <w:sz w:val="24"/>
+          <w:szCs w:val="24"/>
+        </w:rPr>
+        <w:t>普通用户可以按分类浏览食谱列表，查看食谱详情页获取完整的制作方法，并可对食谱进行收藏、评论和点赞操作。食谱管理界面如图3-4所示。</w:t>
+      </w:r>
+    </w:p>
+    <w:p>
+      <w:pPr>
         <w:tabs>
-          <w:tab w:val="right" w:leader="dot" w:pos="8306"/>
+          <w:tab w:val="left" w:pos="3608"/>
+          <w:tab w:val="center" w:pos="4212"/>
         </w:tabs>
+        <w:jc w:val="left"/>
+        <w:rPr>
+          <w:b w:val="0"/>
+          <w:bCs w:val="0"/>
+        </w:rPr>
+      </w:pPr>
+      <w:r>
+        <w:rPr>
+          <w:rFonts w:hint="eastAsia"/>
+          <w:b w:val="0"/>
+          <w:bCs w:val="0"/>
+          <w:lang w:eastAsia="zh-CN"/>
+        </w:rPr>
+        <w:tab/>
+      </w:r>
+      <w:r>
+        <w:rPr>
+          <w:rFonts w:hint="eastAsia"/>
+          <w:b w:val="0"/>
+          <w:bCs w:val="0"/>
+          <w:lang w:eastAsia="zh-CN"/>
+        </w:rPr>
+        <w:drawing>
+          <wp:inline distT="0" distB="0" distL="114300" distR="114300">
+            <wp:extent cx="5266690" cy="2383790"/>
+            <wp:effectExtent l="0" t="0" r="6350" b="8890"/>
+            <wp:docPr id="11" name="图片 11" descr="食谱管理"/>
+            <wp:cNvGraphicFramePr>
+              <a:graphicFrameLocks xmlns:a="http://schemas.openxmlformats.org/drawingml/2006/main" noChangeAspect="1"/>
+            </wp:cNvGraphicFramePr>
+            <a:graphic xmlns:a="http://schemas.openxmlformats.org/drawingml/2006/main">
+              <a:graphicData uri="http://schemas.openxmlformats.org/drawingml/2006/picture">
+                <pic:pic xmlns:pic="http://schemas.openxmlformats.org/drawingml/2006/picture">
+                  <pic:nvPicPr>
+                    <pic:cNvPr id="11" name="图片 11" descr="食谱管理"/>
+                    <pic:cNvPicPr>
+                      <a:picLocks noChangeAspect="1"/>
+                    </pic:cNvPicPr>
+                  </pic:nvPicPr>
+                  <pic:blipFill>
+                    <a:blip r:embed="rId12"/>
+                    <a:stretch>
+                      <a:fillRect/>
+                    </a:stretch>
+                  </pic:blipFill>
+                  <pic:spPr>
+                    <a:xfrm>
+                      <a:off x="0" y="0"/>
+                      <a:ext cx="5266690" cy="2383790"/>
+                    </a:xfrm>
+                    <a:prstGeom prst="rect">
+                      <a:avLst/>
+                    </a:prstGeom>
+                  </pic:spPr>
+                </pic:pic>
+              </a:graphicData>
+            </a:graphic>
+          </wp:inline>
+        </w:drawing>
+      </w:r>
+      <w:r>
+        <w:rPr>
+          <w:rFonts w:hint="eastAsia"/>
+          <w:b w:val="0"/>
+          <w:bCs w:val="0"/>
+          <w:lang w:eastAsia="zh-CN"/>
+        </w:rPr>
+        <w:tab/>
+      </w:r>
+      <w:r>
+        <w:rPr>
+          <w:b w:val="0"/>
+          <w:bCs w:val="0"/>
+        </w:rPr>
+        <mc:AlternateContent>
+          <mc:Choice Requires="wps">
+            <w:drawing>
+              <wp:inline distT="0" distB="0" distL="114300" distR="114300">
+                <wp:extent cx="635" cy="635"/>
+                <wp:effectExtent l="0" t="0" r="0" b="0"/>
+                <wp:docPr id="10" name="未知 10"/>
+                <wp:cNvGraphicFramePr/>
+                <a:graphic xmlns:a="http://schemas.openxmlformats.org/drawingml/2006/main">
+                  <a:graphicData uri="http://schemas.microsoft.com/office/word/2010/wordprocessingShape">
+                    <wps:wsp>
+                      <wps:cNvSpPr/>
+                      <wps:spPr>
+                        <a:xfrm>
+                          <a:off x="0" y="0"/>
+                          <a:ext cx="0" cy="0"/>
+                        </a:xfrm>
+                        <a:prstGeom prst="rect">
+                          <a:avLst/>
+                        </a:prstGeom>
+                      </wps:spPr>
+                      <wps:bodyPr/>
+                    </wps:wsp>
+                  </a:graphicData>
+                </a:graphic>
+              </wp:inline>
+            </w:drawing>
+          </mc:Choice>
+          <mc:Fallback>
+            <w:pict>
+              <v:shape id="_x0000_s1026" o:spt="75" type="#_x0000_t75" style="height:0.05pt;width:0.05pt;" filled="f" stroked="f" coordsize="21600,21600" o:gfxdata="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">
+                <v:path/>
+                <v:fill on="f" focussize="0,0"/>
+                <v:stroke on="f"/>
+                <v:imagedata o:title=""/>
+                <o:lock v:ext="edit" aspectratio="f"/>
+                <w10:wrap type="none"/>
+                <w10:anchorlock/>
+              </v:shape>
+            </w:pict>
+          </mc:Fallback>
+        </mc:AlternateContent>
+      </w:r>
+    </w:p>
+    <w:p>
+      <w:pPr>
+        <w:jc w:val="center"/>
+        <w:rPr>
+          <w:b w:val="0"/>
+          <w:bCs w:val="0"/>
+        </w:rPr>
+      </w:pPr>
+      <w:r>
+        <w:rPr>
+          <w:b w:val="0"/>
+          <w:bCs w:val="0"/>
+        </w:rPr>
+        <w:t>图3-4 食谱管理界面</w:t>
+      </w:r>
+    </w:p>
+    <w:p>
+      <w:pPr>
+        <w:pStyle w:val="3"/>
+        <w:keepNext/>
+        <w:keepLines/>
+        <w:pageBreakBefore w:val="0"/>
+        <w:widowControl w:val="0"/>
+        <w:kinsoku/>
+        <w:wordWrap/>
+        <w:overflowPunct/>
+        <w:topLinePunct w:val="0"/>
+        <w:autoSpaceDE/>
+        <w:autoSpaceDN/>
+        <w:bidi w:val="0"/>
+        <w:adjustRightInd/>
+        <w:snapToGrid/>
+        <w:spacing w:before="0" w:after="0" w:line="400" w:lineRule="exact"/>
+        <w:textAlignment w:val="auto"/>
+        <w:rPr>
+          <w:rFonts w:hint="eastAsia"/>
+        </w:rPr>
+      </w:pPr>
+      <w:r>
+        <w:rPr>
+          <w:rFonts w:hint="eastAsia"/>
+        </w:rPr>
+        <w:t>3.4 个人健康数据模块的设计</w:t>
+      </w:r>
+    </w:p>
+    <w:p>
+      <w:pPr>
+        <w:keepNext w:val="0"/>
+        <w:keepLines w:val="0"/>
+        <w:pageBreakBefore w:val="0"/>
+        <w:widowControl w:val="0"/>
         <w:kinsoku/>
         <w:wordWrap/>
         <w:overflowPunct/>
@@ -5388,24 +6848,2718 @@
         <w:adjustRightInd/>
         <w:snapToGrid/>
         <w:spacing w:line="400" w:lineRule="exact"/>
-        <w:ind w:leftChars="0" w:firstLine="480" w:firstLineChars="200"/>
+        <w:ind w:firstLine="480" w:firstLineChars="200"/>
+        <w:textAlignment w:val="auto"/>
+        <w:rPr>
+          <w:rFonts w:hint="eastAsia" w:ascii="宋体" w:hAnsi="宋体" w:eastAsia="宋体" w:cs="宋体"/>
+          <w:sz w:val="24"/>
+          <w:szCs w:val="24"/>
+        </w:rPr>
+      </w:pPr>
+      <w:r>
+        <w:rPr>
+          <w:rFonts w:hint="eastAsia" w:ascii="宋体" w:hAnsi="宋体" w:eastAsia="宋体" w:cs="宋体"/>
+          <w:sz w:val="24"/>
+          <w:szCs w:val="24"/>
+        </w:rPr>
+        <w:t>个人健康数据模块是本系统的核心特色模块之一，负责用户健康指标的配置、录入与可视化展示。张俊萌[8]指出："ECharts（Enterprise Charts）是一款由百度开发的开源数据可视化库。作为一种强大而灵活的JavaScript图表库，ECharts能够帮助用户创建丰富多样的图表和数据可视化展示。"</w:t>
+      </w:r>
+    </w:p>
+    <w:p>
+      <w:pPr>
+        <w:keepNext w:val="0"/>
+        <w:keepLines w:val="0"/>
+        <w:pageBreakBefore w:val="0"/>
+        <w:widowControl w:val="0"/>
+        <w:kinsoku/>
+        <w:wordWrap/>
+        <w:overflowPunct/>
+        <w:topLinePunct w:val="0"/>
+        <w:autoSpaceDE/>
+        <w:autoSpaceDN/>
+        <w:bidi w:val="0"/>
+        <w:adjustRightInd/>
+        <w:snapToGrid/>
+        <w:spacing w:line="400" w:lineRule="exact"/>
+        <w:ind w:firstLine="480" w:firstLineChars="200"/>
+        <w:textAlignment w:val="auto"/>
+        <w:rPr>
+          <w:sz w:val="24"/>
+          <w:szCs w:val="24"/>
+        </w:rPr>
+      </w:pPr>
+      <w:r>
+        <w:rPr>
+          <w:rFonts w:hint="eastAsia" w:ascii="宋体" w:hAnsi="宋体" w:eastAsia="宋体" w:cs="宋体"/>
+          <w:sz w:val="24"/>
+          <w:szCs w:val="24"/>
+        </w:rPr>
+        <w:t>健康模组配置允许用户从预设指标中选择自己关注的健康项（如身高、体重、血压、心率等），不同用户可根据自身需求定制个性化监测方案。用户定期录入各项指标数值后，系统使用ECharts以折线图、柱状图等形式展示数据变化趋势。为了实现实时数据可视化，使用Ajax进行异步数据的获取，动态刷新ECharts图表[8]，并通过setInterval()函数实现定时自动刷新[8]。</w:t>
+      </w:r>
+    </w:p>
+    <w:p>
+      <w:pPr>
+        <w:keepNext w:val="0"/>
+        <w:keepLines w:val="0"/>
+        <w:pageBreakBefore w:val="0"/>
+        <w:widowControl w:val="0"/>
+        <w:kinsoku/>
+        <w:wordWrap/>
+        <w:overflowPunct/>
+        <w:topLinePunct w:val="0"/>
+        <w:autoSpaceDE/>
+        <w:autoSpaceDN/>
+        <w:bidi w:val="0"/>
+        <w:adjustRightInd/>
+        <w:snapToGrid/>
+        <w:spacing w:line="400" w:lineRule="exact"/>
+        <w:ind w:firstLine="480" w:firstLineChars="200"/>
+        <w:textAlignment w:val="auto"/>
+      </w:pPr>
+      <w:r>
+        <w:rPr>
+          <w:sz w:val="24"/>
+          <w:szCs w:val="24"/>
+        </w:rPr>
+        <w:t>健康模组管理和健康记录界面分别如图3-5和图3-6所示。</w:t>
+      </w:r>
+    </w:p>
+    <w:p>
+      <w:pPr>
+        <w:jc w:val="center"/>
+        <w:rPr>
+          <w:rFonts w:hint="eastAsia" w:eastAsia="宋体"/>
+          <w:lang w:eastAsia="zh-CN"/>
+        </w:rPr>
+      </w:pPr>
+      <w:r>
+        <w:rPr>
+          <w:rFonts w:hint="eastAsia" w:eastAsia="宋体"/>
+          <w:lang w:eastAsia="zh-CN"/>
+        </w:rPr>
+        <w:drawing>
+          <wp:inline distT="0" distB="0" distL="114300" distR="114300">
+            <wp:extent cx="5266690" cy="2383790"/>
+            <wp:effectExtent l="0" t="0" r="6350" b="8890"/>
+            <wp:docPr id="14" name="图片 14" descr="健康模组管理"/>
+            <wp:cNvGraphicFramePr>
+              <a:graphicFrameLocks xmlns:a="http://schemas.openxmlformats.org/drawingml/2006/main" noChangeAspect="1"/>
+            </wp:cNvGraphicFramePr>
+            <a:graphic xmlns:a="http://schemas.openxmlformats.org/drawingml/2006/main">
+              <a:graphicData uri="http://schemas.openxmlformats.org/drawingml/2006/picture">
+                <pic:pic xmlns:pic="http://schemas.openxmlformats.org/drawingml/2006/picture">
+                  <pic:nvPicPr>
+                    <pic:cNvPr id="14" name="图片 14" descr="健康模组管理"/>
+                    <pic:cNvPicPr>
+                      <a:picLocks noChangeAspect="1"/>
+                    </pic:cNvPicPr>
+                  </pic:nvPicPr>
+                  <pic:blipFill>
+                    <a:blip r:embed="rId13"/>
+                    <a:stretch>
+                      <a:fillRect/>
+                    </a:stretch>
+                  </pic:blipFill>
+                  <pic:spPr>
+                    <a:xfrm>
+                      <a:off x="0" y="0"/>
+                      <a:ext cx="5266690" cy="2383790"/>
+                    </a:xfrm>
+                    <a:prstGeom prst="rect">
+                      <a:avLst/>
+                    </a:prstGeom>
+                  </pic:spPr>
+                </pic:pic>
+              </a:graphicData>
+            </a:graphic>
+          </wp:inline>
+        </w:drawing>
+      </w:r>
+    </w:p>
+    <w:p>
+      <w:pPr>
+        <w:jc w:val="center"/>
+        <w:rPr>
+          <w:rFonts w:hint="eastAsia" w:ascii="宋体" w:hAnsi="宋体" w:eastAsia="宋体" w:cs="宋体"/>
+          <w:b w:val="0"/>
+          <w:bCs/>
+        </w:rPr>
+      </w:pPr>
+      <w:r>
+        <mc:AlternateContent>
+          <mc:Choice Requires="wps">
+            <w:drawing>
+              <wp:inline distT="0" distB="0" distL="114300" distR="114300">
+                <wp:extent cx="635" cy="635"/>
+                <wp:effectExtent l="0" t="0" r="0" b="0"/>
+                <wp:docPr id="12" name="未知 12"/>
+                <wp:cNvGraphicFramePr/>
+                <a:graphic xmlns:a="http://schemas.openxmlformats.org/drawingml/2006/main">
+                  <a:graphicData uri="http://schemas.microsoft.com/office/word/2010/wordprocessingShape">
+                    <wps:wsp>
+                      <wps:cNvSpPr/>
+                      <wps:spPr>
+                        <a:xfrm>
+                          <a:off x="0" y="0"/>
+                          <a:ext cx="0" cy="0"/>
+                        </a:xfrm>
+                        <a:prstGeom prst="rect">
+                          <a:avLst/>
+                        </a:prstGeom>
+                      </wps:spPr>
+                      <wps:bodyPr/>
+                    </wps:wsp>
+                  </a:graphicData>
+                </a:graphic>
+              </wp:inline>
+            </w:drawing>
+          </mc:Choice>
+          <mc:Fallback>
+            <w:pict>
+              <v:shape id="_x0000_s1026" o:spt="75" type="#_x0000_t75" style="height:0.05pt;width:0.05pt;" filled="f" stroked="f" coordsize="21600,21600" o:gfxdata="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">
+                <v:path/>
+                <v:fill on="f" focussize="0,0"/>
+                <v:stroke on="f"/>
+                <v:imagedata o:title=""/>
+                <o:lock v:ext="edit" aspectratio="f"/>
+                <w10:wrap type="none"/>
+                <w10:anchorlock/>
+              </v:shape>
+            </w:pict>
+          </mc:Fallback>
+        </mc:AlternateContent>
+      </w:r>
+      <w:r>
+        <w:rPr>
+          <w:rFonts w:hint="eastAsia" w:ascii="宋体" w:hAnsi="宋体" w:eastAsia="宋体" w:cs="宋体"/>
+          <w:b w:val="0"/>
+          <w:bCs/>
+        </w:rPr>
+        <w:t>图3-5 健康模组管理界面</w:t>
+      </w:r>
+    </w:p>
+    <w:p>
+      <w:pPr>
+        <w:jc w:val="center"/>
+        <w:rPr>
+          <w:rFonts w:hint="eastAsia" w:ascii="宋体" w:hAnsi="宋体" w:eastAsia="宋体" w:cs="宋体"/>
+          <w:b w:val="0"/>
+          <w:bCs/>
+          <w:lang w:eastAsia="zh-CN"/>
+        </w:rPr>
+      </w:pPr>
+      <w:r>
+        <w:rPr>
+          <w:rFonts w:hint="eastAsia" w:ascii="宋体" w:hAnsi="宋体" w:eastAsia="宋体" w:cs="宋体"/>
+          <w:b w:val="0"/>
+          <w:bCs/>
+        </w:rPr>
+        <mc:AlternateContent>
+          <mc:Choice Requires="wps">
+            <w:drawing>
+              <wp:inline distT="0" distB="0" distL="114300" distR="114300">
+                <wp:extent cx="635" cy="635"/>
+                <wp:effectExtent l="0" t="0" r="0" b="0"/>
+                <wp:docPr id="13" name="未知 13"/>
+                <wp:cNvGraphicFramePr/>
+                <a:graphic xmlns:a="http://schemas.openxmlformats.org/drawingml/2006/main">
+                  <a:graphicData uri="http://schemas.microsoft.com/office/word/2010/wordprocessingShape">
+                    <wps:wsp>
+                      <wps:cNvSpPr/>
+                      <wps:spPr>
+                        <a:xfrm>
+                          <a:off x="0" y="0"/>
+                          <a:ext cx="0" cy="0"/>
+                        </a:xfrm>
+                        <a:prstGeom prst="rect">
+                          <a:avLst/>
+                        </a:prstGeom>
+                      </wps:spPr>
+                      <wps:bodyPr/>
+                    </wps:wsp>
+                  </a:graphicData>
+                </a:graphic>
+              </wp:inline>
+            </w:drawing>
+          </mc:Choice>
+          <mc:Fallback>
+            <w:pict>
+              <v:shape id="_x0000_s1026" o:spt="75" type="#_x0000_t75" style="height:0.05pt;width:0.05pt;" filled="f" stroked="f" coordsize="21600,21600" o:gfxdata="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">
+                <v:path/>
+                <v:fill on="f" focussize="0,0"/>
+                <v:stroke on="f"/>
+                <v:imagedata o:title=""/>
+                <o:lock v:ext="edit" aspectratio="f"/>
+                <w10:wrap type="none"/>
+                <w10:anchorlock/>
+              </v:shape>
+            </w:pict>
+          </mc:Fallback>
+        </mc:AlternateContent>
+      </w:r>
+      <w:r>
+        <w:rPr>
+          <w:rFonts w:hint="eastAsia" w:ascii="宋体" w:hAnsi="宋体" w:eastAsia="宋体" w:cs="宋体"/>
+          <w:b w:val="0"/>
+          <w:bCs/>
+          <w:lang w:eastAsia="zh-CN"/>
+        </w:rPr>
+        <w:drawing>
+          <wp:inline distT="0" distB="0" distL="114300" distR="114300">
+            <wp:extent cx="5266690" cy="2383790"/>
+            <wp:effectExtent l="0" t="0" r="6350" b="8890"/>
+            <wp:docPr id="15" name="图片 15" descr="健康记录页面"/>
+            <wp:cNvGraphicFramePr>
+              <a:graphicFrameLocks xmlns:a="http://schemas.openxmlformats.org/drawingml/2006/main" noChangeAspect="1"/>
+            </wp:cNvGraphicFramePr>
+            <a:graphic xmlns:a="http://schemas.openxmlformats.org/drawingml/2006/main">
+              <a:graphicData uri="http://schemas.openxmlformats.org/drawingml/2006/picture">
+                <pic:pic xmlns:pic="http://schemas.openxmlformats.org/drawingml/2006/picture">
+                  <pic:nvPicPr>
+                    <pic:cNvPr id="15" name="图片 15" descr="健康记录页面"/>
+                    <pic:cNvPicPr>
+                      <a:picLocks noChangeAspect="1"/>
+                    </pic:cNvPicPr>
+                  </pic:nvPicPr>
+                  <pic:blipFill>
+                    <a:blip r:embed="rId14"/>
+                    <a:stretch>
+                      <a:fillRect/>
+                    </a:stretch>
+                  </pic:blipFill>
+                  <pic:spPr>
+                    <a:xfrm>
+                      <a:off x="0" y="0"/>
+                      <a:ext cx="5266690" cy="2383790"/>
+                    </a:xfrm>
+                    <a:prstGeom prst="rect">
+                      <a:avLst/>
+                    </a:prstGeom>
+                  </pic:spPr>
+                </pic:pic>
+              </a:graphicData>
+            </a:graphic>
+          </wp:inline>
+        </w:drawing>
+      </w:r>
+    </w:p>
+    <w:p>
+      <w:pPr>
+        <w:jc w:val="center"/>
+        <w:rPr>
+          <w:rFonts w:hint="eastAsia" w:ascii="宋体" w:hAnsi="宋体" w:eastAsia="宋体" w:cs="宋体"/>
+          <w:b w:val="0"/>
+          <w:bCs/>
+        </w:rPr>
+      </w:pPr>
+      <w:r>
+        <w:rPr>
+          <w:rFonts w:hint="eastAsia" w:ascii="宋体" w:hAnsi="宋体" w:eastAsia="宋体" w:cs="宋体"/>
+          <w:b w:val="0"/>
+          <w:bCs/>
+        </w:rPr>
+        <w:t>图3-6 健康记录界面</w:t>
+      </w:r>
+    </w:p>
+    <w:p>
+      <w:pPr>
+        <w:pStyle w:val="3"/>
+        <w:keepNext/>
+        <w:keepLines/>
+        <w:pageBreakBefore w:val="0"/>
+        <w:widowControl w:val="0"/>
+        <w:kinsoku/>
+        <w:wordWrap/>
+        <w:overflowPunct/>
+        <w:topLinePunct w:val="0"/>
+        <w:autoSpaceDE/>
+        <w:autoSpaceDN/>
+        <w:bidi w:val="0"/>
+        <w:adjustRightInd/>
+        <w:snapToGrid/>
+        <w:spacing w:before="0" w:after="0" w:line="400" w:lineRule="exact"/>
+        <w:textAlignment w:val="auto"/>
+        <w:rPr>
+          <w:rFonts w:hint="eastAsia" w:ascii="黑体" w:hAnsi="黑体" w:eastAsia="黑体" w:cs="黑体"/>
+        </w:rPr>
+      </w:pPr>
+      <w:r>
+        <w:rPr>
+          <w:rFonts w:hint="eastAsia" w:ascii="黑体" w:hAnsi="黑体" w:eastAsia="黑体" w:cs="黑体"/>
+        </w:rPr>
+        <w:t>3.5 饮食记录模块的设计</w:t>
+      </w:r>
+    </w:p>
+    <w:p>
+      <w:pPr>
+        <w:keepNext w:val="0"/>
+        <w:keepLines w:val="0"/>
+        <w:pageBreakBefore w:val="0"/>
+        <w:widowControl w:val="0"/>
+        <w:kinsoku/>
+        <w:wordWrap/>
+        <w:overflowPunct/>
+        <w:topLinePunct w:val="0"/>
+        <w:autoSpaceDE/>
+        <w:autoSpaceDN/>
+        <w:bidi w:val="0"/>
+        <w:adjustRightInd/>
+        <w:snapToGrid/>
+        <w:spacing w:line="400" w:lineRule="exact"/>
+        <w:ind w:firstLine="480" w:firstLineChars="200"/>
+        <w:textAlignment w:val="auto"/>
+        <w:rPr>
+          <w:sz w:val="24"/>
+          <w:szCs w:val="24"/>
+        </w:rPr>
+      </w:pPr>
+      <w:r>
+        <w:rPr>
+          <w:sz w:val="24"/>
+          <w:szCs w:val="24"/>
+        </w:rPr>
+        <w:t>饮食记录模块用于记录用户每日的膳食摄入情况。用户选择餐次（早餐、午餐、晚餐），填写食物名称和摄入量，系统根据食物数据库估算热量值并统计每日总摄入量。</w:t>
+      </w:r>
+    </w:p>
+    <w:p>
+      <w:pPr>
+        <w:keepNext w:val="0"/>
+        <w:keepLines w:val="0"/>
+        <w:pageBreakBefore w:val="0"/>
+        <w:widowControl w:val="0"/>
+        <w:kinsoku/>
+        <w:wordWrap/>
+        <w:overflowPunct/>
+        <w:topLinePunct w:val="0"/>
+        <w:autoSpaceDE/>
+        <w:autoSpaceDN/>
+        <w:bidi w:val="0"/>
+        <w:adjustRightInd/>
+        <w:snapToGrid/>
+        <w:spacing w:line="400" w:lineRule="exact"/>
+        <w:ind w:firstLine="480" w:firstLineChars="200"/>
+        <w:textAlignment w:val="auto"/>
+        <w:rPr>
+          <w:sz w:val="24"/>
+          <w:szCs w:val="24"/>
+        </w:rPr>
+      </w:pPr>
+      <w:r>
+        <w:rPr>
+          <w:sz w:val="24"/>
+          <w:szCs w:val="24"/>
+        </w:rPr>
+        <w:t>饮食记录按日期组织，支持查看历史记录和简单的数据统计汇总。饮食记录界面如图3-7所示。</w:t>
+      </w:r>
+    </w:p>
+    <w:p>
+      <w:pPr>
+        <w:jc w:val="center"/>
+        <w:rPr>
+          <w:rFonts w:hint="eastAsia" w:eastAsia="宋体"/>
+          <w:lang w:eastAsia="zh-CN"/>
+        </w:rPr>
+      </w:pPr>
+      <w:r>
+        <w:rPr>
+          <w:rFonts w:hint="eastAsia" w:eastAsia="宋体"/>
+          <w:lang w:eastAsia="zh-CN"/>
+        </w:rPr>
+        <w:drawing>
+          <wp:inline distT="0" distB="0" distL="114300" distR="114300">
+            <wp:extent cx="5266690" cy="2383790"/>
+            <wp:effectExtent l="0" t="0" r="6350" b="8890"/>
+            <wp:docPr id="17" name="图片 17" descr="饮食记录"/>
+            <wp:cNvGraphicFramePr>
+              <a:graphicFrameLocks xmlns:a="http://schemas.openxmlformats.org/drawingml/2006/main" noChangeAspect="1"/>
+            </wp:cNvGraphicFramePr>
+            <a:graphic xmlns:a="http://schemas.openxmlformats.org/drawingml/2006/main">
+              <a:graphicData uri="http://schemas.openxmlformats.org/drawingml/2006/picture">
+                <pic:pic xmlns:pic="http://schemas.openxmlformats.org/drawingml/2006/picture">
+                  <pic:nvPicPr>
+                    <pic:cNvPr id="17" name="图片 17" descr="饮食记录"/>
+                    <pic:cNvPicPr>
+                      <a:picLocks noChangeAspect="1"/>
+                    </pic:cNvPicPr>
+                  </pic:nvPicPr>
+                  <pic:blipFill>
+                    <a:blip r:embed="rId15"/>
+                    <a:stretch>
+                      <a:fillRect/>
+                    </a:stretch>
+                  </pic:blipFill>
+                  <pic:spPr>
+                    <a:xfrm>
+                      <a:off x="0" y="0"/>
+                      <a:ext cx="5266690" cy="2383790"/>
+                    </a:xfrm>
+                    <a:prstGeom prst="rect">
+                      <a:avLst/>
+                    </a:prstGeom>
+                  </pic:spPr>
+                </pic:pic>
+              </a:graphicData>
+            </a:graphic>
+          </wp:inline>
+        </w:drawing>
+      </w:r>
+    </w:p>
+    <w:p>
+      <w:pPr>
+        <w:jc w:val="center"/>
+        <w:rPr>
+          <w:rFonts w:hint="eastAsia" w:ascii="宋体" w:hAnsi="宋体" w:eastAsia="宋体" w:cs="宋体"/>
+          <w:b w:val="0"/>
+          <w:bCs w:val="0"/>
+        </w:rPr>
+      </w:pPr>
+      <w:r>
+        <w:rPr>
+          <w:b w:val="0"/>
+          <w:bCs w:val="0"/>
+        </w:rPr>
+        <mc:AlternateContent>
+          <mc:Choice Requires="wps">
+            <w:drawing>
+              <wp:inline distT="0" distB="0" distL="114300" distR="114300">
+                <wp:extent cx="635" cy="635"/>
+                <wp:effectExtent l="0" t="0" r="0" b="0"/>
+                <wp:docPr id="16" name="未知 16"/>
+                <wp:cNvGraphicFramePr/>
+                <a:graphic xmlns:a="http://schemas.openxmlformats.org/drawingml/2006/main">
+                  <a:graphicData uri="http://schemas.microsoft.com/office/word/2010/wordprocessingShape">
+                    <wps:wsp>
+                      <wps:cNvSpPr/>
+                      <wps:spPr>
+                        <a:xfrm>
+                          <a:off x="0" y="0"/>
+                          <a:ext cx="0" cy="0"/>
+                        </a:xfrm>
+                        <a:prstGeom prst="rect">
+                          <a:avLst/>
+                        </a:prstGeom>
+                      </wps:spPr>
+                      <wps:bodyPr/>
+                    </wps:wsp>
+                  </a:graphicData>
+                </a:graphic>
+              </wp:inline>
+            </w:drawing>
+          </mc:Choice>
+          <mc:Fallback>
+            <w:pict>
+              <v:shape id="_x0000_s1026" o:spt="75" type="#_x0000_t75" style="height:0.05pt;width:0.05pt;" filled="f" stroked="f" coordsize="21600,21600" o:gfxdata="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">
+                <v:path/>
+                <v:fill on="f" focussize="0,0"/>
+                <v:stroke on="f"/>
+                <v:imagedata o:title=""/>
+                <o:lock v:ext="edit" aspectratio="f"/>
+                <w10:wrap type="none"/>
+                <w10:anchorlock/>
+              </v:shape>
+            </w:pict>
+          </mc:Fallback>
+        </mc:AlternateContent>
+      </w:r>
+      <w:r>
+        <w:rPr>
+          <w:rFonts w:hint="eastAsia" w:ascii="宋体" w:hAnsi="宋体" w:eastAsia="宋体" w:cs="宋体"/>
+          <w:b w:val="0"/>
+          <w:bCs w:val="0"/>
+        </w:rPr>
+        <w:t>图3-7 饮食记录界面</w:t>
+      </w:r>
+    </w:p>
+    <w:p>
+      <w:pPr>
+        <w:pStyle w:val="3"/>
+        <w:keepNext/>
+        <w:keepLines/>
+        <w:pageBreakBefore w:val="0"/>
+        <w:widowControl w:val="0"/>
+        <w:kinsoku/>
+        <w:wordWrap/>
+        <w:overflowPunct/>
+        <w:topLinePunct w:val="0"/>
+        <w:autoSpaceDE/>
+        <w:autoSpaceDN/>
+        <w:bidi w:val="0"/>
+        <w:adjustRightInd/>
+        <w:snapToGrid/>
+        <w:spacing w:before="0" w:after="0" w:line="400" w:lineRule="exact"/>
+        <w:textAlignment w:val="auto"/>
+      </w:pPr>
+      <w:r>
+        <w:t>3.6 收藏夹模块的设计</w:t>
+      </w:r>
+    </w:p>
+    <w:p>
+      <w:pPr>
+        <w:keepNext w:val="0"/>
+        <w:keepLines w:val="0"/>
+        <w:pageBreakBefore w:val="0"/>
+        <w:widowControl w:val="0"/>
+        <w:kinsoku/>
+        <w:wordWrap/>
+        <w:overflowPunct/>
+        <w:topLinePunct w:val="0"/>
+        <w:autoSpaceDE/>
+        <w:autoSpaceDN/>
+        <w:bidi w:val="0"/>
+        <w:adjustRightInd/>
+        <w:snapToGrid/>
+        <w:spacing w:line="400" w:lineRule="exact"/>
+        <w:ind w:firstLine="480" w:firstLineChars="200"/>
+        <w:textAlignment w:val="auto"/>
+        <w:rPr>
+          <w:sz w:val="24"/>
+          <w:szCs w:val="24"/>
+        </w:rPr>
+      </w:pPr>
+      <w:r>
+        <w:rPr>
+          <w:sz w:val="24"/>
+          <w:szCs w:val="24"/>
+        </w:rPr>
+        <w:t>收藏夹模块为用户提供统一的内容收藏管理功能。用户可将感兴趣的健康资讯或食谱加入收藏夹，后续可在收藏夹页面快速访问已收藏内容，无需再次搜索查找。</w:t>
+      </w:r>
+    </w:p>
+    <w:p>
+      <w:pPr>
+        <w:keepNext w:val="0"/>
+        <w:keepLines w:val="0"/>
+        <w:pageBreakBefore w:val="0"/>
+        <w:widowControl w:val="0"/>
+        <w:kinsoku/>
+        <w:wordWrap/>
+        <w:overflowPunct/>
+        <w:topLinePunct w:val="0"/>
+        <w:autoSpaceDE/>
+        <w:autoSpaceDN/>
+        <w:bidi w:val="0"/>
+        <w:adjustRightInd/>
+        <w:snapToGrid/>
+        <w:spacing w:line="400" w:lineRule="exact"/>
+        <w:ind w:firstLine="480" w:firstLineChars="200"/>
+        <w:textAlignment w:val="auto"/>
+      </w:pPr>
+      <w:r>
+        <w:rPr>
+          <w:sz w:val="24"/>
+          <w:szCs w:val="24"/>
+        </w:rPr>
+        <w:t>收藏夹分为资讯收藏和食谱收藏两个子列表，用户可随时取消收藏。收藏夹界面如图3-8所示。</w:t>
+      </w:r>
+    </w:p>
+    <w:p>
+      <w:pPr>
+        <w:jc w:val="center"/>
+        <w:rPr>
+          <w:rFonts w:hint="eastAsia" w:eastAsia="宋体"/>
+          <w:b w:val="0"/>
+          <w:bCs w:val="0"/>
+          <w:lang w:eastAsia="zh-CN"/>
+        </w:rPr>
+      </w:pPr>
+      <w:r>
+        <w:rPr>
+          <w:rFonts w:hint="eastAsia" w:eastAsia="宋体"/>
+          <w:b w:val="0"/>
+          <w:bCs w:val="0"/>
+          <w:lang w:eastAsia="zh-CN"/>
+        </w:rPr>
+        <w:drawing>
+          <wp:inline distT="0" distB="0" distL="114300" distR="114300">
+            <wp:extent cx="5266690" cy="2383790"/>
+            <wp:effectExtent l="0" t="0" r="6350" b="8890"/>
+            <wp:docPr id="19" name="图片 19" descr="收藏夹"/>
+            <wp:cNvGraphicFramePr>
+              <a:graphicFrameLocks xmlns:a="http://schemas.openxmlformats.org/drawingml/2006/main" noChangeAspect="1"/>
+            </wp:cNvGraphicFramePr>
+            <a:graphic xmlns:a="http://schemas.openxmlformats.org/drawingml/2006/main">
+              <a:graphicData uri="http://schemas.openxmlformats.org/drawingml/2006/picture">
+                <pic:pic xmlns:pic="http://schemas.openxmlformats.org/drawingml/2006/picture">
+                  <pic:nvPicPr>
+                    <pic:cNvPr id="19" name="图片 19" descr="收藏夹"/>
+                    <pic:cNvPicPr>
+                      <a:picLocks noChangeAspect="1"/>
+                    </pic:cNvPicPr>
+                  </pic:nvPicPr>
+                  <pic:blipFill>
+                    <a:blip r:embed="rId16"/>
+                    <a:stretch>
+                      <a:fillRect/>
+                    </a:stretch>
+                  </pic:blipFill>
+                  <pic:spPr>
+                    <a:xfrm>
+                      <a:off x="0" y="0"/>
+                      <a:ext cx="5266690" cy="2383790"/>
+                    </a:xfrm>
+                    <a:prstGeom prst="rect">
+                      <a:avLst/>
+                    </a:prstGeom>
+                  </pic:spPr>
+                </pic:pic>
+              </a:graphicData>
+            </a:graphic>
+          </wp:inline>
+        </w:drawing>
+      </w:r>
+    </w:p>
+    <w:p>
+      <w:pPr>
+        <w:jc w:val="center"/>
+        <w:rPr>
+          <w:b w:val="0"/>
+          <w:bCs w:val="0"/>
+        </w:rPr>
+      </w:pPr>
+      <w:r>
+        <w:rPr>
+          <w:b w:val="0"/>
+          <w:bCs w:val="0"/>
+        </w:rPr>
+        <mc:AlternateContent>
+          <mc:Choice Requires="wps">
+            <w:drawing>
+              <wp:inline distT="0" distB="0" distL="114300" distR="114300">
+                <wp:extent cx="635" cy="635"/>
+                <wp:effectExtent l="0" t="0" r="0" b="0"/>
+                <wp:docPr id="18" name="未知 18"/>
+                <wp:cNvGraphicFramePr/>
+                <a:graphic xmlns:a="http://schemas.openxmlformats.org/drawingml/2006/main">
+                  <a:graphicData uri="http://schemas.microsoft.com/office/word/2010/wordprocessingShape">
+                    <wps:wsp>
+                      <wps:cNvSpPr/>
+                      <wps:spPr>
+                        <a:xfrm>
+                          <a:off x="0" y="0"/>
+                          <a:ext cx="0" cy="0"/>
+                        </a:xfrm>
+                        <a:prstGeom prst="rect">
+                          <a:avLst/>
+                        </a:prstGeom>
+                      </wps:spPr>
+                      <wps:bodyPr/>
+                    </wps:wsp>
+                  </a:graphicData>
+                </a:graphic>
+              </wp:inline>
+            </w:drawing>
+          </mc:Choice>
+          <mc:Fallback>
+            <w:pict>
+              <v:shape id="_x0000_s1026" o:spt="75" type="#_x0000_t75" style="height:0.05pt;width:0.05pt;" filled="f" stroked="f" coordsize="21600,21600" o:gfxdata="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">
+                <v:path/>
+                <v:fill on="f" focussize="0,0"/>
+                <v:stroke on="f"/>
+                <v:imagedata o:title=""/>
+                <o:lock v:ext="edit" aspectratio="f"/>
+                <w10:wrap type="none"/>
+                <w10:anchorlock/>
+              </v:shape>
+            </w:pict>
+          </mc:Fallback>
+        </mc:AlternateContent>
+      </w:r>
+      <w:r>
+        <w:rPr>
+          <w:rFonts w:hint="eastAsia" w:ascii="宋体" w:hAnsi="宋体" w:eastAsia="宋体" w:cs="宋体"/>
+          <w:b w:val="0"/>
+          <w:bCs w:val="0"/>
+        </w:rPr>
+        <w:t>图3-8 收藏夹界面</w:t>
+      </w:r>
+    </w:p>
+    <w:p>
+      <w:pPr>
+        <w:pStyle w:val="3"/>
+        <w:keepNext/>
+        <w:keepLines/>
+        <w:pageBreakBefore w:val="0"/>
+        <w:widowControl w:val="0"/>
+        <w:kinsoku/>
+        <w:wordWrap/>
+        <w:overflowPunct/>
+        <w:topLinePunct w:val="0"/>
+        <w:autoSpaceDE/>
+        <w:autoSpaceDN/>
+        <w:bidi w:val="0"/>
+        <w:adjustRightInd/>
+        <w:snapToGrid/>
+        <w:spacing w:before="0" w:after="0" w:line="400" w:lineRule="exact"/>
+        <w:textAlignment w:val="auto"/>
+      </w:pPr>
+      <w:r>
+        <w:t>3.7 评论互动模块的设计</w:t>
+      </w:r>
+    </w:p>
+    <w:p>
+      <w:pPr>
+        <w:keepNext w:val="0"/>
+        <w:keepLines w:val="0"/>
+        <w:pageBreakBefore w:val="0"/>
+        <w:widowControl w:val="0"/>
+        <w:kinsoku/>
+        <w:wordWrap/>
+        <w:overflowPunct/>
+        <w:topLinePunct w:val="0"/>
+        <w:autoSpaceDE/>
+        <w:autoSpaceDN/>
+        <w:bidi w:val="0"/>
+        <w:adjustRightInd/>
+        <w:snapToGrid/>
+        <w:spacing w:line="400" w:lineRule="exact"/>
+        <w:ind w:firstLine="480" w:firstLineChars="200"/>
+        <w:textAlignment w:val="auto"/>
+        <w:rPr>
+          <w:rFonts w:hint="eastAsia" w:ascii="宋体" w:hAnsi="宋体" w:eastAsia="宋体" w:cs="宋体"/>
+          <w:sz w:val="24"/>
+          <w:szCs w:val="24"/>
+        </w:rPr>
+      </w:pPr>
+      <w:r>
+        <w:rPr>
+          <w:rFonts w:hint="eastAsia" w:ascii="宋体" w:hAnsi="宋体" w:eastAsia="宋体" w:cs="宋体"/>
+          <w:sz w:val="24"/>
+          <w:szCs w:val="24"/>
+        </w:rPr>
+        <w:t>评论互动模块支持用户对食谱和资讯发表文字评论以及对他人评论进行点赞。为保障社区内容健康，系统采用Trie字典树算法对用户输入的评论内容进行实时敏感词检测，发现敏感词汇时阻止提交并提示用户修改。</w:t>
+      </w:r>
+    </w:p>
+    <w:p>
+      <w:pPr>
+        <w:keepNext w:val="0"/>
+        <w:keepLines w:val="0"/>
+        <w:pageBreakBefore w:val="0"/>
+        <w:widowControl w:val="0"/>
+        <w:kinsoku/>
+        <w:wordWrap/>
+        <w:overflowPunct/>
+        <w:topLinePunct w:val="0"/>
+        <w:autoSpaceDE/>
+        <w:autoSpaceDN/>
+        <w:bidi w:val="0"/>
+        <w:adjustRightInd/>
+        <w:snapToGrid/>
+        <w:spacing w:line="400" w:lineRule="exact"/>
+        <w:ind w:firstLine="480" w:firstLineChars="200"/>
+        <w:textAlignment w:val="auto"/>
+        <w:rPr>
+          <w:rFonts w:hint="eastAsia" w:ascii="宋体" w:hAnsi="宋体" w:eastAsia="宋体" w:cs="宋体"/>
+          <w:sz w:val="24"/>
+          <w:szCs w:val="24"/>
+        </w:rPr>
+      </w:pPr>
+      <w:r>
+        <w:rPr>
+          <w:rFonts w:hint="eastAsia" w:ascii="宋体" w:hAnsi="宋体" w:eastAsia="宋体" w:cs="宋体"/>
+          <w:sz w:val="24"/>
+          <w:szCs w:val="24"/>
+        </w:rPr>
+        <w:t>徐富萍[7]的研究指出："基于协同过滤的推荐算法的核心主要是考虑用户与产品的交互记录（如评分）等显式反馈信息，除此之外的用户的浏览、加购、收藏等隐式反馈信息也可以应用在其中[6]。"本系统中用户的评论、点赞、收藏等交互行为数据被记录下来，可作为后续个性化推荐算法的数据基础。韩一鸣[6]进一步指出："基于协同过滤的推荐算法通过挖掘用户群体或物品在历史交互中的相似性模式来预测用户偏好。"</w:t>
+      </w:r>
+    </w:p>
+    <w:p>
+      <w:pPr>
+        <w:keepNext w:val="0"/>
+        <w:keepLines w:val="0"/>
+        <w:pageBreakBefore w:val="0"/>
+        <w:widowControl w:val="0"/>
+        <w:kinsoku/>
+        <w:wordWrap/>
+        <w:overflowPunct/>
+        <w:topLinePunct w:val="0"/>
+        <w:autoSpaceDE/>
+        <w:autoSpaceDN/>
+        <w:bidi w:val="0"/>
+        <w:adjustRightInd/>
+        <w:snapToGrid/>
+        <w:spacing w:line="400" w:lineRule="exact"/>
+        <w:ind w:firstLine="480" w:firstLineChars="200"/>
+        <w:textAlignment w:val="auto"/>
+      </w:pPr>
+      <w:r>
+        <w:rPr>
+          <w:rFonts w:hint="eastAsia" w:ascii="宋体" w:hAnsi="宋体" w:eastAsia="宋体" w:cs="宋体"/>
+          <w:sz w:val="24"/>
+          <w:szCs w:val="24"/>
+        </w:rPr>
+        <w:t>评论互动界面和评论管理界面分别如图3-9和图3-10所示。</w:t>
+      </w:r>
+    </w:p>
+    <w:p>
+      <w:pPr>
+        <w:jc w:val="center"/>
+        <w:rPr>
+          <w:rFonts w:hint="eastAsia" w:eastAsia="宋体"/>
+          <w:lang w:eastAsia="zh-CN"/>
+        </w:rPr>
+      </w:pPr>
+      <w:r>
+        <mc:AlternateContent>
+          <mc:Choice Requires="wps">
+            <w:drawing>
+              <wp:inline distT="0" distB="0" distL="114300" distR="114300">
+                <wp:extent cx="635" cy="635"/>
+                <wp:effectExtent l="0" t="0" r="0" b="0"/>
+                <wp:docPr id="20" name="未知 20"/>
+                <wp:cNvGraphicFramePr/>
+                <a:graphic xmlns:a="http://schemas.openxmlformats.org/drawingml/2006/main">
+                  <a:graphicData uri="http://schemas.microsoft.com/office/word/2010/wordprocessingShape">
+                    <wps:wsp>
+                      <wps:cNvSpPr/>
+                      <wps:spPr>
+                        <a:xfrm>
+                          <a:off x="0" y="0"/>
+                          <a:ext cx="0" cy="0"/>
+                        </a:xfrm>
+                        <a:prstGeom prst="rect">
+                          <a:avLst/>
+                        </a:prstGeom>
+                      </wps:spPr>
+                      <wps:bodyPr/>
+                    </wps:wsp>
+                  </a:graphicData>
+                </a:graphic>
+              </wp:inline>
+            </w:drawing>
+          </mc:Choice>
+          <mc:Fallback>
+            <w:pict>
+              <v:shape id="_x0000_s1026" o:spt="75" type="#_x0000_t75" style="height:0.05pt;width:0.05pt;" filled="f" stroked="f" coordsize="21600,21600" o:gfxdata="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">
+                <v:path/>
+                <v:fill on="f" focussize="0,0"/>
+                <v:stroke on="f"/>
+                <v:imagedata o:title=""/>
+                <o:lock v:ext="edit" aspectratio="f"/>
+                <w10:wrap type="none"/>
+                <w10:anchorlock/>
+              </v:shape>
+            </w:pict>
+          </mc:Fallback>
+        </mc:AlternateContent>
+      </w:r>
+      <w:r>
+        <w:rPr>
+          <w:rFonts w:hint="eastAsia" w:eastAsia="宋体"/>
+          <w:lang w:eastAsia="zh-CN"/>
+        </w:rPr>
+        <w:drawing>
+          <wp:inline distT="0" distB="0" distL="114300" distR="114300">
+            <wp:extent cx="5266690" cy="2383790"/>
+            <wp:effectExtent l="0" t="0" r="6350" b="8890"/>
+            <wp:docPr id="22" name="图片 22" descr="评论互动"/>
+            <wp:cNvGraphicFramePr>
+              <a:graphicFrameLocks xmlns:a="http://schemas.openxmlformats.org/drawingml/2006/main" noChangeAspect="1"/>
+            </wp:cNvGraphicFramePr>
+            <a:graphic xmlns:a="http://schemas.openxmlformats.org/drawingml/2006/main">
+              <a:graphicData uri="http://schemas.openxmlformats.org/drawingml/2006/picture">
+                <pic:pic xmlns:pic="http://schemas.openxmlformats.org/drawingml/2006/picture">
+                  <pic:nvPicPr>
+                    <pic:cNvPr id="22" name="图片 22" descr="评论互动"/>
+                    <pic:cNvPicPr>
+                      <a:picLocks noChangeAspect="1"/>
+                    </pic:cNvPicPr>
+                  </pic:nvPicPr>
+                  <pic:blipFill>
+                    <a:blip r:embed="rId17"/>
+                    <a:stretch>
+                      <a:fillRect/>
+                    </a:stretch>
+                  </pic:blipFill>
+                  <pic:spPr>
+                    <a:xfrm>
+                      <a:off x="0" y="0"/>
+                      <a:ext cx="5266690" cy="2383790"/>
+                    </a:xfrm>
+                    <a:prstGeom prst="rect">
+                      <a:avLst/>
+                    </a:prstGeom>
+                  </pic:spPr>
+                </pic:pic>
+              </a:graphicData>
+            </a:graphic>
+          </wp:inline>
+        </w:drawing>
+      </w:r>
+    </w:p>
+    <w:p>
+      <w:pPr>
+        <w:jc w:val="center"/>
+        <w:rPr>
+          <w:rFonts w:hint="eastAsia" w:ascii="宋体" w:hAnsi="宋体" w:eastAsia="宋体" w:cs="宋体"/>
+          <w:b w:val="0"/>
+          <w:bCs/>
+        </w:rPr>
+      </w:pPr>
+      <w:r>
+        <w:rPr>
+          <w:rFonts w:hint="eastAsia" w:ascii="宋体" w:hAnsi="宋体" w:eastAsia="宋体" w:cs="宋体"/>
+          <w:b w:val="0"/>
+          <w:bCs/>
+        </w:rPr>
+        <w:t>图3-9 评论互动界面</w:t>
+      </w:r>
+    </w:p>
+    <w:p>
+      <w:pPr>
+        <w:jc w:val="center"/>
+        <w:rPr>
+          <w:rFonts w:hint="eastAsia" w:eastAsia="宋体"/>
+          <w:lang w:eastAsia="zh-CN"/>
+        </w:rPr>
+      </w:pPr>
+      <w:r>
+        <w:rPr>
+          <w:rFonts w:hint="eastAsia" w:eastAsia="宋体"/>
+          <w:lang w:eastAsia="zh-CN"/>
+        </w:rPr>
+        <w:drawing>
+          <wp:inline distT="0" distB="0" distL="114300" distR="114300">
+            <wp:extent cx="5266690" cy="2383790"/>
+            <wp:effectExtent l="0" t="0" r="6350" b="8890"/>
+            <wp:docPr id="23" name="图片 23" descr="评论管理"/>
+            <wp:cNvGraphicFramePr>
+              <a:graphicFrameLocks xmlns:a="http://schemas.openxmlformats.org/drawingml/2006/main" noChangeAspect="1"/>
+            </wp:cNvGraphicFramePr>
+            <a:graphic xmlns:a="http://schemas.openxmlformats.org/drawingml/2006/main">
+              <a:graphicData uri="http://schemas.openxmlformats.org/drawingml/2006/picture">
+                <pic:pic xmlns:pic="http://schemas.openxmlformats.org/drawingml/2006/picture">
+                  <pic:nvPicPr>
+                    <pic:cNvPr id="23" name="图片 23" descr="评论管理"/>
+                    <pic:cNvPicPr>
+                      <a:picLocks noChangeAspect="1"/>
+                    </pic:cNvPicPr>
+                  </pic:nvPicPr>
+                  <pic:blipFill>
+                    <a:blip r:embed="rId18"/>
+                    <a:stretch>
+                      <a:fillRect/>
+                    </a:stretch>
+                  </pic:blipFill>
+                  <pic:spPr>
+                    <a:xfrm>
+                      <a:off x="0" y="0"/>
+                      <a:ext cx="5266690" cy="2383790"/>
+                    </a:xfrm>
+                    <a:prstGeom prst="rect">
+                      <a:avLst/>
+                    </a:prstGeom>
+                  </pic:spPr>
+                </pic:pic>
+              </a:graphicData>
+            </a:graphic>
+          </wp:inline>
+        </w:drawing>
+      </w:r>
+    </w:p>
+    <w:p>
+      <w:pPr>
+        <w:jc w:val="center"/>
+        <w:rPr>
+          <w:rFonts w:hint="eastAsia" w:ascii="宋体" w:hAnsi="宋体" w:eastAsia="宋体" w:cs="宋体"/>
+          <w:b w:val="0"/>
+          <w:bCs w:val="0"/>
+        </w:rPr>
+      </w:pPr>
+      <w:r>
+        <w:rPr>
+          <w:rFonts w:hint="eastAsia" w:ascii="宋体" w:hAnsi="宋体" w:eastAsia="宋体" w:cs="宋体"/>
+          <w:b w:val="0"/>
+          <w:bCs w:val="0"/>
+        </w:rPr>
+        <mc:AlternateContent>
+          <mc:Choice Requires="wps">
+            <w:drawing>
+              <wp:inline distT="0" distB="0" distL="114300" distR="114300">
+                <wp:extent cx="635" cy="635"/>
+                <wp:effectExtent l="0" t="0" r="0" b="0"/>
+                <wp:docPr id="21" name="未知 21"/>
+                <wp:cNvGraphicFramePr/>
+                <a:graphic xmlns:a="http://schemas.openxmlformats.org/drawingml/2006/main">
+                  <a:graphicData uri="http://schemas.microsoft.com/office/word/2010/wordprocessingShape">
+                    <wps:wsp>
+                      <wps:cNvSpPr/>
+                      <wps:spPr>
+                        <a:xfrm>
+                          <a:off x="0" y="0"/>
+                          <a:ext cx="0" cy="0"/>
+                        </a:xfrm>
+                        <a:prstGeom prst="rect">
+                          <a:avLst/>
+                        </a:prstGeom>
+                      </wps:spPr>
+                      <wps:bodyPr/>
+                    </wps:wsp>
+                  </a:graphicData>
+                </a:graphic>
+              </wp:inline>
+            </w:drawing>
+          </mc:Choice>
+          <mc:Fallback>
+            <w:pict>
+              <v:shape id="_x0000_s1026" o:spt="75" type="#_x0000_t75" style="height:0.05pt;width:0.05pt;" filled="f" stroked="f" coordsize="21600,21600" o:gfxdata="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">
+                <v:path/>
+                <v:fill on="f" focussize="0,0"/>
+                <v:stroke on="f"/>
+                <v:imagedata o:title=""/>
+                <o:lock v:ext="edit" aspectratio="f"/>
+                <w10:wrap type="none"/>
+                <w10:anchorlock/>
+              </v:shape>
+            </w:pict>
+          </mc:Fallback>
+        </mc:AlternateContent>
+      </w:r>
+      <w:r>
+        <w:rPr>
+          <w:rFonts w:hint="eastAsia" w:ascii="宋体" w:hAnsi="宋体" w:eastAsia="宋体" w:cs="宋体"/>
+          <w:b w:val="0"/>
+          <w:bCs w:val="0"/>
+        </w:rPr>
+        <w:t>图3-10 评论管理界面</w:t>
+      </w:r>
+    </w:p>
+    <w:p>
+      <w:pPr>
+        <w:pStyle w:val="3"/>
+        <w:keepNext/>
+        <w:keepLines/>
+        <w:pageBreakBefore w:val="0"/>
+        <w:widowControl w:val="0"/>
+        <w:kinsoku/>
+        <w:wordWrap/>
+        <w:overflowPunct/>
+        <w:topLinePunct w:val="0"/>
+        <w:autoSpaceDE/>
+        <w:autoSpaceDN/>
+        <w:bidi w:val="0"/>
+        <w:adjustRightInd/>
+        <w:snapToGrid/>
+        <w:spacing w:before="0" w:after="0" w:line="400" w:lineRule="exact"/>
+        <w:textAlignment w:val="auto"/>
+        <w:rPr>
+          <w:rFonts w:hint="eastAsia" w:ascii="黑体" w:hAnsi="黑体" w:eastAsia="黑体" w:cs="黑体"/>
+          <w:b w:val="0"/>
+          <w:bCs w:val="0"/>
+        </w:rPr>
+      </w:pPr>
+      <w:r>
+        <w:rPr>
+          <w:rFonts w:hint="eastAsia" w:ascii="黑体" w:hAnsi="黑体" w:eastAsia="黑体" w:cs="黑体"/>
+          <w:b w:val="0"/>
+          <w:bCs w:val="0"/>
+        </w:rPr>
+        <w:t>3.8 管理员后台模块的设计</w:t>
+      </w:r>
+    </w:p>
+    <w:p>
+      <w:pPr>
+        <w:rPr>
+          <w:rFonts w:hint="eastAsia" w:ascii="宋体" w:hAnsi="宋体" w:eastAsia="宋体" w:cs="宋体"/>
+          <w:sz w:val="24"/>
+          <w:szCs w:val="24"/>
+        </w:rPr>
+      </w:pPr>
+      <w:r>
+        <w:rPr>
+          <w:rFonts w:hint="eastAsia" w:ascii="宋体" w:hAnsi="宋体" w:eastAsia="宋体" w:cs="宋体"/>
+          <w:sz w:val="24"/>
+          <w:szCs w:val="24"/>
+        </w:rPr>
+        <w:t>管理员后台模块面向系统管理员提供综合管理功能，主要包括以下子模块：</w:t>
+      </w:r>
+    </w:p>
+    <w:p>
+      <w:pPr>
+        <w:rPr>
+          <w:rFonts w:hint="eastAsia" w:ascii="宋体" w:hAnsi="宋体" w:eastAsia="宋体" w:cs="宋体"/>
+          <w:sz w:val="24"/>
+          <w:szCs w:val="24"/>
+        </w:rPr>
+      </w:pPr>
+      <w:r>
+        <w:rPr>
+          <w:rFonts w:hint="eastAsia" w:ascii="宋体" w:hAnsi="宋体" w:eastAsia="宋体" w:cs="宋体"/>
+          <w:sz w:val="24"/>
+          <w:szCs w:val="24"/>
+        </w:rPr>
+        <w:t>（1）用户管理：查询、审核新注册用户，禁用违规账号；</w:t>
+      </w:r>
+    </w:p>
+    <w:p>
+      <w:pPr>
+        <w:rPr>
+          <w:rFonts w:hint="eastAsia" w:ascii="宋体" w:hAnsi="宋体" w:eastAsia="宋体" w:cs="宋体"/>
+          <w:sz w:val="24"/>
+          <w:szCs w:val="24"/>
+        </w:rPr>
+      </w:pPr>
+      <w:r>
+        <w:rPr>
+          <w:rFonts w:hint="eastAsia" w:ascii="宋体" w:hAnsi="宋体" w:eastAsia="宋体" w:cs="宋体"/>
+          <w:sz w:val="24"/>
+          <w:szCs w:val="24"/>
+        </w:rPr>
+        <w:t>（2）健康资讯管理：新增、编辑、分类、下线资讯内容；</w:t>
+      </w:r>
+    </w:p>
+    <w:p>
+      <w:pPr>
+        <w:rPr>
+          <w:rFonts w:hint="eastAsia" w:ascii="宋体" w:hAnsi="宋体" w:eastAsia="宋体" w:cs="宋体"/>
+          <w:sz w:val="24"/>
+          <w:szCs w:val="24"/>
+        </w:rPr>
+      </w:pPr>
+      <w:r>
+        <w:rPr>
+          <w:rFonts w:hint="eastAsia" w:ascii="宋体" w:hAnsi="宋体" w:eastAsia="宋体" w:cs="宋体"/>
+          <w:sz w:val="24"/>
+          <w:szCs w:val="24"/>
+        </w:rPr>
+        <w:t>（3）健康模组管理：定义和编辑健康指标的名称、单位及正常值范围；</w:t>
+      </w:r>
+    </w:p>
+    <w:p>
+      <w:pPr>
+        <w:rPr>
+          <w:rFonts w:hint="eastAsia" w:ascii="宋体" w:hAnsi="宋体" w:eastAsia="宋体" w:cs="宋体"/>
+          <w:sz w:val="24"/>
+          <w:szCs w:val="24"/>
+        </w:rPr>
+      </w:pPr>
+      <w:r>
+        <w:rPr>
+          <w:rFonts w:hint="eastAsia" w:ascii="宋体" w:hAnsi="宋体" w:eastAsia="宋体" w:cs="宋体"/>
+          <w:sz w:val="24"/>
+          <w:szCs w:val="24"/>
+        </w:rPr>
+        <w:t>（4）健康记录管理：查看所有用户的匿名化健康数据统计；</w:t>
+      </w:r>
+    </w:p>
+    <w:p>
+      <w:pPr>
+        <w:rPr>
+          <w:rFonts w:hint="eastAsia" w:ascii="宋体" w:hAnsi="宋体" w:eastAsia="宋体" w:cs="宋体"/>
+          <w:sz w:val="24"/>
+          <w:szCs w:val="24"/>
+        </w:rPr>
+      </w:pPr>
+      <w:r>
+        <w:rPr>
+          <w:rFonts w:hint="eastAsia" w:ascii="宋体" w:hAnsi="宋体" w:eastAsia="宋体" w:cs="宋体"/>
+          <w:sz w:val="24"/>
+          <w:szCs w:val="24"/>
+        </w:rPr>
+        <w:t>（5）评论管理：审核、屏蔽、删除不良评论；</w:t>
+      </w:r>
+    </w:p>
+    <w:p>
+      <w:pPr>
+        <w:rPr>
+          <w:rFonts w:hint="eastAsia" w:ascii="宋体" w:hAnsi="宋体" w:eastAsia="宋体" w:cs="宋体"/>
+          <w:sz w:val="24"/>
+          <w:szCs w:val="24"/>
+        </w:rPr>
+      </w:pPr>
+      <w:r>
+        <w:rPr>
+          <w:rFonts w:hint="eastAsia" w:ascii="宋体" w:hAnsi="宋体" w:eastAsia="宋体" w:cs="宋体"/>
+          <w:sz w:val="24"/>
+          <w:szCs w:val="24"/>
+        </w:rPr>
+        <w:t>（6）食谱管理：审核、分类、下架用户发布的食谱。</w:t>
+      </w:r>
+    </w:p>
+    <w:p>
+      <w:pPr>
+        <w:rPr>
+          <w:rFonts w:hint="eastAsia" w:ascii="宋体" w:hAnsi="宋体" w:eastAsia="宋体" w:cs="宋体"/>
+          <w:sz w:val="24"/>
+          <w:szCs w:val="24"/>
+        </w:rPr>
+      </w:pPr>
+      <w:r>
+        <w:rPr>
+          <w:rFonts w:hint="eastAsia" w:ascii="宋体" w:hAnsi="宋体" w:eastAsia="宋体" w:cs="宋体"/>
+          <w:sz w:val="24"/>
+          <w:szCs w:val="24"/>
+        </w:rPr>
+        <w:t>根据上述功能划分以及系统架构设计的需要，管理员后台各子功能的权限分配如表3-1所示。</w:t>
+      </w:r>
+    </w:p>
+    <w:p>
+      <w:pPr>
+        <w:jc w:val="center"/>
+        <w:rPr>
+          <w:rFonts w:hint="eastAsia" w:ascii="宋体" w:hAnsi="宋体" w:eastAsia="宋体" w:cs="宋体"/>
+          <w:b w:val="0"/>
+          <w:bCs/>
+          <w:sz w:val="21"/>
+          <w:szCs w:val="21"/>
+        </w:rPr>
+      </w:pPr>
+      <w:r>
+        <w:rPr>
+          <w:rFonts w:hint="eastAsia" w:ascii="宋体" w:hAnsi="宋体" w:eastAsia="宋体" w:cs="宋体"/>
+          <w:b w:val="0"/>
+          <w:bCs/>
+          <w:sz w:val="21"/>
+          <w:szCs w:val="21"/>
+        </w:rPr>
+        <w:t>表3-1 管理员功能权限表</w:t>
+      </w:r>
+    </w:p>
+    <w:p>
+      <w:pPr>
+        <w:jc w:val="center"/>
+        <w:rPr>
+          <w:rFonts w:hint="eastAsia" w:ascii="宋体" w:hAnsi="宋体" w:eastAsia="宋体" w:cs="宋体"/>
+          <w:sz w:val="24"/>
+          <w:szCs w:val="24"/>
+        </w:rPr>
+      </w:pPr>
+    </w:p>
+    <w:tbl>
+      <w:tblPr>
+        <w:tblW w:w="0" w:type="auto"/>
+        <w:tblInd w:w="0" w:type="dxa"/>
+        <w:tblBorders>
+          <w:top w:val="single" w:color="auto" w:sz="4" w:space="0"/>
+          <w:left w:val="single" w:color="auto" w:sz="4" w:space="0"/>
+          <w:bottom w:val="single" w:color="auto" w:sz="4" w:space="0"/>
+          <w:right w:val="single" w:color="auto" w:sz="4" w:space="0"/>
+          <w:insideH w:val="single" w:color="auto" w:sz="4" w:space="0"/>
+          <w:insideV w:val="single" w:color="auto" w:sz="4" w:space="0"/>
+        </w:tblBorders>
+        <w:tblLayout w:type="fixed"/>
+        <w:tblCellMar>
+          <w:top w:w="0" w:type="dxa"/>
+          <w:left w:w="0" w:type="dxa"/>
+          <w:bottom w:w="0" w:type="dxa"/>
+          <w:right w:w="0" w:type="dxa"/>
+        </w:tblCellMar>
+      </w:tblPr>
+      <w:tblGrid>
+        <w:gridCol w:w="1484"/>
+        <w:gridCol w:w="1284"/>
+        <w:gridCol w:w="1384"/>
+        <w:gridCol w:w="1384"/>
+        <w:gridCol w:w="1384"/>
+        <w:gridCol w:w="1384"/>
+      </w:tblGrid>
+      <w:tr>
+        <w:tblPrEx>
+          <w:tblBorders>
+            <w:top w:val="single" w:color="auto" w:sz="4" w:space="0"/>
+            <w:left w:val="single" w:color="auto" w:sz="4" w:space="0"/>
+            <w:bottom w:val="single" w:color="auto" w:sz="4" w:space="0"/>
+            <w:right w:val="single" w:color="auto" w:sz="4" w:space="0"/>
+            <w:insideH w:val="single" w:color="auto" w:sz="4" w:space="0"/>
+            <w:insideV w:val="single" w:color="auto" w:sz="4" w:space="0"/>
+          </w:tblBorders>
+        </w:tblPrEx>
+        <w:tc>
+          <w:tcPr>
+            <w:tcW w:w="1484" w:type="dxa"/>
+            <w:tcMar>
+              <w:left w:w="108" w:type="dxa"/>
+              <w:right w:w="108" w:type="dxa"/>
+            </w:tcMar>
+            <w:vAlign w:val="center"/>
+          </w:tcPr>
+          <w:p>
+            <w:pPr>
+              <w:jc w:val="center"/>
+              <w:rPr>
+                <w:rFonts w:hint="eastAsia" w:ascii="宋体" w:hAnsi="宋体" w:eastAsia="宋体" w:cs="宋体"/>
+                <w:b w:val="0"/>
+                <w:bCs/>
+              </w:rPr>
+            </w:pPr>
+            <w:r>
+              <w:rPr>
+                <w:rFonts w:hint="eastAsia" w:ascii="宋体" w:hAnsi="宋体" w:eastAsia="宋体" w:cs="宋体"/>
+                <w:b w:val="0"/>
+                <w:bCs/>
+              </w:rPr>
+              <w:t>功能模块</w:t>
+            </w:r>
+          </w:p>
+        </w:tc>
+        <w:tc>
+          <w:tcPr>
+            <w:tcW w:w="1284" w:type="dxa"/>
+            <w:tcMar>
+              <w:left w:w="108" w:type="dxa"/>
+              <w:right w:w="108" w:type="dxa"/>
+            </w:tcMar>
+            <w:vAlign w:val="center"/>
+          </w:tcPr>
+          <w:p>
+            <w:pPr>
+              <w:jc w:val="center"/>
+              <w:rPr>
+                <w:rFonts w:hint="eastAsia" w:ascii="宋体" w:hAnsi="宋体" w:eastAsia="宋体" w:cs="宋体"/>
+                <w:b w:val="0"/>
+                <w:bCs/>
+              </w:rPr>
+            </w:pPr>
+            <w:r>
+              <w:rPr>
+                <w:rFonts w:hint="eastAsia" w:ascii="宋体" w:hAnsi="宋体" w:eastAsia="宋体" w:cs="宋体"/>
+                <w:b w:val="0"/>
+                <w:bCs/>
+              </w:rPr>
+              <w:t>新增</w:t>
+            </w:r>
+          </w:p>
+        </w:tc>
+        <w:tc>
+          <w:tcPr>
+            <w:tcW w:w="0" w:type="auto"/>
+            <w:tcMar>
+              <w:left w:w="108" w:type="dxa"/>
+              <w:right w:w="108" w:type="dxa"/>
+            </w:tcMar>
+            <w:vAlign w:val="center"/>
+          </w:tcPr>
+          <w:p>
+            <w:pPr>
+              <w:jc w:val="center"/>
+              <w:rPr>
+                <w:rFonts w:hint="eastAsia" w:ascii="宋体" w:hAnsi="宋体" w:eastAsia="宋体" w:cs="宋体"/>
+                <w:b w:val="0"/>
+                <w:bCs/>
+              </w:rPr>
+            </w:pPr>
+            <w:r>
+              <w:rPr>
+                <w:rFonts w:hint="eastAsia" w:ascii="宋体" w:hAnsi="宋体" w:eastAsia="宋体" w:cs="宋体"/>
+                <w:b w:val="0"/>
+                <w:bCs/>
+              </w:rPr>
+              <w:t>编辑</w:t>
+            </w:r>
+          </w:p>
+        </w:tc>
+        <w:tc>
+          <w:tcPr>
+            <w:tcW w:w="0" w:type="auto"/>
+            <w:tcMar>
+              <w:left w:w="108" w:type="dxa"/>
+              <w:right w:w="108" w:type="dxa"/>
+            </w:tcMar>
+            <w:vAlign w:val="center"/>
+          </w:tcPr>
+          <w:p>
+            <w:pPr>
+              <w:jc w:val="center"/>
+              <w:rPr>
+                <w:rFonts w:hint="eastAsia" w:ascii="宋体" w:hAnsi="宋体" w:eastAsia="宋体" w:cs="宋体"/>
+                <w:b w:val="0"/>
+                <w:bCs/>
+              </w:rPr>
+            </w:pPr>
+            <w:r>
+              <w:rPr>
+                <w:rFonts w:hint="eastAsia" w:ascii="宋体" w:hAnsi="宋体" w:eastAsia="宋体" w:cs="宋体"/>
+                <w:b w:val="0"/>
+                <w:bCs/>
+              </w:rPr>
+              <w:t>删除</w:t>
+            </w:r>
+          </w:p>
+        </w:tc>
+        <w:tc>
+          <w:tcPr>
+            <w:tcW w:w="0" w:type="auto"/>
+            <w:tcMar>
+              <w:left w:w="108" w:type="dxa"/>
+              <w:right w:w="108" w:type="dxa"/>
+            </w:tcMar>
+            <w:vAlign w:val="center"/>
+          </w:tcPr>
+          <w:p>
+            <w:pPr>
+              <w:jc w:val="center"/>
+              <w:rPr>
+                <w:rFonts w:hint="eastAsia" w:ascii="宋体" w:hAnsi="宋体" w:eastAsia="宋体" w:cs="宋体"/>
+                <w:b w:val="0"/>
+                <w:bCs/>
+              </w:rPr>
+            </w:pPr>
+            <w:r>
+              <w:rPr>
+                <w:rFonts w:hint="eastAsia" w:ascii="宋体" w:hAnsi="宋体" w:eastAsia="宋体" w:cs="宋体"/>
+                <w:b w:val="0"/>
+                <w:bCs/>
+              </w:rPr>
+              <w:t>审核</w:t>
+            </w:r>
+          </w:p>
+        </w:tc>
+        <w:tc>
+          <w:tcPr>
+            <w:tcW w:w="0" w:type="auto"/>
+            <w:tcMar>
+              <w:left w:w="108" w:type="dxa"/>
+              <w:right w:w="108" w:type="dxa"/>
+            </w:tcMar>
+            <w:vAlign w:val="center"/>
+          </w:tcPr>
+          <w:p>
+            <w:pPr>
+              <w:jc w:val="center"/>
+              <w:rPr>
+                <w:rFonts w:hint="eastAsia" w:ascii="宋体" w:hAnsi="宋体" w:eastAsia="宋体" w:cs="宋体"/>
+                <w:b w:val="0"/>
+                <w:bCs/>
+              </w:rPr>
+            </w:pPr>
+            <w:r>
+              <w:rPr>
+                <w:rFonts w:hint="eastAsia" w:ascii="宋体" w:hAnsi="宋体" w:eastAsia="宋体" w:cs="宋体"/>
+                <w:b w:val="0"/>
+                <w:bCs/>
+              </w:rPr>
+              <w:t>查看</w:t>
+            </w:r>
+          </w:p>
+        </w:tc>
+      </w:tr>
+      <w:tr>
+        <w:tblPrEx>
+          <w:tblBorders>
+            <w:top w:val="single" w:color="auto" w:sz="4" w:space="0"/>
+            <w:left w:val="single" w:color="auto" w:sz="4" w:space="0"/>
+            <w:bottom w:val="single" w:color="auto" w:sz="4" w:space="0"/>
+            <w:right w:val="single" w:color="auto" w:sz="4" w:space="0"/>
+            <w:insideH w:val="single" w:color="auto" w:sz="4" w:space="0"/>
+            <w:insideV w:val="single" w:color="auto" w:sz="4" w:space="0"/>
+          </w:tblBorders>
+        </w:tblPrEx>
+        <w:tc>
+          <w:tcPr>
+            <w:tcW w:w="1484" w:type="dxa"/>
+            <w:tcMar>
+              <w:left w:w="108" w:type="dxa"/>
+              <w:right w:w="108" w:type="dxa"/>
+            </w:tcMar>
+            <w:vAlign w:val="center"/>
+          </w:tcPr>
+          <w:p>
+            <w:pPr>
+              <w:jc w:val="center"/>
+              <w:rPr>
+                <w:rFonts w:hint="eastAsia" w:ascii="宋体" w:hAnsi="宋体" w:eastAsia="宋体" w:cs="宋体"/>
+                <w:b w:val="0"/>
+                <w:bCs/>
+              </w:rPr>
+            </w:pPr>
+            <w:r>
+              <w:rPr>
+                <w:rFonts w:hint="eastAsia" w:ascii="宋体" w:hAnsi="宋体" w:eastAsia="宋体" w:cs="宋体"/>
+                <w:b w:val="0"/>
+                <w:bCs/>
+              </w:rPr>
+              <w:t>用户管理</w:t>
+            </w:r>
+          </w:p>
+        </w:tc>
+        <w:tc>
+          <w:tcPr>
+            <w:tcW w:w="1284" w:type="dxa"/>
+            <w:tcMar>
+              <w:left w:w="108" w:type="dxa"/>
+              <w:right w:w="108" w:type="dxa"/>
+            </w:tcMar>
+            <w:vAlign w:val="center"/>
+          </w:tcPr>
+          <w:p>
+            <w:pPr>
+              <w:jc w:val="center"/>
+              <w:rPr>
+                <w:rFonts w:hint="eastAsia" w:ascii="宋体" w:hAnsi="宋体" w:eastAsia="宋体" w:cs="宋体"/>
+                <w:b w:val="0"/>
+                <w:bCs/>
+              </w:rPr>
+            </w:pPr>
+            <w:r>
+              <w:rPr>
+                <w:rFonts w:hint="eastAsia" w:ascii="宋体" w:hAnsi="宋体" w:eastAsia="宋体" w:cs="宋体"/>
+                <w:b w:val="0"/>
+                <w:bCs/>
+              </w:rPr>
+              <w:t>—</w:t>
+            </w:r>
+          </w:p>
+        </w:tc>
+        <w:tc>
+          <w:tcPr>
+            <w:tcW w:w="0" w:type="auto"/>
+            <w:tcMar>
+              <w:left w:w="108" w:type="dxa"/>
+              <w:right w:w="108" w:type="dxa"/>
+            </w:tcMar>
+            <w:vAlign w:val="center"/>
+          </w:tcPr>
+          <w:p>
+            <w:pPr>
+              <w:jc w:val="center"/>
+              <w:rPr>
+                <w:rFonts w:hint="eastAsia" w:ascii="宋体" w:hAnsi="宋体" w:eastAsia="宋体" w:cs="宋体"/>
+                <w:b w:val="0"/>
+                <w:bCs/>
+              </w:rPr>
+            </w:pPr>
+            <w:r>
+              <w:rPr>
+                <w:rFonts w:hint="eastAsia" w:ascii="宋体" w:hAnsi="宋体" w:eastAsia="宋体" w:cs="宋体"/>
+                <w:b w:val="0"/>
+                <w:bCs/>
+              </w:rPr>
+              <w:t>—</w:t>
+            </w:r>
+          </w:p>
+        </w:tc>
+        <w:tc>
+          <w:tcPr>
+            <w:tcW w:w="0" w:type="auto"/>
+            <w:tcMar>
+              <w:left w:w="108" w:type="dxa"/>
+              <w:right w:w="108" w:type="dxa"/>
+            </w:tcMar>
+            <w:vAlign w:val="center"/>
+          </w:tcPr>
+          <w:p>
+            <w:pPr>
+              <w:jc w:val="center"/>
+              <w:rPr>
+                <w:rFonts w:hint="eastAsia" w:ascii="宋体" w:hAnsi="宋体" w:eastAsia="宋体" w:cs="宋体"/>
+                <w:b w:val="0"/>
+                <w:bCs/>
+              </w:rPr>
+            </w:pPr>
+            <w:r>
+              <w:rPr>
+                <w:rFonts w:hint="eastAsia" w:ascii="宋体" w:hAnsi="宋体" w:eastAsia="宋体" w:cs="宋体"/>
+                <w:b w:val="0"/>
+                <w:bCs/>
+              </w:rPr>
+              <w:t>—</w:t>
+            </w:r>
+          </w:p>
+        </w:tc>
+        <w:tc>
+          <w:tcPr>
+            <w:tcW w:w="0" w:type="auto"/>
+            <w:tcMar>
+              <w:left w:w="108" w:type="dxa"/>
+              <w:right w:w="108" w:type="dxa"/>
+            </w:tcMar>
+            <w:vAlign w:val="center"/>
+          </w:tcPr>
+          <w:p>
+            <w:pPr>
+              <w:jc w:val="center"/>
+              <w:rPr>
+                <w:rFonts w:hint="eastAsia" w:ascii="宋体" w:hAnsi="宋体" w:eastAsia="宋体" w:cs="宋体"/>
+                <w:b w:val="0"/>
+                <w:bCs/>
+              </w:rPr>
+            </w:pPr>
+            <w:r>
+              <w:rPr>
+                <w:rFonts w:hint="eastAsia" w:ascii="宋体" w:hAnsi="宋体" w:cs="宋体"/>
+                <w:b w:val="0"/>
+                <w:bCs/>
+                <w:lang w:val="en-US" w:eastAsia="zh-CN"/>
+              </w:rPr>
+              <w:t>√</w:t>
+            </w:r>
+          </w:p>
+        </w:tc>
+        <w:tc>
+          <w:tcPr>
+            <w:tcW w:w="0" w:type="auto"/>
+            <w:tcMar>
+              <w:left w:w="108" w:type="dxa"/>
+              <w:right w:w="108" w:type="dxa"/>
+            </w:tcMar>
+            <w:vAlign w:val="center"/>
+          </w:tcPr>
+          <w:p>
+            <w:pPr>
+              <w:jc w:val="center"/>
+              <w:rPr>
+                <w:rFonts w:hint="eastAsia" w:ascii="宋体" w:hAnsi="宋体" w:eastAsia="宋体" w:cs="宋体"/>
+                <w:b w:val="0"/>
+                <w:bCs/>
+              </w:rPr>
+            </w:pPr>
+            <w:r>
+              <w:rPr>
+                <w:rFonts w:hint="eastAsia" w:ascii="宋体" w:hAnsi="宋体" w:cs="宋体"/>
+                <w:b w:val="0"/>
+                <w:bCs/>
+                <w:lang w:val="en-US" w:eastAsia="zh-CN"/>
+              </w:rPr>
+              <w:t>√</w:t>
+            </w:r>
+          </w:p>
+        </w:tc>
+      </w:tr>
+      <w:tr>
+        <w:tblPrEx>
+          <w:tblBorders>
+            <w:top w:val="single" w:color="auto" w:sz="4" w:space="0"/>
+            <w:left w:val="single" w:color="auto" w:sz="4" w:space="0"/>
+            <w:bottom w:val="single" w:color="auto" w:sz="4" w:space="0"/>
+            <w:right w:val="single" w:color="auto" w:sz="4" w:space="0"/>
+            <w:insideH w:val="single" w:color="auto" w:sz="4" w:space="0"/>
+            <w:insideV w:val="single" w:color="auto" w:sz="4" w:space="0"/>
+          </w:tblBorders>
+        </w:tblPrEx>
+        <w:tc>
+          <w:tcPr>
+            <w:tcW w:w="1484" w:type="dxa"/>
+            <w:tcMar>
+              <w:left w:w="108" w:type="dxa"/>
+              <w:right w:w="108" w:type="dxa"/>
+            </w:tcMar>
+            <w:vAlign w:val="center"/>
+          </w:tcPr>
+          <w:p>
+            <w:pPr>
+              <w:jc w:val="center"/>
+              <w:rPr>
+                <w:rFonts w:hint="eastAsia" w:ascii="宋体" w:hAnsi="宋体" w:eastAsia="宋体" w:cs="宋体"/>
+                <w:b w:val="0"/>
+                <w:bCs/>
+              </w:rPr>
+            </w:pPr>
+            <w:r>
+              <w:rPr>
+                <w:rFonts w:hint="eastAsia" w:ascii="宋体" w:hAnsi="宋体" w:eastAsia="宋体" w:cs="宋体"/>
+                <w:b w:val="0"/>
+                <w:bCs/>
+              </w:rPr>
+              <w:t>健康资讯管理</w:t>
+            </w:r>
+          </w:p>
+        </w:tc>
+        <w:tc>
+          <w:tcPr>
+            <w:tcW w:w="1284" w:type="dxa"/>
+            <w:tcMar>
+              <w:left w:w="108" w:type="dxa"/>
+              <w:right w:w="108" w:type="dxa"/>
+            </w:tcMar>
+            <w:vAlign w:val="center"/>
+          </w:tcPr>
+          <w:p>
+            <w:pPr>
+              <w:jc w:val="center"/>
+              <w:rPr>
+                <w:rFonts w:hint="eastAsia" w:ascii="宋体" w:hAnsi="宋体" w:eastAsia="宋体" w:cs="宋体"/>
+                <w:b w:val="0"/>
+                <w:bCs/>
+                <w:lang w:val="en-US" w:eastAsia="zh-CN"/>
+              </w:rPr>
+            </w:pPr>
+            <w:r>
+              <w:rPr>
+                <w:rFonts w:hint="eastAsia" w:ascii="宋体" w:hAnsi="宋体" w:cs="宋体"/>
+                <w:b w:val="0"/>
+                <w:bCs/>
+                <w:lang w:val="en-US" w:eastAsia="zh-CN"/>
+              </w:rPr>
+              <w:t>√</w:t>
+            </w:r>
+          </w:p>
+        </w:tc>
+        <w:tc>
+          <w:tcPr>
+            <w:tcW w:w="0" w:type="auto"/>
+            <w:tcMar>
+              <w:left w:w="108" w:type="dxa"/>
+              <w:right w:w="108" w:type="dxa"/>
+            </w:tcMar>
+            <w:vAlign w:val="center"/>
+          </w:tcPr>
+          <w:p>
+            <w:pPr>
+              <w:jc w:val="center"/>
+              <w:rPr>
+                <w:rFonts w:hint="eastAsia" w:ascii="宋体" w:hAnsi="宋体" w:eastAsia="宋体" w:cs="宋体"/>
+                <w:b w:val="0"/>
+                <w:bCs/>
+              </w:rPr>
+            </w:pPr>
+            <w:r>
+              <w:rPr>
+                <w:rFonts w:hint="eastAsia" w:ascii="宋体" w:hAnsi="宋体" w:cs="宋体"/>
+                <w:b w:val="0"/>
+                <w:bCs/>
+                <w:lang w:val="en-US" w:eastAsia="zh-CN"/>
+              </w:rPr>
+              <w:t>√</w:t>
+            </w:r>
+          </w:p>
+        </w:tc>
+        <w:tc>
+          <w:tcPr>
+            <w:tcW w:w="0" w:type="auto"/>
+            <w:tcMar>
+              <w:left w:w="108" w:type="dxa"/>
+              <w:right w:w="108" w:type="dxa"/>
+            </w:tcMar>
+            <w:vAlign w:val="center"/>
+          </w:tcPr>
+          <w:p>
+            <w:pPr>
+              <w:jc w:val="center"/>
+              <w:rPr>
+                <w:rFonts w:hint="eastAsia" w:ascii="宋体" w:hAnsi="宋体" w:eastAsia="宋体" w:cs="宋体"/>
+                <w:b w:val="0"/>
+                <w:bCs/>
+              </w:rPr>
+            </w:pPr>
+            <w:r>
+              <w:rPr>
+                <w:rFonts w:hint="eastAsia" w:ascii="宋体" w:hAnsi="宋体" w:cs="宋体"/>
+                <w:b w:val="0"/>
+                <w:bCs/>
+                <w:lang w:val="en-US" w:eastAsia="zh-CN"/>
+              </w:rPr>
+              <w:t>√</w:t>
+            </w:r>
+          </w:p>
+        </w:tc>
+        <w:tc>
+          <w:tcPr>
+            <w:tcW w:w="0" w:type="auto"/>
+            <w:tcMar>
+              <w:left w:w="108" w:type="dxa"/>
+              <w:right w:w="108" w:type="dxa"/>
+            </w:tcMar>
+            <w:vAlign w:val="center"/>
+          </w:tcPr>
+          <w:p>
+            <w:pPr>
+              <w:jc w:val="center"/>
+              <w:rPr>
+                <w:rFonts w:hint="eastAsia" w:ascii="宋体" w:hAnsi="宋体" w:eastAsia="宋体" w:cs="宋体"/>
+                <w:b w:val="0"/>
+                <w:bCs/>
+              </w:rPr>
+            </w:pPr>
+            <w:r>
+              <w:rPr>
+                <w:rFonts w:hint="eastAsia" w:ascii="宋体" w:hAnsi="宋体" w:eastAsia="宋体" w:cs="宋体"/>
+                <w:b w:val="0"/>
+                <w:bCs/>
+              </w:rPr>
+              <w:t>—</w:t>
+            </w:r>
+          </w:p>
+        </w:tc>
+        <w:tc>
+          <w:tcPr>
+            <w:tcW w:w="0" w:type="auto"/>
+            <w:tcMar>
+              <w:left w:w="108" w:type="dxa"/>
+              <w:right w:w="108" w:type="dxa"/>
+            </w:tcMar>
+            <w:vAlign w:val="center"/>
+          </w:tcPr>
+          <w:p>
+            <w:pPr>
+              <w:jc w:val="center"/>
+              <w:rPr>
+                <w:rFonts w:hint="eastAsia" w:ascii="宋体" w:hAnsi="宋体" w:eastAsia="宋体" w:cs="宋体"/>
+                <w:b w:val="0"/>
+                <w:bCs/>
+              </w:rPr>
+            </w:pPr>
+            <w:r>
+              <w:rPr>
+                <w:rFonts w:hint="eastAsia" w:ascii="宋体" w:hAnsi="宋体" w:cs="宋体"/>
+                <w:b w:val="0"/>
+                <w:bCs/>
+                <w:lang w:val="en-US" w:eastAsia="zh-CN"/>
+              </w:rPr>
+              <w:t>√</w:t>
+            </w:r>
+          </w:p>
+        </w:tc>
+      </w:tr>
+      <w:tr>
+        <w:tblPrEx>
+          <w:tblBorders>
+            <w:top w:val="single" w:color="auto" w:sz="4" w:space="0"/>
+            <w:left w:val="single" w:color="auto" w:sz="4" w:space="0"/>
+            <w:bottom w:val="single" w:color="auto" w:sz="4" w:space="0"/>
+            <w:right w:val="single" w:color="auto" w:sz="4" w:space="0"/>
+            <w:insideH w:val="single" w:color="auto" w:sz="4" w:space="0"/>
+            <w:insideV w:val="single" w:color="auto" w:sz="4" w:space="0"/>
+          </w:tblBorders>
+        </w:tblPrEx>
+        <w:tc>
+          <w:tcPr>
+            <w:tcW w:w="1484" w:type="dxa"/>
+            <w:tcMar>
+              <w:left w:w="108" w:type="dxa"/>
+              <w:right w:w="108" w:type="dxa"/>
+            </w:tcMar>
+            <w:vAlign w:val="center"/>
+          </w:tcPr>
+          <w:p>
+            <w:pPr>
+              <w:jc w:val="center"/>
+              <w:rPr>
+                <w:rFonts w:hint="eastAsia" w:ascii="宋体" w:hAnsi="宋体" w:eastAsia="宋体" w:cs="宋体"/>
+                <w:b w:val="0"/>
+                <w:bCs/>
+              </w:rPr>
+            </w:pPr>
+            <w:r>
+              <w:rPr>
+                <w:rFonts w:hint="eastAsia" w:ascii="宋体" w:hAnsi="宋体" w:eastAsia="宋体" w:cs="宋体"/>
+                <w:b w:val="0"/>
+                <w:bCs/>
+              </w:rPr>
+              <w:t>健康模组管理</w:t>
+            </w:r>
+          </w:p>
+        </w:tc>
+        <w:tc>
+          <w:tcPr>
+            <w:tcW w:w="1284" w:type="dxa"/>
+            <w:tcMar>
+              <w:left w:w="108" w:type="dxa"/>
+              <w:right w:w="108" w:type="dxa"/>
+            </w:tcMar>
+            <w:vAlign w:val="center"/>
+          </w:tcPr>
+          <w:p>
+            <w:pPr>
+              <w:jc w:val="center"/>
+              <w:rPr>
+                <w:rFonts w:hint="eastAsia" w:ascii="宋体" w:hAnsi="宋体" w:eastAsia="宋体" w:cs="宋体"/>
+                <w:b w:val="0"/>
+                <w:bCs/>
+              </w:rPr>
+            </w:pPr>
+            <w:r>
+              <w:rPr>
+                <w:rFonts w:hint="eastAsia" w:ascii="宋体" w:hAnsi="宋体" w:cs="宋体"/>
+                <w:b w:val="0"/>
+                <w:bCs/>
+                <w:lang w:val="en-US" w:eastAsia="zh-CN"/>
+              </w:rPr>
+              <w:t>√</w:t>
+            </w:r>
+          </w:p>
+        </w:tc>
+        <w:tc>
+          <w:tcPr>
+            <w:tcW w:w="0" w:type="auto"/>
+            <w:tcMar>
+              <w:left w:w="108" w:type="dxa"/>
+              <w:right w:w="108" w:type="dxa"/>
+            </w:tcMar>
+            <w:vAlign w:val="center"/>
+          </w:tcPr>
+          <w:p>
+            <w:pPr>
+              <w:jc w:val="center"/>
+              <w:rPr>
+                <w:rFonts w:hint="eastAsia" w:ascii="宋体" w:hAnsi="宋体" w:eastAsia="宋体" w:cs="宋体"/>
+                <w:b w:val="0"/>
+                <w:bCs/>
+              </w:rPr>
+            </w:pPr>
+            <w:r>
+              <w:rPr>
+                <w:rFonts w:hint="eastAsia" w:ascii="宋体" w:hAnsi="宋体" w:cs="宋体"/>
+                <w:b w:val="0"/>
+                <w:bCs/>
+                <w:lang w:val="en-US" w:eastAsia="zh-CN"/>
+              </w:rPr>
+              <w:t>√</w:t>
+            </w:r>
+          </w:p>
+        </w:tc>
+        <w:tc>
+          <w:tcPr>
+            <w:tcW w:w="0" w:type="auto"/>
+            <w:tcMar>
+              <w:left w:w="108" w:type="dxa"/>
+              <w:right w:w="108" w:type="dxa"/>
+            </w:tcMar>
+            <w:vAlign w:val="center"/>
+          </w:tcPr>
+          <w:p>
+            <w:pPr>
+              <w:jc w:val="center"/>
+              <w:rPr>
+                <w:rFonts w:hint="eastAsia" w:ascii="宋体" w:hAnsi="宋体" w:eastAsia="宋体" w:cs="宋体"/>
+                <w:b w:val="0"/>
+                <w:bCs/>
+              </w:rPr>
+            </w:pPr>
+            <w:r>
+              <w:rPr>
+                <w:rFonts w:hint="eastAsia" w:ascii="宋体" w:hAnsi="宋体" w:cs="宋体"/>
+                <w:b w:val="0"/>
+                <w:bCs/>
+                <w:lang w:val="en-US" w:eastAsia="zh-CN"/>
+              </w:rPr>
+              <w:t>√</w:t>
+            </w:r>
+          </w:p>
+        </w:tc>
+        <w:tc>
+          <w:tcPr>
+            <w:tcW w:w="0" w:type="auto"/>
+            <w:tcMar>
+              <w:left w:w="108" w:type="dxa"/>
+              <w:right w:w="108" w:type="dxa"/>
+            </w:tcMar>
+            <w:vAlign w:val="center"/>
+          </w:tcPr>
+          <w:p>
+            <w:pPr>
+              <w:jc w:val="center"/>
+              <w:rPr>
+                <w:rFonts w:hint="eastAsia" w:ascii="宋体" w:hAnsi="宋体" w:eastAsia="宋体" w:cs="宋体"/>
+                <w:b w:val="0"/>
+                <w:bCs/>
+              </w:rPr>
+            </w:pPr>
+            <w:r>
+              <w:rPr>
+                <w:rFonts w:hint="eastAsia" w:ascii="宋体" w:hAnsi="宋体" w:eastAsia="宋体" w:cs="宋体"/>
+                <w:b w:val="0"/>
+                <w:bCs/>
+              </w:rPr>
+              <w:t>—</w:t>
+            </w:r>
+          </w:p>
+        </w:tc>
+        <w:tc>
+          <w:tcPr>
+            <w:tcW w:w="0" w:type="auto"/>
+            <w:tcMar>
+              <w:left w:w="108" w:type="dxa"/>
+              <w:right w:w="108" w:type="dxa"/>
+            </w:tcMar>
+            <w:vAlign w:val="center"/>
+          </w:tcPr>
+          <w:p>
+            <w:pPr>
+              <w:jc w:val="center"/>
+              <w:rPr>
+                <w:rFonts w:hint="eastAsia" w:ascii="宋体" w:hAnsi="宋体" w:eastAsia="宋体" w:cs="宋体"/>
+                <w:b w:val="0"/>
+                <w:bCs/>
+              </w:rPr>
+            </w:pPr>
+            <w:r>
+              <w:rPr>
+                <w:rFonts w:hint="eastAsia" w:ascii="宋体" w:hAnsi="宋体" w:cs="宋体"/>
+                <w:b w:val="0"/>
+                <w:bCs/>
+                <w:lang w:val="en-US" w:eastAsia="zh-CN"/>
+              </w:rPr>
+              <w:t>√</w:t>
+            </w:r>
+          </w:p>
+        </w:tc>
+      </w:tr>
+      <w:tr>
+        <w:tblPrEx>
+          <w:tblBorders>
+            <w:top w:val="single" w:color="auto" w:sz="4" w:space="0"/>
+            <w:left w:val="single" w:color="auto" w:sz="4" w:space="0"/>
+            <w:bottom w:val="single" w:color="auto" w:sz="4" w:space="0"/>
+            <w:right w:val="single" w:color="auto" w:sz="4" w:space="0"/>
+            <w:insideH w:val="single" w:color="auto" w:sz="4" w:space="0"/>
+            <w:insideV w:val="single" w:color="auto" w:sz="4" w:space="0"/>
+          </w:tblBorders>
+        </w:tblPrEx>
+        <w:tc>
+          <w:tcPr>
+            <w:tcW w:w="1484" w:type="dxa"/>
+            <w:tcMar>
+              <w:left w:w="108" w:type="dxa"/>
+              <w:right w:w="108" w:type="dxa"/>
+            </w:tcMar>
+            <w:vAlign w:val="center"/>
+          </w:tcPr>
+          <w:p>
+            <w:pPr>
+              <w:jc w:val="center"/>
+              <w:rPr>
+                <w:rFonts w:hint="eastAsia" w:ascii="宋体" w:hAnsi="宋体" w:eastAsia="宋体" w:cs="宋体"/>
+                <w:b w:val="0"/>
+                <w:bCs/>
+              </w:rPr>
+            </w:pPr>
+            <w:r>
+              <w:rPr>
+                <w:rFonts w:hint="eastAsia" w:ascii="宋体" w:hAnsi="宋体" w:eastAsia="宋体" w:cs="宋体"/>
+                <w:b w:val="0"/>
+                <w:bCs/>
+              </w:rPr>
+              <w:t>健康记录管理</w:t>
+            </w:r>
+          </w:p>
+        </w:tc>
+        <w:tc>
+          <w:tcPr>
+            <w:tcW w:w="1284" w:type="dxa"/>
+            <w:tcMar>
+              <w:left w:w="108" w:type="dxa"/>
+              <w:right w:w="108" w:type="dxa"/>
+            </w:tcMar>
+            <w:vAlign w:val="center"/>
+          </w:tcPr>
+          <w:p>
+            <w:pPr>
+              <w:jc w:val="center"/>
+              <w:rPr>
+                <w:rFonts w:hint="eastAsia" w:ascii="宋体" w:hAnsi="宋体" w:eastAsia="宋体" w:cs="宋体"/>
+                <w:b w:val="0"/>
+                <w:bCs/>
+              </w:rPr>
+            </w:pPr>
+            <w:r>
+              <w:rPr>
+                <w:rFonts w:hint="eastAsia" w:ascii="宋体" w:hAnsi="宋体" w:eastAsia="宋体" w:cs="宋体"/>
+                <w:b w:val="0"/>
+                <w:bCs/>
+              </w:rPr>
+              <w:t>—</w:t>
+            </w:r>
+          </w:p>
+        </w:tc>
+        <w:tc>
+          <w:tcPr>
+            <w:tcW w:w="0" w:type="auto"/>
+            <w:tcMar>
+              <w:left w:w="108" w:type="dxa"/>
+              <w:right w:w="108" w:type="dxa"/>
+            </w:tcMar>
+            <w:vAlign w:val="center"/>
+          </w:tcPr>
+          <w:p>
+            <w:pPr>
+              <w:jc w:val="center"/>
+              <w:rPr>
+                <w:rFonts w:hint="eastAsia" w:ascii="宋体" w:hAnsi="宋体" w:eastAsia="宋体" w:cs="宋体"/>
+                <w:b w:val="0"/>
+                <w:bCs/>
+              </w:rPr>
+            </w:pPr>
+            <w:r>
+              <w:rPr>
+                <w:rFonts w:hint="eastAsia" w:ascii="宋体" w:hAnsi="宋体" w:eastAsia="宋体" w:cs="宋体"/>
+                <w:b w:val="0"/>
+                <w:bCs/>
+              </w:rPr>
+              <w:t>—</w:t>
+            </w:r>
+          </w:p>
+        </w:tc>
+        <w:tc>
+          <w:tcPr>
+            <w:tcW w:w="0" w:type="auto"/>
+            <w:tcMar>
+              <w:left w:w="108" w:type="dxa"/>
+              <w:right w:w="108" w:type="dxa"/>
+            </w:tcMar>
+            <w:vAlign w:val="center"/>
+          </w:tcPr>
+          <w:p>
+            <w:pPr>
+              <w:jc w:val="center"/>
+              <w:rPr>
+                <w:rFonts w:hint="eastAsia" w:ascii="宋体" w:hAnsi="宋体" w:eastAsia="宋体" w:cs="宋体"/>
+                <w:b w:val="0"/>
+                <w:bCs/>
+              </w:rPr>
+            </w:pPr>
+            <w:r>
+              <w:rPr>
+                <w:rFonts w:hint="eastAsia" w:ascii="宋体" w:hAnsi="宋体" w:eastAsia="宋体" w:cs="宋体"/>
+                <w:b w:val="0"/>
+                <w:bCs/>
+              </w:rPr>
+              <w:t>—</w:t>
+            </w:r>
+          </w:p>
+        </w:tc>
+        <w:tc>
+          <w:tcPr>
+            <w:tcW w:w="0" w:type="auto"/>
+            <w:tcMar>
+              <w:left w:w="108" w:type="dxa"/>
+              <w:right w:w="108" w:type="dxa"/>
+            </w:tcMar>
+            <w:vAlign w:val="center"/>
+          </w:tcPr>
+          <w:p>
+            <w:pPr>
+              <w:jc w:val="center"/>
+              <w:rPr>
+                <w:rFonts w:hint="eastAsia" w:ascii="宋体" w:hAnsi="宋体" w:eastAsia="宋体" w:cs="宋体"/>
+                <w:b w:val="0"/>
+                <w:bCs/>
+              </w:rPr>
+            </w:pPr>
+            <w:r>
+              <w:rPr>
+                <w:rFonts w:hint="eastAsia" w:ascii="宋体" w:hAnsi="宋体" w:eastAsia="宋体" w:cs="宋体"/>
+                <w:b w:val="0"/>
+                <w:bCs/>
+              </w:rPr>
+              <w:t>—</w:t>
+            </w:r>
+          </w:p>
+        </w:tc>
+        <w:tc>
+          <w:tcPr>
+            <w:tcW w:w="0" w:type="auto"/>
+            <w:tcMar>
+              <w:left w:w="108" w:type="dxa"/>
+              <w:right w:w="108" w:type="dxa"/>
+            </w:tcMar>
+            <w:vAlign w:val="center"/>
+          </w:tcPr>
+          <w:p>
+            <w:pPr>
+              <w:jc w:val="center"/>
+              <w:rPr>
+                <w:rFonts w:hint="eastAsia" w:ascii="宋体" w:hAnsi="宋体" w:eastAsia="宋体" w:cs="宋体"/>
+                <w:b w:val="0"/>
+                <w:bCs/>
+              </w:rPr>
+            </w:pPr>
+            <w:r>
+              <w:rPr>
+                <w:rFonts w:hint="eastAsia" w:ascii="宋体" w:hAnsi="宋体" w:cs="宋体"/>
+                <w:b w:val="0"/>
+                <w:bCs/>
+                <w:lang w:val="en-US" w:eastAsia="zh-CN"/>
+              </w:rPr>
+              <w:t>√</w:t>
+            </w:r>
+          </w:p>
+        </w:tc>
+      </w:tr>
+      <w:tr>
+        <w:tblPrEx>
+          <w:tblBorders>
+            <w:top w:val="single" w:color="auto" w:sz="4" w:space="0"/>
+            <w:left w:val="single" w:color="auto" w:sz="4" w:space="0"/>
+            <w:bottom w:val="single" w:color="auto" w:sz="4" w:space="0"/>
+            <w:right w:val="single" w:color="auto" w:sz="4" w:space="0"/>
+            <w:insideH w:val="single" w:color="auto" w:sz="4" w:space="0"/>
+            <w:insideV w:val="single" w:color="auto" w:sz="4" w:space="0"/>
+          </w:tblBorders>
+        </w:tblPrEx>
+        <w:tc>
+          <w:tcPr>
+            <w:tcW w:w="1484" w:type="dxa"/>
+            <w:tcMar>
+              <w:left w:w="108" w:type="dxa"/>
+              <w:right w:w="108" w:type="dxa"/>
+            </w:tcMar>
+            <w:vAlign w:val="center"/>
+          </w:tcPr>
+          <w:p>
+            <w:pPr>
+              <w:jc w:val="center"/>
+              <w:rPr>
+                <w:rFonts w:hint="eastAsia" w:ascii="宋体" w:hAnsi="宋体" w:eastAsia="宋体" w:cs="宋体"/>
+                <w:b w:val="0"/>
+                <w:bCs/>
+              </w:rPr>
+            </w:pPr>
+            <w:r>
+              <w:rPr>
+                <w:rFonts w:hint="eastAsia" w:ascii="宋体" w:hAnsi="宋体" w:eastAsia="宋体" w:cs="宋体"/>
+                <w:b w:val="0"/>
+                <w:bCs/>
+              </w:rPr>
+              <w:t>评论管理</w:t>
+            </w:r>
+          </w:p>
+        </w:tc>
+        <w:tc>
+          <w:tcPr>
+            <w:tcW w:w="1284" w:type="dxa"/>
+            <w:tcMar>
+              <w:left w:w="108" w:type="dxa"/>
+              <w:right w:w="108" w:type="dxa"/>
+            </w:tcMar>
+            <w:vAlign w:val="center"/>
+          </w:tcPr>
+          <w:p>
+            <w:pPr>
+              <w:jc w:val="center"/>
+              <w:rPr>
+                <w:rFonts w:hint="eastAsia" w:ascii="宋体" w:hAnsi="宋体" w:eastAsia="宋体" w:cs="宋体"/>
+                <w:b w:val="0"/>
+                <w:bCs/>
+              </w:rPr>
+            </w:pPr>
+            <w:r>
+              <w:rPr>
+                <w:rFonts w:hint="eastAsia" w:ascii="宋体" w:hAnsi="宋体" w:eastAsia="宋体" w:cs="宋体"/>
+                <w:b w:val="0"/>
+                <w:bCs/>
+              </w:rPr>
+              <w:t>—</w:t>
+            </w:r>
+          </w:p>
+        </w:tc>
+        <w:tc>
+          <w:tcPr>
+            <w:tcW w:w="0" w:type="auto"/>
+            <w:tcMar>
+              <w:left w:w="108" w:type="dxa"/>
+              <w:right w:w="108" w:type="dxa"/>
+            </w:tcMar>
+            <w:vAlign w:val="center"/>
+          </w:tcPr>
+          <w:p>
+            <w:pPr>
+              <w:jc w:val="center"/>
+              <w:rPr>
+                <w:rFonts w:hint="eastAsia" w:ascii="宋体" w:hAnsi="宋体" w:eastAsia="宋体" w:cs="宋体"/>
+                <w:b w:val="0"/>
+                <w:bCs/>
+              </w:rPr>
+            </w:pPr>
+            <w:r>
+              <w:rPr>
+                <w:rFonts w:hint="eastAsia" w:ascii="宋体" w:hAnsi="宋体" w:eastAsia="宋体" w:cs="宋体"/>
+                <w:b w:val="0"/>
+                <w:bCs/>
+              </w:rPr>
+              <w:t>—</w:t>
+            </w:r>
+          </w:p>
+        </w:tc>
+        <w:tc>
+          <w:tcPr>
+            <w:tcW w:w="0" w:type="auto"/>
+            <w:tcMar>
+              <w:left w:w="108" w:type="dxa"/>
+              <w:right w:w="108" w:type="dxa"/>
+            </w:tcMar>
+            <w:vAlign w:val="center"/>
+          </w:tcPr>
+          <w:p>
+            <w:pPr>
+              <w:jc w:val="center"/>
+              <w:rPr>
+                <w:rFonts w:hint="eastAsia" w:ascii="宋体" w:hAnsi="宋体" w:eastAsia="宋体" w:cs="宋体"/>
+                <w:b w:val="0"/>
+                <w:bCs/>
+              </w:rPr>
+            </w:pPr>
+            <w:r>
+              <w:rPr>
+                <w:rFonts w:hint="eastAsia" w:ascii="宋体" w:hAnsi="宋体" w:cs="宋体"/>
+                <w:b w:val="0"/>
+                <w:bCs/>
+                <w:lang w:val="en-US" w:eastAsia="zh-CN"/>
+              </w:rPr>
+              <w:t>√</w:t>
+            </w:r>
+          </w:p>
+        </w:tc>
+        <w:tc>
+          <w:tcPr>
+            <w:tcW w:w="0" w:type="auto"/>
+            <w:tcMar>
+              <w:left w:w="108" w:type="dxa"/>
+              <w:right w:w="108" w:type="dxa"/>
+            </w:tcMar>
+            <w:vAlign w:val="center"/>
+          </w:tcPr>
+          <w:p>
+            <w:pPr>
+              <w:jc w:val="center"/>
+              <w:rPr>
+                <w:rFonts w:hint="eastAsia" w:ascii="宋体" w:hAnsi="宋体" w:eastAsia="宋体" w:cs="宋体"/>
+                <w:b w:val="0"/>
+                <w:bCs/>
+              </w:rPr>
+            </w:pPr>
+            <w:r>
+              <w:rPr>
+                <w:rFonts w:hint="eastAsia" w:ascii="宋体" w:hAnsi="宋体" w:cs="宋体"/>
+                <w:b w:val="0"/>
+                <w:bCs/>
+                <w:lang w:val="en-US" w:eastAsia="zh-CN"/>
+              </w:rPr>
+              <w:t>√</w:t>
+            </w:r>
+          </w:p>
+        </w:tc>
+        <w:tc>
+          <w:tcPr>
+            <w:tcW w:w="0" w:type="auto"/>
+            <w:tcMar>
+              <w:left w:w="108" w:type="dxa"/>
+              <w:right w:w="108" w:type="dxa"/>
+            </w:tcMar>
+            <w:vAlign w:val="center"/>
+          </w:tcPr>
+          <w:p>
+            <w:pPr>
+              <w:jc w:val="center"/>
+              <w:rPr>
+                <w:rFonts w:hint="eastAsia" w:ascii="宋体" w:hAnsi="宋体" w:eastAsia="宋体" w:cs="宋体"/>
+                <w:b w:val="0"/>
+                <w:bCs/>
+              </w:rPr>
+            </w:pPr>
+            <w:r>
+              <w:rPr>
+                <w:rFonts w:hint="eastAsia" w:ascii="宋体" w:hAnsi="宋体" w:cs="宋体"/>
+                <w:b w:val="0"/>
+                <w:bCs/>
+                <w:lang w:val="en-US" w:eastAsia="zh-CN"/>
+              </w:rPr>
+              <w:t>√</w:t>
+            </w:r>
+          </w:p>
+        </w:tc>
+      </w:tr>
+      <w:tr>
+        <w:tblPrEx>
+          <w:tblBorders>
+            <w:top w:val="single" w:color="auto" w:sz="4" w:space="0"/>
+            <w:left w:val="single" w:color="auto" w:sz="4" w:space="0"/>
+            <w:bottom w:val="single" w:color="auto" w:sz="4" w:space="0"/>
+            <w:right w:val="single" w:color="auto" w:sz="4" w:space="0"/>
+            <w:insideH w:val="single" w:color="auto" w:sz="4" w:space="0"/>
+            <w:insideV w:val="single" w:color="auto" w:sz="4" w:space="0"/>
+          </w:tblBorders>
+        </w:tblPrEx>
+        <w:tc>
+          <w:tcPr>
+            <w:tcW w:w="1484" w:type="dxa"/>
+            <w:tcMar>
+              <w:left w:w="108" w:type="dxa"/>
+              <w:right w:w="108" w:type="dxa"/>
+            </w:tcMar>
+            <w:vAlign w:val="center"/>
+          </w:tcPr>
+          <w:p>
+            <w:pPr>
+              <w:jc w:val="center"/>
+              <w:rPr>
+                <w:rFonts w:hint="eastAsia" w:ascii="宋体" w:hAnsi="宋体" w:eastAsia="宋体" w:cs="宋体"/>
+                <w:b w:val="0"/>
+                <w:bCs/>
+              </w:rPr>
+            </w:pPr>
+            <w:r>
+              <w:rPr>
+                <w:rFonts w:hint="eastAsia" w:ascii="宋体" w:hAnsi="宋体" w:eastAsia="宋体" w:cs="宋体"/>
+                <w:b w:val="0"/>
+                <w:bCs/>
+              </w:rPr>
+              <w:t>食谱管理</w:t>
+            </w:r>
+          </w:p>
+        </w:tc>
+        <w:tc>
+          <w:tcPr>
+            <w:tcW w:w="1284" w:type="dxa"/>
+            <w:tcMar>
+              <w:left w:w="108" w:type="dxa"/>
+              <w:right w:w="108" w:type="dxa"/>
+            </w:tcMar>
+            <w:vAlign w:val="center"/>
+          </w:tcPr>
+          <w:p>
+            <w:pPr>
+              <w:jc w:val="center"/>
+              <w:rPr>
+                <w:rFonts w:hint="eastAsia" w:ascii="宋体" w:hAnsi="宋体" w:eastAsia="宋体" w:cs="宋体"/>
+                <w:b w:val="0"/>
+                <w:bCs/>
+              </w:rPr>
+            </w:pPr>
+            <w:r>
+              <w:rPr>
+                <w:rFonts w:hint="eastAsia" w:ascii="宋体" w:hAnsi="宋体" w:eastAsia="宋体" w:cs="宋体"/>
+                <w:b w:val="0"/>
+                <w:bCs/>
+              </w:rPr>
+              <w:t>—</w:t>
+            </w:r>
+          </w:p>
+        </w:tc>
+        <w:tc>
+          <w:tcPr>
+            <w:tcW w:w="0" w:type="auto"/>
+            <w:tcMar>
+              <w:left w:w="108" w:type="dxa"/>
+              <w:right w:w="108" w:type="dxa"/>
+            </w:tcMar>
+            <w:vAlign w:val="center"/>
+          </w:tcPr>
+          <w:p>
+            <w:pPr>
+              <w:jc w:val="center"/>
+              <w:rPr>
+                <w:rFonts w:hint="eastAsia" w:ascii="宋体" w:hAnsi="宋体" w:eastAsia="宋体" w:cs="宋体"/>
+                <w:b w:val="0"/>
+                <w:bCs/>
+              </w:rPr>
+            </w:pPr>
+            <w:r>
+              <w:rPr>
+                <w:rFonts w:hint="eastAsia" w:ascii="宋体" w:hAnsi="宋体" w:cs="宋体"/>
+                <w:b w:val="0"/>
+                <w:bCs/>
+                <w:lang w:val="en-US" w:eastAsia="zh-CN"/>
+              </w:rPr>
+              <w:t>√</w:t>
+            </w:r>
+          </w:p>
+        </w:tc>
+        <w:tc>
+          <w:tcPr>
+            <w:tcW w:w="0" w:type="auto"/>
+            <w:tcMar>
+              <w:left w:w="108" w:type="dxa"/>
+              <w:right w:w="108" w:type="dxa"/>
+            </w:tcMar>
+            <w:vAlign w:val="center"/>
+          </w:tcPr>
+          <w:p>
+            <w:pPr>
+              <w:jc w:val="center"/>
+              <w:rPr>
+                <w:rFonts w:hint="eastAsia" w:ascii="宋体" w:hAnsi="宋体" w:eastAsia="宋体" w:cs="宋体"/>
+                <w:b w:val="0"/>
+                <w:bCs/>
+              </w:rPr>
+            </w:pPr>
+            <w:r>
+              <w:rPr>
+                <w:rFonts w:hint="eastAsia" w:ascii="宋体" w:hAnsi="宋体" w:cs="宋体"/>
+                <w:b w:val="0"/>
+                <w:bCs/>
+                <w:lang w:val="en-US" w:eastAsia="zh-CN"/>
+              </w:rPr>
+              <w:t>√</w:t>
+            </w:r>
+          </w:p>
+        </w:tc>
+        <w:tc>
+          <w:tcPr>
+            <w:tcW w:w="0" w:type="auto"/>
+            <w:tcMar>
+              <w:left w:w="108" w:type="dxa"/>
+              <w:right w:w="108" w:type="dxa"/>
+            </w:tcMar>
+            <w:vAlign w:val="center"/>
+          </w:tcPr>
+          <w:p>
+            <w:pPr>
+              <w:jc w:val="center"/>
+              <w:rPr>
+                <w:rFonts w:hint="eastAsia" w:ascii="宋体" w:hAnsi="宋体" w:eastAsia="宋体" w:cs="宋体"/>
+                <w:b w:val="0"/>
+                <w:bCs/>
+              </w:rPr>
+            </w:pPr>
+            <w:r>
+              <w:rPr>
+                <w:rFonts w:hint="eastAsia" w:ascii="宋体" w:hAnsi="宋体" w:cs="宋体"/>
+                <w:b w:val="0"/>
+                <w:bCs/>
+                <w:lang w:val="en-US" w:eastAsia="zh-CN"/>
+              </w:rPr>
+              <w:t>√</w:t>
+            </w:r>
+          </w:p>
+        </w:tc>
+        <w:tc>
+          <w:tcPr>
+            <w:tcW w:w="0" w:type="auto"/>
+            <w:tcMar>
+              <w:left w:w="108" w:type="dxa"/>
+              <w:right w:w="108" w:type="dxa"/>
+            </w:tcMar>
+            <w:vAlign w:val="center"/>
+          </w:tcPr>
+          <w:p>
+            <w:pPr>
+              <w:jc w:val="center"/>
+              <w:rPr>
+                <w:rFonts w:hint="eastAsia" w:ascii="宋体" w:hAnsi="宋体" w:eastAsia="宋体" w:cs="宋体"/>
+                <w:b w:val="0"/>
+                <w:bCs/>
+              </w:rPr>
+            </w:pPr>
+            <w:r>
+              <w:rPr>
+                <w:rFonts w:hint="eastAsia" w:ascii="宋体" w:hAnsi="宋体" w:cs="宋体"/>
+                <w:b w:val="0"/>
+                <w:bCs/>
+                <w:lang w:val="en-US" w:eastAsia="zh-CN"/>
+              </w:rPr>
+              <w:t>√</w:t>
+            </w:r>
+          </w:p>
+        </w:tc>
+      </w:tr>
+    </w:tbl>
+    <w:p>
+      <w:pPr>
+        <w:pStyle w:val="3"/>
+        <w:keepNext/>
+        <w:keepLines/>
+        <w:pageBreakBefore w:val="0"/>
+        <w:widowControl w:val="0"/>
+        <w:kinsoku/>
+        <w:wordWrap/>
+        <w:overflowPunct/>
+        <w:topLinePunct w:val="0"/>
+        <w:autoSpaceDE/>
+        <w:autoSpaceDN/>
+        <w:bidi w:val="0"/>
+        <w:adjustRightInd/>
+        <w:snapToGrid/>
+        <w:spacing w:before="0" w:after="0" w:line="400" w:lineRule="exact"/>
         <w:jc w:val="left"/>
         <w:textAlignment w:val="auto"/>
         <w:rPr>
-          <w:rFonts w:hint="eastAsia" w:ascii="宋体" w:hAnsi="宋体" w:eastAsia="宋体" w:cs="宋体"/>
-          <w:i w:val="0"/>
-          <w:iCs w:val="0"/>
-          <w:caps w:val="0"/>
-          <w:color w:val="4C4F69"/>
-          <w:spacing w:val="0"/>
-          <w:kern w:val="2"/>
-          <w:sz w:val="24"/>
-          <w:szCs w:val="24"/>
-          <w:shd w:val="clear" w:fill="FFFFFF"/>
-          <w:lang w:val="en-US" w:eastAsia="zh-CN" w:bidi="ar-SA"/>
-        </w:rPr>
-      </w:pPr>
-    </w:p>
+          <w:rFonts w:eastAsia="宋体"/>
+          <w:b w:val="0"/>
+          <w:i w:val="0"/>
+          <w:strike w:val="0"/>
+          <w:color w:val="auto"/>
+          <w:sz w:val="28"/>
+          <w:szCs w:val="28"/>
+          <w:u w:val="none"/>
+        </w:rPr>
+      </w:pPr>
+      <w:r>
+        <w:rPr>
+          <w:rFonts w:eastAsia="宋体"/>
+          <w:b w:val="0"/>
+          <w:i w:val="0"/>
+          <w:strike w:val="0"/>
+          <w:color w:val="auto"/>
+          <w:sz w:val="28"/>
+          <w:szCs w:val="28"/>
+          <w:u w:val="none"/>
+        </w:rPr>
+        <w:t>3.9 其他说明</w:t>
+      </w:r>
+    </w:p>
+    <w:p>
+      <w:pPr>
+        <w:keepNext w:val="0"/>
+        <w:keepLines w:val="0"/>
+        <w:pageBreakBefore w:val="0"/>
+        <w:widowControl w:val="0"/>
+        <w:kinsoku/>
+        <w:wordWrap/>
+        <w:overflowPunct/>
+        <w:topLinePunct w:val="0"/>
+        <w:autoSpaceDE/>
+        <w:autoSpaceDN/>
+        <w:bidi w:val="0"/>
+        <w:adjustRightInd/>
+        <w:snapToGrid/>
+        <w:spacing w:line="400" w:lineRule="exact"/>
+        <w:ind w:left="0" w:leftChars="0" w:firstLine="480" w:firstLineChars="200"/>
+        <w:jc w:val="both"/>
+        <w:textAlignment w:val="auto"/>
+        <w:rPr>
+          <w:rFonts w:hint="eastAsia"/>
+          <w:lang w:val="en-US" w:eastAsia="zh-CN"/>
+        </w:rPr>
+      </w:pPr>
+      <w:r>
+        <w:rPr>
+          <w:rFonts w:hint="eastAsia" w:ascii="宋体" w:hAnsi="宋体" w:eastAsia="宋体" w:cs="宋体"/>
+          <w:b w:val="0"/>
+          <w:i w:val="0"/>
+          <w:strike w:val="0"/>
+          <w:color w:val="auto"/>
+          <w:sz w:val="24"/>
+          <w:u w:val="none"/>
+        </w:rPr>
+        <w:t>本系统分为前端项目和后端项目两部分。前端基于Vue.js框架开发，使用Element UI组件库构建页面，通过Vue Router管理路由，使用Axios发送HTTP请求与后端通信。后端基于SpringBoot框架开发，采用MyBatis作为ORM框架进行数据库操作，使用JWT实现身份认证与权限控制。数据库选用MySQL，部署于服务器端。前端和后端通过RESTful API接口进行数据交互，真正实现了前后端应用的解耦合[1]。</w:t>
+      </w:r>
+    </w:p>
+    <w:p>
+      <w:pPr>
+        <w:jc w:val="center"/>
+        <w:rPr>
+          <w:rFonts w:hint="eastAsia" w:ascii="宋体" w:hAnsi="宋体" w:eastAsia="宋体" w:cs="宋体"/>
+          <w:b w:val="0"/>
+          <w:bCs w:val="0"/>
+        </w:rPr>
+      </w:pPr>
+    </w:p>
+    <w:p>
+      <w:pPr>
+        <w:jc w:val="center"/>
+      </w:pPr>
+    </w:p>
+    <w:p/>
+    <w:p>
+      <w:pPr>
+        <w:jc w:val="center"/>
+        <w:rPr>
+          <w:b w:val="0"/>
+          <w:bCs w:val="0"/>
+        </w:rPr>
+      </w:pPr>
+    </w:p>
+    <w:p/>
+    <w:p>
+      <w:pPr>
+        <w:jc w:val="left"/>
+        <w:rPr>
+          <w:rFonts w:hint="eastAsia" w:ascii="宋体" w:hAnsi="宋体" w:eastAsia="宋体" w:cs="宋体"/>
+          <w:b w:val="0"/>
+          <w:bCs/>
+        </w:rPr>
+      </w:pPr>
+    </w:p>
+    <w:p/>
+    <w:p/>
+    <w:p>
+      <w:pPr>
+        <w:jc w:val="left"/>
+        <w:rPr>
+          <w:b w:val="0"/>
+          <w:bCs w:val="0"/>
+        </w:rPr>
+      </w:pPr>
+    </w:p>
+    <w:p/>
     <w:p>
       <w:pPr>
         <w:pStyle w:val="7"/>
@@ -5441,6 +9595,196 @@
           <w:lang w:val="en-US" w:eastAsia="zh-CN" w:bidi="ar"/>
         </w:rPr>
       </w:pPr>
+    </w:p>
+    <w:p>
+      <w:pPr>
+        <w:pStyle w:val="7"/>
+        <w:keepNext w:val="0"/>
+        <w:keepLines w:val="0"/>
+        <w:pageBreakBefore w:val="0"/>
+        <w:widowControl/>
+        <w:suppressLineNumbers w:val="0"/>
+        <w:kinsoku/>
+        <w:wordWrap/>
+        <w:overflowPunct/>
+        <w:topLinePunct w:val="0"/>
+        <w:autoSpaceDE/>
+        <w:autoSpaceDN/>
+        <w:bidi w:val="0"/>
+        <w:adjustRightInd/>
+        <w:snapToGrid/>
+        <w:spacing w:before="625" w:beforeLines="200" w:beforeAutospacing="0" w:after="625" w:afterLines="200" w:afterAutospacing="0" w:line="240" w:lineRule="auto"/>
+        <w:ind w:left="0" w:leftChars="0" w:right="0" w:firstLine="0"/>
+        <w:jc w:val="both"/>
+        <w:textAlignment w:val="auto"/>
+        <w:rPr>
+          <w:rFonts w:hint="eastAsia" w:ascii="黑体" w:hAnsi="宋体" w:eastAsia="黑体" w:cs="黑体"/>
+          <w:i w:val="0"/>
+          <w:iCs w:val="0"/>
+          <w:caps w:val="0"/>
+          <w:color w:val="000000"/>
+          <w:spacing w:val="0"/>
+          <w:kern w:val="0"/>
+          <w:sz w:val="32"/>
+          <w:szCs w:val="32"/>
+          <w:shd w:val="clear" w:fill="FFFFFF"/>
+          <w:lang w:val="en-US" w:eastAsia="zh-CN" w:bidi="ar"/>
+        </w:rPr>
+      </w:pPr>
+    </w:p>
+    <w:p>
+      <w:pPr>
+        <w:pStyle w:val="7"/>
+        <w:keepNext w:val="0"/>
+        <w:keepLines w:val="0"/>
+        <w:pageBreakBefore w:val="0"/>
+        <w:widowControl/>
+        <w:suppressLineNumbers w:val="0"/>
+        <w:kinsoku/>
+        <w:wordWrap/>
+        <w:overflowPunct/>
+        <w:topLinePunct w:val="0"/>
+        <w:autoSpaceDE/>
+        <w:autoSpaceDN/>
+        <w:bidi w:val="0"/>
+        <w:adjustRightInd/>
+        <w:snapToGrid/>
+        <w:spacing w:before="625" w:beforeLines="200" w:beforeAutospacing="0" w:after="625" w:afterLines="200" w:afterAutospacing="0" w:line="240" w:lineRule="auto"/>
+        <w:ind w:left="0" w:leftChars="0" w:right="0" w:firstLine="0"/>
+        <w:jc w:val="both"/>
+        <w:textAlignment w:val="auto"/>
+        <w:rPr>
+          <w:rFonts w:hint="eastAsia" w:ascii="黑体" w:hAnsi="宋体" w:eastAsia="黑体" w:cs="黑体"/>
+          <w:i w:val="0"/>
+          <w:iCs w:val="0"/>
+          <w:caps w:val="0"/>
+          <w:color w:val="000000"/>
+          <w:spacing w:val="0"/>
+          <w:kern w:val="0"/>
+          <w:sz w:val="32"/>
+          <w:szCs w:val="32"/>
+          <w:shd w:val="clear" w:fill="FFFFFF"/>
+          <w:lang w:val="en-US" w:eastAsia="zh-CN" w:bidi="ar"/>
+        </w:rPr>
+      </w:pPr>
+    </w:p>
+    <w:p>
+      <w:pPr>
+        <w:pStyle w:val="7"/>
+        <w:keepNext w:val="0"/>
+        <w:keepLines w:val="0"/>
+        <w:pageBreakBefore w:val="0"/>
+        <w:widowControl/>
+        <w:suppressLineNumbers w:val="0"/>
+        <w:kinsoku/>
+        <w:wordWrap/>
+        <w:overflowPunct/>
+        <w:topLinePunct w:val="0"/>
+        <w:autoSpaceDE/>
+        <w:autoSpaceDN/>
+        <w:bidi w:val="0"/>
+        <w:adjustRightInd/>
+        <w:snapToGrid/>
+        <w:spacing w:before="625" w:beforeLines="200" w:beforeAutospacing="0" w:after="625" w:afterLines="200" w:afterAutospacing="0" w:line="240" w:lineRule="auto"/>
+        <w:ind w:left="0" w:leftChars="0" w:right="0" w:firstLine="0"/>
+        <w:jc w:val="both"/>
+        <w:textAlignment w:val="auto"/>
+        <w:rPr>
+          <w:rFonts w:hint="eastAsia" w:ascii="黑体" w:hAnsi="宋体" w:eastAsia="黑体" w:cs="黑体"/>
+          <w:i w:val="0"/>
+          <w:iCs w:val="0"/>
+          <w:caps w:val="0"/>
+          <w:color w:val="000000"/>
+          <w:spacing w:val="0"/>
+          <w:kern w:val="0"/>
+          <w:sz w:val="32"/>
+          <w:szCs w:val="32"/>
+          <w:shd w:val="clear" w:fill="FFFFFF"/>
+          <w:lang w:val="en-US" w:eastAsia="zh-CN" w:bidi="ar"/>
+        </w:rPr>
+      </w:pPr>
+    </w:p>
+    <w:p>
+      <w:pPr>
+        <w:pStyle w:val="2"/>
+        <w:keepNext/>
+        <w:keepLines/>
+        <w:pageBreakBefore w:val="0"/>
+        <w:widowControl w:val="0"/>
+        <w:kinsoku/>
+        <w:wordWrap/>
+        <w:overflowPunct/>
+        <w:topLinePunct w:val="0"/>
+        <w:autoSpaceDE/>
+        <w:autoSpaceDN/>
+        <w:bidi w:val="0"/>
+        <w:adjustRightInd/>
+        <w:snapToGrid/>
+        <w:spacing w:before="625" w:beforeLines="200" w:after="625" w:afterLines="200" w:line="240" w:lineRule="auto"/>
+        <w:jc w:val="center"/>
+        <w:textAlignment w:val="auto"/>
+        <w:rPr>
+          <w:rFonts w:hint="eastAsia" w:ascii="黑体" w:hAnsi="黑体" w:eastAsia="黑体" w:cs="黑体"/>
+          <w:lang w:val="en-US" w:eastAsia="zh-CN"/>
+        </w:rPr>
+      </w:pPr>
+      <w:bookmarkStart w:id="1" w:name="_GoBack"/>
+      <w:r>
+        <w:rPr>
+          <w:rFonts w:hint="eastAsia" w:ascii="黑体" w:hAnsi="黑体" w:eastAsia="黑体" w:cs="黑体"/>
+          <w:lang w:val="en-US" w:eastAsia="zh-CN"/>
+        </w:rPr>
+        <w:t>4 系统设计</w:t>
+      </w:r>
+    </w:p>
+    <w:bookmarkEnd w:id="1"/>
+    <w:p>
+      <w:pPr>
+        <w:keepNext w:val="0"/>
+        <w:keepLines w:val="0"/>
+        <w:pageBreakBefore w:val="0"/>
+        <w:widowControl w:val="0"/>
+        <w:kinsoku/>
+        <w:wordWrap/>
+        <w:overflowPunct/>
+        <w:topLinePunct w:val="0"/>
+        <w:autoSpaceDE/>
+        <w:autoSpaceDN/>
+        <w:bidi w:val="0"/>
+        <w:adjustRightInd/>
+        <w:snapToGrid/>
+        <w:spacing w:line="400" w:lineRule="exact"/>
+        <w:ind w:left="0" w:leftChars="0" w:firstLine="480" w:firstLineChars="200"/>
+        <w:jc w:val="both"/>
+        <w:textAlignment w:val="auto"/>
+        <w:rPr>
+          <w:rFonts w:hint="eastAsia" w:ascii="Times New Roman" w:hAnsi="Times New Roman" w:eastAsia="宋体" w:cs="Times New Roman"/>
+          <w:b w:val="0"/>
+          <w:i w:val="0"/>
+          <w:strike w:val="0"/>
+          <w:color w:val="auto"/>
+          <w:kern w:val="2"/>
+          <w:sz w:val="24"/>
+          <w:szCs w:val="24"/>
+          <w:u w:val="none"/>
+          <w:lang w:val="en-US" w:eastAsia="zh-CN" w:bidi="ar-SA"/>
+        </w:rPr>
+      </w:pPr>
+      <w:r>
+        <w:rPr>
+          <w:rFonts w:hint="eastAsia" w:ascii="宋体" w:hAnsi="宋体" w:eastAsia="宋体" w:cs="宋体"/>
+          <w:b w:val="0"/>
+          <w:i w:val="0"/>
+          <w:strike w:val="0"/>
+          <w:color w:val="auto"/>
+          <w:kern w:val="2"/>
+          <w:sz w:val="24"/>
+          <w:szCs w:val="24"/>
+          <w:u w:val="none"/>
+          <w:lang w:val="en-US" w:eastAsia="zh-CN" w:bidi="ar-SA"/>
+        </w:rPr>
+        <w:t>本章将对个人健康管理系统进行详细的系统设计，主要包括数据库设计和接口设计两部分。系统采用MySQL作为数据存储引擎，通过RESTful风格的API接口实现前后端数据交互。</w:t>
+      </w:r>
     </w:p>
     <w:p>
       <w:pPr>
@@ -5770,8 +10114,23 @@
       <w:lvlJc w:val="left"/>
     </w:lvl>
   </w:abstractNum>
+  <w:abstractNum w:abstractNumId="1">
+    <w:nsid w:val="2652C037"/>
+    <w:multiLevelType w:val="singleLevel"/>
+    <w:tmpl w:val="2652C037"/>
+    <w:lvl w:ilvl="0" w:tentative="0">
+      <w:start w:val="3"/>
+      <w:numFmt w:val="decimal"/>
+      <w:suff w:val="space"/>
+      <w:lvlText w:val="第%1章"/>
+      <w:lvlJc w:val="left"/>
+    </w:lvl>
+  </w:abstractNum>
   <w:num w:numId="1">
     <w:abstractNumId w:val="0"/>
+  </w:num>
+  <w:num w:numId="2">
+    <w:abstractNumId w:val="1"/>
   </w:num>
 </w:numbering>
 </file>
@@ -5806,7 +10165,7 @@
     <w:lsdException w:unhideWhenUsed="0" w:uiPriority="0" w:semiHidden="0" w:name="index 7"/>
     <w:lsdException w:unhideWhenUsed="0" w:uiPriority="0" w:semiHidden="0" w:name="index 8"/>
     <w:lsdException w:unhideWhenUsed="0" w:uiPriority="0" w:semiHidden="0" w:name="index 9"/>
-    <w:lsdException w:unhideWhenUsed="0" w:uiPriority="0" w:semiHidden="0" w:name="toc 1"/>
+    <w:lsdException w:qFormat="1" w:unhideWhenUsed="0" w:uiPriority="0" w:semiHidden="0" w:name="toc 1"/>
     <w:lsdException w:unhideWhenUsed="0" w:uiPriority="0" w:semiHidden="0" w:name="toc 2"/>
     <w:lsdException w:unhideWhenUsed="0" w:uiPriority="0" w:semiHidden="0" w:name="toc 3"/>
     <w:lsdException w:unhideWhenUsed="0" w:uiPriority="0" w:semiHidden="0" w:name="toc 4"/>
@@ -5879,7 +10238,7 @@
     <w:lsdException w:unhideWhenUsed="0" w:uiPriority="0" w:semiHidden="0" w:name="Document Map"/>
     <w:lsdException w:unhideWhenUsed="0" w:uiPriority="0" w:semiHidden="0" w:name="Plain Text"/>
     <w:lsdException w:unhideWhenUsed="0" w:uiPriority="0" w:semiHidden="0" w:name="E-mail Signature"/>
-    <w:lsdException w:unhideWhenUsed="0" w:uiPriority="0" w:semiHidden="0" w:name="Normal (Web)"/>
+    <w:lsdException w:qFormat="1" w:unhideWhenUsed="0" w:uiPriority="0" w:semiHidden="0" w:name="Normal (Web)"/>
     <w:lsdException w:unhideWhenUsed="0" w:uiPriority="0" w:semiHidden="0" w:name="HTML Acronym"/>
     <w:lsdException w:unhideWhenUsed="0" w:uiPriority="0" w:semiHidden="0" w:name="HTML Address"/>
     <w:lsdException w:unhideWhenUsed="0" w:uiPriority="0" w:semiHidden="0" w:name="HTML Cite"/>
@@ -6061,13 +10420,13 @@
     <w:pPr>
       <w:keepNext/>
       <w:keepLines/>
-      <w:spacing w:before="340" w:beforeLines="0" w:beforeAutospacing="0" w:after="330" w:afterLines="0" w:afterAutospacing="0" w:line="576" w:lineRule="auto"/>
+      <w:spacing w:before="340" w:beforeLines="0" w:after="330" w:afterLines="0" w:line="576" w:lineRule="auto"/>
       <w:outlineLvl w:val="0"/>
     </w:pPr>
     <w:rPr>
-      <w:b/>
+      <w:rFonts w:eastAsia="黑体"/>
       <w:kern w:val="44"/>
-      <w:sz w:val="44"/>
+      <w:sz w:val="32"/>
     </w:rPr>
   </w:style>
   <w:style w:type="paragraph" w:styleId="3">
@@ -6085,8 +10444,7 @@
     </w:pPr>
     <w:rPr>
       <w:rFonts w:ascii="Arial" w:hAnsi="Arial" w:eastAsia="黑体"/>
-      <w:b/>
-      <w:sz w:val="32"/>
+      <w:sz w:val="28"/>
     </w:rPr>
   </w:style>
   <w:style w:type="character" w:default="1" w:styleId="9">
@@ -6153,11 +10511,13 @@
     <w:name w:val="toc 1"/>
     <w:basedOn w:val="1"/>
     <w:next w:val="1"/>
+    <w:qFormat/>
     <w:uiPriority w:val="0"/>
   </w:style>
   <w:style w:type="paragraph" w:styleId="7">
     <w:name w:val="Normal (Web)"/>
     <w:basedOn w:val="1"/>
+    <w:qFormat/>
     <w:uiPriority w:val="0"/>
     <w:pPr>
       <w:spacing w:before="0" w:beforeAutospacing="1" w:after="0" w:afterAutospacing="1"/>
